--- a/USP71 OOS P1 template.docx
+++ b/USP71 OOS P1 template.docx
@@ -254,6 +254,7 @@
                 <w:szCs w:val="22"/>
               </w:rPr>
             </w:pPr>
+            <w:bookmarkStart w:id="0" w:name="OLE_LINK25"/>
             <w:proofErr w:type="gramStart"/>
             <w:r>
               <w:rPr>
@@ -315,6 +316,7 @@
               <w:t>}</w:t>
             </w:r>
           </w:p>
+          <w:bookmarkEnd w:id="0"/>
           <w:p>
             <w:pPr>
               <w:outlineLvl w:val="0"/>
@@ -369,6 +371,7 @@
                 <w:szCs w:val="22"/>
               </w:rPr>
             </w:pPr>
+            <w:bookmarkStart w:id="1" w:name="OLE_LINK24"/>
             <w:proofErr w:type="gramStart"/>
             <w:r>
               <w:rPr>
@@ -430,6 +433,7 @@
               <w:t>}</w:t>
             </w:r>
           </w:p>
+          <w:bookmarkEnd w:id="1"/>
           <w:p>
             <w:pPr>
               <w:outlineLvl w:val="0"/>
@@ -601,7 +605,7 @@
                 <w:szCs w:val="22"/>
               </w:rPr>
             </w:pPr>
-            <w:bookmarkStart w:id="0" w:name="OLE_LINK5"/>
+            <w:bookmarkStart w:id="2" w:name="OLE_LINK5"/>
             <w:r>
               <w:rPr>
                 <w:rFonts w:ascii="Times New Roman" w:eastAsiaTheme="minorEastAsia" w:hAnsi="Times New Roman" w:hint="eastAsia"/>
@@ -621,7 +625,7 @@
               </w:rPr>
               <w:t xml:space="preserve"> Sterility</w:t>
             </w:r>
-            <w:bookmarkEnd w:id="0"/>
+            <w:bookmarkEnd w:id="2"/>
             <w:r>
               <w:rPr>
                 <w:rFonts w:ascii="Times New Roman" w:hAnsi="Times New Roman"/>
@@ -2192,7 +2196,7 @@
                 </w:ffData>
               </w:fldChar>
             </w:r>
-            <w:bookmarkStart w:id="1" w:name="Check1"/>
+            <w:bookmarkStart w:id="3" w:name="Check1"/>
             <w:r>
               <w:rPr>
                 <w:rFonts w:ascii="Times New Roman" w:hAnsi="Times New Roman"/>
@@ -2228,7 +2232,7 @@
               </w:rPr>
               <w:fldChar w:fldCharType="end"/>
             </w:r>
-            <w:bookmarkEnd w:id="1"/>
+            <w:bookmarkEnd w:id="3"/>
             <w:r>
               <w:rPr>
                 <w:rFonts w:ascii="Times New Roman" w:hAnsi="Times New Roman"/>
@@ -4110,7 +4114,7 @@
                 <w:szCs w:val="22"/>
               </w:rPr>
             </w:pPr>
-            <w:bookmarkStart w:id="2" w:name="OLE_LINK14"/>
+            <w:bookmarkStart w:id="4" w:name="OLE_LINK14"/>
             <w:r>
               <w:rPr>
                 <w:rFonts w:ascii="Times New Roman" w:hAnsi="Times New Roman"/>
@@ -4135,7 +4139,7 @@
               </w:rPr>
               <w:t xml:space="preserve"> analysts are trained and qualified by quality to perform the test.</w:t>
             </w:r>
-            <w:bookmarkEnd w:id="2"/>
+            <w:bookmarkEnd w:id="4"/>
           </w:p>
         </w:tc>
       </w:tr>
@@ -7639,7 +7643,24 @@
                 <w:sz w:val="22"/>
                 <w:szCs w:val="22"/>
               </w:rPr>
-              <w:t>smart_scan_id</w:t>
+              <w:t>smart_</w:t>
+            </w:r>
+            <w:r>
+              <w:rPr>
+                <w:rFonts w:ascii="Times New Roman" w:eastAsiaTheme="minorEastAsia" w:hAnsi="Times New Roman" w:hint="eastAsia"/>
+                <w:sz w:val="22"/>
+                <w:szCs w:val="22"/>
+                <w:lang w:eastAsia="zh-CN"/>
+              </w:rPr>
+              <w:t>bsc</w:t>
+            </w:r>
+            <w:r>
+              <w:rPr>
+                <w:rFonts w:ascii="Times New Roman" w:hAnsi="Times New Roman"/>
+                <w:sz w:val="22"/>
+                <w:szCs w:val="22"/>
+              </w:rPr>
+              <w:t>_id</w:t>
             </w:r>
             <w:proofErr w:type="spellEnd"/>
             <w:r>
@@ -21578,10 +21599,6 @@
 </file>
 
 <file path=customXml/item1.xml><?xml version="1.0" encoding="utf-8"?>
-<b:Sources xmlns:b="http://schemas.openxmlformats.org/officeDocument/2006/bibliography" xmlns="http://schemas.openxmlformats.org/officeDocument/2006/bibliography" SelectedStyle="\APA.XSL" StyleName="APA"/>
-</file>
-
-<file path=customXml/item2.xml><?xml version="1.0" encoding="utf-8"?>
 <?mso-contentType ?>
 <FormTemplates xmlns="http://schemas.microsoft.com/sharepoint/v3/contenttype/forms">
   <Display>DocumentLibraryForm</Display>
@@ -21590,13 +21607,11 @@
 </FormTemplates>
 </file>
 
-<file path=customXml/item3.xml><?xml version="1.0" encoding="utf-8"?>
-<p:properties xmlns:p="http://schemas.microsoft.com/office/2006/metadata/properties" xmlns:xsi="http://www.w3.org/2001/XMLSchema-instance" xmlns:pc="http://schemas.microsoft.com/office/infopath/2007/PartnerControls">
-  <documentManagement/>
-</p:properties>
+<file path=customXml/item2.xml><?xml version="1.0" encoding="utf-8"?>
+<b:Sources xmlns:b="http://schemas.openxmlformats.org/officeDocument/2006/bibliography" xmlns="http://schemas.openxmlformats.org/officeDocument/2006/bibliography" SelectedStyle="\APA.XSL" StyleName="APA"/>
 </file>
 
-<file path=customXml/item4.xml><?xml version="1.0" encoding="utf-8"?>
+<file path=customXml/item3.xml><?xml version="1.0" encoding="utf-8"?>
 <ct:contentTypeSchema xmlns:ct="http://schemas.microsoft.com/office/2006/metadata/contentType" xmlns:ma="http://schemas.microsoft.com/office/2006/metadata/properties/metaAttributes" ct:_="" ma:_="" ma:contentTypeName="Document" ma:contentTypeID="0x010100FB737B7133867847B545A083BFAC78EF" ma:contentTypeVersion="12" ma:contentTypeDescription="Create a new document." ma:contentTypeScope="" ma:versionID="3a7982f5d2373b82eed64d91a9f1640e">
   <xsd:schema xmlns:xsd="http://www.w3.org/2001/XMLSchema" xmlns:xs="http://www.w3.org/2001/XMLSchema" xmlns:p="http://schemas.microsoft.com/office/2006/metadata/properties" xmlns:ns2="77e63d64-5ec0-4c26-bf73-c24d6b7abddf" xmlns:ns3="005d0a5f-c6b0-470f-85f2-ee975d36b3d6" targetNamespace="http://schemas.microsoft.com/office/2006/metadata/properties" ma:root="true" ma:fieldsID="2763948d00d98a9e1e6be9e3b1352800" ns2:_="" ns3:_="">
     <xsd:import namespace="77e63d64-5ec0-4c26-bf73-c24d6b7abddf"/>
@@ -21813,7 +21828,21 @@
 </ct:contentTypeSchema>
 </file>
 
+<file path=customXml/item4.xml><?xml version="1.0" encoding="utf-8"?>
+<p:properties xmlns:p="http://schemas.microsoft.com/office/2006/metadata/properties" xmlns:xsi="http://www.w3.org/2001/XMLSchema-instance" xmlns:pc="http://schemas.microsoft.com/office/infopath/2007/PartnerControls">
+  <documentManagement/>
+</p:properties>
+</file>
+
 <file path=customXml/itemProps1.xml><?xml version="1.0" encoding="utf-8"?>
+<ds:datastoreItem xmlns:ds="http://schemas.openxmlformats.org/officeDocument/2006/customXml" ds:itemID="{E711A312-DD48-45F6-BA88-B896F55D6DB7}">
+  <ds:schemaRefs>
+    <ds:schemaRef ds:uri="http://schemas.microsoft.com/sharepoint/v3/contenttype/forms"/>
+  </ds:schemaRefs>
+</ds:datastoreItem>
+</file>
+
+<file path=customXml/itemProps2.xml><?xml version="1.0" encoding="utf-8"?>
 <ds:datastoreItem xmlns:ds="http://schemas.openxmlformats.org/officeDocument/2006/customXml" ds:itemID="{308E1B35-0FAF-4A78-BEF3-82256463C83E}">
   <ds:schemaRefs>
     <ds:schemaRef ds:uri="http://schemas.openxmlformats.org/officeDocument/2006/bibliography"/>
@@ -21821,24 +21850,7 @@
 </ds:datastoreItem>
 </file>
 
-<file path=customXml/itemProps2.xml><?xml version="1.0" encoding="utf-8"?>
-<ds:datastoreItem xmlns:ds="http://schemas.openxmlformats.org/officeDocument/2006/customXml" ds:itemID="{E711A312-DD48-45F6-BA88-B896F55D6DB7}">
-  <ds:schemaRefs>
-    <ds:schemaRef ds:uri="http://schemas.microsoft.com/sharepoint/v3/contenttype/forms"/>
-  </ds:schemaRefs>
-</ds:datastoreItem>
-</file>
-
 <file path=customXml/itemProps3.xml><?xml version="1.0" encoding="utf-8"?>
-<ds:datastoreItem xmlns:ds="http://schemas.openxmlformats.org/officeDocument/2006/customXml" ds:itemID="{DD86B631-EF59-42E0-AFBB-4D6A49D52145}">
-  <ds:schemaRefs>
-    <ds:schemaRef ds:uri="http://schemas.microsoft.com/office/2006/metadata/properties"/>
-    <ds:schemaRef ds:uri="http://schemas.microsoft.com/office/infopath/2007/PartnerControls"/>
-  </ds:schemaRefs>
-</ds:datastoreItem>
-</file>
-
-<file path=customXml/itemProps4.xml><?xml version="1.0" encoding="utf-8"?>
 <ds:datastoreItem xmlns:ds="http://schemas.openxmlformats.org/officeDocument/2006/customXml" ds:itemID="{F69EE333-7533-4C7F-8CBF-50CC15A694A4}">
   <ds:schemaRefs>
     <ds:schemaRef ds:uri="http://schemas.microsoft.com/office/2006/metadata/contentType"/>
@@ -21855,4 +21867,13 @@
     <ds:schemaRef ds:uri="http://schemas.microsoft.com/internal/obd"/>
   </ds:schemaRefs>
 </ds:datastoreItem>
+</file>
+
+<file path=customXml/itemProps4.xml><?xml version="1.0" encoding="utf-8"?>
+<ds:datastoreItem xmlns:ds="http://schemas.openxmlformats.org/officeDocument/2006/customXml" ds:itemID="{DD86B631-EF59-42E0-AFBB-4D6A49D52145}">
+  <ds:schemaRefs>
+    <ds:schemaRef ds:uri="http://schemas.microsoft.com/office/2006/metadata/properties"/>
+    <ds:schemaRef ds:uri="http://schemas.microsoft.com/office/infopath/2007/PartnerControls"/>
+  </ds:schemaRefs>
+</ds:datastoreItem>
 </file>
--- a/USP71 OOS P1 template.docx
+++ b/USP71 OOS P1 template.docx
@@ -777,6 +777,7 @@
                 <w:szCs w:val="22"/>
               </w:rPr>
             </w:pPr>
+            <w:bookmarkStart w:id="3" w:name="OLE_LINK26"/>
             <w:proofErr w:type="gramStart"/>
             <w:r>
               <w:rPr>
@@ -858,6 +859,7 @@
               <w:t>}</w:t>
             </w:r>
           </w:p>
+          <w:bookmarkEnd w:id="3"/>
           <w:p>
             <w:pPr>
               <w:rPr>
@@ -2196,7 +2198,7 @@
                 </w:ffData>
               </w:fldChar>
             </w:r>
-            <w:bookmarkStart w:id="3" w:name="Check1"/>
+            <w:bookmarkStart w:id="4" w:name="Check1"/>
             <w:r>
               <w:rPr>
                 <w:rFonts w:ascii="Times New Roman" w:hAnsi="Times New Roman"/>
@@ -2232,7 +2234,7 @@
               </w:rPr>
               <w:fldChar w:fldCharType="end"/>
             </w:r>
-            <w:bookmarkEnd w:id="3"/>
+            <w:bookmarkEnd w:id="4"/>
             <w:r>
               <w:rPr>
                 <w:rFonts w:ascii="Times New Roman" w:hAnsi="Times New Roman"/>
@@ -4114,7 +4116,7 @@
                 <w:szCs w:val="22"/>
               </w:rPr>
             </w:pPr>
-            <w:bookmarkStart w:id="4" w:name="OLE_LINK14"/>
+            <w:bookmarkStart w:id="5" w:name="OLE_LINK14"/>
             <w:r>
               <w:rPr>
                 <w:rFonts w:ascii="Times New Roman" w:hAnsi="Times New Roman"/>
@@ -4139,7 +4141,7 @@
               </w:rPr>
               <w:t xml:space="preserve"> analysts are trained and qualified by quality to perform the test.</w:t>
             </w:r>
-            <w:bookmarkEnd w:id="4"/>
+            <w:bookmarkEnd w:id="5"/>
           </w:p>
         </w:tc>
       </w:tr>
@@ -21599,19 +21601,6 @@
 </file>
 
 <file path=customXml/item1.xml><?xml version="1.0" encoding="utf-8"?>
-<?mso-contentType ?>
-<FormTemplates xmlns="http://schemas.microsoft.com/sharepoint/v3/contenttype/forms">
-  <Display>DocumentLibraryForm</Display>
-  <Edit>DocumentLibraryForm</Edit>
-  <New>DocumentLibraryForm</New>
-</FormTemplates>
-</file>
-
-<file path=customXml/item2.xml><?xml version="1.0" encoding="utf-8"?>
-<b:Sources xmlns:b="http://schemas.openxmlformats.org/officeDocument/2006/bibliography" xmlns="http://schemas.openxmlformats.org/officeDocument/2006/bibliography" SelectedStyle="\APA.XSL" StyleName="APA"/>
-</file>
-
-<file path=customXml/item3.xml><?xml version="1.0" encoding="utf-8"?>
 <ct:contentTypeSchema xmlns:ct="http://schemas.microsoft.com/office/2006/metadata/contentType" xmlns:ma="http://schemas.microsoft.com/office/2006/metadata/properties/metaAttributes" ct:_="" ma:_="" ma:contentTypeName="Document" ma:contentTypeID="0x010100FB737B7133867847B545A083BFAC78EF" ma:contentTypeVersion="12" ma:contentTypeDescription="Create a new document." ma:contentTypeScope="" ma:versionID="3a7982f5d2373b82eed64d91a9f1640e">
   <xsd:schema xmlns:xsd="http://www.w3.org/2001/XMLSchema" xmlns:xs="http://www.w3.org/2001/XMLSchema" xmlns:p="http://schemas.microsoft.com/office/2006/metadata/properties" xmlns:ns2="77e63d64-5ec0-4c26-bf73-c24d6b7abddf" xmlns:ns3="005d0a5f-c6b0-470f-85f2-ee975d36b3d6" targetNamespace="http://schemas.microsoft.com/office/2006/metadata/properties" ma:root="true" ma:fieldsID="2763948d00d98a9e1e6be9e3b1352800" ns2:_="" ns3:_="">
     <xsd:import namespace="77e63d64-5ec0-4c26-bf73-c24d6b7abddf"/>
@@ -21828,6 +21817,19 @@
 </ct:contentTypeSchema>
 </file>
 
+<file path=customXml/item2.xml><?xml version="1.0" encoding="utf-8"?>
+<b:Sources xmlns:b="http://schemas.openxmlformats.org/officeDocument/2006/bibliography" xmlns="http://schemas.openxmlformats.org/officeDocument/2006/bibliography" SelectedStyle="\APA.XSL" StyleName="APA"/>
+</file>
+
+<file path=customXml/item3.xml><?xml version="1.0" encoding="utf-8"?>
+<?mso-contentType ?>
+<FormTemplates xmlns="http://schemas.microsoft.com/sharepoint/v3/contenttype/forms">
+  <Display>DocumentLibraryForm</Display>
+  <Edit>DocumentLibraryForm</Edit>
+  <New>DocumentLibraryForm</New>
+</FormTemplates>
+</file>
+
 <file path=customXml/item4.xml><?xml version="1.0" encoding="utf-8"?>
 <p:properties xmlns:p="http://schemas.microsoft.com/office/2006/metadata/properties" xmlns:xsi="http://www.w3.org/2001/XMLSchema-instance" xmlns:pc="http://schemas.microsoft.com/office/infopath/2007/PartnerControls">
   <documentManagement/>
@@ -21835,22 +21837,6 @@
 </file>
 
 <file path=customXml/itemProps1.xml><?xml version="1.0" encoding="utf-8"?>
-<ds:datastoreItem xmlns:ds="http://schemas.openxmlformats.org/officeDocument/2006/customXml" ds:itemID="{E711A312-DD48-45F6-BA88-B896F55D6DB7}">
-  <ds:schemaRefs>
-    <ds:schemaRef ds:uri="http://schemas.microsoft.com/sharepoint/v3/contenttype/forms"/>
-  </ds:schemaRefs>
-</ds:datastoreItem>
-</file>
-
-<file path=customXml/itemProps2.xml><?xml version="1.0" encoding="utf-8"?>
-<ds:datastoreItem xmlns:ds="http://schemas.openxmlformats.org/officeDocument/2006/customXml" ds:itemID="{308E1B35-0FAF-4A78-BEF3-82256463C83E}">
-  <ds:schemaRefs>
-    <ds:schemaRef ds:uri="http://schemas.openxmlformats.org/officeDocument/2006/bibliography"/>
-  </ds:schemaRefs>
-</ds:datastoreItem>
-</file>
-
-<file path=customXml/itemProps3.xml><?xml version="1.0" encoding="utf-8"?>
 <ds:datastoreItem xmlns:ds="http://schemas.openxmlformats.org/officeDocument/2006/customXml" ds:itemID="{F69EE333-7533-4C7F-8CBF-50CC15A694A4}">
   <ds:schemaRefs>
     <ds:schemaRef ds:uri="http://schemas.microsoft.com/office/2006/metadata/contentType"/>
@@ -21869,6 +21855,22 @@
 </ds:datastoreItem>
 </file>
 
+<file path=customXml/itemProps2.xml><?xml version="1.0" encoding="utf-8"?>
+<ds:datastoreItem xmlns:ds="http://schemas.openxmlformats.org/officeDocument/2006/customXml" ds:itemID="{308E1B35-0FAF-4A78-BEF3-82256463C83E}">
+  <ds:schemaRefs>
+    <ds:schemaRef ds:uri="http://schemas.openxmlformats.org/officeDocument/2006/bibliography"/>
+  </ds:schemaRefs>
+</ds:datastoreItem>
+</file>
+
+<file path=customXml/itemProps3.xml><?xml version="1.0" encoding="utf-8"?>
+<ds:datastoreItem xmlns:ds="http://schemas.openxmlformats.org/officeDocument/2006/customXml" ds:itemID="{E711A312-DD48-45F6-BA88-B896F55D6DB7}">
+  <ds:schemaRefs>
+    <ds:schemaRef ds:uri="http://schemas.microsoft.com/sharepoint/v3/contenttype/forms"/>
+  </ds:schemaRefs>
+</ds:datastoreItem>
+</file>
+
 <file path=customXml/itemProps4.xml><?xml version="1.0" encoding="utf-8"?>
 <ds:datastoreItem xmlns:ds="http://schemas.openxmlformats.org/officeDocument/2006/customXml" ds:itemID="{DD86B631-EF59-42E0-AFBB-4D6A49D52145}">
   <ds:schemaRefs>

--- a/USP71 OOS P1 template.docx
+++ b/USP71 OOS P1 template.docx
@@ -170,45 +170,14 @@
                 <w:szCs w:val="22"/>
               </w:rPr>
             </w:pPr>
-            <w:proofErr w:type="gramStart"/>
-            <w:r>
-              <w:rPr>
-                <w:rFonts w:ascii="Times New Roman" w:hAnsi="Times New Roman"/>
-                <w:bCs/>
-                <w:sz w:val="22"/>
-                <w:szCs w:val="22"/>
-              </w:rPr>
-              <w:t xml:space="preserve">{{ </w:t>
-            </w:r>
-            <w:proofErr w:type="spellStart"/>
-            <w:r>
-              <w:rPr>
-                <w:rFonts w:ascii="Times New Roman" w:hAnsi="Times New Roman"/>
-                <w:bCs/>
-                <w:sz w:val="22"/>
-                <w:szCs w:val="22"/>
-              </w:rPr>
-              <w:t>analyst</w:t>
-            </w:r>
-            <w:proofErr w:type="gramEnd"/>
-            <w:r>
-              <w:rPr>
-                <w:rFonts w:ascii="Times New Roman" w:hAnsi="Times New Roman"/>
-                <w:bCs/>
-                <w:sz w:val="22"/>
-                <w:szCs w:val="22"/>
-              </w:rPr>
-              <w:t>_signature</w:t>
-            </w:r>
-            <w:proofErr w:type="spellEnd"/>
-            <w:r>
-              <w:rPr>
-                <w:rFonts w:ascii="Times New Roman" w:hAnsi="Times New Roman"/>
-                <w:bCs/>
-                <w:sz w:val="22"/>
-                <w:szCs w:val="22"/>
-              </w:rPr>
-              <w:t xml:space="preserve"> }}</w:t>
+            <w:r>
+              <w:rPr>
+                <w:rFonts w:ascii="Times New Roman" w:hAnsi="Times New Roman"/>
+                <w:bCs/>
+                <w:sz w:val="22"/>
+                <w:szCs w:val="22"/>
+              </w:rPr>
+              <w:t>{{ analyst_signature }}</w:t>
             </w:r>
           </w:p>
         </w:tc>
@@ -255,7 +224,6 @@
               </w:rPr>
             </w:pPr>
             <w:bookmarkStart w:id="0" w:name="OLE_LINK25"/>
-            <w:proofErr w:type="gramStart"/>
             <w:r>
               <w:rPr>
                 <w:rFonts w:ascii="Times New Roman" w:hAnsi="Times New Roman"/>
@@ -265,7 +233,6 @@
               </w:rPr>
               <w:t xml:space="preserve">{{ </w:t>
             </w:r>
-            <w:proofErr w:type="spellStart"/>
             <w:r>
               <w:rPr>
                 <w:rFonts w:ascii="Times New Roman" w:hAnsi="Times New Roman"/>
@@ -275,45 +242,14 @@
               </w:rPr>
               <w:t>process</w:t>
             </w:r>
-            <w:proofErr w:type="gramEnd"/>
-            <w:r>
-              <w:rPr>
-                <w:rFonts w:ascii="Times New Roman" w:hAnsi="Times New Roman"/>
-                <w:bCs/>
-                <w:sz w:val="22"/>
-                <w:szCs w:val="22"/>
-              </w:rPr>
-              <w:t>_</w:t>
-            </w:r>
-            <w:proofErr w:type="gramStart"/>
-            <w:r>
-              <w:rPr>
-                <w:rFonts w:ascii="Times New Roman" w:hAnsi="Times New Roman"/>
-                <w:bCs/>
-                <w:sz w:val="22"/>
-                <w:szCs w:val="22"/>
-              </w:rPr>
-              <w:t>date</w:t>
-            </w:r>
-            <w:proofErr w:type="spellEnd"/>
-            <w:r>
-              <w:rPr>
-                <w:rFonts w:ascii="Times New Roman" w:hAnsi="Times New Roman"/>
-                <w:bCs/>
-                <w:sz w:val="22"/>
-                <w:szCs w:val="22"/>
-              </w:rPr>
-              <w:t xml:space="preserve"> }</w:t>
-            </w:r>
-            <w:proofErr w:type="gramEnd"/>
-            <w:r>
-              <w:rPr>
-                <w:rFonts w:ascii="Times New Roman" w:hAnsi="Times New Roman"/>
-                <w:bCs/>
-                <w:sz w:val="22"/>
-                <w:szCs w:val="22"/>
-              </w:rPr>
-              <w:t>}</w:t>
+            <w:r>
+              <w:rPr>
+                <w:rFonts w:ascii="Times New Roman" w:hAnsi="Times New Roman"/>
+                <w:bCs/>
+                <w:sz w:val="22"/>
+                <w:szCs w:val="22"/>
+              </w:rPr>
+              <w:t>_date }}</w:t>
             </w:r>
           </w:p>
           <w:bookmarkEnd w:id="0"/>
@@ -372,65 +308,14 @@
               </w:rPr>
             </w:pPr>
             <w:bookmarkStart w:id="1" w:name="OLE_LINK24"/>
-            <w:proofErr w:type="gramStart"/>
-            <w:r>
-              <w:rPr>
-                <w:rFonts w:ascii="Times New Roman" w:hAnsi="Times New Roman"/>
-                <w:bCs/>
-                <w:sz w:val="22"/>
-                <w:szCs w:val="22"/>
-              </w:rPr>
-              <w:t xml:space="preserve">{{ </w:t>
-            </w:r>
-            <w:proofErr w:type="spellStart"/>
-            <w:r>
-              <w:rPr>
-                <w:rFonts w:ascii="Times New Roman" w:hAnsi="Times New Roman"/>
-                <w:bCs/>
-                <w:sz w:val="22"/>
-                <w:szCs w:val="22"/>
-              </w:rPr>
-              <w:t>test</w:t>
-            </w:r>
-            <w:proofErr w:type="gramEnd"/>
-            <w:r>
-              <w:rPr>
-                <w:rFonts w:ascii="Times New Roman" w:hAnsi="Times New Roman"/>
-                <w:bCs/>
-                <w:sz w:val="22"/>
-                <w:szCs w:val="22"/>
-              </w:rPr>
-              <w:t>_</w:t>
-            </w:r>
-            <w:proofErr w:type="gramStart"/>
-            <w:r>
-              <w:rPr>
-                <w:rFonts w:ascii="Times New Roman" w:hAnsi="Times New Roman"/>
-                <w:bCs/>
-                <w:sz w:val="22"/>
-                <w:szCs w:val="22"/>
-              </w:rPr>
-              <w:t>date</w:t>
-            </w:r>
-            <w:proofErr w:type="spellEnd"/>
-            <w:r>
-              <w:rPr>
-                <w:rFonts w:ascii="Times New Roman" w:hAnsi="Times New Roman"/>
-                <w:bCs/>
-                <w:sz w:val="22"/>
-                <w:szCs w:val="22"/>
-              </w:rPr>
-              <w:t xml:space="preserve"> }</w:t>
-            </w:r>
-            <w:proofErr w:type="gramEnd"/>
-            <w:r>
-              <w:rPr>
-                <w:rFonts w:ascii="Times New Roman" w:hAnsi="Times New Roman"/>
-                <w:bCs/>
-                <w:sz w:val="22"/>
-                <w:szCs w:val="22"/>
-              </w:rPr>
-              <w:t>}</w:t>
+            <w:r>
+              <w:rPr>
+                <w:rFonts w:ascii="Times New Roman" w:hAnsi="Times New Roman"/>
+                <w:bCs/>
+                <w:sz w:val="22"/>
+                <w:szCs w:val="22"/>
+              </w:rPr>
+              <w:t>{{ test_date }}</w:t>
             </w:r>
           </w:p>
           <w:bookmarkEnd w:id="1"/>
@@ -491,65 +376,14 @@
                 <w:szCs w:val="22"/>
               </w:rPr>
             </w:pPr>
-            <w:proofErr w:type="gramStart"/>
-            <w:r>
-              <w:rPr>
-                <w:rFonts w:ascii="Times New Roman" w:hAnsi="Times New Roman"/>
-                <w:bCs/>
-                <w:sz w:val="22"/>
-                <w:szCs w:val="22"/>
-              </w:rPr>
-              <w:t xml:space="preserve">{{ </w:t>
-            </w:r>
-            <w:proofErr w:type="spellStart"/>
-            <w:r>
-              <w:rPr>
-                <w:rFonts w:ascii="Times New Roman" w:hAnsi="Times New Roman"/>
-                <w:bCs/>
-                <w:sz w:val="22"/>
-                <w:szCs w:val="22"/>
-              </w:rPr>
-              <w:t>test</w:t>
-            </w:r>
-            <w:proofErr w:type="gramEnd"/>
-            <w:r>
-              <w:rPr>
-                <w:rFonts w:ascii="Times New Roman" w:hAnsi="Times New Roman"/>
-                <w:bCs/>
-                <w:sz w:val="22"/>
-                <w:szCs w:val="22"/>
-              </w:rPr>
-              <w:t>_</w:t>
-            </w:r>
-            <w:proofErr w:type="gramStart"/>
-            <w:r>
-              <w:rPr>
-                <w:rFonts w:ascii="Times New Roman" w:hAnsi="Times New Roman"/>
-                <w:bCs/>
-                <w:sz w:val="22"/>
-                <w:szCs w:val="22"/>
-              </w:rPr>
-              <w:t>date</w:t>
-            </w:r>
-            <w:proofErr w:type="spellEnd"/>
-            <w:r>
-              <w:rPr>
-                <w:rFonts w:ascii="Times New Roman" w:hAnsi="Times New Roman"/>
-                <w:bCs/>
-                <w:sz w:val="22"/>
-                <w:szCs w:val="22"/>
-              </w:rPr>
-              <w:t xml:space="preserve"> }</w:t>
-            </w:r>
-            <w:proofErr w:type="gramEnd"/>
-            <w:r>
-              <w:rPr>
-                <w:rFonts w:ascii="Times New Roman" w:hAnsi="Times New Roman"/>
-                <w:bCs/>
-                <w:sz w:val="22"/>
-                <w:szCs w:val="22"/>
-              </w:rPr>
-              <w:t>}</w:t>
+            <w:r>
+              <w:rPr>
+                <w:rFonts w:ascii="Times New Roman" w:hAnsi="Times New Roman"/>
+                <w:bCs/>
+                <w:sz w:val="22"/>
+                <w:szCs w:val="22"/>
+              </w:rPr>
+              <w:t>{{ test_date }}</w:t>
             </w:r>
           </w:p>
           <w:p>
@@ -688,45 +522,14 @@
                 <w:lang w:eastAsia="zh-CN"/>
               </w:rPr>
             </w:pPr>
-            <w:proofErr w:type="gramStart"/>
-            <w:r>
-              <w:rPr>
-                <w:rFonts w:ascii="Times New Roman" w:hAnsi="Times New Roman"/>
-                <w:bCs/>
-                <w:sz w:val="22"/>
-                <w:szCs w:val="22"/>
-              </w:rPr>
-              <w:t xml:space="preserve">{{ </w:t>
-            </w:r>
-            <w:proofErr w:type="spellStart"/>
-            <w:r>
-              <w:rPr>
-                <w:rFonts w:ascii="Times New Roman" w:hAnsi="Times New Roman"/>
-                <w:bCs/>
-                <w:sz w:val="22"/>
-                <w:szCs w:val="22"/>
-              </w:rPr>
-              <w:t>report</w:t>
-            </w:r>
-            <w:proofErr w:type="gramEnd"/>
-            <w:r>
-              <w:rPr>
-                <w:rFonts w:ascii="Times New Roman" w:hAnsi="Times New Roman"/>
-                <w:bCs/>
-                <w:sz w:val="22"/>
-                <w:szCs w:val="22"/>
-              </w:rPr>
-              <w:t>_header</w:t>
-            </w:r>
-            <w:proofErr w:type="spellEnd"/>
-            <w:r>
-              <w:rPr>
-                <w:rFonts w:ascii="Times New Roman" w:hAnsi="Times New Roman"/>
-                <w:bCs/>
-                <w:sz w:val="22"/>
-                <w:szCs w:val="22"/>
-              </w:rPr>
-              <w:t xml:space="preserve"> }}</w:t>
+            <w:r>
+              <w:rPr>
+                <w:rFonts w:ascii="Times New Roman" w:hAnsi="Times New Roman"/>
+                <w:bCs/>
+                <w:sz w:val="22"/>
+                <w:szCs w:val="22"/>
+              </w:rPr>
+              <w:t>{{ report_header }}</w:t>
             </w:r>
           </w:p>
         </w:tc>
@@ -778,7 +581,6 @@
               </w:rPr>
             </w:pPr>
             <w:bookmarkStart w:id="3" w:name="OLE_LINK26"/>
-            <w:proofErr w:type="gramStart"/>
             <w:r>
               <w:rPr>
                 <w:rFonts w:ascii="Times New Roman" w:hAnsi="Times New Roman"/>
@@ -798,37 +600,15 @@
               </w:rPr>
               <w:t xml:space="preserve"> </w:t>
             </w:r>
-            <w:proofErr w:type="spellStart"/>
-            <w:r>
-              <w:rPr>
-                <w:rFonts w:ascii="Times New Roman" w:hAnsi="Times New Roman"/>
-                <w:bCs/>
-                <w:sz w:val="22"/>
-                <w:szCs w:val="22"/>
-              </w:rPr>
-              <w:t>smart</w:t>
-            </w:r>
-            <w:proofErr w:type="gramEnd"/>
-            <w:r>
-              <w:rPr>
-                <w:rFonts w:ascii="Times New Roman" w:hAnsi="Times New Roman"/>
-                <w:bCs/>
-                <w:sz w:val="22"/>
-                <w:szCs w:val="22"/>
-              </w:rPr>
-              <w:t>_personnel_</w:t>
-            </w:r>
-            <w:proofErr w:type="gramStart"/>
-            <w:r>
-              <w:rPr>
-                <w:rFonts w:ascii="Times New Roman" w:hAnsi="Times New Roman"/>
-                <w:bCs/>
-                <w:sz w:val="22"/>
-                <w:szCs w:val="22"/>
-              </w:rPr>
-              <w:t>block</w:t>
-            </w:r>
-            <w:proofErr w:type="spellEnd"/>
+            <w:r>
+              <w:rPr>
+                <w:rFonts w:ascii="Times New Roman" w:hAnsi="Times New Roman"/>
+                <w:bCs/>
+                <w:sz w:val="22"/>
+                <w:szCs w:val="22"/>
+              </w:rPr>
+              <w:t>smart_personnel_block</w:t>
+            </w:r>
             <w:r>
               <w:rPr>
                 <w:rFonts w:ascii="Times New Roman" w:eastAsiaTheme="minorEastAsia" w:hAnsi="Times New Roman" w:hint="eastAsia"/>
@@ -846,17 +626,7 @@
                 <w:sz w:val="22"/>
                 <w:szCs w:val="22"/>
               </w:rPr>
-              <w:t>}</w:t>
-            </w:r>
-            <w:proofErr w:type="gramEnd"/>
-            <w:r>
-              <w:rPr>
-                <w:rFonts w:ascii="Times New Roman" w:hAnsi="Times New Roman"/>
-                <w:bCs/>
-                <w:sz w:val="22"/>
-                <w:szCs w:val="22"/>
-              </w:rPr>
-              <w:t>}</w:t>
+              <w:t>}}</w:t>
             </w:r>
           </w:p>
           <w:bookmarkEnd w:id="3"/>
@@ -913,45 +683,14 @@
                 <w:szCs w:val="22"/>
               </w:rPr>
             </w:pPr>
-            <w:proofErr w:type="gramStart"/>
-            <w:r>
-              <w:rPr>
-                <w:rFonts w:ascii="Times New Roman" w:hAnsi="Times New Roman"/>
-                <w:bCs/>
-                <w:sz w:val="22"/>
-                <w:szCs w:val="22"/>
-              </w:rPr>
-              <w:t xml:space="preserve">{{ </w:t>
-            </w:r>
-            <w:proofErr w:type="spellStart"/>
-            <w:r>
-              <w:rPr>
-                <w:rFonts w:ascii="Times New Roman" w:hAnsi="Times New Roman"/>
-                <w:bCs/>
-                <w:sz w:val="22"/>
-                <w:szCs w:val="22"/>
-              </w:rPr>
-              <w:t>sample</w:t>
-            </w:r>
-            <w:proofErr w:type="gramEnd"/>
-            <w:r>
-              <w:rPr>
-                <w:rFonts w:ascii="Times New Roman" w:hAnsi="Times New Roman"/>
-                <w:bCs/>
-                <w:sz w:val="22"/>
-                <w:szCs w:val="22"/>
-              </w:rPr>
-              <w:t>_name</w:t>
-            </w:r>
-            <w:proofErr w:type="spellEnd"/>
-            <w:r>
-              <w:rPr>
-                <w:rFonts w:ascii="Times New Roman" w:hAnsi="Times New Roman"/>
-                <w:bCs/>
-                <w:sz w:val="22"/>
-                <w:szCs w:val="22"/>
-              </w:rPr>
-              <w:t xml:space="preserve"> }}</w:t>
+            <w:r>
+              <w:rPr>
+                <w:rFonts w:ascii="Times New Roman" w:hAnsi="Times New Roman"/>
+                <w:bCs/>
+                <w:sz w:val="22"/>
+                <w:szCs w:val="22"/>
+              </w:rPr>
+              <w:t>{{ sample_name }}</w:t>
             </w:r>
           </w:p>
         </w:tc>
@@ -999,45 +738,14 @@
                 <w:szCs w:val="22"/>
               </w:rPr>
             </w:pPr>
-            <w:proofErr w:type="gramStart"/>
-            <w:r>
-              <w:rPr>
-                <w:rFonts w:ascii="Times New Roman" w:hAnsi="Times New Roman"/>
-                <w:bCs/>
-                <w:sz w:val="22"/>
-                <w:szCs w:val="22"/>
-              </w:rPr>
-              <w:t xml:space="preserve">{{ </w:t>
-            </w:r>
-            <w:proofErr w:type="spellStart"/>
-            <w:r>
-              <w:rPr>
-                <w:rFonts w:ascii="Times New Roman" w:hAnsi="Times New Roman"/>
-                <w:bCs/>
-                <w:sz w:val="22"/>
-                <w:szCs w:val="22"/>
-              </w:rPr>
-              <w:t>lot</w:t>
-            </w:r>
-            <w:proofErr w:type="gramEnd"/>
-            <w:r>
-              <w:rPr>
-                <w:rFonts w:ascii="Times New Roman" w:hAnsi="Times New Roman"/>
-                <w:bCs/>
-                <w:sz w:val="22"/>
-                <w:szCs w:val="22"/>
-              </w:rPr>
-              <w:t>_number</w:t>
-            </w:r>
-            <w:proofErr w:type="spellEnd"/>
-            <w:r>
-              <w:rPr>
-                <w:rFonts w:ascii="Times New Roman" w:hAnsi="Times New Roman"/>
-                <w:bCs/>
-                <w:sz w:val="22"/>
-                <w:szCs w:val="22"/>
-              </w:rPr>
-              <w:t xml:space="preserve"> }}</w:t>
+            <w:r>
+              <w:rPr>
+                <w:rFonts w:ascii="Times New Roman" w:hAnsi="Times New Roman"/>
+                <w:bCs/>
+                <w:sz w:val="22"/>
+                <w:szCs w:val="22"/>
+              </w:rPr>
+              <w:t>{{ lot_number }}</w:t>
             </w:r>
           </w:p>
         </w:tc>
@@ -1124,45 +832,14 @@
                 <w:szCs w:val="22"/>
               </w:rPr>
             </w:pPr>
-            <w:proofErr w:type="gramStart"/>
-            <w:r>
-              <w:rPr>
-                <w:rFonts w:ascii="Times New Roman" w:hAnsi="Times New Roman"/>
-                <w:bCs/>
-                <w:sz w:val="22"/>
-                <w:szCs w:val="22"/>
-              </w:rPr>
-              <w:t xml:space="preserve">{{ </w:t>
-            </w:r>
-            <w:proofErr w:type="spellStart"/>
-            <w:r>
-              <w:rPr>
-                <w:rFonts w:ascii="Times New Roman" w:hAnsi="Times New Roman"/>
-                <w:bCs/>
-                <w:sz w:val="22"/>
-                <w:szCs w:val="22"/>
-              </w:rPr>
-              <w:t>dosage</w:t>
-            </w:r>
-            <w:proofErr w:type="gramEnd"/>
-            <w:r>
-              <w:rPr>
-                <w:rFonts w:ascii="Times New Roman" w:hAnsi="Times New Roman"/>
-                <w:bCs/>
-                <w:sz w:val="22"/>
-                <w:szCs w:val="22"/>
-              </w:rPr>
-              <w:t>_form</w:t>
-            </w:r>
-            <w:proofErr w:type="spellEnd"/>
-            <w:r>
-              <w:rPr>
-                <w:rFonts w:ascii="Times New Roman" w:hAnsi="Times New Roman"/>
-                <w:bCs/>
-                <w:sz w:val="22"/>
-                <w:szCs w:val="22"/>
-              </w:rPr>
-              <w:t>}}</w:t>
+            <w:r>
+              <w:rPr>
+                <w:rFonts w:ascii="Times New Roman" w:hAnsi="Times New Roman"/>
+                <w:bCs/>
+                <w:sz w:val="22"/>
+                <w:szCs w:val="22"/>
+              </w:rPr>
+              <w:t>{{ dosage_form}}</w:t>
             </w:r>
           </w:p>
         </w:tc>
@@ -1270,45 +947,14 @@
                 <w:shd w:val="clear" w:color="auto" w:fill="FFFFFF"/>
               </w:rPr>
             </w:pPr>
-            <w:proofErr w:type="gramStart"/>
-            <w:r>
-              <w:rPr>
-                <w:rFonts w:ascii="Times New Roman" w:hAnsi="Times New Roman"/>
-                <w:bCs/>
-                <w:sz w:val="22"/>
-                <w:szCs w:val="22"/>
-              </w:rPr>
-              <w:t xml:space="preserve">{{ </w:t>
-            </w:r>
-            <w:proofErr w:type="spellStart"/>
-            <w:r>
-              <w:rPr>
-                <w:rFonts w:ascii="Times New Roman" w:hAnsi="Times New Roman"/>
-                <w:bCs/>
-                <w:sz w:val="22"/>
-                <w:szCs w:val="22"/>
-              </w:rPr>
-              <w:t>smart</w:t>
-            </w:r>
-            <w:proofErr w:type="gramEnd"/>
-            <w:r>
-              <w:rPr>
-                <w:rFonts w:ascii="Times New Roman" w:hAnsi="Times New Roman"/>
-                <w:bCs/>
-                <w:sz w:val="22"/>
-                <w:szCs w:val="22"/>
-              </w:rPr>
-              <w:t>_incident_opening</w:t>
-            </w:r>
-            <w:proofErr w:type="spellEnd"/>
-            <w:r>
-              <w:rPr>
-                <w:rFonts w:ascii="Times New Roman" w:hAnsi="Times New Roman"/>
-                <w:bCs/>
-                <w:sz w:val="22"/>
-                <w:szCs w:val="22"/>
-              </w:rPr>
-              <w:t xml:space="preserve"> }}</w:t>
+            <w:r>
+              <w:rPr>
+                <w:rFonts w:ascii="Times New Roman" w:hAnsi="Times New Roman"/>
+                <w:bCs/>
+                <w:sz w:val="22"/>
+                <w:szCs w:val="22"/>
+              </w:rPr>
+              <w:t>{{ smart_incident_opening }}</w:t>
             </w:r>
           </w:p>
         </w:tc>
@@ -1592,19 +1238,8 @@
                 <w:sz w:val="22"/>
                 <w:szCs w:val="22"/>
               </w:rPr>
-              <w:t xml:space="preserve">SOP / Test </w:t>
-            </w:r>
-            <w:proofErr w:type="gramStart"/>
-            <w:r>
-              <w:rPr>
-                <w:rFonts w:ascii="Times New Roman" w:hAnsi="Times New Roman"/>
-                <w:bCs/>
-                <w:sz w:val="22"/>
-                <w:szCs w:val="22"/>
-              </w:rPr>
-              <w:t>Method #:</w:t>
-            </w:r>
-            <w:proofErr w:type="gramEnd"/>
+              <w:t>SOP / Test Method #:</w:t>
+            </w:r>
           </w:p>
           <w:p>
             <w:pPr>
@@ -2034,65 +1669,14 @@
                 <w:szCs w:val="22"/>
               </w:rPr>
             </w:pPr>
-            <w:proofErr w:type="gramStart"/>
-            <w:r>
-              <w:rPr>
-                <w:rFonts w:ascii="Times New Roman" w:hAnsi="Times New Roman"/>
-                <w:bCs/>
-                <w:sz w:val="22"/>
-                <w:szCs w:val="22"/>
-              </w:rPr>
-              <w:t xml:space="preserve">{{ </w:t>
-            </w:r>
-            <w:proofErr w:type="spellStart"/>
-            <w:r>
-              <w:rPr>
-                <w:rFonts w:ascii="Times New Roman" w:hAnsi="Times New Roman"/>
-                <w:bCs/>
-                <w:sz w:val="22"/>
-                <w:szCs w:val="22"/>
-              </w:rPr>
-              <w:t>test</w:t>
-            </w:r>
-            <w:proofErr w:type="gramEnd"/>
-            <w:r>
-              <w:rPr>
-                <w:rFonts w:ascii="Times New Roman" w:hAnsi="Times New Roman"/>
-                <w:bCs/>
-                <w:sz w:val="22"/>
-                <w:szCs w:val="22"/>
-              </w:rPr>
-              <w:t>_</w:t>
-            </w:r>
-            <w:proofErr w:type="gramStart"/>
-            <w:r>
-              <w:rPr>
-                <w:rFonts w:ascii="Times New Roman" w:hAnsi="Times New Roman"/>
-                <w:bCs/>
-                <w:sz w:val="22"/>
-                <w:szCs w:val="22"/>
-              </w:rPr>
-              <w:t>date</w:t>
-            </w:r>
-            <w:proofErr w:type="spellEnd"/>
-            <w:r>
-              <w:rPr>
-                <w:rFonts w:ascii="Times New Roman" w:hAnsi="Times New Roman"/>
-                <w:bCs/>
-                <w:sz w:val="22"/>
-                <w:szCs w:val="22"/>
-              </w:rPr>
-              <w:t xml:space="preserve"> }</w:t>
-            </w:r>
-            <w:proofErr w:type="gramEnd"/>
-            <w:r>
-              <w:rPr>
-                <w:rFonts w:ascii="Times New Roman" w:hAnsi="Times New Roman"/>
-                <w:bCs/>
-                <w:sz w:val="22"/>
-                <w:szCs w:val="22"/>
-              </w:rPr>
-              <w:t>}</w:t>
+            <w:r>
+              <w:rPr>
+                <w:rFonts w:ascii="Times New Roman" w:hAnsi="Times New Roman"/>
+                <w:bCs/>
+                <w:sz w:val="22"/>
+                <w:szCs w:val="22"/>
+              </w:rPr>
+              <w:t>{{ test_date }}</w:t>
             </w:r>
           </w:p>
           <w:p>
@@ -2664,41 +2248,13 @@
                 <w:szCs w:val="22"/>
               </w:rPr>
             </w:pPr>
-            <w:proofErr w:type="gramStart"/>
-            <w:r>
-              <w:rPr>
-                <w:rFonts w:ascii="Times New Roman" w:hAnsi="Times New Roman"/>
-                <w:sz w:val="22"/>
-                <w:szCs w:val="22"/>
-              </w:rPr>
-              <w:t xml:space="preserve">{{ </w:t>
-            </w:r>
-            <w:proofErr w:type="spellStart"/>
-            <w:r>
-              <w:rPr>
-                <w:rFonts w:ascii="Times New Roman" w:hAnsi="Times New Roman"/>
-                <w:sz w:val="22"/>
-                <w:szCs w:val="22"/>
-              </w:rPr>
-              <w:t>smart</w:t>
-            </w:r>
-            <w:proofErr w:type="gramEnd"/>
-            <w:r>
-              <w:rPr>
-                <w:rFonts w:ascii="Times New Roman" w:hAnsi="Times New Roman"/>
-                <w:sz w:val="22"/>
-                <w:szCs w:val="22"/>
-              </w:rPr>
-              <w:t>_comment_interview</w:t>
-            </w:r>
-            <w:proofErr w:type="spellEnd"/>
-            <w:r>
-              <w:rPr>
-                <w:rFonts w:ascii="Times New Roman" w:hAnsi="Times New Roman"/>
-                <w:sz w:val="22"/>
-                <w:szCs w:val="22"/>
-              </w:rPr>
-              <w:t xml:space="preserve"> }}</w:t>
+            <w:r>
+              <w:rPr>
+                <w:rFonts w:ascii="Times New Roman" w:hAnsi="Times New Roman"/>
+                <w:sz w:val="22"/>
+                <w:szCs w:val="22"/>
+              </w:rPr>
+              <w:t>{{ smart_comment_interview }}</w:t>
             </w:r>
           </w:p>
         </w:tc>
@@ -2947,45 +2503,14 @@
                 <w:szCs w:val="22"/>
               </w:rPr>
             </w:pPr>
-            <w:proofErr w:type="gramStart"/>
-            <w:r>
-              <w:rPr>
-                <w:rFonts w:ascii="Times New Roman" w:hAnsi="Times New Roman"/>
-                <w:bCs/>
-                <w:sz w:val="22"/>
-                <w:szCs w:val="22"/>
-              </w:rPr>
-              <w:t xml:space="preserve">{{ </w:t>
-            </w:r>
-            <w:proofErr w:type="spellStart"/>
-            <w:r>
-              <w:rPr>
-                <w:rFonts w:ascii="Times New Roman" w:hAnsi="Times New Roman"/>
-                <w:bCs/>
-                <w:sz w:val="22"/>
-                <w:szCs w:val="22"/>
-              </w:rPr>
-              <w:t>smart</w:t>
-            </w:r>
-            <w:proofErr w:type="gramEnd"/>
-            <w:r>
-              <w:rPr>
-                <w:rFonts w:ascii="Times New Roman" w:hAnsi="Times New Roman"/>
-                <w:bCs/>
-                <w:sz w:val="22"/>
-                <w:szCs w:val="22"/>
-              </w:rPr>
-              <w:t>_comment_samples</w:t>
-            </w:r>
-            <w:proofErr w:type="spellEnd"/>
-            <w:r>
-              <w:rPr>
-                <w:rFonts w:ascii="Times New Roman" w:hAnsi="Times New Roman"/>
-                <w:bCs/>
-                <w:sz w:val="22"/>
-                <w:szCs w:val="22"/>
-              </w:rPr>
-              <w:t xml:space="preserve"> }}</w:t>
+            <w:r>
+              <w:rPr>
+                <w:rFonts w:ascii="Times New Roman" w:hAnsi="Times New Roman"/>
+                <w:bCs/>
+                <w:sz w:val="22"/>
+                <w:szCs w:val="22"/>
+              </w:rPr>
+              <w:t>{{ smart_comment_samples }}</w:t>
             </w:r>
           </w:p>
         </w:tc>
@@ -3581,25 +3106,7 @@
                 <w:sz w:val="22"/>
                 <w:szCs w:val="22"/>
               </w:rPr>
-              <w:t xml:space="preserve">Are the Test Result Records Attached &amp; Calculations </w:t>
-            </w:r>
-            <w:proofErr w:type="gramStart"/>
-            <w:r>
-              <w:rPr>
-                <w:rFonts w:ascii="Times New Roman" w:hAnsi="Times New Roman"/>
-                <w:sz w:val="22"/>
-                <w:szCs w:val="22"/>
-              </w:rPr>
-              <w:t>Verified</w:t>
-            </w:r>
-            <w:proofErr w:type="gramEnd"/>
-            <w:r>
-              <w:rPr>
-                <w:rFonts w:ascii="Times New Roman" w:hAnsi="Times New Roman"/>
-                <w:sz w:val="22"/>
-                <w:szCs w:val="22"/>
-              </w:rPr>
-              <w:t xml:space="preserve"> and Correct?</w:t>
+              <w:t>Are the Test Result Records Attached &amp; Calculations Verified and Correct?</w:t>
             </w:r>
           </w:p>
         </w:tc>
@@ -3817,41 +3324,13 @@
                 <w:szCs w:val="22"/>
               </w:rPr>
             </w:pPr>
-            <w:proofErr w:type="gramStart"/>
-            <w:r>
-              <w:rPr>
-                <w:rFonts w:ascii="Times New Roman" w:hAnsi="Times New Roman"/>
-                <w:sz w:val="22"/>
-                <w:szCs w:val="22"/>
-              </w:rPr>
-              <w:t xml:space="preserve">{{ </w:t>
-            </w:r>
-            <w:proofErr w:type="spellStart"/>
-            <w:r>
-              <w:rPr>
-                <w:rFonts w:ascii="Times New Roman" w:hAnsi="Times New Roman"/>
-                <w:sz w:val="22"/>
-                <w:szCs w:val="22"/>
-              </w:rPr>
-              <w:t>smart</w:t>
-            </w:r>
-            <w:proofErr w:type="gramEnd"/>
-            <w:r>
-              <w:rPr>
-                <w:rFonts w:ascii="Times New Roman" w:hAnsi="Times New Roman"/>
-                <w:sz w:val="22"/>
-                <w:szCs w:val="22"/>
-              </w:rPr>
-              <w:t>_comment_records</w:t>
-            </w:r>
-            <w:proofErr w:type="spellEnd"/>
-            <w:r>
-              <w:rPr>
-                <w:rFonts w:ascii="Times New Roman" w:hAnsi="Times New Roman"/>
-                <w:sz w:val="22"/>
-                <w:szCs w:val="22"/>
-              </w:rPr>
-              <w:t xml:space="preserve"> }}</w:t>
+            <w:r>
+              <w:rPr>
+                <w:rFonts w:ascii="Times New Roman" w:hAnsi="Times New Roman"/>
+                <w:sz w:val="22"/>
+                <w:szCs w:val="22"/>
+              </w:rPr>
+              <w:t>{{ smart_comment_records }}</w:t>
             </w:r>
           </w:p>
         </w:tc>
@@ -4425,25 +3904,7 @@
                 <w:sz w:val="22"/>
                 <w:szCs w:val="22"/>
               </w:rPr>
-              <w:t xml:space="preserve">Does the processing method/ </w:t>
-            </w:r>
-            <w:proofErr w:type="gramStart"/>
-            <w:r>
-              <w:rPr>
-                <w:rFonts w:ascii="Times New Roman" w:hAnsi="Times New Roman"/>
-                <w:sz w:val="22"/>
-                <w:szCs w:val="22"/>
-              </w:rPr>
-              <w:t>method set</w:t>
-            </w:r>
-            <w:proofErr w:type="gramEnd"/>
-            <w:r>
-              <w:rPr>
-                <w:rFonts w:ascii="Times New Roman" w:hAnsi="Times New Roman"/>
-                <w:sz w:val="22"/>
-                <w:szCs w:val="22"/>
-              </w:rPr>
-              <w:t xml:space="preserve"> conform to the required specification?</w:t>
+              <w:t>Does the processing method/ method set conform to the required specification?</w:t>
             </w:r>
           </w:p>
         </w:tc>
@@ -4916,41 +4377,13 @@
                 <w:szCs w:val="22"/>
               </w:rPr>
             </w:pPr>
-            <w:proofErr w:type="gramStart"/>
-            <w:r>
-              <w:rPr>
-                <w:rFonts w:ascii="Times New Roman" w:hAnsi="Times New Roman"/>
-                <w:sz w:val="22"/>
-                <w:szCs w:val="22"/>
-              </w:rPr>
-              <w:t xml:space="preserve">{{ </w:t>
-            </w:r>
-            <w:proofErr w:type="spellStart"/>
-            <w:r>
-              <w:rPr>
-                <w:rFonts w:ascii="Times New Roman" w:hAnsi="Times New Roman"/>
-                <w:sz w:val="22"/>
-                <w:szCs w:val="22"/>
-              </w:rPr>
-              <w:t>smart</w:t>
-            </w:r>
-            <w:proofErr w:type="gramEnd"/>
-            <w:r>
-              <w:rPr>
-                <w:rFonts w:ascii="Times New Roman" w:hAnsi="Times New Roman"/>
-                <w:sz w:val="22"/>
-                <w:szCs w:val="22"/>
-              </w:rPr>
-              <w:t>_comment_storage</w:t>
-            </w:r>
-            <w:proofErr w:type="spellEnd"/>
-            <w:r>
-              <w:rPr>
-                <w:rFonts w:ascii="Times New Roman" w:hAnsi="Times New Roman"/>
-                <w:sz w:val="22"/>
-                <w:szCs w:val="22"/>
-              </w:rPr>
-              <w:t xml:space="preserve"> }}</w:t>
+            <w:r>
+              <w:rPr>
+                <w:rFonts w:ascii="Times New Roman" w:hAnsi="Times New Roman"/>
+                <w:sz w:val="22"/>
+                <w:szCs w:val="22"/>
+              </w:rPr>
+              <w:t>{{ smart_comment_storage }}</w:t>
             </w:r>
           </w:p>
         </w:tc>
@@ -7636,16 +7069,7 @@
                 <w:sz w:val="22"/>
                 <w:szCs w:val="22"/>
               </w:rPr>
-              <w:t>{{</w:t>
-            </w:r>
-            <w:proofErr w:type="spellStart"/>
-            <w:r>
-              <w:rPr>
-                <w:rFonts w:ascii="Times New Roman" w:hAnsi="Times New Roman"/>
-                <w:sz w:val="22"/>
-                <w:szCs w:val="22"/>
-              </w:rPr>
-              <w:t>smart_</w:t>
+              <w:t>{{smart_</w:t>
             </w:r>
             <w:r>
               <w:rPr>
@@ -7662,16 +7086,7 @@
                 <w:sz w:val="22"/>
                 <w:szCs w:val="22"/>
               </w:rPr>
-              <w:t>_id</w:t>
-            </w:r>
-            <w:proofErr w:type="spellEnd"/>
-            <w:r>
-              <w:rPr>
-                <w:rFonts w:ascii="Times New Roman" w:hAnsi="Times New Roman"/>
-                <w:sz w:val="22"/>
-                <w:szCs w:val="22"/>
-              </w:rPr>
-              <w:t>}}</w:t>
+              <w:t>_id}}</w:t>
             </w:r>
           </w:p>
         </w:tc>
@@ -7953,16 +7368,7 @@
                 <w:sz w:val="22"/>
                 <w:szCs w:val="22"/>
               </w:rPr>
-              <w:t>{{</w:t>
-            </w:r>
-            <w:proofErr w:type="spellStart"/>
-            <w:r>
-              <w:rPr>
-                <w:rFonts w:ascii="Times New Roman" w:hAnsi="Times New Roman"/>
-                <w:sz w:val="22"/>
-                <w:szCs w:val="22"/>
-              </w:rPr>
-              <w:t>smart_</w:t>
+              <w:t>{{smart_</w:t>
             </w:r>
             <w:r>
               <w:rPr>
@@ -7979,16 +7385,7 @@
                 <w:sz w:val="22"/>
                 <w:szCs w:val="22"/>
               </w:rPr>
-              <w:t>_id</w:t>
-            </w:r>
-            <w:proofErr w:type="spellEnd"/>
-            <w:r>
-              <w:rPr>
-                <w:rFonts w:ascii="Times New Roman" w:hAnsi="Times New Roman"/>
-                <w:sz w:val="22"/>
-                <w:szCs w:val="22"/>
-              </w:rPr>
-              <w:t>}}</w:t>
+              <w:t>_id}}</w:t>
             </w:r>
           </w:p>
         </w:tc>
@@ -8614,27 +8011,7 @@
                 <w:sz w:val="22"/>
                 <w:szCs w:val="22"/>
               </w:rPr>
-              <w:t>System Suitability RSD &lt; 10% (</w:t>
-            </w:r>
-            <w:proofErr w:type="gramStart"/>
-            <w:r>
-              <w:rPr>
-                <w:rFonts w:ascii="Times New Roman" w:hAnsi="Times New Roman"/>
-                <w:color w:val="000000" w:themeColor="text1"/>
-                <w:sz w:val="22"/>
-                <w:szCs w:val="22"/>
-              </w:rPr>
-              <w:t>QDA,CAD</w:t>
-            </w:r>
-            <w:proofErr w:type="gramEnd"/>
-            <w:r>
-              <w:rPr>
-                <w:rFonts w:ascii="Times New Roman" w:hAnsi="Times New Roman"/>
-                <w:color w:val="000000" w:themeColor="text1"/>
-                <w:sz w:val="22"/>
-                <w:szCs w:val="22"/>
-              </w:rPr>
-              <w:t>)?</w:t>
+              <w:t>System Suitability RSD &lt; 10% (QDA,CAD)?</w:t>
             </w:r>
           </w:p>
         </w:tc>
@@ -9472,23 +8849,13 @@
                 <w:szCs w:val="22"/>
               </w:rPr>
             </w:pPr>
-            <w:proofErr w:type="gramStart"/>
-            <w:r>
-              <w:rPr>
-                <w:rFonts w:ascii="Times New Roman" w:hAnsi="Times New Roman"/>
-                <w:sz w:val="22"/>
-                <w:szCs w:val="22"/>
-              </w:rPr>
-              <w:t>Is</w:t>
-            </w:r>
-            <w:proofErr w:type="gramEnd"/>
-            <w:r>
-              <w:rPr>
-                <w:rFonts w:ascii="Times New Roman" w:hAnsi="Times New Roman"/>
-                <w:sz w:val="22"/>
-                <w:szCs w:val="22"/>
-              </w:rPr>
-              <w:t xml:space="preserve"> equipment/instrument functional and calibrated</w:t>
+            <w:r>
+              <w:rPr>
+                <w:rFonts w:ascii="Times New Roman" w:hAnsi="Times New Roman"/>
+                <w:sz w:val="22"/>
+                <w:szCs w:val="22"/>
+              </w:rPr>
+              <w:t>Is equipment/instrument functional and calibrated</w:t>
             </w:r>
             <w:r>
               <w:rPr>
@@ -9935,25 +9302,7 @@
                 <w:sz w:val="22"/>
                 <w:szCs w:val="22"/>
               </w:rPr>
-              <w:t xml:space="preserve">hromatogram/spectra/raw </w:t>
-            </w:r>
-            <w:proofErr w:type="gramStart"/>
-            <w:r>
-              <w:rPr>
-                <w:rFonts w:ascii="Times New Roman" w:hAnsi="Times New Roman"/>
-                <w:sz w:val="22"/>
-                <w:szCs w:val="22"/>
-              </w:rPr>
-              <w:t>data</w:t>
-            </w:r>
-            <w:proofErr w:type="gramEnd"/>
-            <w:r>
-              <w:rPr>
-                <w:rFonts w:ascii="Times New Roman" w:hAnsi="Times New Roman"/>
-                <w:sz w:val="22"/>
-                <w:szCs w:val="22"/>
-              </w:rPr>
-              <w:t xml:space="preserve"> correct?</w:t>
+              <w:t>hromatogram/spectra/raw data correct?</w:t>
             </w:r>
           </w:p>
         </w:tc>
@@ -10604,45 +9953,14 @@
                 <w:lang w:eastAsia="zh-CN"/>
               </w:rPr>
             </w:pPr>
-            <w:proofErr w:type="gramStart"/>
-            <w:r>
-              <w:rPr>
-                <w:rFonts w:ascii="Times New Roman" w:hAnsi="Times New Roman"/>
-                <w:bCs/>
-                <w:sz w:val="22"/>
-                <w:szCs w:val="22"/>
-              </w:rPr>
-              <w:t>{{ smart</w:t>
-            </w:r>
-            <w:proofErr w:type="gramEnd"/>
-            <w:r>
-              <w:rPr>
-                <w:rFonts w:ascii="Times New Roman" w:hAnsi="Times New Roman"/>
-                <w:bCs/>
-                <w:sz w:val="22"/>
-                <w:szCs w:val="22"/>
-              </w:rPr>
-              <w:t>_phase1_</w:t>
-            </w:r>
-            <w:proofErr w:type="gramStart"/>
-            <w:r>
-              <w:rPr>
-                <w:rFonts w:ascii="Times New Roman" w:hAnsi="Times New Roman"/>
-                <w:bCs/>
-                <w:sz w:val="22"/>
-                <w:szCs w:val="22"/>
-              </w:rPr>
-              <w:t>summary }</w:t>
-            </w:r>
-            <w:proofErr w:type="gramEnd"/>
-            <w:r>
-              <w:rPr>
-                <w:rFonts w:ascii="Times New Roman" w:hAnsi="Times New Roman"/>
-                <w:bCs/>
-                <w:sz w:val="22"/>
-                <w:szCs w:val="22"/>
-              </w:rPr>
-              <w:t>}</w:t>
+            <w:r>
+              <w:rPr>
+                <w:rFonts w:ascii="Times New Roman" w:hAnsi="Times New Roman"/>
+                <w:bCs/>
+                <w:sz w:val="22"/>
+                <w:szCs w:val="22"/>
+              </w:rPr>
+              <w:t>{{ smart_phase1_summary }}</w:t>
             </w:r>
           </w:p>
           <w:p>
@@ -10665,7 +9983,6 @@
                 <w:lang w:eastAsia="zh-CN"/>
               </w:rPr>
             </w:pPr>
-            <w:proofErr w:type="gramStart"/>
             <w:r>
               <w:rPr>
                 <w:rFonts w:ascii="Times New Roman" w:eastAsiaTheme="minorEastAsia" w:hAnsi="Times New Roman"/>
@@ -10674,40 +9991,7 @@
                 <w:szCs w:val="22"/>
                 <w:lang w:eastAsia="zh-CN"/>
               </w:rPr>
-              <w:t>{{ smart</w:t>
-            </w:r>
-            <w:proofErr w:type="gramEnd"/>
-            <w:r>
-              <w:rPr>
-                <w:rFonts w:ascii="Times New Roman" w:eastAsiaTheme="minorEastAsia" w:hAnsi="Times New Roman"/>
-                <w:color w:val="000000"/>
-                <w:sz w:val="22"/>
-                <w:szCs w:val="22"/>
-                <w:lang w:eastAsia="zh-CN"/>
-              </w:rPr>
-              <w:t>_phase1_</w:t>
-            </w:r>
-            <w:proofErr w:type="gramStart"/>
-            <w:r>
-              <w:rPr>
-                <w:rFonts w:ascii="Times New Roman" w:eastAsiaTheme="minorEastAsia" w:hAnsi="Times New Roman"/>
-                <w:color w:val="000000"/>
-                <w:sz w:val="22"/>
-                <w:szCs w:val="22"/>
-                <w:lang w:eastAsia="zh-CN"/>
-              </w:rPr>
-              <w:t>continued }</w:t>
-            </w:r>
-            <w:proofErr w:type="gramEnd"/>
-            <w:r>
-              <w:rPr>
-                <w:rFonts w:ascii="Times New Roman" w:eastAsiaTheme="minorEastAsia" w:hAnsi="Times New Roman"/>
-                <w:color w:val="000000"/>
-                <w:sz w:val="22"/>
-                <w:szCs w:val="22"/>
-                <w:lang w:eastAsia="zh-CN"/>
-              </w:rPr>
-              <w:t>}</w:t>
+              <w:t>{{ smart_phase1_continued }}</w:t>
             </w:r>
           </w:p>
           <w:p>
@@ -11674,14 +10958,6 @@
     </w:tbl>
     <w:p/>
     <w:p/>
-    <w:p>
-      <w:pPr>
-        <w:rPr>
-          <w:rFonts w:eastAsiaTheme="minorEastAsia"/>
-          <w:lang w:eastAsia="zh-CN"/>
-        </w:rPr>
-      </w:pPr>
-    </w:p>
     <w:p>
       <w:pPr>
         <w:rPr>
@@ -11703,13 +10979,10 @@
       <w:pPr>
         <w:outlineLvl w:val="0"/>
         <w:rPr>
-          <w:rFonts w:ascii="Times New Roman" w:eastAsiaTheme="minorEastAsia" w:hAnsi="Times New Roman"/>
-          <w:bCs/>
-          <w:color w:val="000000"/>
+          <w:rFonts w:ascii="Times New Roman" w:hAnsi="Times New Roman"/>
           <w:sz w:val="18"/>
           <w:szCs w:val="18"/>
           <w:u w:val="single"/>
-          <w:lang w:eastAsia="zh-CN"/>
         </w:rPr>
       </w:pPr>
       <w:r>
@@ -11746,7 +11019,6 @@
         </w:rPr>
         <w:t xml:space="preserve"> for </w:t>
       </w:r>
-      <w:proofErr w:type="gramStart"/>
       <w:r>
         <w:rPr>
           <w:rFonts w:ascii="Times New Roman" w:eastAsiaTheme="minorHAnsi" w:hAnsi="Times New Roman"/>
@@ -11756,67 +11028,7 @@
           <w:szCs w:val="18"/>
           <w:u w:val="single"/>
         </w:rPr>
-        <w:t xml:space="preserve">{{ </w:t>
-      </w:r>
-      <w:proofErr w:type="spellStart"/>
-      <w:r>
-        <w:rPr>
-          <w:rFonts w:ascii="Times New Roman" w:eastAsiaTheme="minorHAnsi" w:hAnsi="Times New Roman"/>
-          <w:bCs/>
-          <w:color w:val="000000"/>
-          <w:sz w:val="18"/>
-          <w:szCs w:val="18"/>
-          <w:u w:val="single"/>
-        </w:rPr>
-        <w:t>sample</w:t>
-      </w:r>
-      <w:proofErr w:type="gramEnd"/>
-      <w:r>
-        <w:rPr>
-          <w:rFonts w:ascii="Times New Roman" w:eastAsiaTheme="minorHAnsi" w:hAnsi="Times New Roman"/>
-          <w:bCs/>
-          <w:color w:val="000000"/>
-          <w:sz w:val="18"/>
-          <w:szCs w:val="18"/>
-          <w:u w:val="single"/>
-        </w:rPr>
-        <w:t>_</w:t>
-      </w:r>
-      <w:proofErr w:type="gramStart"/>
-      <w:r>
-        <w:rPr>
-          <w:rFonts w:ascii="Times New Roman" w:eastAsiaTheme="minorHAnsi" w:hAnsi="Times New Roman"/>
-          <w:bCs/>
-          <w:color w:val="000000"/>
-          <w:sz w:val="18"/>
-          <w:szCs w:val="18"/>
-          <w:u w:val="single"/>
-        </w:rPr>
-        <w:t>id</w:t>
-      </w:r>
-      <w:proofErr w:type="spellEnd"/>
-      <w:r>
-        <w:rPr>
-          <w:rFonts w:ascii="Times New Roman" w:eastAsiaTheme="minorHAnsi" w:hAnsi="Times New Roman"/>
-          <w:bCs/>
-          <w:color w:val="000000"/>
-          <w:sz w:val="18"/>
-          <w:szCs w:val="18"/>
-          <w:u w:val="single"/>
-        </w:rPr>
-        <w:t xml:space="preserve"> }</w:t>
-      </w:r>
-      <w:proofErr w:type="gramEnd"/>
-      <w:r>
-        <w:rPr>
-          <w:rFonts w:ascii="Times New Roman" w:eastAsiaTheme="minorHAnsi" w:hAnsi="Times New Roman"/>
-          <w:bCs/>
-          <w:color w:val="000000"/>
-          <w:sz w:val="18"/>
-          <w:szCs w:val="18"/>
-          <w:u w:val="single"/>
-        </w:rPr>
-        <w:t>}</w:t>
+        <w:t>{{ sample_id }}</w:t>
       </w:r>
       <w:r>
         <w:rPr>
@@ -11842,18 +11054,6 @@
         <w:t>under investigation</w:t>
       </w:r>
     </w:p>
-    <w:p>
-      <w:pPr>
-        <w:outlineLvl w:val="0"/>
-        <w:rPr>
-          <w:rFonts w:ascii="Times New Roman" w:eastAsiaTheme="minorEastAsia" w:hAnsi="Times New Roman"/>
-          <w:sz w:val="18"/>
-          <w:szCs w:val="18"/>
-          <w:u w:val="single"/>
-          <w:lang w:eastAsia="zh-CN"/>
-        </w:rPr>
-      </w:pPr>
-    </w:p>
     <w:tbl>
       <w:tblPr>
         <w:tblStyle w:val="TableGrid"/>
@@ -11948,11 +11148,21 @@
             </w:pPr>
             <w:r>
               <w:rPr>
-                <w:bCs/>
-                <w:sz w:val="14"/>
-                <w:szCs w:val="14"/>
-              </w:rPr>
-              <w:t>Reading Analyst</w:t>
+                <w:rFonts w:eastAsiaTheme="minorEastAsia" w:hint="eastAsia"/>
+                <w:bCs/>
+                <w:sz w:val="14"/>
+                <w:szCs w:val="14"/>
+                <w:lang w:eastAsia="zh-CN"/>
+              </w:rPr>
+              <w:t>Aliquoting</w:t>
+            </w:r>
+            <w:r>
+              <w:rPr>
+                <w:bCs/>
+                <w:sz w:val="14"/>
+                <w:szCs w:val="14"/>
+              </w:rPr>
+              <w:t xml:space="preserve"> Analyst</w:t>
             </w:r>
           </w:p>
         </w:tc>
@@ -12026,7 +11236,7 @@
                 <w:sz w:val="14"/>
                 <w:szCs w:val="14"/>
               </w:rPr>
-              <w:t>Events</w:t>
+              <w:t>Related Microbial ID</w:t>
             </w:r>
           </w:p>
         </w:tc>
@@ -12063,7 +11273,7 @@
                 <w:sz w:val="14"/>
                 <w:szCs w:val="14"/>
               </w:rPr>
-              <w:t>Confirmed Microbial Events</w:t>
+              <w:t>Media with microbial growth</w:t>
             </w:r>
           </w:p>
         </w:tc>
@@ -12100,7 +11310,7 @@
                 <w:sz w:val="14"/>
                 <w:szCs w:val="14"/>
               </w:rPr>
-              <w:t>Morphology Description</w:t>
+              <w:t>Microbial ID</w:t>
             </w:r>
           </w:p>
         </w:tc>
@@ -12108,7 +11318,7 @@
       <w:tr>
         <w:trPr>
           <w:cantSplit/>
-          <w:trHeight w:val="744"/>
+          <w:trHeight w:val="864"/>
           <w:jc w:val="center"/>
         </w:trPr>
         <w:tc>
@@ -12126,41 +11336,13 @@
                 <w:szCs w:val="14"/>
               </w:rPr>
             </w:pPr>
-            <w:proofErr w:type="gramStart"/>
-            <w:r>
-              <w:rPr>
-                <w:rFonts w:ascii="Times New Roman" w:hAnsi="Times New Roman"/>
-                <w:sz w:val="14"/>
-                <w:szCs w:val="14"/>
-              </w:rPr>
-              <w:t xml:space="preserve">{{ </w:t>
-            </w:r>
-            <w:proofErr w:type="spellStart"/>
-            <w:r>
-              <w:rPr>
-                <w:rFonts w:ascii="Times New Roman" w:hAnsi="Times New Roman"/>
-                <w:sz w:val="14"/>
-                <w:szCs w:val="14"/>
-              </w:rPr>
-              <w:t>analyst</w:t>
-            </w:r>
-            <w:proofErr w:type="gramEnd"/>
-            <w:r>
-              <w:rPr>
-                <w:rFonts w:ascii="Times New Roman" w:hAnsi="Times New Roman"/>
-                <w:sz w:val="14"/>
-                <w:szCs w:val="14"/>
-              </w:rPr>
-              <w:t>_name</w:t>
-            </w:r>
-            <w:proofErr w:type="spellEnd"/>
-            <w:r>
-              <w:rPr>
-                <w:rFonts w:ascii="Times New Roman" w:hAnsi="Times New Roman"/>
-                <w:sz w:val="14"/>
-                <w:szCs w:val="14"/>
-              </w:rPr>
-              <w:t xml:space="preserve"> }}</w:t>
+            <w:r>
+              <w:rPr>
+                <w:rFonts w:ascii="Times New Roman" w:hAnsi="Times New Roman"/>
+                <w:sz w:val="14"/>
+                <w:szCs w:val="14"/>
+              </w:rPr>
+              <w:t>{{ analyst_name }}</w:t>
             </w:r>
           </w:p>
         </w:tc>
@@ -12179,41 +11361,13 @@
                 <w:szCs w:val="14"/>
               </w:rPr>
             </w:pPr>
-            <w:proofErr w:type="gramStart"/>
-            <w:r>
-              <w:rPr>
-                <w:rFonts w:ascii="Times New Roman" w:hAnsi="Times New Roman"/>
-                <w:sz w:val="14"/>
-                <w:szCs w:val="14"/>
-              </w:rPr>
-              <w:t xml:space="preserve">{{ </w:t>
-            </w:r>
-            <w:proofErr w:type="spellStart"/>
-            <w:r>
-              <w:rPr>
-                <w:rFonts w:ascii="Times New Roman" w:hAnsi="Times New Roman"/>
-                <w:sz w:val="14"/>
-                <w:szCs w:val="14"/>
-              </w:rPr>
-              <w:t>reader</w:t>
-            </w:r>
-            <w:proofErr w:type="gramEnd"/>
-            <w:r>
-              <w:rPr>
-                <w:rFonts w:ascii="Times New Roman" w:hAnsi="Times New Roman"/>
-                <w:sz w:val="14"/>
-                <w:szCs w:val="14"/>
-              </w:rPr>
-              <w:t>_name</w:t>
-            </w:r>
-            <w:proofErr w:type="spellEnd"/>
-            <w:r>
-              <w:rPr>
-                <w:rFonts w:ascii="Times New Roman" w:hAnsi="Times New Roman"/>
-                <w:sz w:val="14"/>
-                <w:szCs w:val="14"/>
-              </w:rPr>
-              <w:t xml:space="preserve"> }}</w:t>
+            <w:r>
+              <w:rPr>
+                <w:rFonts w:ascii="Times New Roman" w:hAnsi="Times New Roman"/>
+                <w:sz w:val="14"/>
+                <w:szCs w:val="14"/>
+              </w:rPr>
+              <w:t>{{ reader_name }}</w:t>
             </w:r>
           </w:p>
         </w:tc>
@@ -12234,41 +11388,13 @@
                 <w:u w:val="single"/>
               </w:rPr>
             </w:pPr>
-            <w:proofErr w:type="gramStart"/>
-            <w:r>
-              <w:rPr>
-                <w:rFonts w:ascii="Times New Roman" w:hAnsi="Times New Roman"/>
-                <w:sz w:val="14"/>
-                <w:szCs w:val="14"/>
-              </w:rPr>
-              <w:t xml:space="preserve">{{ </w:t>
-            </w:r>
-            <w:proofErr w:type="spellStart"/>
-            <w:r>
-              <w:rPr>
-                <w:rFonts w:ascii="Times New Roman" w:hAnsi="Times New Roman"/>
-                <w:sz w:val="14"/>
-                <w:szCs w:val="14"/>
-              </w:rPr>
-              <w:t>sample</w:t>
-            </w:r>
-            <w:proofErr w:type="gramEnd"/>
-            <w:r>
-              <w:rPr>
-                <w:rFonts w:ascii="Times New Roman" w:hAnsi="Times New Roman"/>
-                <w:sz w:val="14"/>
-                <w:szCs w:val="14"/>
-              </w:rPr>
-              <w:t>_id</w:t>
-            </w:r>
-            <w:proofErr w:type="spellEnd"/>
-            <w:r>
-              <w:rPr>
-                <w:rFonts w:ascii="Times New Roman" w:hAnsi="Times New Roman"/>
-                <w:sz w:val="14"/>
-                <w:szCs w:val="14"/>
-              </w:rPr>
-              <w:t xml:space="preserve"> }}</w:t>
+            <w:r>
+              <w:rPr>
+                <w:rFonts w:ascii="Times New Roman" w:hAnsi="Times New Roman"/>
+                <w:sz w:val="14"/>
+                <w:szCs w:val="14"/>
+              </w:rPr>
+              <w:t>{{ sample_id }}</w:t>
             </w:r>
           </w:p>
         </w:tc>
@@ -12282,56 +11408,19 @@
               <w:spacing w:line="360" w:lineRule="auto"/>
               <w:jc w:val="center"/>
               <w:rPr>
-                <w:rFonts w:ascii="Times New Roman" w:hAnsi="Times New Roman"/>
+                <w:rFonts w:ascii="Times New Roman" w:eastAsiaTheme="minorEastAsia" w:hAnsi="Times New Roman"/>
                 <w:sz w:val="14"/>
                 <w:szCs w:val="18"/>
-              </w:rPr>
-            </w:pPr>
-            <w:proofErr w:type="gramStart"/>
-            <w:r>
-              <w:rPr>
-                <w:rFonts w:ascii="Times New Roman" w:hAnsi="Times New Roman"/>
-                <w:sz w:val="14"/>
-                <w:szCs w:val="14"/>
-              </w:rPr>
-              <w:t xml:space="preserve">{{ </w:t>
-            </w:r>
-            <w:proofErr w:type="spellStart"/>
-            <w:r>
-              <w:rPr>
-                <w:rFonts w:ascii="Times New Roman" w:hAnsi="Times New Roman" w:hint="eastAsia"/>
-                <w:sz w:val="14"/>
-                <w:szCs w:val="14"/>
                 <w:lang w:eastAsia="zh-CN"/>
               </w:rPr>
-              <w:t>event</w:t>
-            </w:r>
-            <w:proofErr w:type="gramEnd"/>
-            <w:r>
-              <w:rPr>
-                <w:rFonts w:ascii="Times New Roman" w:hAnsi="Times New Roman"/>
-                <w:sz w:val="14"/>
-                <w:szCs w:val="14"/>
-              </w:rPr>
-              <w:t>_</w:t>
-            </w:r>
-            <w:r>
-              <w:rPr>
-                <w:rFonts w:ascii="Times New Roman" w:hAnsi="Times New Roman" w:hint="eastAsia"/>
-                <w:sz w:val="14"/>
-                <w:szCs w:val="14"/>
-                <w:lang w:eastAsia="zh-CN"/>
-              </w:rPr>
-              <w:t>number</w:t>
-            </w:r>
-            <w:proofErr w:type="spellEnd"/>
-            <w:r>
-              <w:rPr>
-                <w:rFonts w:ascii="Times New Roman" w:hAnsi="Times New Roman"/>
-                <w:sz w:val="14"/>
-                <w:szCs w:val="14"/>
-              </w:rPr>
-              <w:t xml:space="preserve"> }}</w:t>
+            </w:pPr>
+            <w:r>
+              <w:rPr>
+                <w:rFonts w:ascii="Times New Roman" w:hAnsi="Times New Roman"/>
+                <w:sz w:val="14"/>
+                <w:szCs w:val="14"/>
+              </w:rPr>
+              <w:t>{{positive_id}}</w:t>
             </w:r>
           </w:p>
         </w:tc>
@@ -12352,7 +11441,6 @@
                 <w:lang w:eastAsia="zh-CN"/>
               </w:rPr>
             </w:pPr>
-            <w:proofErr w:type="gramStart"/>
             <w:r>
               <w:rPr>
                 <w:sz w:val="14"/>
@@ -12360,7 +11448,6 @@
               </w:rPr>
               <w:t xml:space="preserve">{{ </w:t>
             </w:r>
-            <w:proofErr w:type="spellStart"/>
             <w:r>
               <w:rPr>
                 <w:rFonts w:eastAsiaTheme="minorEastAsia" w:hint="eastAsia"/>
@@ -12368,32 +11455,14 @@
                 <w:szCs w:val="14"/>
                 <w:lang w:eastAsia="zh-CN"/>
               </w:rPr>
-              <w:t>confirm</w:t>
-            </w:r>
-            <w:proofErr w:type="gramEnd"/>
-            <w:r>
-              <w:rPr>
-                <w:sz w:val="14"/>
-                <w:szCs w:val="14"/>
-              </w:rPr>
-              <w:t>_</w:t>
-            </w:r>
-            <w:r>
-              <w:rPr>
-                <w:rFonts w:hint="eastAsia"/>
-                <w:sz w:val="14"/>
-                <w:szCs w:val="14"/>
-                <w:lang w:eastAsia="zh-CN"/>
-              </w:rPr>
-              <w:t>number</w:t>
-            </w:r>
-            <w:proofErr w:type="spellEnd"/>
-            <w:r>
-              <w:rPr>
-                <w:sz w:val="14"/>
-                <w:szCs w:val="14"/>
-              </w:rPr>
-              <w:t xml:space="preserve"> }}</w:t>
+              <w:t>positive_media</w:t>
+            </w:r>
+            <w:r>
+              <w:rPr>
+                <w:sz w:val="14"/>
+                <w:szCs w:val="14"/>
+              </w:rPr>
+              <w:t>}}</w:t>
             </w:r>
           </w:p>
         </w:tc>
@@ -12414,7 +11483,6 @@
                 <w:lang w:eastAsia="zh-CN"/>
               </w:rPr>
             </w:pPr>
-            <w:proofErr w:type="gramStart"/>
             <w:r>
               <w:rPr>
                 <w:sz w:val="14"/>
@@ -12422,61 +11490,19 @@
               </w:rPr>
               <w:t xml:space="preserve">{{ </w:t>
             </w:r>
-            <w:proofErr w:type="spellStart"/>
-            <w:r>
-              <w:rPr>
-                <w:sz w:val="14"/>
-                <w:szCs w:val="14"/>
-              </w:rPr>
-              <w:t>organism</w:t>
-            </w:r>
-            <w:proofErr w:type="gramEnd"/>
-            <w:r>
-              <w:rPr>
-                <w:sz w:val="14"/>
-                <w:szCs w:val="14"/>
-              </w:rPr>
-              <w:t>_</w:t>
-            </w:r>
-            <w:proofErr w:type="gramStart"/>
-            <w:r>
-              <w:rPr>
-                <w:sz w:val="14"/>
-                <w:szCs w:val="14"/>
-              </w:rPr>
-              <w:t>morphology</w:t>
-            </w:r>
-            <w:proofErr w:type="spellEnd"/>
-            <w:r>
-              <w:rPr>
-                <w:sz w:val="14"/>
-                <w:szCs w:val="14"/>
-              </w:rPr>
-              <w:t xml:space="preserve"> </w:t>
-            </w:r>
-            <w:r>
-              <w:rPr>
-                <w:sz w:val="14"/>
-                <w:szCs w:val="14"/>
-              </w:rPr>
-              <w:t>}}-</w:t>
-            </w:r>
-            <w:proofErr w:type="gramEnd"/>
-            <w:r>
-              <w:rPr>
-                <w:rFonts w:eastAsiaTheme="minorEastAsia" w:hint="eastAsia"/>
-                <w:sz w:val="14"/>
-                <w:szCs w:val="14"/>
-                <w:lang w:eastAsia="zh-CN"/>
-              </w:rPr>
-              <w:t>s</w:t>
-            </w:r>
-            <w:r>
-              <w:rPr>
-                <w:sz w:val="14"/>
-                <w:szCs w:val="14"/>
-              </w:rPr>
-              <w:t>haped Morphology</w:t>
+            <w:r>
+              <w:rPr>
+                <w:sz w:val="14"/>
+                <w:szCs w:val="14"/>
+              </w:rPr>
+              <w:t>positive_org</w:t>
+            </w:r>
+            <w:r>
+              <w:rPr>
+                <w:sz w:val="14"/>
+                <w:szCs w:val="14"/>
+              </w:rPr>
+              <w:t xml:space="preserve"> }}</w:t>
             </w:r>
           </w:p>
         </w:tc>
@@ -12486,25 +11512,11 @@
       <w:pPr>
         <w:outlineLvl w:val="0"/>
         <w:rPr>
-          <w:rFonts w:ascii="Times New Roman" w:eastAsiaTheme="minorEastAsia" w:hAnsi="Times New Roman"/>
+          <w:rFonts w:ascii="Times New Roman" w:hAnsi="Times New Roman"/>
           <w:bCs/>
           <w:sz w:val="18"/>
           <w:szCs w:val="18"/>
           <w:u w:val="single"/>
-          <w:lang w:eastAsia="zh-CN"/>
-        </w:rPr>
-      </w:pPr>
-    </w:p>
-    <w:p>
-      <w:pPr>
-        <w:outlineLvl w:val="0"/>
-        <w:rPr>
-          <w:rFonts w:ascii="Times New Roman" w:eastAsiaTheme="minorEastAsia" w:hAnsi="Times New Roman"/>
-          <w:bCs/>
-          <w:sz w:val="18"/>
-          <w:szCs w:val="18"/>
-          <w:u w:val="single"/>
-          <w:lang w:eastAsia="zh-CN"/>
         </w:rPr>
       </w:pPr>
     </w:p>
@@ -12513,12 +11525,12 @@
         <w:spacing w:after="160"/>
         <w:outlineLvl w:val="0"/>
         <w:rPr>
-          <w:rFonts w:ascii="Times New Roman" w:eastAsiaTheme="minorEastAsia" w:hAnsi="Times New Roman"/>
+          <w:rFonts w:ascii="Times New Roman" w:eastAsiaTheme="minorEastAsia" w:hAnsi="Times New Roman" w:cstheme="minorBidi"/>
           <w:bCs/>
           <w:sz w:val="18"/>
           <w:szCs w:val="18"/>
           <w:u w:val="single"/>
-          <w:lang w:eastAsia="zh-CN"/>
+          <w:lang w:eastAsia="ja-JP"/>
         </w:rPr>
       </w:pPr>
       <w:r>
@@ -12561,7 +11573,6 @@
         </w:rPr>
         <w:t xml:space="preserve"> Performed on </w:t>
       </w:r>
-      <w:proofErr w:type="gramStart"/>
       <w:r>
         <w:rPr>
           <w:rFonts w:ascii="Times New Roman" w:hAnsi="Times New Roman"/>
@@ -12572,7 +11583,17 @@
         </w:rPr>
         <w:t xml:space="preserve">{{ </w:t>
       </w:r>
-      <w:proofErr w:type="spellStart"/>
+      <w:r>
+        <w:rPr>
+          <w:rFonts w:ascii="Times New Roman" w:eastAsiaTheme="minorEastAsia" w:hAnsi="Times New Roman" w:hint="eastAsia"/>
+          <w:bCs/>
+          <w:sz w:val="18"/>
+          <w:szCs w:val="18"/>
+          <w:u w:val="single"/>
+          <w:lang w:eastAsia="zh-CN"/>
+        </w:rPr>
+        <w:t>process</w:t>
+      </w:r>
       <w:r>
         <w:rPr>
           <w:rFonts w:ascii="Times New Roman" w:hAnsi="Times New Roman"/>
@@ -12581,52 +11602,17 @@
           <w:szCs w:val="18"/>
           <w:u w:val="single"/>
         </w:rPr>
-        <w:t>test</w:t>
+        <w:t>_date }}</w:t>
       </w:r>
-      <w:proofErr w:type="gramEnd"/>
-      <w:r>
+    </w:p>
+    <w:p>
+      <w:pPr>
         <w:rPr>
           <w:rFonts w:ascii="Times New Roman" w:hAnsi="Times New Roman"/>
-          <w:bCs/>
-          <w:sz w:val="18"/>
-          <w:szCs w:val="18"/>
-          <w:u w:val="single"/>
+          <w:sz w:val="14"/>
+          <w:szCs w:val="14"/>
         </w:rPr>
-        <w:t>_</w:t>
-      </w:r>
-      <w:proofErr w:type="gramStart"/>
-      <w:r>
-        <w:rPr>
-          <w:rFonts w:ascii="Times New Roman" w:hAnsi="Times New Roman"/>
-          <w:bCs/>
-          <w:sz w:val="18"/>
-          <w:szCs w:val="18"/>
-          <w:u w:val="single"/>
-        </w:rPr>
-        <w:t>date</w:t>
-      </w:r>
-      <w:proofErr w:type="spellEnd"/>
-      <w:r>
-        <w:rPr>
-          <w:rFonts w:ascii="Times New Roman" w:hAnsi="Times New Roman"/>
-          <w:bCs/>
-          <w:sz w:val="18"/>
-          <w:szCs w:val="18"/>
-          <w:u w:val="single"/>
-        </w:rPr>
-        <w:t xml:space="preserve"> }</w:t>
-      </w:r>
-      <w:proofErr w:type="gramEnd"/>
-      <w:r>
-        <w:rPr>
-          <w:rFonts w:ascii="Times New Roman" w:hAnsi="Times New Roman"/>
-          <w:bCs/>
-          <w:sz w:val="18"/>
-          <w:szCs w:val="18"/>
-          <w:u w:val="single"/>
-        </w:rPr>
-        <w:t>}</w:t>
-      </w:r>
+      </w:pPr>
     </w:p>
     <w:tbl>
       <w:tblPr>
@@ -13025,161 +12011,7 @@
                 <w:szCs w:val="14"/>
                 <w:lang w:eastAsia="zh-CN"/>
               </w:rPr>
-              <w:t xml:space="preserve"> (</w:t>
-            </w:r>
-            <w:proofErr w:type="gramStart"/>
-            <w:r>
-              <w:rPr>
-                <w:rFonts w:ascii="Times New Roman" w:eastAsiaTheme="minorEastAsia" w:hAnsi="Times New Roman"/>
-                <w:b/>
-                <w:bCs/>
-                <w:color w:val="000000" w:themeColor="text1"/>
-                <w:sz w:val="14"/>
-                <w:szCs w:val="14"/>
-                <w:lang w:eastAsia="zh-CN"/>
-              </w:rPr>
-              <w:t xml:space="preserve">{{ </w:t>
-            </w:r>
-            <w:proofErr w:type="spellStart"/>
-            <w:r>
-              <w:rPr>
-                <w:rFonts w:ascii="Times New Roman" w:eastAsiaTheme="minorEastAsia" w:hAnsi="Times New Roman"/>
-                <w:b/>
-                <w:bCs/>
-                <w:color w:val="000000" w:themeColor="text1"/>
-                <w:sz w:val="14"/>
-                <w:szCs w:val="14"/>
-                <w:lang w:eastAsia="zh-CN"/>
-              </w:rPr>
-              <w:t>analyst</w:t>
-            </w:r>
-            <w:proofErr w:type="gramEnd"/>
-            <w:r>
-              <w:rPr>
-                <w:rFonts w:ascii="Times New Roman" w:eastAsiaTheme="minorEastAsia" w:hAnsi="Times New Roman"/>
-                <w:b/>
-                <w:bCs/>
-                <w:color w:val="000000" w:themeColor="text1"/>
-                <w:sz w:val="14"/>
-                <w:szCs w:val="14"/>
-                <w:lang w:eastAsia="zh-CN"/>
-              </w:rPr>
-              <w:t>_</w:t>
-            </w:r>
-            <w:proofErr w:type="gramStart"/>
-            <w:r>
-              <w:rPr>
-                <w:rFonts w:ascii="Times New Roman" w:eastAsiaTheme="minorEastAsia" w:hAnsi="Times New Roman"/>
-                <w:b/>
-                <w:bCs/>
-                <w:color w:val="000000" w:themeColor="text1"/>
-                <w:sz w:val="14"/>
-                <w:szCs w:val="14"/>
-                <w:lang w:eastAsia="zh-CN"/>
-              </w:rPr>
-              <w:t>name</w:t>
-            </w:r>
-            <w:proofErr w:type="spellEnd"/>
-            <w:r>
-              <w:rPr>
-                <w:rFonts w:ascii="Times New Roman" w:eastAsiaTheme="minorEastAsia" w:hAnsi="Times New Roman"/>
-                <w:b/>
-                <w:bCs/>
-                <w:color w:val="000000" w:themeColor="text1"/>
-                <w:sz w:val="14"/>
-                <w:szCs w:val="14"/>
-                <w:lang w:eastAsia="zh-CN"/>
-              </w:rPr>
-              <w:t xml:space="preserve"> }</w:t>
-            </w:r>
-            <w:proofErr w:type="gramEnd"/>
-            <w:r>
-              <w:rPr>
-                <w:rFonts w:ascii="Times New Roman" w:eastAsiaTheme="minorEastAsia" w:hAnsi="Times New Roman"/>
-                <w:b/>
-                <w:bCs/>
-                <w:color w:val="000000" w:themeColor="text1"/>
-                <w:sz w:val="14"/>
-                <w:szCs w:val="14"/>
-                <w:lang w:eastAsia="zh-CN"/>
-              </w:rPr>
-              <w:t>}</w:t>
-            </w:r>
-            <w:r>
-              <w:rPr>
-                <w:rFonts w:ascii="Times New Roman" w:eastAsiaTheme="minorEastAsia" w:hAnsi="Times New Roman" w:hint="eastAsia"/>
-                <w:b/>
-                <w:bCs/>
-                <w:color w:val="000000" w:themeColor="text1"/>
-                <w:sz w:val="14"/>
-                <w:szCs w:val="14"/>
-                <w:lang w:eastAsia="zh-CN"/>
-              </w:rPr>
-              <w:t>)</w:t>
-            </w:r>
-            <w:r>
-              <w:rPr>
-                <w:rFonts w:ascii="Times New Roman" w:eastAsiaTheme="minorEastAsia" w:hAnsi="Times New Roman"/>
-                <w:b/>
-                <w:bCs/>
-                <w:color w:val="000000" w:themeColor="text1"/>
-                <w:sz w:val="14"/>
-                <w:szCs w:val="14"/>
-                <w:lang w:eastAsia="zh-CN"/>
-              </w:rPr>
-              <w:t xml:space="preserve"> on </w:t>
-            </w:r>
-            <w:proofErr w:type="gramStart"/>
-            <w:r>
-              <w:rPr>
-                <w:rFonts w:ascii="Times New Roman" w:eastAsiaTheme="minorEastAsia" w:hAnsi="Times New Roman"/>
-                <w:b/>
-                <w:bCs/>
-                <w:color w:val="000000" w:themeColor="text1"/>
-                <w:sz w:val="14"/>
-                <w:szCs w:val="14"/>
-                <w:lang w:eastAsia="zh-CN"/>
-              </w:rPr>
-              <w:t xml:space="preserve">{{ </w:t>
-            </w:r>
-            <w:proofErr w:type="spellStart"/>
-            <w:r>
-              <w:rPr>
-                <w:rFonts w:ascii="Times New Roman" w:eastAsiaTheme="minorEastAsia" w:hAnsi="Times New Roman"/>
-                <w:b/>
-                <w:bCs/>
-                <w:color w:val="000000" w:themeColor="text1"/>
-                <w:sz w:val="14"/>
-                <w:szCs w:val="14"/>
-                <w:lang w:eastAsia="zh-CN"/>
-              </w:rPr>
-              <w:t>test</w:t>
-            </w:r>
-            <w:proofErr w:type="gramEnd"/>
-            <w:r>
-              <w:rPr>
-                <w:rFonts w:ascii="Times New Roman" w:eastAsiaTheme="minorEastAsia" w:hAnsi="Times New Roman"/>
-                <w:b/>
-                <w:bCs/>
-                <w:color w:val="000000" w:themeColor="text1"/>
-                <w:sz w:val="14"/>
-                <w:szCs w:val="14"/>
-                <w:lang w:eastAsia="zh-CN"/>
-              </w:rPr>
-              <w:t>_date</w:t>
-            </w:r>
-            <w:proofErr w:type="spellEnd"/>
-            <w:r>
-              <w:rPr>
-                <w:rFonts w:ascii="Times New Roman" w:eastAsiaTheme="minorEastAsia" w:hAnsi="Times New Roman"/>
-                <w:b/>
-                <w:bCs/>
-                <w:color w:val="000000" w:themeColor="text1"/>
-                <w:sz w:val="14"/>
-                <w:szCs w:val="14"/>
-                <w:lang w:eastAsia="zh-CN"/>
-              </w:rPr>
-              <w:t xml:space="preserve"> }}</w:t>
+              <w:t xml:space="preserve"> </w:t>
             </w:r>
           </w:p>
         </w:tc>
@@ -13205,6 +12037,10 @@
           <w:p>
             <w:pPr>
               <w:jc w:val="center"/>
+              <w:rPr>
+                <w:rFonts w:eastAsiaTheme="minorEastAsia"/>
+                <w:lang w:eastAsia="zh-CN"/>
+              </w:rPr>
             </w:pPr>
             <w:r>
               <w:rPr>
@@ -13214,6 +12050,16 @@
                 <w:szCs w:val="14"/>
               </w:rPr>
               <w:t>Personal (Left Touch and Right Touch)</w:t>
+            </w:r>
+            <w:r>
+              <w:rPr>
+                <w:rFonts w:ascii="Times New Roman" w:eastAsiaTheme="minorEastAsia" w:hAnsi="Times New Roman" w:hint="eastAsia"/>
+                <w:color w:val="000000" w:themeColor="text1"/>
+                <w:sz w:val="14"/>
+                <w:szCs w:val="14"/>
+                <w:lang w:eastAsia="zh-CN"/>
+              </w:rPr>
+              <w:t xml:space="preserve"> for Processing</w:t>
             </w:r>
           </w:p>
         </w:tc>
@@ -13280,45 +12126,14 @@
                 <w:szCs w:val="14"/>
               </w:rPr>
             </w:pPr>
-            <w:proofErr w:type="gramStart"/>
-            <w:r>
-              <w:rPr>
-                <w:rFonts w:ascii="Times New Roman" w:hAnsi="Times New Roman"/>
-                <w:color w:val="000000" w:themeColor="text1"/>
-                <w:sz w:val="14"/>
-                <w:szCs w:val="14"/>
-              </w:rPr>
-              <w:t xml:space="preserve">{{ </w:t>
-            </w:r>
-            <w:proofErr w:type="spellStart"/>
-            <w:r>
-              <w:rPr>
-                <w:rFonts w:ascii="Times New Roman" w:hAnsi="Times New Roman"/>
-                <w:color w:val="000000" w:themeColor="text1"/>
-                <w:sz w:val="14"/>
-                <w:szCs w:val="14"/>
-              </w:rPr>
-              <w:t>test</w:t>
-            </w:r>
-            <w:proofErr w:type="gramEnd"/>
-            <w:r>
-              <w:rPr>
-                <w:rFonts w:ascii="Times New Roman" w:hAnsi="Times New Roman"/>
-                <w:color w:val="000000" w:themeColor="text1"/>
-                <w:sz w:val="14"/>
-                <w:szCs w:val="14"/>
-              </w:rPr>
-              <w:t>_date</w:t>
-            </w:r>
-            <w:proofErr w:type="spellEnd"/>
-            <w:r>
-              <w:rPr>
-                <w:rFonts w:ascii="Times New Roman" w:hAnsi="Times New Roman"/>
-                <w:color w:val="000000" w:themeColor="text1"/>
-                <w:sz w:val="14"/>
-                <w:szCs w:val="14"/>
-              </w:rPr>
-              <w:t xml:space="preserve"> }}</w:t>
+            <w:r>
+              <w:rPr>
+                <w:rFonts w:ascii="Times New Roman" w:hAnsi="Times New Roman"/>
+                <w:color w:val="000000" w:themeColor="text1"/>
+                <w:sz w:val="14"/>
+                <w:szCs w:val="14"/>
+              </w:rPr>
+              <w:t>{{ test_date }}</w:t>
             </w:r>
           </w:p>
         </w:tc>
@@ -13350,45 +12165,14 @@
                 <w:lang w:eastAsia="zh-CN"/>
               </w:rPr>
             </w:pPr>
-            <w:proofErr w:type="gramStart"/>
-            <w:r>
-              <w:rPr>
-                <w:rFonts w:ascii="Times New Roman" w:hAnsi="Times New Roman"/>
-                <w:color w:val="000000" w:themeColor="text1"/>
-                <w:sz w:val="14"/>
-                <w:szCs w:val="14"/>
-              </w:rPr>
-              <w:t xml:space="preserve">{{ </w:t>
-            </w:r>
-            <w:proofErr w:type="spellStart"/>
-            <w:r>
-              <w:rPr>
-                <w:rFonts w:ascii="Times New Roman" w:hAnsi="Times New Roman"/>
-                <w:color w:val="000000" w:themeColor="text1"/>
-                <w:sz w:val="14"/>
-                <w:szCs w:val="14"/>
-              </w:rPr>
-              <w:t>analyst</w:t>
-            </w:r>
-            <w:proofErr w:type="gramEnd"/>
-            <w:r>
-              <w:rPr>
-                <w:rFonts w:ascii="Times New Roman" w:hAnsi="Times New Roman"/>
-                <w:color w:val="000000" w:themeColor="text1"/>
-                <w:sz w:val="14"/>
-                <w:szCs w:val="14"/>
-              </w:rPr>
-              <w:t>_initial</w:t>
-            </w:r>
-            <w:proofErr w:type="spellEnd"/>
-            <w:r>
-              <w:rPr>
-                <w:rFonts w:ascii="Times New Roman" w:hAnsi="Times New Roman"/>
-                <w:color w:val="000000" w:themeColor="text1"/>
-                <w:sz w:val="14"/>
-                <w:szCs w:val="14"/>
-              </w:rPr>
-              <w:t xml:space="preserve"> }}</w:t>
+            <w:r>
+              <w:rPr>
+                <w:rFonts w:ascii="Times New Roman" w:hAnsi="Times New Roman"/>
+                <w:color w:val="000000" w:themeColor="text1"/>
+                <w:sz w:val="14"/>
+                <w:szCs w:val="14"/>
+              </w:rPr>
+              <w:t>{{ analyst_initial }}</w:t>
             </w:r>
           </w:p>
         </w:tc>
@@ -13457,45 +12241,14 @@
                 <w:szCs w:val="14"/>
               </w:rPr>
             </w:pPr>
-            <w:proofErr w:type="gramStart"/>
-            <w:r>
-              <w:rPr>
-                <w:rFonts w:ascii="Times New Roman" w:hAnsi="Times New Roman"/>
-                <w:color w:val="000000" w:themeColor="text1"/>
-                <w:sz w:val="14"/>
-                <w:szCs w:val="14"/>
-              </w:rPr>
-              <w:t xml:space="preserve">{{ </w:t>
-            </w:r>
-            <w:proofErr w:type="spellStart"/>
-            <w:r>
-              <w:rPr>
-                <w:rFonts w:ascii="Times New Roman" w:hAnsi="Times New Roman"/>
-                <w:color w:val="000000" w:themeColor="text1"/>
-                <w:sz w:val="14"/>
-                <w:szCs w:val="14"/>
-              </w:rPr>
-              <w:t>obs</w:t>
-            </w:r>
-            <w:proofErr w:type="gramEnd"/>
-            <w:r>
-              <w:rPr>
-                <w:rFonts w:ascii="Times New Roman" w:hAnsi="Times New Roman"/>
-                <w:color w:val="000000" w:themeColor="text1"/>
-                <w:sz w:val="14"/>
-                <w:szCs w:val="14"/>
-              </w:rPr>
-              <w:t>_pers_dur</w:t>
-            </w:r>
-            <w:proofErr w:type="spellEnd"/>
-            <w:r>
-              <w:rPr>
-                <w:rFonts w:ascii="Times New Roman" w:hAnsi="Times New Roman"/>
-                <w:color w:val="000000" w:themeColor="text1"/>
-                <w:sz w:val="14"/>
-                <w:szCs w:val="14"/>
-              </w:rPr>
-              <w:t xml:space="preserve"> }}</w:t>
+            <w:r>
+              <w:rPr>
+                <w:rFonts w:ascii="Times New Roman" w:hAnsi="Times New Roman"/>
+                <w:color w:val="000000" w:themeColor="text1"/>
+                <w:sz w:val="14"/>
+                <w:szCs w:val="14"/>
+              </w:rPr>
+              <w:t>{{ obs_pers_dur }}</w:t>
             </w:r>
           </w:p>
         </w:tc>
@@ -13526,45 +12279,14 @@
                 <w:szCs w:val="14"/>
               </w:rPr>
             </w:pPr>
-            <w:proofErr w:type="gramStart"/>
-            <w:r>
-              <w:rPr>
-                <w:rFonts w:ascii="Times New Roman" w:hAnsi="Times New Roman"/>
-                <w:color w:val="000000" w:themeColor="text1"/>
-                <w:sz w:val="14"/>
-                <w:szCs w:val="14"/>
-              </w:rPr>
-              <w:t xml:space="preserve">{{ </w:t>
-            </w:r>
-            <w:proofErr w:type="spellStart"/>
-            <w:r>
-              <w:rPr>
-                <w:rFonts w:ascii="Times New Roman" w:hAnsi="Times New Roman"/>
-                <w:color w:val="000000" w:themeColor="text1"/>
-                <w:sz w:val="14"/>
-                <w:szCs w:val="14"/>
-              </w:rPr>
-              <w:t>etx</w:t>
-            </w:r>
-            <w:proofErr w:type="gramEnd"/>
-            <w:r>
-              <w:rPr>
-                <w:rFonts w:ascii="Times New Roman" w:hAnsi="Times New Roman"/>
-                <w:color w:val="000000" w:themeColor="text1"/>
-                <w:sz w:val="14"/>
-                <w:szCs w:val="14"/>
-              </w:rPr>
-              <w:t>_pers_dur</w:t>
-            </w:r>
-            <w:proofErr w:type="spellEnd"/>
-            <w:r>
-              <w:rPr>
-                <w:rFonts w:ascii="Times New Roman" w:hAnsi="Times New Roman"/>
-                <w:color w:val="000000" w:themeColor="text1"/>
-                <w:sz w:val="14"/>
-                <w:szCs w:val="14"/>
-              </w:rPr>
-              <w:t xml:space="preserve"> }}</w:t>
+            <w:r>
+              <w:rPr>
+                <w:rFonts w:ascii="Times New Roman" w:hAnsi="Times New Roman"/>
+                <w:color w:val="000000" w:themeColor="text1"/>
+                <w:sz w:val="14"/>
+                <w:szCs w:val="14"/>
+              </w:rPr>
+              <w:t>{{ etx_pers_dur }}</w:t>
             </w:r>
           </w:p>
         </w:tc>
@@ -13594,45 +12316,365 @@
                 <w:szCs w:val="14"/>
               </w:rPr>
             </w:pPr>
-            <w:proofErr w:type="gramStart"/>
-            <w:r>
-              <w:rPr>
-                <w:rFonts w:ascii="Times New Roman" w:hAnsi="Times New Roman"/>
-                <w:color w:val="000000" w:themeColor="text1"/>
-                <w:sz w:val="14"/>
-                <w:szCs w:val="14"/>
-              </w:rPr>
-              <w:t xml:space="preserve">{{ </w:t>
-            </w:r>
-            <w:proofErr w:type="spellStart"/>
-            <w:r>
-              <w:rPr>
-                <w:rFonts w:ascii="Times New Roman" w:hAnsi="Times New Roman"/>
-                <w:color w:val="000000" w:themeColor="text1"/>
-                <w:sz w:val="14"/>
-                <w:szCs w:val="14"/>
-              </w:rPr>
-              <w:t>id</w:t>
-            </w:r>
-            <w:proofErr w:type="gramEnd"/>
-            <w:r>
-              <w:rPr>
-                <w:rFonts w:ascii="Times New Roman" w:hAnsi="Times New Roman"/>
-                <w:color w:val="000000" w:themeColor="text1"/>
-                <w:sz w:val="14"/>
-                <w:szCs w:val="14"/>
-              </w:rPr>
-              <w:t>_pers_dur</w:t>
-            </w:r>
-            <w:proofErr w:type="spellEnd"/>
-            <w:r>
-              <w:rPr>
-                <w:rFonts w:ascii="Times New Roman" w:hAnsi="Times New Roman"/>
-                <w:color w:val="000000" w:themeColor="text1"/>
-                <w:sz w:val="14"/>
-                <w:szCs w:val="14"/>
-              </w:rPr>
-              <w:t xml:space="preserve"> }}</w:t>
+            <w:r>
+              <w:rPr>
+                <w:rFonts w:ascii="Times New Roman" w:hAnsi="Times New Roman"/>
+                <w:color w:val="000000" w:themeColor="text1"/>
+                <w:sz w:val="14"/>
+                <w:szCs w:val="14"/>
+              </w:rPr>
+              <w:t>{{ id_pers_dur }}</w:t>
+            </w:r>
+          </w:p>
+        </w:tc>
+        <w:tc>
+          <w:tcPr>
+            <w:tcW w:w="615" w:type="dxa"/>
+            <w:tcBorders>
+              <w:top w:val="single" w:sz="8" w:space="0" w:color="auto"/>
+              <w:left w:val="single" w:sz="8" w:space="0" w:color="auto"/>
+              <w:bottom w:val="single" w:sz="8" w:space="0" w:color="auto"/>
+              <w:right w:val="single" w:sz="8" w:space="0" w:color="auto"/>
+            </w:tcBorders>
+            <w:shd w:val="clear" w:color="auto" w:fill="FFFFFF" w:themeFill="background1"/>
+            <w:tcMar>
+              <w:left w:w="108" w:type="dxa"/>
+              <w:right w:w="108" w:type="dxa"/>
+            </w:tcMar>
+            <w:vAlign w:val="center"/>
+          </w:tcPr>
+          <w:p>
+            <w:pPr>
+              <w:jc w:val="center"/>
+              <w:rPr>
+                <w:rFonts w:ascii="Times New Roman" w:hAnsi="Times New Roman"/>
+                <w:color w:val="000000" w:themeColor="text1"/>
+                <w:sz w:val="14"/>
+                <w:szCs w:val="14"/>
+              </w:rPr>
+            </w:pPr>
+            <w:r>
+              <w:rPr>
+                <w:rFonts w:ascii="Times New Roman" w:hAnsi="Times New Roman"/>
+                <w:color w:val="000000" w:themeColor="text1"/>
+                <w:sz w:val="14"/>
+                <w:szCs w:val="14"/>
+              </w:rPr>
+              <w:t>None</w:t>
+            </w:r>
+          </w:p>
+        </w:tc>
+      </w:tr>
+      <w:tr>
+        <w:tc>
+          <w:tcPr>
+            <w:tcW w:w="1250" w:type="dxa"/>
+            <w:gridSpan w:val="2"/>
+            <w:tcBorders>
+              <w:top w:val="single" w:sz="8" w:space="0" w:color="auto"/>
+              <w:left w:val="single" w:sz="8" w:space="0" w:color="auto"/>
+              <w:bottom w:val="single" w:sz="8" w:space="0" w:color="auto"/>
+              <w:right w:val="single" w:sz="8" w:space="0" w:color="auto"/>
+            </w:tcBorders>
+            <w:shd w:val="clear" w:color="auto" w:fill="FFFFFF" w:themeFill="background1"/>
+            <w:tcMar>
+              <w:left w:w="108" w:type="dxa"/>
+              <w:right w:w="108" w:type="dxa"/>
+            </w:tcMar>
+            <w:vAlign w:val="center"/>
+          </w:tcPr>
+          <w:p>
+            <w:pPr>
+              <w:jc w:val="center"/>
+              <w:rPr>
+                <w:rFonts w:ascii="Times New Roman" w:eastAsiaTheme="minorEastAsia" w:hAnsi="Times New Roman"/>
+                <w:color w:val="000000" w:themeColor="text1"/>
+                <w:sz w:val="14"/>
+                <w:szCs w:val="14"/>
+                <w:lang w:eastAsia="zh-CN"/>
+              </w:rPr>
+            </w:pPr>
+            <w:r>
+              <w:rPr>
+                <w:rFonts w:ascii="Times New Roman" w:hAnsi="Times New Roman"/>
+                <w:color w:val="000000" w:themeColor="text1"/>
+                <w:sz w:val="14"/>
+                <w:szCs w:val="14"/>
+              </w:rPr>
+              <w:t>Personal (Left Touch and Right Touch)</w:t>
+            </w:r>
+            <w:r>
+              <w:rPr>
+                <w:rFonts w:ascii="Times New Roman" w:eastAsiaTheme="minorEastAsia" w:hAnsi="Times New Roman" w:hint="eastAsia"/>
+                <w:color w:val="000000" w:themeColor="text1"/>
+                <w:sz w:val="14"/>
+                <w:szCs w:val="14"/>
+                <w:lang w:eastAsia="zh-CN"/>
+              </w:rPr>
+              <w:t xml:space="preserve"> for Aliquoting</w:t>
+            </w:r>
+          </w:p>
+        </w:tc>
+        <w:tc>
+          <w:tcPr>
+            <w:tcW w:w="810" w:type="dxa"/>
+            <w:tcBorders>
+              <w:top w:val="single" w:sz="8" w:space="0" w:color="auto"/>
+              <w:left w:val="single" w:sz="8" w:space="0" w:color="auto"/>
+              <w:bottom w:val="single" w:sz="8" w:space="0" w:color="auto"/>
+              <w:right w:val="single" w:sz="8" w:space="0" w:color="auto"/>
+            </w:tcBorders>
+            <w:shd w:val="clear" w:color="auto" w:fill="FFFFFF" w:themeFill="background1"/>
+            <w:tcMar>
+              <w:left w:w="108" w:type="dxa"/>
+              <w:right w:w="108" w:type="dxa"/>
+            </w:tcMar>
+            <w:vAlign w:val="center"/>
+          </w:tcPr>
+          <w:p>
+            <w:pPr>
+              <w:jc w:val="center"/>
+              <w:rPr>
+                <w:rFonts w:ascii="Times New Roman" w:hAnsi="Times New Roman"/>
+                <w:color w:val="000000" w:themeColor="text1"/>
+                <w:sz w:val="14"/>
+                <w:szCs w:val="14"/>
+              </w:rPr>
+            </w:pPr>
+            <w:r>
+              <w:rPr>
+                <w:rFonts w:ascii="Times New Roman" w:hAnsi="Times New Roman"/>
+                <w:color w:val="000000" w:themeColor="text1"/>
+                <w:sz w:val="14"/>
+                <w:szCs w:val="14"/>
+              </w:rPr>
+              <w:t>Daily</w:t>
+            </w:r>
+          </w:p>
+        </w:tc>
+        <w:tc>
+          <w:tcPr>
+            <w:tcW w:w="900" w:type="dxa"/>
+            <w:tcBorders>
+              <w:top w:val="single" w:sz="8" w:space="0" w:color="auto"/>
+              <w:left w:val="nil"/>
+              <w:bottom w:val="single" w:sz="8" w:space="0" w:color="auto"/>
+              <w:right w:val="single" w:sz="8" w:space="0" w:color="auto"/>
+            </w:tcBorders>
+            <w:shd w:val="clear" w:color="auto" w:fill="FFFFFF" w:themeFill="background1"/>
+            <w:tcMar>
+              <w:left w:w="108" w:type="dxa"/>
+              <w:right w:w="108" w:type="dxa"/>
+            </w:tcMar>
+            <w:vAlign w:val="center"/>
+          </w:tcPr>
+          <w:p>
+            <w:pPr>
+              <w:jc w:val="center"/>
+              <w:rPr>
+                <w:rFonts w:ascii="Times New Roman" w:hAnsi="Times New Roman"/>
+                <w:color w:val="000000" w:themeColor="text1"/>
+                <w:sz w:val="14"/>
+                <w:szCs w:val="14"/>
+              </w:rPr>
+            </w:pPr>
+            <w:r>
+              <w:rPr>
+                <w:rFonts w:ascii="Times New Roman" w:hAnsi="Times New Roman"/>
+                <w:color w:val="000000" w:themeColor="text1"/>
+                <w:sz w:val="14"/>
+                <w:szCs w:val="14"/>
+              </w:rPr>
+              <w:t>{{ test_date }}</w:t>
+            </w:r>
+          </w:p>
+        </w:tc>
+        <w:tc>
+          <w:tcPr>
+            <w:tcW w:w="720" w:type="dxa"/>
+            <w:gridSpan w:val="2"/>
+            <w:tcBorders>
+              <w:top w:val="single" w:sz="8" w:space="0" w:color="auto"/>
+              <w:left w:val="single" w:sz="8" w:space="0" w:color="auto"/>
+              <w:bottom w:val="single" w:sz="8" w:space="0" w:color="auto"/>
+              <w:right w:val="single" w:sz="8" w:space="0" w:color="auto"/>
+            </w:tcBorders>
+            <w:shd w:val="clear" w:color="auto" w:fill="FFFFFF" w:themeFill="background1"/>
+            <w:tcMar>
+              <w:left w:w="108" w:type="dxa"/>
+              <w:right w:w="108" w:type="dxa"/>
+            </w:tcMar>
+            <w:vAlign w:val="center"/>
+          </w:tcPr>
+          <w:p>
+            <w:pPr>
+              <w:jc w:val="center"/>
+              <w:rPr>
+                <w:rFonts w:ascii="Times New Roman" w:hAnsi="Times New Roman"/>
+                <w:color w:val="000000" w:themeColor="text1"/>
+                <w:sz w:val="14"/>
+                <w:szCs w:val="14"/>
+              </w:rPr>
+            </w:pPr>
+            <w:r>
+              <w:rPr>
+                <w:rFonts w:ascii="Times New Roman" w:hAnsi="Times New Roman"/>
+                <w:color w:val="000000" w:themeColor="text1"/>
+                <w:sz w:val="14"/>
+                <w:szCs w:val="14"/>
+              </w:rPr>
+              <w:t>{{ analyst_initial }}</w:t>
+            </w:r>
+          </w:p>
+        </w:tc>
+        <w:tc>
+          <w:tcPr>
+            <w:tcW w:w="1530" w:type="dxa"/>
+            <w:gridSpan w:val="2"/>
+            <w:tcBorders>
+              <w:top w:val="single" w:sz="8" w:space="0" w:color="auto"/>
+              <w:left w:val="nil"/>
+              <w:bottom w:val="single" w:sz="8" w:space="0" w:color="auto"/>
+              <w:right w:val="single" w:sz="8" w:space="0" w:color="auto"/>
+            </w:tcBorders>
+            <w:shd w:val="clear" w:color="auto" w:fill="FFFFFF" w:themeFill="background1"/>
+            <w:tcMar>
+              <w:left w:w="108" w:type="dxa"/>
+              <w:right w:w="108" w:type="dxa"/>
+            </w:tcMar>
+            <w:vAlign w:val="center"/>
+          </w:tcPr>
+          <w:p>
+            <w:pPr>
+              <w:jc w:val="center"/>
+              <w:rPr>
+                <w:rFonts w:ascii="Times New Roman" w:hAnsi="Times New Roman"/>
+                <w:color w:val="000000" w:themeColor="text1"/>
+                <w:sz w:val="14"/>
+                <w:szCs w:val="14"/>
+              </w:rPr>
+            </w:pPr>
+            <w:r>
+              <w:rPr>
+                <w:rFonts w:ascii="Times New Roman" w:hAnsi="Times New Roman"/>
+                <w:color w:val="000000" w:themeColor="text1"/>
+                <w:sz w:val="14"/>
+                <w:szCs w:val="14"/>
+              </w:rPr>
+              <w:t>Date of Testing</w:t>
+            </w:r>
+          </w:p>
+        </w:tc>
+        <w:tc>
+          <w:tcPr>
+            <w:tcW w:w="1350" w:type="dxa"/>
+            <w:gridSpan w:val="2"/>
+            <w:tcBorders>
+              <w:top w:val="single" w:sz="8" w:space="0" w:color="auto"/>
+              <w:left w:val="single" w:sz="8" w:space="0" w:color="auto"/>
+              <w:bottom w:val="single" w:sz="8" w:space="0" w:color="auto"/>
+              <w:right w:val="single" w:sz="8" w:space="0" w:color="auto"/>
+            </w:tcBorders>
+            <w:shd w:val="clear" w:color="auto" w:fill="FFFFFF" w:themeFill="background1"/>
+            <w:tcMar>
+              <w:left w:w="108" w:type="dxa"/>
+              <w:right w:w="108" w:type="dxa"/>
+            </w:tcMar>
+            <w:vAlign w:val="center"/>
+          </w:tcPr>
+          <w:p>
+            <w:pPr>
+              <w:jc w:val="center"/>
+              <w:rPr>
+                <w:rFonts w:ascii="Times New Roman" w:hAnsi="Times New Roman"/>
+                <w:color w:val="000000" w:themeColor="text1"/>
+                <w:sz w:val="14"/>
+                <w:szCs w:val="14"/>
+              </w:rPr>
+            </w:pPr>
+            <w:r>
+              <w:rPr>
+                <w:rFonts w:ascii="Times New Roman" w:hAnsi="Times New Roman"/>
+                <w:color w:val="000000" w:themeColor="text1"/>
+                <w:sz w:val="14"/>
+                <w:szCs w:val="14"/>
+              </w:rPr>
+              <w:t>{{ obs_pers_dur }}</w:t>
+            </w:r>
+          </w:p>
+        </w:tc>
+        <w:tc>
+          <w:tcPr>
+            <w:tcW w:w="1350" w:type="dxa"/>
+            <w:gridSpan w:val="2"/>
+            <w:tcBorders>
+              <w:top w:val="single" w:sz="8" w:space="0" w:color="auto"/>
+              <w:left w:val="nil"/>
+              <w:bottom w:val="single" w:sz="8" w:space="0" w:color="auto"/>
+              <w:right w:val="single" w:sz="8" w:space="0" w:color="auto"/>
+            </w:tcBorders>
+            <w:shd w:val="clear" w:color="auto" w:fill="FFFFFF" w:themeFill="background1"/>
+            <w:tcMar>
+              <w:left w:w="108" w:type="dxa"/>
+              <w:right w:w="108" w:type="dxa"/>
+            </w:tcMar>
+            <w:vAlign w:val="center"/>
+          </w:tcPr>
+          <w:p>
+            <w:pPr>
+              <w:jc w:val="center"/>
+              <w:rPr>
+                <w:rFonts w:ascii="Times New Roman" w:hAnsi="Times New Roman"/>
+                <w:color w:val="000000" w:themeColor="text1"/>
+                <w:sz w:val="14"/>
+                <w:szCs w:val="14"/>
+              </w:rPr>
+            </w:pPr>
+            <w:r>
+              <w:rPr>
+                <w:rFonts w:ascii="Times New Roman" w:hAnsi="Times New Roman"/>
+                <w:color w:val="000000" w:themeColor="text1"/>
+                <w:sz w:val="14"/>
+                <w:szCs w:val="14"/>
+              </w:rPr>
+              <w:t>{{ etx_pers_dur }}</w:t>
+            </w:r>
+          </w:p>
+        </w:tc>
+        <w:tc>
+          <w:tcPr>
+            <w:tcW w:w="1260" w:type="dxa"/>
+            <w:tcBorders>
+              <w:top w:val="single" w:sz="8" w:space="0" w:color="auto"/>
+              <w:left w:val="single" w:sz="8" w:space="0" w:color="auto"/>
+              <w:bottom w:val="single" w:sz="8" w:space="0" w:color="auto"/>
+              <w:right w:val="single" w:sz="8" w:space="0" w:color="auto"/>
+            </w:tcBorders>
+            <w:shd w:val="clear" w:color="auto" w:fill="FFFFFF" w:themeFill="background1"/>
+            <w:tcMar>
+              <w:left w:w="108" w:type="dxa"/>
+              <w:right w:w="108" w:type="dxa"/>
+            </w:tcMar>
+            <w:vAlign w:val="center"/>
+          </w:tcPr>
+          <w:p>
+            <w:pPr>
+              <w:jc w:val="center"/>
+              <w:rPr>
+                <w:rFonts w:ascii="Times New Roman" w:hAnsi="Times New Roman"/>
+                <w:color w:val="000000" w:themeColor="text1"/>
+                <w:sz w:val="14"/>
+                <w:szCs w:val="14"/>
+              </w:rPr>
+            </w:pPr>
+            <w:r>
+              <w:rPr>
+                <w:rFonts w:ascii="Times New Roman" w:hAnsi="Times New Roman"/>
+                <w:color w:val="000000" w:themeColor="text1"/>
+                <w:sz w:val="14"/>
+                <w:szCs w:val="14"/>
+              </w:rPr>
+              <w:t>{{ id_pers_dur }}</w:t>
             </w:r>
           </w:p>
         </w:tc>
@@ -13725,7 +12767,6 @@
               </w:rPr>
               <w:t>E00</w:t>
             </w:r>
-            <w:proofErr w:type="gramStart"/>
             <w:r>
               <w:rPr>
                 <w:rFonts w:ascii="Times New Roman" w:hAnsi="Times New Roman"/>
@@ -13735,9 +12776,8 @@
                 <w:sz w:val="14"/>
                 <w:szCs w:val="14"/>
               </w:rPr>
-              <w:t xml:space="preserve">{{ </w:t>
-            </w:r>
-            <w:proofErr w:type="spellStart"/>
+              <w:t>{{ bsc_id }}</w:t>
+            </w:r>
             <w:r>
               <w:rPr>
                 <w:rFonts w:ascii="Times New Roman" w:hAnsi="Times New Roman"/>
@@ -13747,202 +12787,7 @@
                 <w:sz w:val="14"/>
                 <w:szCs w:val="14"/>
               </w:rPr>
-              <w:t>bsc</w:t>
-            </w:r>
-            <w:proofErr w:type="gramEnd"/>
-            <w:r>
-              <w:rPr>
-                <w:rFonts w:ascii="Times New Roman" w:hAnsi="Times New Roman"/>
-                <w:b/>
-                <w:bCs/>
-                <w:color w:val="000000" w:themeColor="text1"/>
-                <w:sz w:val="14"/>
-                <w:szCs w:val="14"/>
-              </w:rPr>
-              <w:t>_</w:t>
-            </w:r>
-            <w:proofErr w:type="gramStart"/>
-            <w:r>
-              <w:rPr>
-                <w:rFonts w:ascii="Times New Roman" w:hAnsi="Times New Roman"/>
-                <w:b/>
-                <w:bCs/>
-                <w:color w:val="000000" w:themeColor="text1"/>
-                <w:sz w:val="14"/>
-                <w:szCs w:val="14"/>
-              </w:rPr>
-              <w:t>id</w:t>
-            </w:r>
-            <w:proofErr w:type="spellEnd"/>
-            <w:r>
-              <w:rPr>
-                <w:rFonts w:ascii="Times New Roman" w:hAnsi="Times New Roman"/>
-                <w:b/>
-                <w:bCs/>
-                <w:color w:val="000000" w:themeColor="text1"/>
-                <w:sz w:val="14"/>
-                <w:szCs w:val="14"/>
-              </w:rPr>
-              <w:t xml:space="preserve"> }</w:t>
-            </w:r>
-            <w:proofErr w:type="gramEnd"/>
-            <w:r>
-              <w:rPr>
-                <w:rFonts w:ascii="Times New Roman" w:hAnsi="Times New Roman"/>
-                <w:b/>
-                <w:bCs/>
-                <w:color w:val="000000" w:themeColor="text1"/>
-                <w:sz w:val="14"/>
-                <w:szCs w:val="14"/>
-              </w:rPr>
-              <w:t>}</w:t>
-            </w:r>
-            <w:r>
-              <w:rPr>
-                <w:rFonts w:ascii="Times New Roman" w:hAnsi="Times New Roman"/>
-                <w:b/>
-                <w:bCs/>
-                <w:color w:val="000000" w:themeColor="text1"/>
-                <w:sz w:val="14"/>
-                <w:szCs w:val="14"/>
-              </w:rPr>
-              <w:t xml:space="preserve"> and E00</w:t>
-            </w:r>
-            <w:proofErr w:type="gramStart"/>
-            <w:r>
-              <w:rPr>
-                <w:rFonts w:ascii="Times New Roman" w:hAnsi="Times New Roman"/>
-                <w:b/>
-                <w:bCs/>
-                <w:color w:val="000000" w:themeColor="text1"/>
-                <w:sz w:val="14"/>
-                <w:szCs w:val="14"/>
-              </w:rPr>
-              <w:t xml:space="preserve">{{ </w:t>
-            </w:r>
-            <w:proofErr w:type="spellStart"/>
-            <w:r>
-              <w:rPr>
-                <w:rFonts w:ascii="Times New Roman" w:hAnsi="Times New Roman"/>
-                <w:b/>
-                <w:bCs/>
-                <w:color w:val="000000" w:themeColor="text1"/>
-                <w:sz w:val="14"/>
-                <w:szCs w:val="14"/>
-              </w:rPr>
-              <w:t>chgbsc</w:t>
-            </w:r>
-            <w:proofErr w:type="gramEnd"/>
-            <w:r>
-              <w:rPr>
-                <w:rFonts w:ascii="Times New Roman" w:hAnsi="Times New Roman"/>
-                <w:b/>
-                <w:bCs/>
-                <w:color w:val="000000" w:themeColor="text1"/>
-                <w:sz w:val="14"/>
-                <w:szCs w:val="14"/>
-              </w:rPr>
-              <w:t>_</w:t>
-            </w:r>
-            <w:proofErr w:type="gramStart"/>
-            <w:r>
-              <w:rPr>
-                <w:rFonts w:ascii="Times New Roman" w:hAnsi="Times New Roman"/>
-                <w:b/>
-                <w:bCs/>
-                <w:color w:val="000000" w:themeColor="text1"/>
-                <w:sz w:val="14"/>
-                <w:szCs w:val="14"/>
-              </w:rPr>
-              <w:t>id</w:t>
-            </w:r>
-            <w:proofErr w:type="spellEnd"/>
-            <w:r>
-              <w:rPr>
-                <w:rFonts w:ascii="Times New Roman" w:hAnsi="Times New Roman"/>
-                <w:b/>
-                <w:bCs/>
-                <w:color w:val="000000" w:themeColor="text1"/>
-                <w:sz w:val="14"/>
-                <w:szCs w:val="14"/>
-              </w:rPr>
-              <w:t xml:space="preserve"> }</w:t>
-            </w:r>
-            <w:proofErr w:type="gramEnd"/>
-            <w:r>
-              <w:rPr>
-                <w:rFonts w:ascii="Times New Roman" w:hAnsi="Times New Roman"/>
-                <w:b/>
-                <w:bCs/>
-                <w:color w:val="000000" w:themeColor="text1"/>
-                <w:sz w:val="14"/>
-                <w:szCs w:val="14"/>
-              </w:rPr>
-              <w:t>}</w:t>
-            </w:r>
-            <w:r>
-              <w:rPr>
-                <w:rFonts w:ascii="Times New Roman" w:eastAsiaTheme="minorEastAsia" w:hAnsi="Times New Roman"/>
-                <w:b/>
-                <w:bCs/>
-                <w:color w:val="000000" w:themeColor="text1"/>
-                <w:sz w:val="14"/>
-                <w:szCs w:val="14"/>
-                <w:lang w:eastAsia="zh-CN"/>
-              </w:rPr>
-              <w:t xml:space="preserve"> on </w:t>
-            </w:r>
-            <w:proofErr w:type="gramStart"/>
-            <w:r>
-              <w:rPr>
-                <w:rFonts w:ascii="Times New Roman" w:eastAsiaTheme="minorEastAsia" w:hAnsi="Times New Roman"/>
-                <w:b/>
-                <w:bCs/>
-                <w:color w:val="000000" w:themeColor="text1"/>
-                <w:sz w:val="14"/>
-                <w:szCs w:val="14"/>
-                <w:lang w:eastAsia="zh-CN"/>
-              </w:rPr>
-              <w:t xml:space="preserve">{{ </w:t>
-            </w:r>
-            <w:proofErr w:type="spellStart"/>
-            <w:r>
-              <w:rPr>
-                <w:rFonts w:ascii="Times New Roman" w:eastAsiaTheme="minorEastAsia" w:hAnsi="Times New Roman"/>
-                <w:b/>
-                <w:bCs/>
-                <w:color w:val="000000" w:themeColor="text1"/>
-                <w:sz w:val="14"/>
-                <w:szCs w:val="14"/>
-                <w:lang w:eastAsia="zh-CN"/>
-              </w:rPr>
-              <w:t>test</w:t>
-            </w:r>
-            <w:proofErr w:type="gramEnd"/>
-            <w:r>
-              <w:rPr>
-                <w:rFonts w:ascii="Times New Roman" w:eastAsiaTheme="minorEastAsia" w:hAnsi="Times New Roman"/>
-                <w:b/>
-                <w:bCs/>
-                <w:color w:val="000000" w:themeColor="text1"/>
-                <w:sz w:val="14"/>
-                <w:szCs w:val="14"/>
-                <w:lang w:eastAsia="zh-CN"/>
-              </w:rPr>
-              <w:t>_date</w:t>
-            </w:r>
-            <w:proofErr w:type="spellEnd"/>
-            <w:r>
-              <w:rPr>
-                <w:rFonts w:ascii="Times New Roman" w:eastAsiaTheme="minorEastAsia" w:hAnsi="Times New Roman"/>
-                <w:b/>
-                <w:bCs/>
-                <w:color w:val="000000" w:themeColor="text1"/>
-                <w:sz w:val="14"/>
-                <w:szCs w:val="14"/>
-                <w:lang w:eastAsia="zh-CN"/>
-              </w:rPr>
-              <w:t xml:space="preserve"> }}</w:t>
+              <w:t xml:space="preserve"> and E001798</w:t>
             </w:r>
           </w:p>
         </w:tc>
@@ -14020,65 +12865,14 @@
               </w:rPr>
               <w:t>E00</w:t>
             </w:r>
-            <w:proofErr w:type="gramStart"/>
-            <w:r>
-              <w:rPr>
-                <w:rFonts w:ascii="Times New Roman" w:hAnsi="Times New Roman"/>
-                <w:color w:val="000000" w:themeColor="text1"/>
-                <w:sz w:val="14"/>
-                <w:szCs w:val="14"/>
-              </w:rPr>
-              <w:t xml:space="preserve">{{ </w:t>
-            </w:r>
-            <w:proofErr w:type="spellStart"/>
-            <w:r>
-              <w:rPr>
-                <w:rFonts w:ascii="Times New Roman" w:hAnsi="Times New Roman"/>
-                <w:color w:val="000000" w:themeColor="text1"/>
-                <w:sz w:val="14"/>
-                <w:szCs w:val="14"/>
-              </w:rPr>
-              <w:t>bsc</w:t>
-            </w:r>
-            <w:proofErr w:type="gramEnd"/>
-            <w:r>
-              <w:rPr>
-                <w:rFonts w:ascii="Times New Roman" w:hAnsi="Times New Roman"/>
-                <w:color w:val="000000" w:themeColor="text1"/>
-                <w:sz w:val="14"/>
-                <w:szCs w:val="14"/>
-              </w:rPr>
-              <w:t>_</w:t>
-            </w:r>
-            <w:proofErr w:type="gramStart"/>
-            <w:r>
-              <w:rPr>
-                <w:rFonts w:ascii="Times New Roman" w:hAnsi="Times New Roman"/>
-                <w:color w:val="000000" w:themeColor="text1"/>
-                <w:sz w:val="14"/>
-                <w:szCs w:val="14"/>
-              </w:rPr>
-              <w:t>id</w:t>
-            </w:r>
-            <w:proofErr w:type="spellEnd"/>
-            <w:r>
-              <w:rPr>
-                <w:rFonts w:ascii="Times New Roman" w:hAnsi="Times New Roman"/>
-                <w:color w:val="000000" w:themeColor="text1"/>
-                <w:sz w:val="14"/>
-                <w:szCs w:val="14"/>
-              </w:rPr>
-              <w:t xml:space="preserve"> }</w:t>
-            </w:r>
-            <w:proofErr w:type="gramEnd"/>
-            <w:r>
-              <w:rPr>
-                <w:rFonts w:ascii="Times New Roman" w:hAnsi="Times New Roman"/>
-                <w:color w:val="000000" w:themeColor="text1"/>
-                <w:sz w:val="14"/>
-                <w:szCs w:val="14"/>
-              </w:rPr>
-              <w:t xml:space="preserve">} </w:t>
+            <w:r>
+              <w:rPr>
+                <w:rFonts w:ascii="Times New Roman" w:hAnsi="Times New Roman"/>
+                <w:color w:val="000000" w:themeColor="text1"/>
+                <w:sz w:val="14"/>
+                <w:szCs w:val="14"/>
+              </w:rPr>
+              <w:t xml:space="preserve">{{ bsc_id }} </w:t>
             </w:r>
             <w:r>
               <w:rPr>
@@ -14148,45 +12942,14 @@
                 <w:szCs w:val="14"/>
               </w:rPr>
             </w:pPr>
-            <w:proofErr w:type="gramStart"/>
-            <w:r>
-              <w:rPr>
-                <w:rFonts w:ascii="Times New Roman" w:hAnsi="Times New Roman"/>
-                <w:color w:val="000000" w:themeColor="text1"/>
-                <w:sz w:val="14"/>
-                <w:szCs w:val="14"/>
-              </w:rPr>
-              <w:t xml:space="preserve">{{ </w:t>
-            </w:r>
-            <w:proofErr w:type="spellStart"/>
-            <w:r>
-              <w:rPr>
-                <w:rFonts w:ascii="Times New Roman" w:hAnsi="Times New Roman"/>
-                <w:color w:val="000000" w:themeColor="text1"/>
-                <w:sz w:val="14"/>
-                <w:szCs w:val="14"/>
-              </w:rPr>
-              <w:t>test</w:t>
-            </w:r>
-            <w:proofErr w:type="gramEnd"/>
-            <w:r>
-              <w:rPr>
-                <w:rFonts w:ascii="Times New Roman" w:hAnsi="Times New Roman"/>
-                <w:color w:val="000000" w:themeColor="text1"/>
-                <w:sz w:val="14"/>
-                <w:szCs w:val="14"/>
-              </w:rPr>
-              <w:t>_date</w:t>
-            </w:r>
-            <w:proofErr w:type="spellEnd"/>
-            <w:r>
-              <w:rPr>
-                <w:rFonts w:ascii="Times New Roman" w:hAnsi="Times New Roman"/>
-                <w:color w:val="000000" w:themeColor="text1"/>
-                <w:sz w:val="14"/>
-                <w:szCs w:val="14"/>
-              </w:rPr>
-              <w:t xml:space="preserve"> }}</w:t>
+            <w:r>
+              <w:rPr>
+                <w:rFonts w:ascii="Times New Roman" w:hAnsi="Times New Roman"/>
+                <w:color w:val="000000" w:themeColor="text1"/>
+                <w:sz w:val="14"/>
+                <w:szCs w:val="14"/>
+              </w:rPr>
+              <w:t>{{ test_date }}</w:t>
             </w:r>
           </w:p>
         </w:tc>
@@ -14217,45 +12980,14 @@
                 <w:szCs w:val="14"/>
               </w:rPr>
             </w:pPr>
-            <w:proofErr w:type="gramStart"/>
-            <w:r>
-              <w:rPr>
-                <w:rFonts w:ascii="Times New Roman" w:hAnsi="Times New Roman"/>
-                <w:color w:val="000000" w:themeColor="text1"/>
-                <w:sz w:val="14"/>
-                <w:szCs w:val="14"/>
-              </w:rPr>
-              <w:t xml:space="preserve">{{ </w:t>
-            </w:r>
-            <w:proofErr w:type="spellStart"/>
-            <w:r>
-              <w:rPr>
-                <w:rFonts w:ascii="Times New Roman" w:hAnsi="Times New Roman"/>
-                <w:color w:val="000000" w:themeColor="text1"/>
-                <w:sz w:val="14"/>
-                <w:szCs w:val="14"/>
-              </w:rPr>
-              <w:t>analyst</w:t>
-            </w:r>
-            <w:proofErr w:type="gramEnd"/>
-            <w:r>
-              <w:rPr>
-                <w:rFonts w:ascii="Times New Roman" w:hAnsi="Times New Roman"/>
-                <w:color w:val="000000" w:themeColor="text1"/>
-                <w:sz w:val="14"/>
-                <w:szCs w:val="14"/>
-              </w:rPr>
-              <w:t>_initial</w:t>
-            </w:r>
-            <w:proofErr w:type="spellEnd"/>
-            <w:r>
-              <w:rPr>
-                <w:rFonts w:ascii="Times New Roman" w:hAnsi="Times New Roman"/>
-                <w:color w:val="000000" w:themeColor="text1"/>
-                <w:sz w:val="14"/>
-                <w:szCs w:val="14"/>
-              </w:rPr>
-              <w:t xml:space="preserve"> }}</w:t>
+            <w:r>
+              <w:rPr>
+                <w:rFonts w:ascii="Times New Roman" w:hAnsi="Times New Roman"/>
+                <w:color w:val="000000" w:themeColor="text1"/>
+                <w:sz w:val="14"/>
+                <w:szCs w:val="14"/>
+              </w:rPr>
+              <w:t>{{ analyst_initial }}</w:t>
             </w:r>
           </w:p>
         </w:tc>
@@ -14324,45 +13056,14 @@
                 <w:szCs w:val="14"/>
               </w:rPr>
             </w:pPr>
-            <w:proofErr w:type="gramStart"/>
-            <w:r>
-              <w:rPr>
-                <w:rFonts w:ascii="Times New Roman" w:hAnsi="Times New Roman"/>
-                <w:color w:val="000000" w:themeColor="text1"/>
-                <w:sz w:val="14"/>
-                <w:szCs w:val="14"/>
-              </w:rPr>
-              <w:t xml:space="preserve">{{ </w:t>
-            </w:r>
-            <w:proofErr w:type="spellStart"/>
-            <w:r>
-              <w:rPr>
-                <w:rFonts w:ascii="Times New Roman" w:hAnsi="Times New Roman"/>
-                <w:color w:val="000000" w:themeColor="text1"/>
-                <w:sz w:val="14"/>
-                <w:szCs w:val="14"/>
-              </w:rPr>
-              <w:t>obs</w:t>
-            </w:r>
-            <w:proofErr w:type="gramEnd"/>
-            <w:r>
-              <w:rPr>
-                <w:rFonts w:ascii="Times New Roman" w:hAnsi="Times New Roman"/>
-                <w:color w:val="000000" w:themeColor="text1"/>
-                <w:sz w:val="14"/>
-                <w:szCs w:val="14"/>
-              </w:rPr>
-              <w:t>_surf_dur</w:t>
-            </w:r>
-            <w:proofErr w:type="spellEnd"/>
-            <w:r>
-              <w:rPr>
-                <w:rFonts w:ascii="Times New Roman" w:hAnsi="Times New Roman"/>
-                <w:color w:val="000000" w:themeColor="text1"/>
-                <w:sz w:val="14"/>
-                <w:szCs w:val="14"/>
-              </w:rPr>
-              <w:t xml:space="preserve"> }}</w:t>
+            <w:r>
+              <w:rPr>
+                <w:rFonts w:ascii="Times New Roman" w:hAnsi="Times New Roman"/>
+                <w:color w:val="000000" w:themeColor="text1"/>
+                <w:sz w:val="14"/>
+                <w:szCs w:val="14"/>
+              </w:rPr>
+              <w:t>{{ obs_surf_dur }}</w:t>
             </w:r>
           </w:p>
         </w:tc>
@@ -14393,45 +13094,14 @@
                 <w:szCs w:val="14"/>
               </w:rPr>
             </w:pPr>
-            <w:proofErr w:type="gramStart"/>
-            <w:r>
-              <w:rPr>
-                <w:rFonts w:ascii="Times New Roman" w:hAnsi="Times New Roman"/>
-                <w:color w:val="000000" w:themeColor="text1"/>
-                <w:sz w:val="14"/>
-                <w:szCs w:val="14"/>
-              </w:rPr>
-              <w:t xml:space="preserve">{{ </w:t>
-            </w:r>
-            <w:proofErr w:type="spellStart"/>
-            <w:r>
-              <w:rPr>
-                <w:rFonts w:ascii="Times New Roman" w:hAnsi="Times New Roman"/>
-                <w:color w:val="000000" w:themeColor="text1"/>
-                <w:sz w:val="14"/>
-                <w:szCs w:val="14"/>
-              </w:rPr>
-              <w:t>etx</w:t>
-            </w:r>
-            <w:proofErr w:type="gramEnd"/>
-            <w:r>
-              <w:rPr>
-                <w:rFonts w:ascii="Times New Roman" w:hAnsi="Times New Roman"/>
-                <w:color w:val="000000" w:themeColor="text1"/>
-                <w:sz w:val="14"/>
-                <w:szCs w:val="14"/>
-              </w:rPr>
-              <w:t>_surf_dur</w:t>
-            </w:r>
-            <w:proofErr w:type="spellEnd"/>
-            <w:r>
-              <w:rPr>
-                <w:rFonts w:ascii="Times New Roman" w:hAnsi="Times New Roman"/>
-                <w:color w:val="000000" w:themeColor="text1"/>
-                <w:sz w:val="14"/>
-                <w:szCs w:val="14"/>
-              </w:rPr>
-              <w:t xml:space="preserve"> }}</w:t>
+            <w:r>
+              <w:rPr>
+                <w:rFonts w:ascii="Times New Roman" w:hAnsi="Times New Roman"/>
+                <w:color w:val="000000" w:themeColor="text1"/>
+                <w:sz w:val="14"/>
+                <w:szCs w:val="14"/>
+              </w:rPr>
+              <w:t>{{ etx_surf_dur }}</w:t>
             </w:r>
           </w:p>
         </w:tc>
@@ -14461,45 +13131,14 @@
                 <w:szCs w:val="14"/>
               </w:rPr>
             </w:pPr>
-            <w:proofErr w:type="gramStart"/>
-            <w:r>
-              <w:rPr>
-                <w:rFonts w:ascii="Times New Roman" w:hAnsi="Times New Roman"/>
-                <w:color w:val="000000" w:themeColor="text1"/>
-                <w:sz w:val="14"/>
-                <w:szCs w:val="14"/>
-              </w:rPr>
-              <w:t xml:space="preserve">{{ </w:t>
-            </w:r>
-            <w:proofErr w:type="spellStart"/>
-            <w:r>
-              <w:rPr>
-                <w:rFonts w:ascii="Times New Roman" w:hAnsi="Times New Roman"/>
-                <w:color w:val="000000" w:themeColor="text1"/>
-                <w:sz w:val="14"/>
-                <w:szCs w:val="14"/>
-              </w:rPr>
-              <w:t>id</w:t>
-            </w:r>
-            <w:proofErr w:type="gramEnd"/>
-            <w:r>
-              <w:rPr>
-                <w:rFonts w:ascii="Times New Roman" w:hAnsi="Times New Roman"/>
-                <w:color w:val="000000" w:themeColor="text1"/>
-                <w:sz w:val="14"/>
-                <w:szCs w:val="14"/>
-              </w:rPr>
-              <w:t>_surf_dur</w:t>
-            </w:r>
-            <w:proofErr w:type="spellEnd"/>
-            <w:r>
-              <w:rPr>
-                <w:rFonts w:ascii="Times New Roman" w:hAnsi="Times New Roman"/>
-                <w:color w:val="000000" w:themeColor="text1"/>
-                <w:sz w:val="14"/>
-                <w:szCs w:val="14"/>
-              </w:rPr>
-              <w:t xml:space="preserve"> }}</w:t>
+            <w:r>
+              <w:rPr>
+                <w:rFonts w:ascii="Times New Roman" w:hAnsi="Times New Roman"/>
+                <w:color w:val="000000" w:themeColor="text1"/>
+                <w:sz w:val="14"/>
+                <w:szCs w:val="14"/>
+              </w:rPr>
+              <w:t>{{ id_surf_dur }}</w:t>
             </w:r>
           </w:p>
         </w:tc>
@@ -14612,76 +13251,7 @@
                 <w:sz w:val="14"/>
                 <w:szCs w:val="14"/>
               </w:rPr>
-              <w:t>E00</w:t>
-            </w:r>
-            <w:proofErr w:type="gramStart"/>
-            <w:r>
-              <w:rPr>
-                <w:rFonts w:ascii="Times New Roman" w:hAnsi="Times New Roman"/>
-                <w:color w:val="000000" w:themeColor="text1"/>
-                <w:sz w:val="14"/>
-                <w:szCs w:val="14"/>
-              </w:rPr>
-              <w:t xml:space="preserve">{{ </w:t>
-            </w:r>
-            <w:proofErr w:type="spellStart"/>
-            <w:r>
-              <w:rPr>
-                <w:rFonts w:ascii="Times New Roman" w:hAnsi="Times New Roman"/>
-                <w:color w:val="000000" w:themeColor="text1"/>
-                <w:sz w:val="14"/>
-                <w:szCs w:val="14"/>
-              </w:rPr>
-              <w:t>chgbsc</w:t>
-            </w:r>
-            <w:proofErr w:type="gramEnd"/>
-            <w:r>
-              <w:rPr>
-                <w:rFonts w:ascii="Times New Roman" w:hAnsi="Times New Roman"/>
-                <w:color w:val="000000" w:themeColor="text1"/>
-                <w:sz w:val="14"/>
-                <w:szCs w:val="14"/>
-              </w:rPr>
-              <w:t>_</w:t>
-            </w:r>
-            <w:proofErr w:type="gramStart"/>
-            <w:r>
-              <w:rPr>
-                <w:rFonts w:ascii="Times New Roman" w:hAnsi="Times New Roman"/>
-                <w:color w:val="000000" w:themeColor="text1"/>
-                <w:sz w:val="14"/>
-                <w:szCs w:val="14"/>
-              </w:rPr>
-              <w:t>id</w:t>
-            </w:r>
-            <w:proofErr w:type="spellEnd"/>
-            <w:r>
-              <w:rPr>
-                <w:rFonts w:ascii="Times New Roman" w:hAnsi="Times New Roman"/>
-                <w:color w:val="000000" w:themeColor="text1"/>
-                <w:sz w:val="14"/>
-                <w:szCs w:val="14"/>
-              </w:rPr>
-              <w:t xml:space="preserve"> </w:t>
-            </w:r>
-            <w:r>
-              <w:rPr>
-                <w:rFonts w:ascii="Times New Roman" w:hAnsi="Times New Roman"/>
-                <w:color w:val="000000" w:themeColor="text1"/>
-                <w:sz w:val="14"/>
-                <w:szCs w:val="14"/>
-              </w:rPr>
-              <w:t>}</w:t>
-            </w:r>
-            <w:proofErr w:type="gramEnd"/>
-            <w:r>
-              <w:rPr>
-                <w:rFonts w:ascii="Times New Roman" w:hAnsi="Times New Roman"/>
-                <w:color w:val="000000" w:themeColor="text1"/>
-                <w:sz w:val="14"/>
-                <w:szCs w:val="14"/>
-              </w:rPr>
-              <w:t>}</w:t>
+              <w:t>E001798</w:t>
             </w:r>
             <w:r>
               <w:rPr>
@@ -14757,45 +13327,14 @@
                 <w:szCs w:val="14"/>
               </w:rPr>
             </w:pPr>
-            <w:proofErr w:type="gramStart"/>
-            <w:r>
-              <w:rPr>
-                <w:rFonts w:ascii="Times New Roman" w:hAnsi="Times New Roman"/>
-                <w:color w:val="000000" w:themeColor="text1"/>
-                <w:sz w:val="14"/>
-                <w:szCs w:val="14"/>
-              </w:rPr>
-              <w:t xml:space="preserve">{{ </w:t>
-            </w:r>
-            <w:proofErr w:type="spellStart"/>
-            <w:r>
-              <w:rPr>
-                <w:rFonts w:ascii="Times New Roman" w:hAnsi="Times New Roman"/>
-                <w:color w:val="000000" w:themeColor="text1"/>
-                <w:sz w:val="14"/>
-                <w:szCs w:val="14"/>
-              </w:rPr>
-              <w:t>test</w:t>
-            </w:r>
-            <w:proofErr w:type="gramEnd"/>
-            <w:r>
-              <w:rPr>
-                <w:rFonts w:ascii="Times New Roman" w:hAnsi="Times New Roman"/>
-                <w:color w:val="000000" w:themeColor="text1"/>
-                <w:sz w:val="14"/>
-                <w:szCs w:val="14"/>
-              </w:rPr>
-              <w:t>_date</w:t>
-            </w:r>
-            <w:proofErr w:type="spellEnd"/>
-            <w:r>
-              <w:rPr>
-                <w:rFonts w:ascii="Times New Roman" w:hAnsi="Times New Roman"/>
-                <w:color w:val="000000" w:themeColor="text1"/>
-                <w:sz w:val="14"/>
-                <w:szCs w:val="14"/>
-              </w:rPr>
-              <w:t xml:space="preserve"> }}</w:t>
+            <w:r>
+              <w:rPr>
+                <w:rFonts w:ascii="Times New Roman" w:hAnsi="Times New Roman"/>
+                <w:color w:val="000000" w:themeColor="text1"/>
+                <w:sz w:val="14"/>
+                <w:szCs w:val="14"/>
+              </w:rPr>
+              <w:t>{{ test_date }}</w:t>
             </w:r>
           </w:p>
         </w:tc>
@@ -14826,7 +13365,6 @@
                 <w:szCs w:val="14"/>
               </w:rPr>
             </w:pPr>
-            <w:proofErr w:type="gramStart"/>
             <w:r>
               <w:rPr>
                 <w:rFonts w:ascii="Times New Roman" w:hAnsi="Times New Roman"/>
@@ -14836,27 +13374,15 @@
               </w:rPr>
               <w:t xml:space="preserve">{{ </w:t>
             </w:r>
-            <w:proofErr w:type="spellStart"/>
-            <w:r>
-              <w:rPr>
-                <w:rFonts w:ascii="Times New Roman" w:hAnsi="Times New Roman"/>
-                <w:color w:val="000000" w:themeColor="text1"/>
-                <w:sz w:val="14"/>
-                <w:szCs w:val="14"/>
-              </w:rPr>
-              <w:t>changeover</w:t>
-            </w:r>
-            <w:proofErr w:type="gramEnd"/>
-            <w:r>
-              <w:rPr>
-                <w:rFonts w:ascii="Times New Roman" w:hAnsi="Times New Roman"/>
-                <w:color w:val="000000" w:themeColor="text1"/>
-                <w:sz w:val="14"/>
-                <w:szCs w:val="14"/>
-              </w:rPr>
-              <w:t>_initial</w:t>
-            </w:r>
-            <w:proofErr w:type="spellEnd"/>
+            <w:r>
+              <w:rPr>
+                <w:rFonts w:ascii="Times New Roman" w:hAnsi="Times New Roman"/>
+                <w:color w:val="000000" w:themeColor="text1"/>
+                <w:sz w:val="14"/>
+                <w:szCs w:val="14"/>
+              </w:rPr>
+              <w:t>aliquoting_initial</w:t>
+            </w:r>
             <w:r>
               <w:rPr>
                 <w:rFonts w:ascii="Times New Roman" w:hAnsi="Times New Roman"/>
@@ -14933,45 +13459,14 @@
                 <w:szCs w:val="14"/>
               </w:rPr>
             </w:pPr>
-            <w:proofErr w:type="gramStart"/>
-            <w:r>
-              <w:rPr>
-                <w:rFonts w:ascii="Times New Roman" w:hAnsi="Times New Roman"/>
-                <w:color w:val="000000" w:themeColor="text1"/>
-                <w:sz w:val="14"/>
-                <w:szCs w:val="14"/>
-              </w:rPr>
-              <w:t xml:space="preserve">{{ </w:t>
-            </w:r>
-            <w:proofErr w:type="spellStart"/>
-            <w:r>
-              <w:rPr>
-                <w:rFonts w:ascii="Times New Roman" w:hAnsi="Times New Roman"/>
-                <w:color w:val="000000" w:themeColor="text1"/>
-                <w:sz w:val="14"/>
-                <w:szCs w:val="14"/>
-              </w:rPr>
-              <w:t>obs</w:t>
-            </w:r>
-            <w:proofErr w:type="gramEnd"/>
-            <w:r>
-              <w:rPr>
-                <w:rFonts w:ascii="Times New Roman" w:hAnsi="Times New Roman"/>
-                <w:color w:val="000000" w:themeColor="text1"/>
-                <w:sz w:val="14"/>
-                <w:szCs w:val="14"/>
-              </w:rPr>
-              <w:t>_surf_dur</w:t>
-            </w:r>
-            <w:proofErr w:type="spellEnd"/>
-            <w:r>
-              <w:rPr>
-                <w:rFonts w:ascii="Times New Roman" w:hAnsi="Times New Roman"/>
-                <w:color w:val="000000" w:themeColor="text1"/>
-                <w:sz w:val="14"/>
-                <w:szCs w:val="14"/>
-              </w:rPr>
-              <w:t xml:space="preserve"> }}</w:t>
+            <w:r>
+              <w:rPr>
+                <w:rFonts w:ascii="Times New Roman" w:hAnsi="Times New Roman"/>
+                <w:color w:val="000000" w:themeColor="text1"/>
+                <w:sz w:val="14"/>
+                <w:szCs w:val="14"/>
+              </w:rPr>
+              <w:t>{{ obs_surf_dur }}</w:t>
             </w:r>
           </w:p>
         </w:tc>
@@ -15002,45 +13497,14 @@
                 <w:szCs w:val="14"/>
               </w:rPr>
             </w:pPr>
-            <w:proofErr w:type="gramStart"/>
-            <w:r>
-              <w:rPr>
-                <w:rFonts w:ascii="Times New Roman" w:hAnsi="Times New Roman"/>
-                <w:color w:val="000000" w:themeColor="text1"/>
-                <w:sz w:val="14"/>
-                <w:szCs w:val="14"/>
-              </w:rPr>
-              <w:t xml:space="preserve">{{ </w:t>
-            </w:r>
-            <w:proofErr w:type="spellStart"/>
-            <w:r>
-              <w:rPr>
-                <w:rFonts w:ascii="Times New Roman" w:hAnsi="Times New Roman"/>
-                <w:color w:val="000000" w:themeColor="text1"/>
-                <w:sz w:val="14"/>
-                <w:szCs w:val="14"/>
-              </w:rPr>
-              <w:t>etx</w:t>
-            </w:r>
-            <w:proofErr w:type="gramEnd"/>
-            <w:r>
-              <w:rPr>
-                <w:rFonts w:ascii="Times New Roman" w:hAnsi="Times New Roman"/>
-                <w:color w:val="000000" w:themeColor="text1"/>
-                <w:sz w:val="14"/>
-                <w:szCs w:val="14"/>
-              </w:rPr>
-              <w:t>_surf_dur</w:t>
-            </w:r>
-            <w:proofErr w:type="spellEnd"/>
-            <w:r>
-              <w:rPr>
-                <w:rFonts w:ascii="Times New Roman" w:hAnsi="Times New Roman"/>
-                <w:color w:val="000000" w:themeColor="text1"/>
-                <w:sz w:val="14"/>
-                <w:szCs w:val="14"/>
-              </w:rPr>
-              <w:t xml:space="preserve"> }}</w:t>
+            <w:r>
+              <w:rPr>
+                <w:rFonts w:ascii="Times New Roman" w:hAnsi="Times New Roman"/>
+                <w:color w:val="000000" w:themeColor="text1"/>
+                <w:sz w:val="14"/>
+                <w:szCs w:val="14"/>
+              </w:rPr>
+              <w:t>{{ etx_surf_dur }}</w:t>
             </w:r>
           </w:p>
         </w:tc>
@@ -15070,45 +13534,14 @@
                 <w:szCs w:val="14"/>
               </w:rPr>
             </w:pPr>
-            <w:proofErr w:type="gramStart"/>
-            <w:r>
-              <w:rPr>
-                <w:rFonts w:ascii="Times New Roman" w:hAnsi="Times New Roman"/>
-                <w:color w:val="000000" w:themeColor="text1"/>
-                <w:sz w:val="14"/>
-                <w:szCs w:val="14"/>
-              </w:rPr>
-              <w:t xml:space="preserve">{{ </w:t>
-            </w:r>
-            <w:proofErr w:type="spellStart"/>
-            <w:r>
-              <w:rPr>
-                <w:rFonts w:ascii="Times New Roman" w:hAnsi="Times New Roman"/>
-                <w:color w:val="000000" w:themeColor="text1"/>
-                <w:sz w:val="14"/>
-                <w:szCs w:val="14"/>
-              </w:rPr>
-              <w:t>id</w:t>
-            </w:r>
-            <w:proofErr w:type="gramEnd"/>
-            <w:r>
-              <w:rPr>
-                <w:rFonts w:ascii="Times New Roman" w:hAnsi="Times New Roman"/>
-                <w:color w:val="000000" w:themeColor="text1"/>
-                <w:sz w:val="14"/>
-                <w:szCs w:val="14"/>
-              </w:rPr>
-              <w:t>_surf_dur</w:t>
-            </w:r>
-            <w:proofErr w:type="spellEnd"/>
-            <w:r>
-              <w:rPr>
-                <w:rFonts w:ascii="Times New Roman" w:hAnsi="Times New Roman"/>
-                <w:color w:val="000000" w:themeColor="text1"/>
-                <w:sz w:val="14"/>
-                <w:szCs w:val="14"/>
-              </w:rPr>
-              <w:t xml:space="preserve"> }}</w:t>
+            <w:r>
+              <w:rPr>
+                <w:rFonts w:ascii="Times New Roman" w:hAnsi="Times New Roman"/>
+                <w:color w:val="000000" w:themeColor="text1"/>
+                <w:sz w:val="14"/>
+                <w:szCs w:val="14"/>
+              </w:rPr>
+              <w:t>{{ id_surf_dur }}</w:t>
             </w:r>
           </w:p>
         </w:tc>
@@ -15196,65 +13629,14 @@
               </w:rPr>
               <w:t>E00</w:t>
             </w:r>
-            <w:proofErr w:type="gramStart"/>
-            <w:r>
-              <w:rPr>
-                <w:rFonts w:ascii="Times New Roman" w:hAnsi="Times New Roman"/>
-                <w:color w:val="000000" w:themeColor="text1"/>
-                <w:sz w:val="14"/>
-                <w:szCs w:val="14"/>
-              </w:rPr>
-              <w:t xml:space="preserve">{{ </w:t>
-            </w:r>
-            <w:proofErr w:type="spellStart"/>
-            <w:r>
-              <w:rPr>
-                <w:rFonts w:ascii="Times New Roman" w:hAnsi="Times New Roman"/>
-                <w:color w:val="000000" w:themeColor="text1"/>
-                <w:sz w:val="14"/>
-                <w:szCs w:val="14"/>
-              </w:rPr>
-              <w:t>bsc</w:t>
-            </w:r>
-            <w:proofErr w:type="gramEnd"/>
-            <w:r>
-              <w:rPr>
-                <w:rFonts w:ascii="Times New Roman" w:hAnsi="Times New Roman"/>
-                <w:color w:val="000000" w:themeColor="text1"/>
-                <w:sz w:val="14"/>
-                <w:szCs w:val="14"/>
-              </w:rPr>
-              <w:t>_</w:t>
-            </w:r>
-            <w:proofErr w:type="gramStart"/>
-            <w:r>
-              <w:rPr>
-                <w:rFonts w:ascii="Times New Roman" w:hAnsi="Times New Roman"/>
-                <w:color w:val="000000" w:themeColor="text1"/>
-                <w:sz w:val="14"/>
-                <w:szCs w:val="14"/>
-              </w:rPr>
-              <w:t>id</w:t>
-            </w:r>
-            <w:proofErr w:type="spellEnd"/>
-            <w:r>
-              <w:rPr>
-                <w:rFonts w:ascii="Times New Roman" w:hAnsi="Times New Roman"/>
-                <w:color w:val="000000" w:themeColor="text1"/>
-                <w:sz w:val="14"/>
-                <w:szCs w:val="14"/>
-              </w:rPr>
-              <w:t xml:space="preserve"> }</w:t>
-            </w:r>
-            <w:proofErr w:type="gramEnd"/>
-            <w:r>
-              <w:rPr>
-                <w:rFonts w:ascii="Times New Roman" w:hAnsi="Times New Roman"/>
-                <w:color w:val="000000" w:themeColor="text1"/>
-                <w:sz w:val="14"/>
-                <w:szCs w:val="14"/>
-              </w:rPr>
-              <w:t xml:space="preserve">} </w:t>
+            <w:r>
+              <w:rPr>
+                <w:rFonts w:ascii="Times New Roman" w:hAnsi="Times New Roman"/>
+                <w:color w:val="000000" w:themeColor="text1"/>
+                <w:sz w:val="14"/>
+                <w:szCs w:val="14"/>
+              </w:rPr>
+              <w:t xml:space="preserve">{{ bsc_id }} </w:t>
             </w:r>
             <w:r>
               <w:rPr>
@@ -15324,45 +13706,14 @@
                 <w:szCs w:val="14"/>
               </w:rPr>
             </w:pPr>
-            <w:proofErr w:type="gramStart"/>
-            <w:r>
-              <w:rPr>
-                <w:rFonts w:ascii="Times New Roman" w:hAnsi="Times New Roman"/>
-                <w:color w:val="000000" w:themeColor="text1"/>
-                <w:sz w:val="14"/>
-                <w:szCs w:val="14"/>
-              </w:rPr>
-              <w:t xml:space="preserve">{{ </w:t>
-            </w:r>
-            <w:proofErr w:type="spellStart"/>
-            <w:r>
-              <w:rPr>
-                <w:rFonts w:ascii="Times New Roman" w:hAnsi="Times New Roman"/>
-                <w:color w:val="000000" w:themeColor="text1"/>
-                <w:sz w:val="14"/>
-                <w:szCs w:val="14"/>
-              </w:rPr>
-              <w:t>test</w:t>
-            </w:r>
-            <w:proofErr w:type="gramEnd"/>
-            <w:r>
-              <w:rPr>
-                <w:rFonts w:ascii="Times New Roman" w:hAnsi="Times New Roman"/>
-                <w:color w:val="000000" w:themeColor="text1"/>
-                <w:sz w:val="14"/>
-                <w:szCs w:val="14"/>
-              </w:rPr>
-              <w:t>_date</w:t>
-            </w:r>
-            <w:proofErr w:type="spellEnd"/>
-            <w:r>
-              <w:rPr>
-                <w:rFonts w:ascii="Times New Roman" w:hAnsi="Times New Roman"/>
-                <w:color w:val="000000" w:themeColor="text1"/>
-                <w:sz w:val="14"/>
-                <w:szCs w:val="14"/>
-              </w:rPr>
-              <w:t xml:space="preserve"> }}</w:t>
+            <w:r>
+              <w:rPr>
+                <w:rFonts w:ascii="Times New Roman" w:hAnsi="Times New Roman"/>
+                <w:color w:val="000000" w:themeColor="text1"/>
+                <w:sz w:val="14"/>
+                <w:szCs w:val="14"/>
+              </w:rPr>
+              <w:t>{{ test_date }}</w:t>
             </w:r>
           </w:p>
         </w:tc>
@@ -15393,45 +13744,14 @@
                 <w:szCs w:val="14"/>
               </w:rPr>
             </w:pPr>
-            <w:proofErr w:type="gramStart"/>
-            <w:r>
-              <w:rPr>
-                <w:rFonts w:ascii="Times New Roman" w:hAnsi="Times New Roman"/>
-                <w:color w:val="000000" w:themeColor="text1"/>
-                <w:sz w:val="14"/>
-                <w:szCs w:val="14"/>
-              </w:rPr>
-              <w:t xml:space="preserve">{{ </w:t>
-            </w:r>
-            <w:proofErr w:type="spellStart"/>
-            <w:r>
-              <w:rPr>
-                <w:rFonts w:ascii="Times New Roman" w:hAnsi="Times New Roman"/>
-                <w:color w:val="000000" w:themeColor="text1"/>
-                <w:sz w:val="14"/>
-                <w:szCs w:val="14"/>
-              </w:rPr>
-              <w:t>analyst</w:t>
-            </w:r>
-            <w:proofErr w:type="gramEnd"/>
-            <w:r>
-              <w:rPr>
-                <w:rFonts w:ascii="Times New Roman" w:hAnsi="Times New Roman"/>
-                <w:color w:val="000000" w:themeColor="text1"/>
-                <w:sz w:val="14"/>
-                <w:szCs w:val="14"/>
-              </w:rPr>
-              <w:t>_initial</w:t>
-            </w:r>
-            <w:proofErr w:type="spellEnd"/>
-            <w:r>
-              <w:rPr>
-                <w:rFonts w:ascii="Times New Roman" w:hAnsi="Times New Roman"/>
-                <w:color w:val="000000" w:themeColor="text1"/>
-                <w:sz w:val="14"/>
-                <w:szCs w:val="14"/>
-              </w:rPr>
-              <w:t xml:space="preserve"> }}</w:t>
+            <w:r>
+              <w:rPr>
+                <w:rFonts w:ascii="Times New Roman" w:hAnsi="Times New Roman"/>
+                <w:color w:val="000000" w:themeColor="text1"/>
+                <w:sz w:val="14"/>
+                <w:szCs w:val="14"/>
+              </w:rPr>
+              <w:t>{{ analyst_initial }}</w:t>
             </w:r>
           </w:p>
         </w:tc>
@@ -15500,45 +13820,14 @@
                 <w:szCs w:val="14"/>
               </w:rPr>
             </w:pPr>
-            <w:proofErr w:type="gramStart"/>
-            <w:r>
-              <w:rPr>
-                <w:rFonts w:ascii="Times New Roman" w:hAnsi="Times New Roman"/>
-                <w:color w:val="000000" w:themeColor="text1"/>
-                <w:sz w:val="14"/>
-                <w:szCs w:val="14"/>
-              </w:rPr>
-              <w:t xml:space="preserve">{{ </w:t>
-            </w:r>
-            <w:proofErr w:type="spellStart"/>
-            <w:r>
-              <w:rPr>
-                <w:rFonts w:ascii="Times New Roman" w:hAnsi="Times New Roman"/>
-                <w:color w:val="000000" w:themeColor="text1"/>
-                <w:sz w:val="14"/>
-                <w:szCs w:val="14"/>
-              </w:rPr>
-              <w:t>obs</w:t>
-            </w:r>
-            <w:proofErr w:type="gramEnd"/>
-            <w:r>
-              <w:rPr>
-                <w:rFonts w:ascii="Times New Roman" w:hAnsi="Times New Roman"/>
-                <w:color w:val="000000" w:themeColor="text1"/>
-                <w:sz w:val="14"/>
-                <w:szCs w:val="14"/>
-              </w:rPr>
-              <w:t>_sett_dur</w:t>
-            </w:r>
-            <w:proofErr w:type="spellEnd"/>
-            <w:r>
-              <w:rPr>
-                <w:rFonts w:ascii="Times New Roman" w:hAnsi="Times New Roman"/>
-                <w:color w:val="000000" w:themeColor="text1"/>
-                <w:sz w:val="14"/>
-                <w:szCs w:val="14"/>
-              </w:rPr>
-              <w:t xml:space="preserve"> }}</w:t>
+            <w:r>
+              <w:rPr>
+                <w:rFonts w:ascii="Times New Roman" w:hAnsi="Times New Roman"/>
+                <w:color w:val="000000" w:themeColor="text1"/>
+                <w:sz w:val="14"/>
+                <w:szCs w:val="14"/>
+              </w:rPr>
+              <w:t>{{ obs_sett_dur }}</w:t>
             </w:r>
           </w:p>
         </w:tc>
@@ -15569,45 +13858,14 @@
                 <w:szCs w:val="14"/>
               </w:rPr>
             </w:pPr>
-            <w:proofErr w:type="gramStart"/>
-            <w:r>
-              <w:rPr>
-                <w:rFonts w:ascii="Times New Roman" w:hAnsi="Times New Roman"/>
-                <w:color w:val="000000" w:themeColor="text1"/>
-                <w:sz w:val="14"/>
-                <w:szCs w:val="14"/>
-              </w:rPr>
-              <w:t xml:space="preserve">{{ </w:t>
-            </w:r>
-            <w:proofErr w:type="spellStart"/>
-            <w:r>
-              <w:rPr>
-                <w:rFonts w:ascii="Times New Roman" w:hAnsi="Times New Roman"/>
-                <w:color w:val="000000" w:themeColor="text1"/>
-                <w:sz w:val="14"/>
-                <w:szCs w:val="14"/>
-              </w:rPr>
-              <w:t>etx</w:t>
-            </w:r>
-            <w:proofErr w:type="gramEnd"/>
-            <w:r>
-              <w:rPr>
-                <w:rFonts w:ascii="Times New Roman" w:hAnsi="Times New Roman"/>
-                <w:color w:val="000000" w:themeColor="text1"/>
-                <w:sz w:val="14"/>
-                <w:szCs w:val="14"/>
-              </w:rPr>
-              <w:t>_sett_dur</w:t>
-            </w:r>
-            <w:proofErr w:type="spellEnd"/>
-            <w:r>
-              <w:rPr>
-                <w:rFonts w:ascii="Times New Roman" w:hAnsi="Times New Roman"/>
-                <w:color w:val="000000" w:themeColor="text1"/>
-                <w:sz w:val="14"/>
-                <w:szCs w:val="14"/>
-              </w:rPr>
-              <w:t xml:space="preserve"> }}</w:t>
+            <w:r>
+              <w:rPr>
+                <w:rFonts w:ascii="Times New Roman" w:hAnsi="Times New Roman"/>
+                <w:color w:val="000000" w:themeColor="text1"/>
+                <w:sz w:val="14"/>
+                <w:szCs w:val="14"/>
+              </w:rPr>
+              <w:t>{{ etx_sett_dur }}</w:t>
             </w:r>
           </w:p>
         </w:tc>
@@ -15637,45 +13895,14 @@
                 <w:szCs w:val="14"/>
               </w:rPr>
             </w:pPr>
-            <w:proofErr w:type="gramStart"/>
-            <w:r>
-              <w:rPr>
-                <w:rFonts w:ascii="Times New Roman" w:hAnsi="Times New Roman"/>
-                <w:color w:val="000000" w:themeColor="text1"/>
-                <w:sz w:val="14"/>
-                <w:szCs w:val="14"/>
-              </w:rPr>
-              <w:t xml:space="preserve">{{ </w:t>
-            </w:r>
-            <w:proofErr w:type="spellStart"/>
-            <w:r>
-              <w:rPr>
-                <w:rFonts w:ascii="Times New Roman" w:hAnsi="Times New Roman"/>
-                <w:color w:val="000000" w:themeColor="text1"/>
-                <w:sz w:val="14"/>
-                <w:szCs w:val="14"/>
-              </w:rPr>
-              <w:t>id</w:t>
-            </w:r>
-            <w:proofErr w:type="gramEnd"/>
-            <w:r>
-              <w:rPr>
-                <w:rFonts w:ascii="Times New Roman" w:hAnsi="Times New Roman"/>
-                <w:color w:val="000000" w:themeColor="text1"/>
-                <w:sz w:val="14"/>
-                <w:szCs w:val="14"/>
-              </w:rPr>
-              <w:t>_sett_dur</w:t>
-            </w:r>
-            <w:proofErr w:type="spellEnd"/>
-            <w:r>
-              <w:rPr>
-                <w:rFonts w:ascii="Times New Roman" w:hAnsi="Times New Roman"/>
-                <w:color w:val="000000" w:themeColor="text1"/>
-                <w:sz w:val="14"/>
-                <w:szCs w:val="14"/>
-              </w:rPr>
-              <w:t xml:space="preserve"> }}</w:t>
+            <w:r>
+              <w:rPr>
+                <w:rFonts w:ascii="Times New Roman" w:hAnsi="Times New Roman"/>
+                <w:color w:val="000000" w:themeColor="text1"/>
+                <w:sz w:val="14"/>
+                <w:szCs w:val="14"/>
+              </w:rPr>
+              <w:t>{{ id_sett_dur }}</w:t>
             </w:r>
           </w:p>
         </w:tc>
@@ -15761,76 +13988,7 @@
                 <w:sz w:val="14"/>
                 <w:szCs w:val="14"/>
               </w:rPr>
-              <w:t>E00</w:t>
-            </w:r>
-            <w:proofErr w:type="gramStart"/>
-            <w:r>
-              <w:rPr>
-                <w:rFonts w:ascii="Times New Roman" w:hAnsi="Times New Roman"/>
-                <w:color w:val="000000" w:themeColor="text1"/>
-                <w:sz w:val="14"/>
-                <w:szCs w:val="14"/>
-              </w:rPr>
-              <w:t xml:space="preserve">{{ </w:t>
-            </w:r>
-            <w:proofErr w:type="spellStart"/>
-            <w:r>
-              <w:rPr>
-                <w:rFonts w:ascii="Times New Roman" w:hAnsi="Times New Roman"/>
-                <w:color w:val="000000" w:themeColor="text1"/>
-                <w:sz w:val="14"/>
-                <w:szCs w:val="14"/>
-              </w:rPr>
-              <w:t>chgbsc</w:t>
-            </w:r>
-            <w:proofErr w:type="gramEnd"/>
-            <w:r>
-              <w:rPr>
-                <w:rFonts w:ascii="Times New Roman" w:hAnsi="Times New Roman"/>
-                <w:color w:val="000000" w:themeColor="text1"/>
-                <w:sz w:val="14"/>
-                <w:szCs w:val="14"/>
-              </w:rPr>
-              <w:t>_</w:t>
-            </w:r>
-            <w:proofErr w:type="gramStart"/>
-            <w:r>
-              <w:rPr>
-                <w:rFonts w:ascii="Times New Roman" w:hAnsi="Times New Roman"/>
-                <w:color w:val="000000" w:themeColor="text1"/>
-                <w:sz w:val="14"/>
-                <w:szCs w:val="14"/>
-              </w:rPr>
-              <w:t>id</w:t>
-            </w:r>
-            <w:proofErr w:type="spellEnd"/>
-            <w:r>
-              <w:rPr>
-                <w:rFonts w:ascii="Times New Roman" w:hAnsi="Times New Roman"/>
-                <w:color w:val="000000" w:themeColor="text1"/>
-                <w:sz w:val="14"/>
-                <w:szCs w:val="14"/>
-              </w:rPr>
-              <w:t xml:space="preserve"> </w:t>
-            </w:r>
-            <w:r>
-              <w:rPr>
-                <w:rFonts w:ascii="Times New Roman" w:hAnsi="Times New Roman"/>
-                <w:color w:val="000000" w:themeColor="text1"/>
-                <w:sz w:val="14"/>
-                <w:szCs w:val="14"/>
-              </w:rPr>
-              <w:t>}</w:t>
-            </w:r>
-            <w:proofErr w:type="gramEnd"/>
-            <w:r>
-              <w:rPr>
-                <w:rFonts w:ascii="Times New Roman" w:hAnsi="Times New Roman"/>
-                <w:color w:val="000000" w:themeColor="text1"/>
-                <w:sz w:val="14"/>
-                <w:szCs w:val="14"/>
-              </w:rPr>
-              <w:t>}</w:t>
+              <w:t>E001798</w:t>
             </w:r>
             <w:r>
               <w:rPr>
@@ -15906,45 +14064,14 @@
                 <w:szCs w:val="14"/>
               </w:rPr>
             </w:pPr>
-            <w:proofErr w:type="gramStart"/>
-            <w:r>
-              <w:rPr>
-                <w:rFonts w:ascii="Times New Roman" w:hAnsi="Times New Roman"/>
-                <w:color w:val="000000" w:themeColor="text1"/>
-                <w:sz w:val="14"/>
-                <w:szCs w:val="14"/>
-              </w:rPr>
-              <w:t xml:space="preserve">{{ </w:t>
-            </w:r>
-            <w:proofErr w:type="spellStart"/>
-            <w:r>
-              <w:rPr>
-                <w:rFonts w:ascii="Times New Roman" w:hAnsi="Times New Roman"/>
-                <w:color w:val="000000" w:themeColor="text1"/>
-                <w:sz w:val="14"/>
-                <w:szCs w:val="14"/>
-              </w:rPr>
-              <w:t>test</w:t>
-            </w:r>
-            <w:proofErr w:type="gramEnd"/>
-            <w:r>
-              <w:rPr>
-                <w:rFonts w:ascii="Times New Roman" w:hAnsi="Times New Roman"/>
-                <w:color w:val="000000" w:themeColor="text1"/>
-                <w:sz w:val="14"/>
-                <w:szCs w:val="14"/>
-              </w:rPr>
-              <w:t>_date</w:t>
-            </w:r>
-            <w:proofErr w:type="spellEnd"/>
-            <w:r>
-              <w:rPr>
-                <w:rFonts w:ascii="Times New Roman" w:hAnsi="Times New Roman"/>
-                <w:color w:val="000000" w:themeColor="text1"/>
-                <w:sz w:val="14"/>
-                <w:szCs w:val="14"/>
-              </w:rPr>
-              <w:t xml:space="preserve"> }}</w:t>
+            <w:r>
+              <w:rPr>
+                <w:rFonts w:ascii="Times New Roman" w:hAnsi="Times New Roman"/>
+                <w:color w:val="000000" w:themeColor="text1"/>
+                <w:sz w:val="14"/>
+                <w:szCs w:val="14"/>
+              </w:rPr>
+              <w:t>{{ test_date }}</w:t>
             </w:r>
           </w:p>
         </w:tc>
@@ -15975,7 +14102,6 @@
                 <w:szCs w:val="14"/>
               </w:rPr>
             </w:pPr>
-            <w:proofErr w:type="gramStart"/>
             <w:r>
               <w:rPr>
                 <w:rFonts w:ascii="Times New Roman" w:hAnsi="Times New Roman"/>
@@ -15985,27 +14111,15 @@
               </w:rPr>
               <w:t xml:space="preserve">{{ </w:t>
             </w:r>
-            <w:proofErr w:type="spellStart"/>
-            <w:r>
-              <w:rPr>
-                <w:rFonts w:ascii="Times New Roman" w:hAnsi="Times New Roman"/>
-                <w:color w:val="000000" w:themeColor="text1"/>
-                <w:sz w:val="14"/>
-                <w:szCs w:val="14"/>
-              </w:rPr>
-              <w:t>changeover</w:t>
-            </w:r>
-            <w:proofErr w:type="gramEnd"/>
-            <w:r>
-              <w:rPr>
-                <w:rFonts w:ascii="Times New Roman" w:hAnsi="Times New Roman"/>
-                <w:color w:val="000000" w:themeColor="text1"/>
-                <w:sz w:val="14"/>
-                <w:szCs w:val="14"/>
-              </w:rPr>
-              <w:t>_initial</w:t>
-            </w:r>
-            <w:proofErr w:type="spellEnd"/>
+            <w:r>
+              <w:rPr>
+                <w:rFonts w:ascii="Times New Roman" w:hAnsi="Times New Roman"/>
+                <w:color w:val="000000" w:themeColor="text1"/>
+                <w:sz w:val="14"/>
+                <w:szCs w:val="14"/>
+              </w:rPr>
+              <w:t>aliquoting_initial</w:t>
+            </w:r>
             <w:r>
               <w:rPr>
                 <w:rFonts w:ascii="Times New Roman" w:hAnsi="Times New Roman"/>
@@ -16082,45 +14196,14 @@
                 <w:szCs w:val="14"/>
               </w:rPr>
             </w:pPr>
-            <w:proofErr w:type="gramStart"/>
-            <w:r>
-              <w:rPr>
-                <w:rFonts w:ascii="Times New Roman" w:hAnsi="Times New Roman"/>
-                <w:color w:val="000000" w:themeColor="text1"/>
-                <w:sz w:val="14"/>
-                <w:szCs w:val="14"/>
-              </w:rPr>
-              <w:t xml:space="preserve">{{ </w:t>
-            </w:r>
-            <w:proofErr w:type="spellStart"/>
-            <w:r>
-              <w:rPr>
-                <w:rFonts w:ascii="Times New Roman" w:hAnsi="Times New Roman"/>
-                <w:color w:val="000000" w:themeColor="text1"/>
-                <w:sz w:val="14"/>
-                <w:szCs w:val="14"/>
-              </w:rPr>
-              <w:t>obs</w:t>
-            </w:r>
-            <w:proofErr w:type="gramEnd"/>
-            <w:r>
-              <w:rPr>
-                <w:rFonts w:ascii="Times New Roman" w:hAnsi="Times New Roman"/>
-                <w:color w:val="000000" w:themeColor="text1"/>
-                <w:sz w:val="14"/>
-                <w:szCs w:val="14"/>
-              </w:rPr>
-              <w:t>_sett_dur</w:t>
-            </w:r>
-            <w:proofErr w:type="spellEnd"/>
-            <w:r>
-              <w:rPr>
-                <w:rFonts w:ascii="Times New Roman" w:hAnsi="Times New Roman"/>
-                <w:color w:val="000000" w:themeColor="text1"/>
-                <w:sz w:val="14"/>
-                <w:szCs w:val="14"/>
-              </w:rPr>
-              <w:t xml:space="preserve"> }}</w:t>
+            <w:r>
+              <w:rPr>
+                <w:rFonts w:ascii="Times New Roman" w:hAnsi="Times New Roman"/>
+                <w:color w:val="000000" w:themeColor="text1"/>
+                <w:sz w:val="14"/>
+                <w:szCs w:val="14"/>
+              </w:rPr>
+              <w:t>{{ obs_sett_dur }}</w:t>
             </w:r>
           </w:p>
         </w:tc>
@@ -16151,45 +14234,14 @@
                 <w:szCs w:val="14"/>
               </w:rPr>
             </w:pPr>
-            <w:proofErr w:type="gramStart"/>
-            <w:r>
-              <w:rPr>
-                <w:rFonts w:ascii="Times New Roman" w:hAnsi="Times New Roman"/>
-                <w:color w:val="000000" w:themeColor="text1"/>
-                <w:sz w:val="14"/>
-                <w:szCs w:val="14"/>
-              </w:rPr>
-              <w:t xml:space="preserve">{{ </w:t>
-            </w:r>
-            <w:proofErr w:type="spellStart"/>
-            <w:r>
-              <w:rPr>
-                <w:rFonts w:ascii="Times New Roman" w:hAnsi="Times New Roman"/>
-                <w:color w:val="000000" w:themeColor="text1"/>
-                <w:sz w:val="14"/>
-                <w:szCs w:val="14"/>
-              </w:rPr>
-              <w:t>etx</w:t>
-            </w:r>
-            <w:proofErr w:type="gramEnd"/>
-            <w:r>
-              <w:rPr>
-                <w:rFonts w:ascii="Times New Roman" w:hAnsi="Times New Roman"/>
-                <w:color w:val="000000" w:themeColor="text1"/>
-                <w:sz w:val="14"/>
-                <w:szCs w:val="14"/>
-              </w:rPr>
-              <w:t>_sett_dur</w:t>
-            </w:r>
-            <w:proofErr w:type="spellEnd"/>
-            <w:r>
-              <w:rPr>
-                <w:rFonts w:ascii="Times New Roman" w:hAnsi="Times New Roman"/>
-                <w:color w:val="000000" w:themeColor="text1"/>
-                <w:sz w:val="14"/>
-                <w:szCs w:val="14"/>
-              </w:rPr>
-              <w:t xml:space="preserve"> }}</w:t>
+            <w:r>
+              <w:rPr>
+                <w:rFonts w:ascii="Times New Roman" w:hAnsi="Times New Roman"/>
+                <w:color w:val="000000" w:themeColor="text1"/>
+                <w:sz w:val="14"/>
+                <w:szCs w:val="14"/>
+              </w:rPr>
+              <w:t>{{ etx_sett_dur }}</w:t>
             </w:r>
           </w:p>
         </w:tc>
@@ -16219,45 +14271,14 @@
                 <w:szCs w:val="14"/>
               </w:rPr>
             </w:pPr>
-            <w:proofErr w:type="gramStart"/>
-            <w:r>
-              <w:rPr>
-                <w:rFonts w:ascii="Times New Roman" w:hAnsi="Times New Roman"/>
-                <w:color w:val="000000" w:themeColor="text1"/>
-                <w:sz w:val="14"/>
-                <w:szCs w:val="14"/>
-              </w:rPr>
-              <w:t xml:space="preserve">{{ </w:t>
-            </w:r>
-            <w:proofErr w:type="spellStart"/>
-            <w:r>
-              <w:rPr>
-                <w:rFonts w:ascii="Times New Roman" w:hAnsi="Times New Roman"/>
-                <w:color w:val="000000" w:themeColor="text1"/>
-                <w:sz w:val="14"/>
-                <w:szCs w:val="14"/>
-              </w:rPr>
-              <w:t>id</w:t>
-            </w:r>
-            <w:proofErr w:type="gramEnd"/>
-            <w:r>
-              <w:rPr>
-                <w:rFonts w:ascii="Times New Roman" w:hAnsi="Times New Roman"/>
-                <w:color w:val="000000" w:themeColor="text1"/>
-                <w:sz w:val="14"/>
-                <w:szCs w:val="14"/>
-              </w:rPr>
-              <w:t>_sett_dur</w:t>
-            </w:r>
-            <w:proofErr w:type="spellEnd"/>
-            <w:r>
-              <w:rPr>
-                <w:rFonts w:ascii="Times New Roman" w:hAnsi="Times New Roman"/>
-                <w:color w:val="000000" w:themeColor="text1"/>
-                <w:sz w:val="14"/>
-                <w:szCs w:val="14"/>
-              </w:rPr>
-              <w:t xml:space="preserve"> }}</w:t>
+            <w:r>
+              <w:rPr>
+                <w:rFonts w:ascii="Times New Roman" w:hAnsi="Times New Roman"/>
+                <w:color w:val="000000" w:themeColor="text1"/>
+                <w:sz w:val="14"/>
+                <w:szCs w:val="14"/>
+              </w:rPr>
+              <w:t>{{ id_sett_dur }}</w:t>
             </w:r>
           </w:p>
         </w:tc>
@@ -16335,7 +14356,6 @@
               </w:rPr>
               <w:t xml:space="preserve">Weekly Active Air Sampling Bracketing – Cleanroom </w:t>
             </w:r>
-            <w:proofErr w:type="gramStart"/>
             <w:r>
               <w:rPr>
                 <w:rFonts w:ascii="Times New Roman" w:hAnsi="Times New Roman"/>
@@ -16345,9 +14365,8 @@
                 <w:sz w:val="14"/>
                 <w:szCs w:val="14"/>
               </w:rPr>
-              <w:t xml:space="preserve">{{ </w:t>
-            </w:r>
-            <w:proofErr w:type="spellStart"/>
+              <w:t>{{ cr_suit }}</w:t>
+            </w:r>
             <w:r>
               <w:rPr>
                 <w:rFonts w:ascii="Times New Roman" w:hAnsi="Times New Roman"/>
@@ -16357,9 +14376,8 @@
                 <w:sz w:val="14"/>
                 <w:szCs w:val="14"/>
               </w:rPr>
-              <w:t>cr</w:t>
-            </w:r>
-            <w:proofErr w:type="gramEnd"/>
+              <w:t xml:space="preserve"> – CR</w:t>
+            </w:r>
             <w:r>
               <w:rPr>
                 <w:rFonts w:ascii="Times New Roman" w:hAnsi="Times New Roman"/>
@@ -16369,113 +14387,7 @@
                 <w:sz w:val="14"/>
                 <w:szCs w:val="14"/>
               </w:rPr>
-              <w:t>_</w:t>
-            </w:r>
-            <w:proofErr w:type="gramStart"/>
-            <w:r>
-              <w:rPr>
-                <w:rFonts w:ascii="Times New Roman" w:hAnsi="Times New Roman"/>
-                <w:b/>
-                <w:bCs/>
-                <w:color w:val="000000" w:themeColor="text1"/>
-                <w:sz w:val="14"/>
-                <w:szCs w:val="14"/>
-              </w:rPr>
-              <w:t>suit</w:t>
-            </w:r>
-            <w:proofErr w:type="spellEnd"/>
-            <w:r>
-              <w:rPr>
-                <w:rFonts w:ascii="Times New Roman" w:hAnsi="Times New Roman"/>
-                <w:b/>
-                <w:bCs/>
-                <w:color w:val="000000" w:themeColor="text1"/>
-                <w:sz w:val="14"/>
-                <w:szCs w:val="14"/>
-              </w:rPr>
-              <w:t xml:space="preserve"> }</w:t>
-            </w:r>
-            <w:proofErr w:type="gramEnd"/>
-            <w:r>
-              <w:rPr>
-                <w:rFonts w:ascii="Times New Roman" w:hAnsi="Times New Roman"/>
-                <w:b/>
-                <w:bCs/>
-                <w:color w:val="000000" w:themeColor="text1"/>
-                <w:sz w:val="14"/>
-                <w:szCs w:val="14"/>
-              </w:rPr>
-              <w:t>}</w:t>
-            </w:r>
-            <w:r>
-              <w:rPr>
-                <w:rFonts w:ascii="Times New Roman" w:hAnsi="Times New Roman"/>
-                <w:b/>
-                <w:bCs/>
-                <w:color w:val="000000" w:themeColor="text1"/>
-                <w:sz w:val="14"/>
-                <w:szCs w:val="14"/>
-              </w:rPr>
-              <w:t xml:space="preserve"> – </w:t>
-            </w:r>
-            <w:proofErr w:type="gramStart"/>
-            <w:r>
-              <w:rPr>
-                <w:rFonts w:ascii="Times New Roman" w:hAnsi="Times New Roman"/>
-                <w:b/>
-                <w:bCs/>
-                <w:color w:val="000000" w:themeColor="text1"/>
-                <w:sz w:val="14"/>
-                <w:szCs w:val="14"/>
-              </w:rPr>
-              <w:t>CR</w:t>
-            </w:r>
-            <w:r>
-              <w:rPr>
-                <w:rFonts w:ascii="Times New Roman" w:hAnsi="Times New Roman"/>
-                <w:b/>
-                <w:bCs/>
-                <w:color w:val="000000" w:themeColor="text1"/>
-                <w:sz w:val="14"/>
-                <w:szCs w:val="14"/>
-              </w:rPr>
-              <w:t xml:space="preserve">{{ </w:t>
-            </w:r>
-            <w:proofErr w:type="spellStart"/>
-            <w:r>
-              <w:rPr>
-                <w:rFonts w:ascii="Times New Roman" w:hAnsi="Times New Roman"/>
-                <w:b/>
-                <w:bCs/>
-                <w:color w:val="000000" w:themeColor="text1"/>
-                <w:sz w:val="14"/>
-                <w:szCs w:val="14"/>
-              </w:rPr>
-              <w:t>cr</w:t>
-            </w:r>
-            <w:proofErr w:type="gramEnd"/>
-            <w:r>
-              <w:rPr>
-                <w:rFonts w:ascii="Times New Roman" w:hAnsi="Times New Roman"/>
-                <w:b/>
-                <w:bCs/>
-                <w:color w:val="000000" w:themeColor="text1"/>
-                <w:sz w:val="14"/>
-                <w:szCs w:val="14"/>
-              </w:rPr>
-              <w:t>_id</w:t>
-            </w:r>
-            <w:proofErr w:type="spellEnd"/>
-            <w:r>
-              <w:rPr>
-                <w:rFonts w:ascii="Times New Roman" w:hAnsi="Times New Roman"/>
-                <w:b/>
-                <w:bCs/>
-                <w:color w:val="000000" w:themeColor="text1"/>
-                <w:sz w:val="14"/>
-                <w:szCs w:val="14"/>
-              </w:rPr>
-              <w:t xml:space="preserve"> }}</w:t>
+              <w:t>{{ cr_id }}</w:t>
             </w:r>
           </w:p>
         </w:tc>
@@ -16820,45 +14732,14 @@
                 <w:szCs w:val="14"/>
               </w:rPr>
             </w:pPr>
-            <w:proofErr w:type="gramStart"/>
-            <w:r>
-              <w:rPr>
-                <w:rFonts w:ascii="Times New Roman" w:hAnsi="Times New Roman"/>
-                <w:color w:val="000000" w:themeColor="text1"/>
-                <w:sz w:val="14"/>
-                <w:szCs w:val="14"/>
-              </w:rPr>
-              <w:t xml:space="preserve">{{ </w:t>
-            </w:r>
-            <w:proofErr w:type="spellStart"/>
-            <w:r>
-              <w:rPr>
-                <w:rFonts w:ascii="Times New Roman" w:hAnsi="Times New Roman"/>
-                <w:color w:val="000000" w:themeColor="text1"/>
-                <w:sz w:val="14"/>
-                <w:szCs w:val="14"/>
-              </w:rPr>
-              <w:t>date</w:t>
-            </w:r>
-            <w:proofErr w:type="gramEnd"/>
-            <w:r>
-              <w:rPr>
-                <w:rFonts w:ascii="Times New Roman" w:hAnsi="Times New Roman"/>
-                <w:color w:val="000000" w:themeColor="text1"/>
-                <w:sz w:val="14"/>
-                <w:szCs w:val="14"/>
-              </w:rPr>
-              <w:t>_of_weekly</w:t>
-            </w:r>
-            <w:proofErr w:type="spellEnd"/>
-            <w:r>
-              <w:rPr>
-                <w:rFonts w:ascii="Times New Roman" w:hAnsi="Times New Roman"/>
-                <w:color w:val="000000" w:themeColor="text1"/>
-                <w:sz w:val="14"/>
-                <w:szCs w:val="14"/>
-              </w:rPr>
-              <w:t xml:space="preserve"> }}</w:t>
+            <w:r>
+              <w:rPr>
+                <w:rFonts w:ascii="Times New Roman" w:hAnsi="Times New Roman"/>
+                <w:color w:val="000000" w:themeColor="text1"/>
+                <w:sz w:val="14"/>
+                <w:szCs w:val="14"/>
+              </w:rPr>
+              <w:t>{{ date_of_weekly }}</w:t>
             </w:r>
           </w:p>
         </w:tc>
@@ -16884,45 +14765,14 @@
                 <w:szCs w:val="14"/>
               </w:rPr>
             </w:pPr>
-            <w:proofErr w:type="gramStart"/>
-            <w:r>
-              <w:rPr>
-                <w:rFonts w:ascii="Times New Roman" w:hAnsi="Times New Roman"/>
-                <w:color w:val="000000" w:themeColor="text1"/>
-                <w:sz w:val="14"/>
-                <w:szCs w:val="14"/>
-              </w:rPr>
-              <w:t xml:space="preserve">{{ </w:t>
-            </w:r>
-            <w:proofErr w:type="spellStart"/>
-            <w:r>
-              <w:rPr>
-                <w:rFonts w:ascii="Times New Roman" w:hAnsi="Times New Roman"/>
-                <w:color w:val="000000" w:themeColor="text1"/>
-                <w:sz w:val="14"/>
-                <w:szCs w:val="14"/>
-              </w:rPr>
-              <w:t>weekly</w:t>
-            </w:r>
-            <w:proofErr w:type="gramEnd"/>
-            <w:r>
-              <w:rPr>
-                <w:rFonts w:ascii="Times New Roman" w:hAnsi="Times New Roman"/>
-                <w:color w:val="000000" w:themeColor="text1"/>
-                <w:sz w:val="14"/>
-                <w:szCs w:val="14"/>
-              </w:rPr>
-              <w:t>_initial</w:t>
-            </w:r>
-            <w:proofErr w:type="spellEnd"/>
-            <w:r>
-              <w:rPr>
-                <w:rFonts w:ascii="Times New Roman" w:hAnsi="Times New Roman"/>
-                <w:color w:val="000000" w:themeColor="text1"/>
-                <w:sz w:val="14"/>
-                <w:szCs w:val="14"/>
-              </w:rPr>
-              <w:t xml:space="preserve"> }}</w:t>
+            <w:r>
+              <w:rPr>
+                <w:rFonts w:ascii="Times New Roman" w:hAnsi="Times New Roman"/>
+                <w:color w:val="000000" w:themeColor="text1"/>
+                <w:sz w:val="14"/>
+                <w:szCs w:val="14"/>
+              </w:rPr>
+              <w:t>{{ weekly_initial }}</w:t>
             </w:r>
           </w:p>
         </w:tc>
@@ -16948,45 +14798,14 @@
                 <w:szCs w:val="14"/>
               </w:rPr>
             </w:pPr>
-            <w:proofErr w:type="gramStart"/>
-            <w:r>
-              <w:rPr>
-                <w:rFonts w:ascii="Times New Roman" w:hAnsi="Times New Roman"/>
-                <w:color w:val="000000" w:themeColor="text1"/>
-                <w:sz w:val="14"/>
-                <w:szCs w:val="14"/>
-              </w:rPr>
-              <w:t xml:space="preserve">{{ </w:t>
-            </w:r>
-            <w:proofErr w:type="spellStart"/>
-            <w:r>
-              <w:rPr>
-                <w:rFonts w:ascii="Times New Roman" w:hAnsi="Times New Roman"/>
-                <w:color w:val="000000" w:themeColor="text1"/>
-                <w:sz w:val="14"/>
-                <w:szCs w:val="14"/>
-              </w:rPr>
-              <w:t>obs</w:t>
-            </w:r>
-            <w:proofErr w:type="gramEnd"/>
-            <w:r>
-              <w:rPr>
-                <w:rFonts w:ascii="Times New Roman" w:hAnsi="Times New Roman"/>
-                <w:color w:val="000000" w:themeColor="text1"/>
-                <w:sz w:val="14"/>
-                <w:szCs w:val="14"/>
-              </w:rPr>
-              <w:t>_air_wk_of</w:t>
-            </w:r>
-            <w:proofErr w:type="spellEnd"/>
-            <w:r>
-              <w:rPr>
-                <w:rFonts w:ascii="Times New Roman" w:hAnsi="Times New Roman"/>
-                <w:color w:val="000000" w:themeColor="text1"/>
-                <w:sz w:val="14"/>
-                <w:szCs w:val="14"/>
-              </w:rPr>
-              <w:t xml:space="preserve"> }}</w:t>
+            <w:r>
+              <w:rPr>
+                <w:rFonts w:ascii="Times New Roman" w:hAnsi="Times New Roman"/>
+                <w:color w:val="000000" w:themeColor="text1"/>
+                <w:sz w:val="14"/>
+                <w:szCs w:val="14"/>
+              </w:rPr>
+              <w:t>{{ obs_air_wk_of }}</w:t>
             </w:r>
           </w:p>
         </w:tc>
@@ -17012,45 +14831,14 @@
                 <w:szCs w:val="14"/>
               </w:rPr>
             </w:pPr>
-            <w:proofErr w:type="gramStart"/>
-            <w:r>
-              <w:rPr>
-                <w:rFonts w:ascii="Times New Roman" w:hAnsi="Times New Roman"/>
-                <w:color w:val="000000" w:themeColor="text1"/>
-                <w:sz w:val="14"/>
-                <w:szCs w:val="14"/>
-              </w:rPr>
-              <w:t xml:space="preserve">{{ </w:t>
-            </w:r>
-            <w:proofErr w:type="spellStart"/>
-            <w:r>
-              <w:rPr>
-                <w:rFonts w:ascii="Times New Roman" w:hAnsi="Times New Roman"/>
-                <w:color w:val="000000" w:themeColor="text1"/>
-                <w:sz w:val="14"/>
-                <w:szCs w:val="14"/>
-              </w:rPr>
-              <w:t>etx</w:t>
-            </w:r>
-            <w:proofErr w:type="gramEnd"/>
-            <w:r>
-              <w:rPr>
-                <w:rFonts w:ascii="Times New Roman" w:hAnsi="Times New Roman"/>
-                <w:color w:val="000000" w:themeColor="text1"/>
-                <w:sz w:val="14"/>
-                <w:szCs w:val="14"/>
-              </w:rPr>
-              <w:t>_air_wk_of</w:t>
-            </w:r>
-            <w:proofErr w:type="spellEnd"/>
-            <w:r>
-              <w:rPr>
-                <w:rFonts w:ascii="Times New Roman" w:hAnsi="Times New Roman"/>
-                <w:color w:val="000000" w:themeColor="text1"/>
-                <w:sz w:val="14"/>
-                <w:szCs w:val="14"/>
-              </w:rPr>
-              <w:t xml:space="preserve"> }}</w:t>
+            <w:r>
+              <w:rPr>
+                <w:rFonts w:ascii="Times New Roman" w:hAnsi="Times New Roman"/>
+                <w:color w:val="000000" w:themeColor="text1"/>
+                <w:sz w:val="14"/>
+                <w:szCs w:val="14"/>
+              </w:rPr>
+              <w:t>{{ etx_air_wk_of }}</w:t>
             </w:r>
           </w:p>
         </w:tc>
@@ -17076,45 +14864,14 @@
                 <w:szCs w:val="14"/>
               </w:rPr>
             </w:pPr>
-            <w:proofErr w:type="gramStart"/>
-            <w:r>
-              <w:rPr>
-                <w:rFonts w:ascii="Times New Roman" w:hAnsi="Times New Roman"/>
-                <w:color w:val="000000" w:themeColor="text1"/>
-                <w:sz w:val="14"/>
-                <w:szCs w:val="14"/>
-              </w:rPr>
-              <w:t xml:space="preserve">{{ </w:t>
-            </w:r>
-            <w:proofErr w:type="spellStart"/>
-            <w:r>
-              <w:rPr>
-                <w:rFonts w:ascii="Times New Roman" w:hAnsi="Times New Roman"/>
-                <w:color w:val="000000" w:themeColor="text1"/>
-                <w:sz w:val="14"/>
-                <w:szCs w:val="14"/>
-              </w:rPr>
-              <w:t>id</w:t>
-            </w:r>
-            <w:proofErr w:type="gramEnd"/>
-            <w:r>
-              <w:rPr>
-                <w:rFonts w:ascii="Times New Roman" w:hAnsi="Times New Roman"/>
-                <w:color w:val="000000" w:themeColor="text1"/>
-                <w:sz w:val="14"/>
-                <w:szCs w:val="14"/>
-              </w:rPr>
-              <w:t>_air_wk_of</w:t>
-            </w:r>
-            <w:proofErr w:type="spellEnd"/>
-            <w:r>
-              <w:rPr>
-                <w:rFonts w:ascii="Times New Roman" w:hAnsi="Times New Roman"/>
-                <w:color w:val="000000" w:themeColor="text1"/>
-                <w:sz w:val="14"/>
-                <w:szCs w:val="14"/>
-              </w:rPr>
-              <w:t xml:space="preserve"> }}</w:t>
+            <w:r>
+              <w:rPr>
+                <w:rFonts w:ascii="Times New Roman" w:hAnsi="Times New Roman"/>
+                <w:color w:val="000000" w:themeColor="text1"/>
+                <w:sz w:val="14"/>
+                <w:szCs w:val="14"/>
+              </w:rPr>
+              <w:t>{{ id_air_wk_of }}</w:t>
             </w:r>
           </w:p>
         </w:tc>
@@ -17187,7 +14944,6 @@
               </w:rPr>
               <w:t xml:space="preserve">Surface Sampling of Anteroom and Cleanroom Bracketing - Cleanroom </w:t>
             </w:r>
-            <w:proofErr w:type="gramStart"/>
             <w:r>
               <w:rPr>
                 <w:rFonts w:ascii="Times New Roman" w:hAnsi="Times New Roman"/>
@@ -17197,9 +14953,8 @@
                 <w:sz w:val="14"/>
                 <w:szCs w:val="14"/>
               </w:rPr>
-              <w:t xml:space="preserve">{{ </w:t>
-            </w:r>
-            <w:proofErr w:type="spellStart"/>
+              <w:t>{{ cr_suit }}</w:t>
+            </w:r>
             <w:r>
               <w:rPr>
                 <w:rFonts w:ascii="Times New Roman" w:hAnsi="Times New Roman"/>
@@ -17209,9 +14964,8 @@
                 <w:sz w:val="14"/>
                 <w:szCs w:val="14"/>
               </w:rPr>
-              <w:t>cr</w:t>
-            </w:r>
-            <w:proofErr w:type="gramEnd"/>
+              <w:t xml:space="preserve"> – CR</w:t>
+            </w:r>
             <w:r>
               <w:rPr>
                 <w:rFonts w:ascii="Times New Roman" w:hAnsi="Times New Roman"/>
@@ -17221,113 +14975,7 @@
                 <w:sz w:val="14"/>
                 <w:szCs w:val="14"/>
               </w:rPr>
-              <w:t>_</w:t>
-            </w:r>
-            <w:proofErr w:type="gramStart"/>
-            <w:r>
-              <w:rPr>
-                <w:rFonts w:ascii="Times New Roman" w:hAnsi="Times New Roman"/>
-                <w:b/>
-                <w:bCs/>
-                <w:color w:val="000000" w:themeColor="text1"/>
-                <w:sz w:val="14"/>
-                <w:szCs w:val="14"/>
-              </w:rPr>
-              <w:t>suit</w:t>
-            </w:r>
-            <w:proofErr w:type="spellEnd"/>
-            <w:r>
-              <w:rPr>
-                <w:rFonts w:ascii="Times New Roman" w:hAnsi="Times New Roman"/>
-                <w:b/>
-                <w:bCs/>
-                <w:color w:val="000000" w:themeColor="text1"/>
-                <w:sz w:val="14"/>
-                <w:szCs w:val="14"/>
-              </w:rPr>
-              <w:t xml:space="preserve"> }</w:t>
-            </w:r>
-            <w:proofErr w:type="gramEnd"/>
-            <w:r>
-              <w:rPr>
-                <w:rFonts w:ascii="Times New Roman" w:hAnsi="Times New Roman"/>
-                <w:b/>
-                <w:bCs/>
-                <w:color w:val="000000" w:themeColor="text1"/>
-                <w:sz w:val="14"/>
-                <w:szCs w:val="14"/>
-              </w:rPr>
-              <w:t>}</w:t>
-            </w:r>
-            <w:r>
-              <w:rPr>
-                <w:rFonts w:ascii="Times New Roman" w:hAnsi="Times New Roman"/>
-                <w:b/>
-                <w:bCs/>
-                <w:color w:val="000000" w:themeColor="text1"/>
-                <w:sz w:val="14"/>
-                <w:szCs w:val="14"/>
-              </w:rPr>
-              <w:t xml:space="preserve"> – </w:t>
-            </w:r>
-            <w:proofErr w:type="gramStart"/>
-            <w:r>
-              <w:rPr>
-                <w:rFonts w:ascii="Times New Roman" w:hAnsi="Times New Roman"/>
-                <w:b/>
-                <w:bCs/>
-                <w:color w:val="000000" w:themeColor="text1"/>
-                <w:sz w:val="14"/>
-                <w:szCs w:val="14"/>
-              </w:rPr>
-              <w:t>CR</w:t>
-            </w:r>
-            <w:r>
-              <w:rPr>
-                <w:rFonts w:ascii="Times New Roman" w:hAnsi="Times New Roman"/>
-                <w:b/>
-                <w:bCs/>
-                <w:color w:val="000000" w:themeColor="text1"/>
-                <w:sz w:val="14"/>
-                <w:szCs w:val="14"/>
-              </w:rPr>
-              <w:t xml:space="preserve">{{ </w:t>
-            </w:r>
-            <w:proofErr w:type="spellStart"/>
-            <w:r>
-              <w:rPr>
-                <w:rFonts w:ascii="Times New Roman" w:hAnsi="Times New Roman"/>
-                <w:b/>
-                <w:bCs/>
-                <w:color w:val="000000" w:themeColor="text1"/>
-                <w:sz w:val="14"/>
-                <w:szCs w:val="14"/>
-              </w:rPr>
-              <w:t>cr</w:t>
-            </w:r>
-            <w:proofErr w:type="gramEnd"/>
-            <w:r>
-              <w:rPr>
-                <w:rFonts w:ascii="Times New Roman" w:hAnsi="Times New Roman"/>
-                <w:b/>
-                <w:bCs/>
-                <w:color w:val="000000" w:themeColor="text1"/>
-                <w:sz w:val="14"/>
-                <w:szCs w:val="14"/>
-              </w:rPr>
-              <w:t>_id</w:t>
-            </w:r>
-            <w:proofErr w:type="spellEnd"/>
-            <w:r>
-              <w:rPr>
-                <w:rFonts w:ascii="Times New Roman" w:hAnsi="Times New Roman"/>
-                <w:b/>
-                <w:bCs/>
-                <w:color w:val="000000" w:themeColor="text1"/>
-                <w:sz w:val="14"/>
-                <w:szCs w:val="14"/>
-              </w:rPr>
-              <w:t xml:space="preserve"> }}</w:t>
+              <w:t>{{ cr_id }}</w:t>
             </w:r>
           </w:p>
         </w:tc>
@@ -17364,6 +15012,7 @@
                 <w:sz w:val="14"/>
                 <w:szCs w:val="14"/>
               </w:rPr>
+              <w:lastRenderedPageBreak/>
               <w:t>Surface Sampling of Cleanrooms</w:t>
             </w:r>
           </w:p>
@@ -17423,45 +15072,14 @@
                 <w:szCs w:val="14"/>
               </w:rPr>
             </w:pPr>
-            <w:proofErr w:type="gramStart"/>
-            <w:r>
-              <w:rPr>
-                <w:rFonts w:ascii="Times New Roman" w:hAnsi="Times New Roman"/>
-                <w:color w:val="000000" w:themeColor="text1"/>
-                <w:sz w:val="14"/>
-                <w:szCs w:val="14"/>
-              </w:rPr>
-              <w:t xml:space="preserve">{{ </w:t>
-            </w:r>
-            <w:proofErr w:type="spellStart"/>
-            <w:r>
-              <w:rPr>
-                <w:rFonts w:ascii="Times New Roman" w:hAnsi="Times New Roman"/>
-                <w:color w:val="000000" w:themeColor="text1"/>
-                <w:sz w:val="14"/>
-                <w:szCs w:val="14"/>
-              </w:rPr>
-              <w:t>date</w:t>
-            </w:r>
-            <w:proofErr w:type="gramEnd"/>
-            <w:r>
-              <w:rPr>
-                <w:rFonts w:ascii="Times New Roman" w:hAnsi="Times New Roman"/>
-                <w:color w:val="000000" w:themeColor="text1"/>
-                <w:sz w:val="14"/>
-                <w:szCs w:val="14"/>
-              </w:rPr>
-              <w:t>_of_weekly</w:t>
-            </w:r>
-            <w:proofErr w:type="spellEnd"/>
-            <w:r>
-              <w:rPr>
-                <w:rFonts w:ascii="Times New Roman" w:hAnsi="Times New Roman"/>
-                <w:color w:val="000000" w:themeColor="text1"/>
-                <w:sz w:val="14"/>
-                <w:szCs w:val="14"/>
-              </w:rPr>
-              <w:t xml:space="preserve"> }}</w:t>
+            <w:r>
+              <w:rPr>
+                <w:rFonts w:ascii="Times New Roman" w:hAnsi="Times New Roman"/>
+                <w:color w:val="000000" w:themeColor="text1"/>
+                <w:sz w:val="14"/>
+                <w:szCs w:val="14"/>
+              </w:rPr>
+              <w:t>{{ date_of_weekly }}</w:t>
             </w:r>
           </w:p>
         </w:tc>
@@ -17487,45 +15105,14 @@
                 <w:szCs w:val="14"/>
               </w:rPr>
             </w:pPr>
-            <w:proofErr w:type="gramStart"/>
-            <w:r>
-              <w:rPr>
-                <w:rFonts w:ascii="Times New Roman" w:hAnsi="Times New Roman"/>
-                <w:color w:val="000000" w:themeColor="text1"/>
-                <w:sz w:val="14"/>
-                <w:szCs w:val="14"/>
-              </w:rPr>
-              <w:t xml:space="preserve">{{ </w:t>
-            </w:r>
-            <w:proofErr w:type="spellStart"/>
-            <w:r>
-              <w:rPr>
-                <w:rFonts w:ascii="Times New Roman" w:hAnsi="Times New Roman"/>
-                <w:color w:val="000000" w:themeColor="text1"/>
-                <w:sz w:val="14"/>
-                <w:szCs w:val="14"/>
-              </w:rPr>
-              <w:t>weekly</w:t>
-            </w:r>
-            <w:proofErr w:type="gramEnd"/>
-            <w:r>
-              <w:rPr>
-                <w:rFonts w:ascii="Times New Roman" w:hAnsi="Times New Roman"/>
-                <w:color w:val="000000" w:themeColor="text1"/>
-                <w:sz w:val="14"/>
-                <w:szCs w:val="14"/>
-              </w:rPr>
-              <w:t>_initial</w:t>
-            </w:r>
-            <w:proofErr w:type="spellEnd"/>
-            <w:r>
-              <w:rPr>
-                <w:rFonts w:ascii="Times New Roman" w:hAnsi="Times New Roman"/>
-                <w:color w:val="000000" w:themeColor="text1"/>
-                <w:sz w:val="14"/>
-                <w:szCs w:val="14"/>
-              </w:rPr>
-              <w:t xml:space="preserve"> }}</w:t>
+            <w:r>
+              <w:rPr>
+                <w:rFonts w:ascii="Times New Roman" w:hAnsi="Times New Roman"/>
+                <w:color w:val="000000" w:themeColor="text1"/>
+                <w:sz w:val="14"/>
+                <w:szCs w:val="14"/>
+              </w:rPr>
+              <w:t>{{ weekly_initial }}</w:t>
             </w:r>
           </w:p>
         </w:tc>
@@ -17551,45 +15138,14 @@
                 <w:szCs w:val="14"/>
               </w:rPr>
             </w:pPr>
-            <w:proofErr w:type="gramStart"/>
-            <w:r>
-              <w:rPr>
-                <w:rFonts w:ascii="Times New Roman" w:hAnsi="Times New Roman"/>
-                <w:color w:val="000000" w:themeColor="text1"/>
-                <w:sz w:val="14"/>
-                <w:szCs w:val="14"/>
-              </w:rPr>
-              <w:t xml:space="preserve">{{ </w:t>
-            </w:r>
-            <w:proofErr w:type="spellStart"/>
-            <w:r>
-              <w:rPr>
-                <w:rFonts w:ascii="Times New Roman" w:hAnsi="Times New Roman"/>
-                <w:color w:val="000000" w:themeColor="text1"/>
-                <w:sz w:val="14"/>
-                <w:szCs w:val="14"/>
-              </w:rPr>
-              <w:t>obs</w:t>
-            </w:r>
-            <w:proofErr w:type="gramEnd"/>
-            <w:r>
-              <w:rPr>
-                <w:rFonts w:ascii="Times New Roman" w:hAnsi="Times New Roman"/>
-                <w:color w:val="000000" w:themeColor="text1"/>
-                <w:sz w:val="14"/>
-                <w:szCs w:val="14"/>
-              </w:rPr>
-              <w:t>_room_wk_of</w:t>
-            </w:r>
-            <w:proofErr w:type="spellEnd"/>
-            <w:r>
-              <w:rPr>
-                <w:rFonts w:ascii="Times New Roman" w:hAnsi="Times New Roman"/>
-                <w:color w:val="000000" w:themeColor="text1"/>
-                <w:sz w:val="14"/>
-                <w:szCs w:val="14"/>
-              </w:rPr>
-              <w:t xml:space="preserve"> }}</w:t>
+            <w:r>
+              <w:rPr>
+                <w:rFonts w:ascii="Times New Roman" w:hAnsi="Times New Roman"/>
+                <w:color w:val="000000" w:themeColor="text1"/>
+                <w:sz w:val="14"/>
+                <w:szCs w:val="14"/>
+              </w:rPr>
+              <w:t>{{ obs_room_wk_of }}</w:t>
             </w:r>
           </w:p>
         </w:tc>
@@ -17615,45 +15171,14 @@
                 <w:szCs w:val="14"/>
               </w:rPr>
             </w:pPr>
-            <w:proofErr w:type="gramStart"/>
-            <w:r>
-              <w:rPr>
-                <w:rFonts w:ascii="Times New Roman" w:hAnsi="Times New Roman"/>
-                <w:color w:val="000000" w:themeColor="text1"/>
-                <w:sz w:val="14"/>
-                <w:szCs w:val="14"/>
-              </w:rPr>
-              <w:t xml:space="preserve">{{ </w:t>
-            </w:r>
-            <w:proofErr w:type="spellStart"/>
-            <w:r>
-              <w:rPr>
-                <w:rFonts w:ascii="Times New Roman" w:hAnsi="Times New Roman"/>
-                <w:color w:val="000000" w:themeColor="text1"/>
-                <w:sz w:val="14"/>
-                <w:szCs w:val="14"/>
-              </w:rPr>
-              <w:t>etx</w:t>
-            </w:r>
-            <w:proofErr w:type="gramEnd"/>
-            <w:r>
-              <w:rPr>
-                <w:rFonts w:ascii="Times New Roman" w:hAnsi="Times New Roman"/>
-                <w:color w:val="000000" w:themeColor="text1"/>
-                <w:sz w:val="14"/>
-                <w:szCs w:val="14"/>
-              </w:rPr>
-              <w:t>_room_wk_of</w:t>
-            </w:r>
-            <w:proofErr w:type="spellEnd"/>
-            <w:r>
-              <w:rPr>
-                <w:rFonts w:ascii="Times New Roman" w:hAnsi="Times New Roman"/>
-                <w:color w:val="000000" w:themeColor="text1"/>
-                <w:sz w:val="14"/>
-                <w:szCs w:val="14"/>
-              </w:rPr>
-              <w:t xml:space="preserve"> }}</w:t>
+            <w:r>
+              <w:rPr>
+                <w:rFonts w:ascii="Times New Roman" w:hAnsi="Times New Roman"/>
+                <w:color w:val="000000" w:themeColor="text1"/>
+                <w:sz w:val="14"/>
+                <w:szCs w:val="14"/>
+              </w:rPr>
+              <w:t>{{ etx_room_wk_of }}</w:t>
             </w:r>
           </w:p>
         </w:tc>
@@ -17679,45 +15204,14 @@
                 <w:szCs w:val="14"/>
               </w:rPr>
             </w:pPr>
-            <w:proofErr w:type="gramStart"/>
-            <w:r>
-              <w:rPr>
-                <w:rFonts w:ascii="Times New Roman" w:hAnsi="Times New Roman"/>
-                <w:color w:val="000000" w:themeColor="text1"/>
-                <w:sz w:val="14"/>
-                <w:szCs w:val="14"/>
-              </w:rPr>
-              <w:t xml:space="preserve">{{ </w:t>
-            </w:r>
-            <w:proofErr w:type="spellStart"/>
-            <w:r>
-              <w:rPr>
-                <w:rFonts w:ascii="Times New Roman" w:hAnsi="Times New Roman"/>
-                <w:color w:val="000000" w:themeColor="text1"/>
-                <w:sz w:val="14"/>
-                <w:szCs w:val="14"/>
-              </w:rPr>
-              <w:t>id</w:t>
-            </w:r>
-            <w:proofErr w:type="gramEnd"/>
-            <w:r>
-              <w:rPr>
-                <w:rFonts w:ascii="Times New Roman" w:hAnsi="Times New Roman"/>
-                <w:color w:val="000000" w:themeColor="text1"/>
-                <w:sz w:val="14"/>
-                <w:szCs w:val="14"/>
-              </w:rPr>
-              <w:t>_room_wk_of</w:t>
-            </w:r>
-            <w:proofErr w:type="spellEnd"/>
-            <w:r>
-              <w:rPr>
-                <w:rFonts w:ascii="Times New Roman" w:hAnsi="Times New Roman"/>
-                <w:color w:val="000000" w:themeColor="text1"/>
-                <w:sz w:val="14"/>
-                <w:szCs w:val="14"/>
-              </w:rPr>
-              <w:t xml:space="preserve"> }}</w:t>
+            <w:r>
+              <w:rPr>
+                <w:rFonts w:ascii="Times New Roman" w:hAnsi="Times New Roman"/>
+                <w:color w:val="000000" w:themeColor="text1"/>
+                <w:sz w:val="14"/>
+                <w:szCs w:val="14"/>
+              </w:rPr>
+              <w:t>{{ id_room_wk_of }}</w:t>
             </w:r>
           </w:p>
         </w:tc>
@@ -17767,772 +15261,6 @@
     <w:p>
       <w:pPr>
         <w:outlineLvl w:val="0"/>
-        <w:rPr>
-          <w:rFonts w:eastAsiaTheme="minorEastAsia"/>
-          <w:lang w:eastAsia="zh-CN"/>
-        </w:rPr>
-      </w:pPr>
-    </w:p>
-    <w:p>
-      <w:pPr>
-        <w:outlineLvl w:val="0"/>
-        <w:rPr>
-          <w:rFonts w:ascii="Times New Roman" w:eastAsiaTheme="minorEastAsia" w:hAnsi="Times New Roman"/>
-          <w:bCs/>
-          <w:color w:val="000000"/>
-          <w:sz w:val="18"/>
-          <w:szCs w:val="18"/>
-          <w:u w:val="single"/>
-          <w:lang w:eastAsia="zh-CN"/>
-        </w:rPr>
-      </w:pPr>
-      <w:r>
-        <w:rPr>
-          <w:rFonts w:ascii="Times New Roman" w:eastAsiaTheme="minorHAnsi" w:hAnsi="Times New Roman"/>
-          <w:bCs/>
-          <w:color w:val="000000"/>
-          <w:sz w:val="18"/>
-          <w:szCs w:val="18"/>
-          <w:u w:val="single"/>
-        </w:rPr>
-        <w:t xml:space="preserve">Table </w:t>
-      </w:r>
-      <w:r>
-        <w:rPr>
-          <w:rFonts w:ascii="Times New Roman" w:eastAsiaTheme="minorEastAsia" w:hAnsi="Times New Roman" w:hint="eastAsia"/>
-          <w:bCs/>
-          <w:color w:val="000000"/>
-          <w:sz w:val="18"/>
-          <w:szCs w:val="18"/>
-          <w:u w:val="single"/>
-          <w:lang w:eastAsia="zh-CN"/>
-        </w:rPr>
-        <w:t>3</w:t>
-      </w:r>
-      <w:r>
-        <w:rPr>
-          <w:rFonts w:ascii="Times New Roman" w:eastAsiaTheme="minorHAnsi" w:hAnsi="Times New Roman"/>
-          <w:bCs/>
-          <w:color w:val="000000"/>
-          <w:sz w:val="18"/>
-          <w:szCs w:val="18"/>
-          <w:u w:val="single"/>
-        </w:rPr>
-        <w:t xml:space="preserve">: </w:t>
-      </w:r>
-      <w:r>
-        <w:rPr>
-          <w:rFonts w:ascii="Times New Roman" w:hAnsi="Times New Roman" w:hint="eastAsia"/>
-          <w:bCs/>
-          <w:color w:val="000000"/>
-          <w:sz w:val="18"/>
-          <w:szCs w:val="18"/>
-          <w:u w:val="single"/>
-          <w:lang w:eastAsia="zh-CN"/>
-        </w:rPr>
-        <w:t>In</w:t>
-      </w:r>
-      <w:r>
-        <w:rPr>
-          <w:rFonts w:ascii="TimesNewRomanPSMT" w:hAnsi="TimesNewRomanPSMT"/>
-          <w:color w:val="000000"/>
-          <w:sz w:val="18"/>
-          <w:szCs w:val="18"/>
-        </w:rPr>
-        <w:t xml:space="preserve"> </w:t>
-      </w:r>
-      <w:r>
-        <w:rPr>
-          <w:rFonts w:ascii="Times New Roman" w:eastAsiaTheme="minorHAnsi" w:hAnsi="Times New Roman"/>
-          <w:bCs/>
-          <w:color w:val="000000"/>
-          <w:sz w:val="18"/>
-          <w:szCs w:val="18"/>
-          <w:u w:val="single"/>
-        </w:rPr>
-        <w:t>Trend of Past OOS Results</w:t>
-      </w:r>
-      <w:r>
-        <w:rPr>
-          <w:rFonts w:ascii="Times New Roman" w:eastAsiaTheme="minorEastAsia" w:hAnsi="Times New Roman" w:hint="eastAsia"/>
-          <w:bCs/>
-          <w:color w:val="000000"/>
-          <w:sz w:val="18"/>
-          <w:szCs w:val="18"/>
-          <w:u w:val="single"/>
-          <w:lang w:eastAsia="zh-CN"/>
-        </w:rPr>
-        <w:t xml:space="preserve"> for </w:t>
-      </w:r>
-      <w:proofErr w:type="gramStart"/>
-      <w:r>
-        <w:rPr>
-          <w:rFonts w:ascii="Times New Roman" w:eastAsiaTheme="minorEastAsia" w:hAnsi="Times New Roman"/>
-          <w:bCs/>
-          <w:color w:val="000000"/>
-          <w:sz w:val="18"/>
-          <w:szCs w:val="18"/>
-          <w:u w:val="single"/>
-          <w:lang w:eastAsia="zh-CN"/>
-        </w:rPr>
-        <w:t xml:space="preserve">{{ </w:t>
-      </w:r>
-      <w:proofErr w:type="spellStart"/>
-      <w:r>
-        <w:rPr>
-          <w:rFonts w:ascii="Times New Roman" w:eastAsiaTheme="minorEastAsia" w:hAnsi="Times New Roman"/>
-          <w:bCs/>
-          <w:color w:val="000000"/>
-          <w:sz w:val="18"/>
-          <w:szCs w:val="18"/>
-          <w:u w:val="single"/>
-          <w:lang w:eastAsia="zh-CN"/>
-        </w:rPr>
-        <w:t>client</w:t>
-      </w:r>
-      <w:proofErr w:type="gramEnd"/>
-      <w:r>
-        <w:rPr>
-          <w:rFonts w:ascii="Times New Roman" w:eastAsiaTheme="minorEastAsia" w:hAnsi="Times New Roman"/>
-          <w:bCs/>
-          <w:color w:val="000000"/>
-          <w:sz w:val="18"/>
-          <w:szCs w:val="18"/>
-          <w:u w:val="single"/>
-          <w:lang w:eastAsia="zh-CN"/>
-        </w:rPr>
-        <w:t>_</w:t>
-      </w:r>
-      <w:proofErr w:type="gramStart"/>
-      <w:r>
-        <w:rPr>
-          <w:rFonts w:ascii="Times New Roman" w:eastAsiaTheme="minorEastAsia" w:hAnsi="Times New Roman"/>
-          <w:bCs/>
-          <w:color w:val="000000"/>
-          <w:sz w:val="18"/>
-          <w:szCs w:val="18"/>
-          <w:u w:val="single"/>
-          <w:lang w:eastAsia="zh-CN"/>
-        </w:rPr>
-        <w:t>name</w:t>
-      </w:r>
-      <w:proofErr w:type="spellEnd"/>
-      <w:r>
-        <w:rPr>
-          <w:rFonts w:ascii="Times New Roman" w:eastAsiaTheme="minorEastAsia" w:hAnsi="Times New Roman"/>
-          <w:bCs/>
-          <w:color w:val="000000"/>
-          <w:sz w:val="18"/>
-          <w:szCs w:val="18"/>
-          <w:u w:val="single"/>
-          <w:lang w:eastAsia="zh-CN"/>
-        </w:rPr>
-        <w:t xml:space="preserve"> }</w:t>
-      </w:r>
-      <w:proofErr w:type="gramEnd"/>
-      <w:r>
-        <w:rPr>
-          <w:rFonts w:ascii="Times New Roman" w:eastAsiaTheme="minorEastAsia" w:hAnsi="Times New Roman"/>
-          <w:bCs/>
-          <w:color w:val="000000"/>
-          <w:sz w:val="18"/>
-          <w:szCs w:val="18"/>
-          <w:u w:val="single"/>
-          <w:lang w:eastAsia="zh-CN"/>
-        </w:rPr>
-        <w:t>}</w:t>
-      </w:r>
-      <w:r>
-        <w:rPr>
-          <w:rFonts w:ascii="Times New Roman" w:eastAsiaTheme="minorEastAsia" w:hAnsi="Times New Roman" w:hint="eastAsia"/>
-          <w:bCs/>
-          <w:color w:val="000000"/>
-          <w:sz w:val="18"/>
-          <w:szCs w:val="18"/>
-          <w:u w:val="single"/>
-          <w:lang w:eastAsia="zh-CN"/>
-        </w:rPr>
-        <w:t xml:space="preserve"> for </w:t>
-      </w:r>
-      <w:r>
-        <w:rPr>
-          <w:rFonts w:ascii="Times New Roman" w:eastAsiaTheme="minorEastAsia" w:hAnsi="Times New Roman"/>
-          <w:bCs/>
-          <w:color w:val="000000"/>
-          <w:sz w:val="18"/>
-          <w:szCs w:val="18"/>
-          <w:u w:val="single"/>
-          <w:lang w:eastAsia="zh-CN"/>
-        </w:rPr>
-        <w:t>analyte "</w:t>
-      </w:r>
-      <w:proofErr w:type="gramStart"/>
-      <w:r>
-        <w:rPr>
-          <w:rFonts w:ascii="Times New Roman" w:eastAsiaTheme="minorEastAsia" w:hAnsi="Times New Roman"/>
-          <w:bCs/>
-          <w:color w:val="000000"/>
-          <w:sz w:val="18"/>
-          <w:szCs w:val="18"/>
-          <w:u w:val="single"/>
-          <w:lang w:eastAsia="zh-CN"/>
-        </w:rPr>
-        <w:t xml:space="preserve">{{ </w:t>
-      </w:r>
-      <w:proofErr w:type="spellStart"/>
-      <w:r>
-        <w:rPr>
-          <w:rFonts w:ascii="Times New Roman" w:eastAsiaTheme="minorEastAsia" w:hAnsi="Times New Roman"/>
-          <w:bCs/>
-          <w:color w:val="000000"/>
-          <w:sz w:val="18"/>
-          <w:szCs w:val="18"/>
-          <w:u w:val="single"/>
-          <w:lang w:eastAsia="zh-CN"/>
-        </w:rPr>
-        <w:t>sample</w:t>
-      </w:r>
-      <w:proofErr w:type="gramEnd"/>
-      <w:r>
-        <w:rPr>
-          <w:rFonts w:ascii="Times New Roman" w:eastAsiaTheme="minorEastAsia" w:hAnsi="Times New Roman"/>
-          <w:bCs/>
-          <w:color w:val="000000"/>
-          <w:sz w:val="18"/>
-          <w:szCs w:val="18"/>
-          <w:u w:val="single"/>
-          <w:lang w:eastAsia="zh-CN"/>
-        </w:rPr>
-        <w:t>_</w:t>
-      </w:r>
-      <w:proofErr w:type="gramStart"/>
-      <w:r>
-        <w:rPr>
-          <w:rFonts w:ascii="Times New Roman" w:eastAsiaTheme="minorEastAsia" w:hAnsi="Times New Roman"/>
-          <w:bCs/>
-          <w:color w:val="000000"/>
-          <w:sz w:val="18"/>
-          <w:szCs w:val="18"/>
-          <w:u w:val="single"/>
-          <w:lang w:eastAsia="zh-CN"/>
-        </w:rPr>
-        <w:t>name</w:t>
-      </w:r>
-      <w:proofErr w:type="spellEnd"/>
-      <w:r>
-        <w:rPr>
-          <w:rFonts w:ascii="Times New Roman" w:eastAsiaTheme="minorEastAsia" w:hAnsi="Times New Roman"/>
-          <w:bCs/>
-          <w:color w:val="000000"/>
-          <w:sz w:val="18"/>
-          <w:szCs w:val="18"/>
-          <w:u w:val="single"/>
-          <w:lang w:eastAsia="zh-CN"/>
-        </w:rPr>
-        <w:t xml:space="preserve"> }}</w:t>
-      </w:r>
-      <w:r>
-        <w:rPr>
-          <w:rFonts w:ascii="Times New Roman" w:eastAsiaTheme="minorEastAsia" w:hAnsi="Times New Roman"/>
-          <w:bCs/>
-          <w:color w:val="000000"/>
-          <w:sz w:val="18"/>
-          <w:szCs w:val="18"/>
-          <w:u w:val="single"/>
-          <w:lang w:eastAsia="zh-CN"/>
-        </w:rPr>
-        <w:t>"</w:t>
-      </w:r>
-      <w:proofErr w:type="gramEnd"/>
-    </w:p>
-    <w:p>
-      <w:pPr>
-        <w:outlineLvl w:val="0"/>
-        <w:rPr>
-          <w:rFonts w:ascii="Times New Roman" w:eastAsiaTheme="minorEastAsia" w:hAnsi="Times New Roman"/>
-          <w:sz w:val="18"/>
-          <w:szCs w:val="18"/>
-          <w:u w:val="single"/>
-          <w:lang w:eastAsia="zh-CN"/>
-        </w:rPr>
-      </w:pPr>
-    </w:p>
-    <w:tbl>
-      <w:tblPr>
-        <w:tblStyle w:val="TableGrid"/>
-        <w:tblW w:w="9810" w:type="dxa"/>
-        <w:jc w:val="center"/>
-        <w:tblLayout w:type="fixed"/>
-        <w:tblLook w:val="04A0" w:firstRow="1" w:lastRow="0" w:firstColumn="1" w:lastColumn="0" w:noHBand="0" w:noVBand="1"/>
-      </w:tblPr>
-      <w:tblGrid>
-        <w:gridCol w:w="2625"/>
-        <w:gridCol w:w="1530"/>
-        <w:gridCol w:w="1453"/>
-        <w:gridCol w:w="1427"/>
-        <w:gridCol w:w="2775"/>
-      </w:tblGrid>
-      <w:tr>
-        <w:trPr>
-          <w:trHeight w:val="474"/>
-          <w:jc w:val="center"/>
-        </w:trPr>
-        <w:tc>
-          <w:tcPr>
-            <w:tcW w:w="2625" w:type="dxa"/>
-            <w:shd w:val="clear" w:color="auto" w:fill="EEECE1" w:themeFill="background2"/>
-            <w:vAlign w:val="center"/>
-          </w:tcPr>
-          <w:p>
-            <w:pPr>
-              <w:pStyle w:val="Default"/>
-              <w:jc w:val="center"/>
-              <w:rPr>
-                <w:rFonts w:eastAsiaTheme="minorEastAsia"/>
-                <w:bCs/>
-                <w:sz w:val="14"/>
-                <w:szCs w:val="14"/>
-                <w:lang w:eastAsia="zh-CN"/>
-              </w:rPr>
-            </w:pPr>
-            <w:r>
-              <w:rPr>
-                <w:rFonts w:eastAsiaTheme="minorEastAsia" w:hint="eastAsia"/>
-                <w:bCs/>
-                <w:sz w:val="14"/>
-                <w:szCs w:val="14"/>
-                <w:lang w:eastAsia="zh-CN"/>
-              </w:rPr>
-              <w:t>OOS#</w:t>
-            </w:r>
-          </w:p>
-        </w:tc>
-        <w:tc>
-          <w:tcPr>
-            <w:tcW w:w="1530" w:type="dxa"/>
-            <w:shd w:val="clear" w:color="auto" w:fill="EEECE1" w:themeFill="background2"/>
-            <w:vAlign w:val="center"/>
-          </w:tcPr>
-          <w:p>
-            <w:pPr>
-              <w:pStyle w:val="Default"/>
-              <w:jc w:val="center"/>
-              <w:rPr>
-                <w:bCs/>
-                <w:sz w:val="14"/>
-                <w:szCs w:val="14"/>
-              </w:rPr>
-            </w:pPr>
-            <w:r>
-              <w:rPr>
-                <w:bCs/>
-                <w:sz w:val="14"/>
-                <w:szCs w:val="14"/>
-              </w:rPr>
-              <w:t>Analyst</w:t>
-            </w:r>
-          </w:p>
-        </w:tc>
-        <w:tc>
-          <w:tcPr>
-            <w:tcW w:w="1453" w:type="dxa"/>
-            <w:shd w:val="clear" w:color="auto" w:fill="EEECE1" w:themeFill="background2"/>
-            <w:vAlign w:val="center"/>
-          </w:tcPr>
-          <w:p>
-            <w:pPr>
-              <w:pStyle w:val="Default"/>
-              <w:jc w:val="center"/>
-              <w:rPr>
-                <w:bCs/>
-                <w:sz w:val="14"/>
-                <w:szCs w:val="14"/>
-              </w:rPr>
-            </w:pPr>
-            <w:r>
-              <w:rPr>
-                <w:bCs/>
-                <w:sz w:val="14"/>
-                <w:szCs w:val="14"/>
-              </w:rPr>
-              <w:t>Sample ID</w:t>
-            </w:r>
-          </w:p>
-        </w:tc>
-        <w:tc>
-          <w:tcPr>
-            <w:tcW w:w="1427" w:type="dxa"/>
-            <w:shd w:val="clear" w:color="auto" w:fill="EEECE1" w:themeFill="background2"/>
-            <w:vAlign w:val="center"/>
-          </w:tcPr>
-          <w:p>
-            <w:pPr>
-              <w:pStyle w:val="Default"/>
-              <w:jc w:val="center"/>
-              <w:rPr>
-                <w:bCs/>
-                <w:sz w:val="14"/>
-                <w:szCs w:val="14"/>
-              </w:rPr>
-            </w:pPr>
-            <w:r>
-              <w:rPr>
-                <w:bCs/>
-                <w:sz w:val="14"/>
-                <w:szCs w:val="14"/>
-              </w:rPr>
-              <w:t>Analyte</w:t>
-            </w:r>
-          </w:p>
-        </w:tc>
-        <w:tc>
-          <w:tcPr>
-            <w:tcW w:w="2775" w:type="dxa"/>
-            <w:shd w:val="clear" w:color="auto" w:fill="EEECE1" w:themeFill="background2"/>
-            <w:vAlign w:val="center"/>
-          </w:tcPr>
-          <w:p>
-            <w:pPr>
-              <w:pStyle w:val="Default"/>
-              <w:jc w:val="center"/>
-              <w:rPr>
-                <w:bCs/>
-                <w:sz w:val="14"/>
-                <w:szCs w:val="14"/>
-              </w:rPr>
-            </w:pPr>
-            <w:r>
-              <w:rPr>
-                <w:bCs/>
-                <w:sz w:val="14"/>
-                <w:szCs w:val="14"/>
-              </w:rPr>
-              <w:t>Morphology Description</w:t>
-            </w:r>
-          </w:p>
-        </w:tc>
-      </w:tr>
-      <w:tr>
-        <w:trPr>
-          <w:cantSplit/>
-          <w:trHeight w:val="744"/>
-          <w:jc w:val="center"/>
-        </w:trPr>
-        <w:tc>
-          <w:tcPr>
-            <w:tcW w:w="2625" w:type="dxa"/>
-            <w:vAlign w:val="center"/>
-          </w:tcPr>
-          <w:p>
-            <w:pPr>
-              <w:spacing w:line="360" w:lineRule="auto"/>
-              <w:jc w:val="center"/>
-              <w:rPr>
-                <w:rFonts w:ascii="Times New Roman" w:hAnsi="Times New Roman"/>
-                <w:sz w:val="14"/>
-                <w:szCs w:val="14"/>
-              </w:rPr>
-            </w:pPr>
-            <w:proofErr w:type="gramStart"/>
-            <w:r>
-              <w:rPr>
-                <w:rFonts w:ascii="Times New Roman" w:hAnsi="Times New Roman"/>
-                <w:sz w:val="14"/>
-                <w:szCs w:val="14"/>
-              </w:rPr>
-              <w:t xml:space="preserve">{{ </w:t>
-            </w:r>
-            <w:r>
-              <w:rPr>
-                <w:rFonts w:ascii="Times New Roman" w:hAnsi="Times New Roman"/>
-                <w:sz w:val="14"/>
-                <w:szCs w:val="14"/>
-              </w:rPr>
-              <w:t>oos</w:t>
-            </w:r>
-            <w:proofErr w:type="gramEnd"/>
-            <w:r>
-              <w:rPr>
-                <w:rFonts w:ascii="Times New Roman" w:hAnsi="Times New Roman"/>
-                <w:sz w:val="14"/>
-                <w:szCs w:val="14"/>
-              </w:rPr>
-              <w:t>1_</w:t>
-            </w:r>
-            <w:r>
-              <w:rPr>
-                <w:rFonts w:ascii="Times New Roman" w:hAnsi="Times New Roman"/>
-                <w:sz w:val="14"/>
-                <w:szCs w:val="14"/>
-              </w:rPr>
-              <w:t>analyst_name }}</w:t>
-            </w:r>
-          </w:p>
-        </w:tc>
-        <w:tc>
-          <w:tcPr>
-            <w:tcW w:w="1530" w:type="dxa"/>
-            <w:vAlign w:val="center"/>
-          </w:tcPr>
-          <w:p>
-            <w:pPr>
-              <w:spacing w:line="360" w:lineRule="auto"/>
-              <w:jc w:val="center"/>
-              <w:rPr>
-                <w:rFonts w:ascii="Times New Roman" w:hAnsi="Times New Roman"/>
-                <w:sz w:val="14"/>
-                <w:szCs w:val="14"/>
-              </w:rPr>
-            </w:pPr>
-            <w:proofErr w:type="gramStart"/>
-            <w:r>
-              <w:rPr>
-                <w:rFonts w:ascii="Times New Roman" w:hAnsi="Times New Roman"/>
-                <w:sz w:val="14"/>
-                <w:szCs w:val="14"/>
-              </w:rPr>
-              <w:t xml:space="preserve">{{ </w:t>
-            </w:r>
-            <w:r>
-              <w:rPr>
-                <w:rFonts w:ascii="Times New Roman" w:hAnsi="Times New Roman"/>
-                <w:sz w:val="14"/>
-                <w:szCs w:val="14"/>
-              </w:rPr>
-              <w:t>oos</w:t>
-            </w:r>
-            <w:proofErr w:type="gramEnd"/>
-            <w:r>
-              <w:rPr>
-                <w:rFonts w:ascii="Times New Roman" w:hAnsi="Times New Roman"/>
-                <w:sz w:val="14"/>
-                <w:szCs w:val="14"/>
-              </w:rPr>
-              <w:t>1_</w:t>
-            </w:r>
-            <w:r>
-              <w:rPr>
-                <w:rFonts w:ascii="Times New Roman" w:hAnsi="Times New Roman"/>
-                <w:sz w:val="14"/>
-                <w:szCs w:val="14"/>
-              </w:rPr>
-              <w:t>analyst_name }}</w:t>
-            </w:r>
-          </w:p>
-        </w:tc>
-        <w:tc>
-          <w:tcPr>
-            <w:tcW w:w="1453" w:type="dxa"/>
-            <w:vAlign w:val="center"/>
-          </w:tcPr>
-          <w:p>
-            <w:pPr>
-              <w:spacing w:line="360" w:lineRule="auto"/>
-              <w:jc w:val="center"/>
-              <w:rPr>
-                <w:rFonts w:ascii="Times New Roman" w:hAnsi="Times New Roman"/>
-                <w:color w:val="467886"/>
-                <w:sz w:val="14"/>
-                <w:szCs w:val="14"/>
-                <w:u w:val="single"/>
-              </w:rPr>
-            </w:pPr>
-            <w:proofErr w:type="gramStart"/>
-            <w:r>
-              <w:rPr>
-                <w:rFonts w:ascii="Times New Roman" w:hAnsi="Times New Roman"/>
-                <w:sz w:val="14"/>
-                <w:szCs w:val="14"/>
-              </w:rPr>
-              <w:t xml:space="preserve">{{ </w:t>
-            </w:r>
-            <w:r>
-              <w:rPr>
-                <w:rFonts w:ascii="Times New Roman" w:hAnsi="Times New Roman"/>
-                <w:sz w:val="14"/>
-                <w:szCs w:val="14"/>
-              </w:rPr>
-              <w:t>oos</w:t>
-            </w:r>
-            <w:proofErr w:type="gramEnd"/>
-            <w:r>
-              <w:rPr>
-                <w:rFonts w:ascii="Times New Roman" w:hAnsi="Times New Roman"/>
-                <w:sz w:val="14"/>
-                <w:szCs w:val="14"/>
-              </w:rPr>
-              <w:t>1_</w:t>
-            </w:r>
-            <w:r>
-              <w:rPr>
-                <w:rFonts w:ascii="Times New Roman" w:hAnsi="Times New Roman"/>
-                <w:sz w:val="14"/>
-                <w:szCs w:val="14"/>
-              </w:rPr>
-              <w:t>sample_id }}</w:t>
-            </w:r>
-          </w:p>
-        </w:tc>
-        <w:tc>
-          <w:tcPr>
-            <w:tcW w:w="1427" w:type="dxa"/>
-            <w:vAlign w:val="center"/>
-          </w:tcPr>
-          <w:p>
-            <w:pPr>
-              <w:spacing w:line="360" w:lineRule="auto"/>
-              <w:jc w:val="center"/>
-              <w:rPr>
-                <w:rFonts w:ascii="Times New Roman" w:hAnsi="Times New Roman"/>
-                <w:sz w:val="14"/>
-                <w:szCs w:val="18"/>
-              </w:rPr>
-            </w:pPr>
-            <w:proofErr w:type="gramStart"/>
-            <w:r>
-              <w:rPr>
-                <w:rFonts w:ascii="Times New Roman" w:hAnsi="Times New Roman"/>
-                <w:sz w:val="14"/>
-                <w:szCs w:val="14"/>
-              </w:rPr>
-              <w:t xml:space="preserve">{{ </w:t>
-            </w:r>
-            <w:r>
-              <w:rPr>
-                <w:rFonts w:ascii="Times New Roman" w:hAnsi="Times New Roman"/>
-                <w:sz w:val="14"/>
-                <w:szCs w:val="14"/>
-              </w:rPr>
-              <w:t>oos</w:t>
-            </w:r>
-            <w:proofErr w:type="gramEnd"/>
-            <w:r>
-              <w:rPr>
-                <w:rFonts w:ascii="Times New Roman" w:hAnsi="Times New Roman"/>
-                <w:sz w:val="14"/>
-                <w:szCs w:val="14"/>
-              </w:rPr>
-              <w:t>1_</w:t>
-            </w:r>
-            <w:r>
-              <w:rPr>
-                <w:rFonts w:ascii="Times New Roman" w:hAnsi="Times New Roman"/>
-                <w:sz w:val="14"/>
-                <w:szCs w:val="14"/>
-              </w:rPr>
-              <w:t>sample_</w:t>
-            </w:r>
-            <w:r>
-              <w:rPr>
-                <w:rFonts w:ascii="Times New Roman" w:hAnsi="Times New Roman"/>
-                <w:sz w:val="14"/>
-                <w:szCs w:val="14"/>
-              </w:rPr>
-              <w:t>name</w:t>
-            </w:r>
-            <w:r>
-              <w:rPr>
-                <w:rFonts w:ascii="Times New Roman" w:hAnsi="Times New Roman"/>
-                <w:sz w:val="14"/>
-                <w:szCs w:val="14"/>
-              </w:rPr>
-              <w:t xml:space="preserve"> }}</w:t>
-            </w:r>
-          </w:p>
-        </w:tc>
-        <w:tc>
-          <w:tcPr>
-            <w:tcW w:w="2775" w:type="dxa"/>
-            <w:vAlign w:val="center"/>
-          </w:tcPr>
-          <w:p>
-            <w:pPr>
-              <w:pStyle w:val="Default"/>
-              <w:spacing w:line="360" w:lineRule="auto"/>
-              <w:jc w:val="center"/>
-              <w:rPr>
-                <w:rFonts w:eastAsiaTheme="minorEastAsia"/>
-                <w:sz w:val="14"/>
-                <w:szCs w:val="14"/>
-                <w:lang w:eastAsia="zh-CN"/>
-              </w:rPr>
-            </w:pPr>
-            <w:proofErr w:type="gramStart"/>
-            <w:r>
-              <w:rPr>
-                <w:sz w:val="14"/>
-                <w:szCs w:val="14"/>
-              </w:rPr>
-              <w:t xml:space="preserve">{{ </w:t>
-            </w:r>
-            <w:r>
-              <w:rPr>
-                <w:sz w:val="14"/>
-                <w:szCs w:val="14"/>
-              </w:rPr>
-              <w:t>oos</w:t>
-            </w:r>
-            <w:proofErr w:type="gramEnd"/>
-            <w:r>
-              <w:rPr>
-                <w:sz w:val="14"/>
-                <w:szCs w:val="14"/>
-              </w:rPr>
-              <w:t>1_</w:t>
-            </w:r>
-            <w:r>
-              <w:rPr>
-                <w:sz w:val="14"/>
-                <w:szCs w:val="14"/>
-              </w:rPr>
-              <w:t>organism_</w:t>
-            </w:r>
-            <w:proofErr w:type="gramStart"/>
-            <w:r>
-              <w:rPr>
-                <w:sz w:val="14"/>
-                <w:szCs w:val="14"/>
-              </w:rPr>
-              <w:t xml:space="preserve">morphology </w:t>
-            </w:r>
-            <w:r>
-              <w:rPr>
-                <w:sz w:val="14"/>
-                <w:szCs w:val="14"/>
-              </w:rPr>
-              <w:t>}}-</w:t>
-            </w:r>
-            <w:proofErr w:type="gramEnd"/>
-            <w:r>
-              <w:rPr>
-                <w:rFonts w:eastAsiaTheme="minorEastAsia" w:hint="eastAsia"/>
-                <w:sz w:val="14"/>
-                <w:szCs w:val="14"/>
-                <w:lang w:eastAsia="zh-CN"/>
-              </w:rPr>
-              <w:t>s</w:t>
-            </w:r>
-            <w:r>
-              <w:rPr>
-                <w:sz w:val="14"/>
-                <w:szCs w:val="14"/>
-              </w:rPr>
-              <w:t>haped Morphology</w:t>
-            </w:r>
-          </w:p>
-        </w:tc>
-      </w:tr>
-    </w:tbl>
-    <w:p>
-      <w:pPr>
-        <w:rPr>
-          <w:rFonts w:eastAsiaTheme="minorEastAsia"/>
-          <w:lang w:eastAsia="zh-CN"/>
-        </w:rPr>
-      </w:pPr>
-    </w:p>
-    <w:p>
-      <w:pPr>
         <w:rPr>
           <w:rFonts w:eastAsiaTheme="minorEastAsia"/>
           <w:lang w:eastAsia="zh-CN"/>
@@ -18877,16 +15605,7 @@
               <w:b/>
               <w:sz w:val="24"/>
             </w:rPr>
-            <w:t>3.</w:t>
-          </w:r>
-          <w:proofErr w:type="gramStart"/>
-          <w:r>
-            <w:rPr>
-              <w:rFonts w:ascii="Times New Roman" w:hAnsi="Times New Roman"/>
-              <w:b/>
-              <w:sz w:val="24"/>
-            </w:rPr>
-            <w:t>100.</w:t>
+            <w:t>3.100.</w:t>
           </w:r>
           <w:r>
             <w:rPr>
@@ -18904,7 +15623,6 @@
             </w:rPr>
             <w:t>19.F</w:t>
           </w:r>
-          <w:proofErr w:type="gramEnd"/>
           <w:r>
             <w:rPr>
               <w:rFonts w:ascii="Times New Roman" w:hAnsi="Times New Roman"/>
@@ -19273,7 +15991,6 @@
       </w:rPr>
       <w:t xml:space="preserve"> OOS Number: OOS</w:t>
     </w:r>
-    <w:proofErr w:type="gramStart"/>
     <w:r>
       <w:rPr>
         <w:rFonts w:ascii="Times New Roman" w:hAnsi="Times New Roman"/>
@@ -19292,62 +16009,7 @@
         <w:sz w:val="22"/>
         <w:szCs w:val="22"/>
       </w:rPr>
-      <w:t xml:space="preserve">{{ </w:t>
-    </w:r>
-    <w:proofErr w:type="spellStart"/>
-    <w:r>
-      <w:rPr>
-        <w:rFonts w:ascii="Times New Roman" w:hAnsi="Times New Roman"/>
-        <w:b/>
-        <w:bCs/>
-        <w:sz w:val="22"/>
-        <w:szCs w:val="22"/>
-      </w:rPr>
-      <w:t>oos</w:t>
-    </w:r>
-    <w:proofErr w:type="gramEnd"/>
-    <w:r>
-      <w:rPr>
-        <w:rFonts w:ascii="Times New Roman" w:hAnsi="Times New Roman"/>
-        <w:b/>
-        <w:bCs/>
-        <w:sz w:val="22"/>
-        <w:szCs w:val="22"/>
-      </w:rPr>
-      <w:t>_</w:t>
-    </w:r>
-    <w:proofErr w:type="gramStart"/>
-    <w:r>
-      <w:rPr>
-        <w:rFonts w:ascii="Times New Roman" w:hAnsi="Times New Roman"/>
-        <w:b/>
-        <w:bCs/>
-        <w:sz w:val="22"/>
-        <w:szCs w:val="22"/>
-      </w:rPr>
-      <w:t>id</w:t>
-    </w:r>
-    <w:proofErr w:type="spellEnd"/>
-    <w:r>
-      <w:rPr>
-        <w:rFonts w:ascii="Times New Roman" w:hAnsi="Times New Roman"/>
-        <w:b/>
-        <w:bCs/>
-        <w:sz w:val="22"/>
-        <w:szCs w:val="22"/>
-      </w:rPr>
-      <w:t xml:space="preserve"> }</w:t>
-    </w:r>
-    <w:proofErr w:type="gramEnd"/>
-    <w:r>
-      <w:rPr>
-        <w:rFonts w:ascii="Times New Roman" w:hAnsi="Times New Roman"/>
-        <w:b/>
-        <w:bCs/>
-        <w:sz w:val="22"/>
-        <w:szCs w:val="22"/>
-      </w:rPr>
-      <w:t>}</w:t>
+      <w:t>{{ oos_id }}</w:t>
     </w:r>
   </w:p>
 </w:hdr>
@@ -21601,6 +18263,10 @@
 </file>
 
 <file path=customXml/item1.xml><?xml version="1.0" encoding="utf-8"?>
+<b:Sources xmlns:b="http://schemas.openxmlformats.org/officeDocument/2006/bibliography" xmlns="http://schemas.openxmlformats.org/officeDocument/2006/bibliography" SelectedStyle="\APA.XSL" StyleName="APA"/>
+</file>
+
+<file path=customXml/item2.xml><?xml version="1.0" encoding="utf-8"?>
 <ct:contentTypeSchema xmlns:ct="http://schemas.microsoft.com/office/2006/metadata/contentType" xmlns:ma="http://schemas.microsoft.com/office/2006/metadata/properties/metaAttributes" ct:_="" ma:_="" ma:contentTypeName="Document" ma:contentTypeID="0x010100FB737B7133867847B545A083BFAC78EF" ma:contentTypeVersion="12" ma:contentTypeDescription="Create a new document." ma:contentTypeScope="" ma:versionID="3a7982f5d2373b82eed64d91a9f1640e">
   <xsd:schema xmlns:xsd="http://www.w3.org/2001/XMLSchema" xmlns:xs="http://www.w3.org/2001/XMLSchema" xmlns:p="http://schemas.microsoft.com/office/2006/metadata/properties" xmlns:ns2="77e63d64-5ec0-4c26-bf73-c24d6b7abddf" xmlns:ns3="005d0a5f-c6b0-470f-85f2-ee975d36b3d6" targetNamespace="http://schemas.microsoft.com/office/2006/metadata/properties" ma:root="true" ma:fieldsID="2763948d00d98a9e1e6be9e3b1352800" ns2:_="" ns3:_="">
     <xsd:import namespace="77e63d64-5ec0-4c26-bf73-c24d6b7abddf"/>
@@ -21817,11 +18483,13 @@
 </ct:contentTypeSchema>
 </file>
 
-<file path=customXml/item2.xml><?xml version="1.0" encoding="utf-8"?>
-<b:Sources xmlns:b="http://schemas.openxmlformats.org/officeDocument/2006/bibliography" xmlns="http://schemas.openxmlformats.org/officeDocument/2006/bibliography" SelectedStyle="\APA.XSL" StyleName="APA"/>
+<file path=customXml/item3.xml><?xml version="1.0" encoding="utf-8"?>
+<p:properties xmlns:p="http://schemas.microsoft.com/office/2006/metadata/properties" xmlns:xsi="http://www.w3.org/2001/XMLSchema-instance" xmlns:pc="http://schemas.microsoft.com/office/infopath/2007/PartnerControls">
+  <documentManagement/>
+</p:properties>
 </file>
 
-<file path=customXml/item3.xml><?xml version="1.0" encoding="utf-8"?>
+<file path=customXml/item4.xml><?xml version="1.0" encoding="utf-8"?>
 <?mso-contentType ?>
 <FormTemplates xmlns="http://schemas.microsoft.com/sharepoint/v3/contenttype/forms">
   <Display>DocumentLibraryForm</Display>
@@ -21830,13 +18498,15 @@
 </FormTemplates>
 </file>
 
-<file path=customXml/item4.xml><?xml version="1.0" encoding="utf-8"?>
-<p:properties xmlns:p="http://schemas.microsoft.com/office/2006/metadata/properties" xmlns:xsi="http://www.w3.org/2001/XMLSchema-instance" xmlns:pc="http://schemas.microsoft.com/office/infopath/2007/PartnerControls">
-  <documentManagement/>
-</p:properties>
+<file path=customXml/itemProps1.xml><?xml version="1.0" encoding="utf-8"?>
+<ds:datastoreItem xmlns:ds="http://schemas.openxmlformats.org/officeDocument/2006/customXml" ds:itemID="{308E1B35-0FAF-4A78-BEF3-82256463C83E}">
+  <ds:schemaRefs>
+    <ds:schemaRef ds:uri="http://schemas.openxmlformats.org/officeDocument/2006/bibliography"/>
+  </ds:schemaRefs>
+</ds:datastoreItem>
 </file>
 
-<file path=customXml/itemProps1.xml><?xml version="1.0" encoding="utf-8"?>
+<file path=customXml/itemProps2.xml><?xml version="1.0" encoding="utf-8"?>
 <ds:datastoreItem xmlns:ds="http://schemas.openxmlformats.org/officeDocument/2006/customXml" ds:itemID="{F69EE333-7533-4C7F-8CBF-50CC15A694A4}">
   <ds:schemaRefs>
     <ds:schemaRef ds:uri="http://schemas.microsoft.com/office/2006/metadata/contentType"/>
@@ -21855,27 +18525,19 @@
 </ds:datastoreItem>
 </file>
 
-<file path=customXml/itemProps2.xml><?xml version="1.0" encoding="utf-8"?>
-<ds:datastoreItem xmlns:ds="http://schemas.openxmlformats.org/officeDocument/2006/customXml" ds:itemID="{308E1B35-0FAF-4A78-BEF3-82256463C83E}">
-  <ds:schemaRefs>
-    <ds:schemaRef ds:uri="http://schemas.openxmlformats.org/officeDocument/2006/bibliography"/>
-  </ds:schemaRefs>
-</ds:datastoreItem>
-</file>
-
 <file path=customXml/itemProps3.xml><?xml version="1.0" encoding="utf-8"?>
-<ds:datastoreItem xmlns:ds="http://schemas.openxmlformats.org/officeDocument/2006/customXml" ds:itemID="{E711A312-DD48-45F6-BA88-B896F55D6DB7}">
-  <ds:schemaRefs>
-    <ds:schemaRef ds:uri="http://schemas.microsoft.com/sharepoint/v3/contenttype/forms"/>
-  </ds:schemaRefs>
-</ds:datastoreItem>
-</file>
-
-<file path=customXml/itemProps4.xml><?xml version="1.0" encoding="utf-8"?>
 <ds:datastoreItem xmlns:ds="http://schemas.openxmlformats.org/officeDocument/2006/customXml" ds:itemID="{DD86B631-EF59-42E0-AFBB-4D6A49D52145}">
   <ds:schemaRefs>
     <ds:schemaRef ds:uri="http://schemas.microsoft.com/office/2006/metadata/properties"/>
     <ds:schemaRef ds:uri="http://schemas.microsoft.com/office/infopath/2007/PartnerControls"/>
   </ds:schemaRefs>
 </ds:datastoreItem>
+</file>
+
+<file path=customXml/itemProps4.xml><?xml version="1.0" encoding="utf-8"?>
+<ds:datastoreItem xmlns:ds="http://schemas.openxmlformats.org/officeDocument/2006/customXml" ds:itemID="{E711A312-DD48-45F6-BA88-B896F55D6DB7}">
+  <ds:schemaRefs>
+    <ds:schemaRef ds:uri="http://schemas.microsoft.com/sharepoint/v3/contenttype/forms"/>
+  </ds:schemaRefs>
+</ds:datastoreItem>
 </file>
--- a/USP71 OOS P1 template.docx
+++ b/USP71 OOS P1 template.docx
@@ -164,20 +164,53 @@
             <w:pPr>
               <w:outlineLvl w:val="0"/>
               <w:rPr>
-                <w:rFonts w:ascii="Times New Roman" w:hAnsi="Times New Roman"/>
-                <w:bCs/>
-                <w:sz w:val="22"/>
-                <w:szCs w:val="22"/>
-              </w:rPr>
-            </w:pPr>
-            <w:r>
-              <w:rPr>
-                <w:rFonts w:ascii="Times New Roman" w:hAnsi="Times New Roman"/>
-                <w:bCs/>
-                <w:sz w:val="22"/>
-                <w:szCs w:val="22"/>
-              </w:rPr>
-              <w:t>{{ analyst_signature }}</w:t>
+                <w:rFonts w:ascii="Times New Roman" w:eastAsiaTheme="minorEastAsia" w:hAnsi="Times New Roman"/>
+                <w:bCs/>
+                <w:sz w:val="22"/>
+                <w:szCs w:val="22"/>
+                <w:lang w:eastAsia="zh-CN"/>
+              </w:rPr>
+            </w:pPr>
+            <w:r>
+              <w:rPr>
+                <w:rFonts w:ascii="Times New Roman" w:hAnsi="Times New Roman"/>
+                <w:bCs/>
+                <w:sz w:val="22"/>
+                <w:szCs w:val="22"/>
+              </w:rPr>
+              <w:t xml:space="preserve"/>
+            </w:r>
+          </w:p>
+          <w:p>
+            <w:pPr>
+              <w:outlineLvl w:val="0"/>
+              <w:rPr>
+                <w:rFonts w:ascii="Times New Roman" w:eastAsiaTheme="minorEastAsia" w:hAnsi="Times New Roman"/>
+                <w:bCs/>
+                <w:sz w:val="22"/>
+                <w:szCs w:val="22"/>
+                <w:lang w:eastAsia="zh-CN"/>
+              </w:rPr>
+            </w:pPr>
+          </w:p>
+          <w:p>
+            <w:pPr>
+              <w:outlineLvl w:val="0"/>
+              <w:rPr>
+                <w:rFonts w:ascii="Times New Roman" w:hAnsi="Times New Roman"/>
+                <w:bCs/>
+                <w:sz w:val="22"/>
+                <w:szCs w:val="22"/>
+              </w:rPr>
+            </w:pPr>
+            <w:r>
+              <w:rPr>
+                <w:rFonts w:ascii="Times New Roman" w:hAnsi="Times New Roman"/>
+                <w:bCs/>
+                <w:sz w:val="22"/>
+                <w:szCs w:val="22"/>
+              </w:rPr>
+              <w:t>(Written by: Qiyue Chen)</w:t>
             </w:r>
           </w:p>
         </w:tc>
@@ -204,7 +237,7 @@
                 <w:sz w:val="22"/>
                 <w:szCs w:val="22"/>
               </w:rPr>
-              <w:t>Test Date:</w:t>
+              <w:t xml:space="preserve">Test Date:</w:t>
             </w:r>
           </w:p>
         </w:tc>
@@ -223,36 +256,16 @@
                 <w:szCs w:val="22"/>
               </w:rPr>
             </w:pPr>
-            <w:bookmarkStart w:id="0" w:name="OLE_LINK25"/>
-            <w:r>
-              <w:rPr>
-                <w:rFonts w:ascii="Times New Roman" w:hAnsi="Times New Roman"/>
-                <w:bCs/>
-                <w:sz w:val="22"/>
-                <w:szCs w:val="22"/>
-              </w:rPr>
-              <w:t xml:space="preserve">{{ </w:t>
-            </w:r>
-            <w:r>
-              <w:rPr>
-                <w:rFonts w:ascii="Times New Roman" w:hAnsi="Times New Roman"/>
-                <w:bCs/>
-                <w:sz w:val="22"/>
-                <w:szCs w:val="22"/>
-              </w:rPr>
-              <w:t>process</w:t>
-            </w:r>
-            <w:r>
-              <w:rPr>
-                <w:rFonts w:ascii="Times New Roman" w:hAnsi="Times New Roman"/>
-                <w:bCs/>
-                <w:sz w:val="22"/>
-                <w:szCs w:val="22"/>
-              </w:rPr>
-              <w:t>_date }}</w:t>
-            </w:r>
-          </w:p>
-          <w:bookmarkEnd w:id="0"/>
+            <w:r>
+              <w:rPr>
+                <w:rFonts w:ascii="Times New Roman" w:hAnsi="Times New Roman"/>
+                <w:bCs/>
+                <w:sz w:val="22"/>
+                <w:szCs w:val="22"/>
+              </w:rPr>
+              <w:t xml:space="preserve"/>
+            </w:r>
+          </w:p>
           <w:p>
             <w:pPr>
               <w:outlineLvl w:val="0"/>
@@ -307,18 +320,18 @@
                 <w:szCs w:val="22"/>
               </w:rPr>
             </w:pPr>
-            <w:bookmarkStart w:id="1" w:name="OLE_LINK24"/>
-            <w:r>
-              <w:rPr>
-                <w:rFonts w:ascii="Times New Roman" w:hAnsi="Times New Roman"/>
-                <w:bCs/>
-                <w:sz w:val="22"/>
-                <w:szCs w:val="22"/>
-              </w:rPr>
-              <w:t>{{ test_date }}</w:t>
-            </w:r>
-          </w:p>
-          <w:bookmarkEnd w:id="1"/>
+            <w:bookmarkStart w:id="0" w:name="OLE_LINK17"/>
+            <w:r>
+              <w:rPr>
+                <w:rFonts w:ascii="Times New Roman" w:hAnsi="Times New Roman"/>
+                <w:bCs/>
+                <w:sz w:val="22"/>
+                <w:szCs w:val="22"/>
+              </w:rPr>
+              <w:t xml:space="preserve"/>
+            </w:r>
+          </w:p>
+          <w:bookmarkEnd w:id="0"/>
           <w:p>
             <w:pPr>
               <w:outlineLvl w:val="0"/>
@@ -383,7 +396,7 @@
                 <w:sz w:val="22"/>
                 <w:szCs w:val="22"/>
               </w:rPr>
-              <w:t>{{ test_date }}</w:t>
+              <w:t xml:space="preserve"/>
             </w:r>
           </w:p>
           <w:p>
@@ -439,35 +452,8 @@
                 <w:szCs w:val="22"/>
               </w:rPr>
             </w:pPr>
-            <w:bookmarkStart w:id="2" w:name="OLE_LINK5"/>
-            <w:r>
-              <w:rPr>
-                <w:rFonts w:ascii="Times New Roman" w:eastAsiaTheme="minorEastAsia" w:hAnsi="Times New Roman" w:hint="eastAsia"/>
-                <w:bCs/>
-                <w:sz w:val="22"/>
-                <w:szCs w:val="22"/>
-                <w:lang w:eastAsia="zh-CN"/>
-              </w:rPr>
-              <w:t>USP71</w:t>
-            </w:r>
-            <w:r>
-              <w:rPr>
-                <w:rFonts w:ascii="Times New Roman" w:hAnsi="Times New Roman"/>
-                <w:bCs/>
-                <w:sz w:val="22"/>
-                <w:szCs w:val="22"/>
-              </w:rPr>
-              <w:t xml:space="preserve"> Sterility</w:t>
-            </w:r>
-            <w:bookmarkEnd w:id="2"/>
-            <w:r>
-              <w:rPr>
-                <w:rFonts w:ascii="Times New Roman" w:hAnsi="Times New Roman"/>
-                <w:bCs/>
-                <w:sz w:val="22"/>
-                <w:szCs w:val="22"/>
-              </w:rPr>
-              <w:t xml:space="preserve"> Test</w:t>
+            <w:r>
+              <w:t>USP &lt;71&gt; Sterility Test</w:t>
             </w:r>
           </w:p>
         </w:tc>
@@ -522,14 +508,50 @@
                 <w:lang w:eastAsia="zh-CN"/>
               </w:rPr>
             </w:pPr>
-            <w:r>
-              <w:rPr>
-                <w:rFonts w:ascii="Times New Roman" w:hAnsi="Times New Roman"/>
-                <w:bCs/>
-                <w:sz w:val="22"/>
-                <w:szCs w:val="22"/>
-              </w:rPr>
-              <w:t>{{ report_header }}</w:t>
+            <w:bookmarkStart w:id="1" w:name="OLE_LINK16"/>
+            <w:r>
+              <w:rPr>
+                <w:rFonts w:ascii="Times New Roman" w:hAnsi="Times New Roman"/>
+                <w:bCs/>
+                <w:sz w:val="22"/>
+                <w:szCs w:val="22"/>
+              </w:rPr>
+              <w:t xml:space="preserve"/>
+            </w:r>
+          </w:p>
+          <w:bookmarkEnd w:id="1"/>
+          <w:p>
+            <w:pPr>
+              <w:outlineLvl w:val="0"/>
+              <w:rPr>
+                <w:rFonts w:ascii="Times New Roman" w:eastAsiaTheme="minorEastAsia" w:hAnsi="Times New Roman"/>
+                <w:bCs/>
+                <w:sz w:val="22"/>
+                <w:szCs w:val="22"/>
+                <w:lang w:eastAsia="zh-CN"/>
+              </w:rPr>
+            </w:pPr>
+          </w:p>
+          <w:p>
+            <w:pPr>
+              <w:outlineLvl w:val="0"/>
+              <w:rPr>
+                <w:rFonts w:ascii="Times New Roman" w:eastAsiaTheme="minorEastAsia" w:hAnsi="Times New Roman"/>
+                <w:bCs/>
+                <w:sz w:val="22"/>
+                <w:szCs w:val="22"/>
+                <w:lang w:eastAsia="zh-CN"/>
+              </w:rPr>
+            </w:pPr>
+            <w:r>
+              <w:rPr>
+                <w:rFonts w:ascii="Times New Roman" w:eastAsiaTheme="minorEastAsia" w:hAnsi="Times New Roman"/>
+                <w:bCs/>
+                <w:sz w:val="22"/>
+                <w:szCs w:val="22"/>
+                <w:lang w:eastAsia="zh-CN"/>
+              </w:rPr>
+              <w:t xml:space="preserve"/>
             </w:r>
           </w:p>
         </w:tc>
@@ -580,16 +602,153 @@
                 <w:szCs w:val="22"/>
               </w:rPr>
             </w:pPr>
-            <w:bookmarkStart w:id="3" w:name="OLE_LINK26"/>
-            <w:r>
-              <w:rPr>
-                <w:rFonts w:ascii="Times New Roman" w:hAnsi="Times New Roman"/>
-                <w:bCs/>
-                <w:sz w:val="22"/>
-                <w:szCs w:val="22"/>
-              </w:rPr>
-              <w:t>{{</w:t>
-            </w:r>
+            <w:r>
+              <w:rPr>
+                <w:rFonts w:ascii="Times New Roman" w:hAnsi="Times New Roman"/>
+                <w:bCs/>
+                <w:sz w:val="22"/>
+                <w:szCs w:val="22"/>
+              </w:rPr>
+              <w:t xml:space="preserve">Prepper: </w:t>
+            </w:r>
+          </w:p>
+          <w:p>
+            <w:pPr>
+              <w:outlineLvl w:val="0"/>
+              <w:rPr>
+                <w:rFonts w:ascii="Times New Roman" w:hAnsi="Times New Roman"/>
+                <w:bCs/>
+                <w:sz w:val="22"/>
+                <w:szCs w:val="22"/>
+              </w:rPr>
+            </w:pPr>
+            <w:r>
+              <w:rPr>
+                <w:rFonts w:ascii="Times New Roman" w:hAnsi="Times New Roman"/>
+                <w:bCs/>
+                <w:sz w:val="22"/>
+                <w:szCs w:val="22"/>
+              </w:rPr>
+              <w:t xml:space="preserve"/>
+            </w:r>
+            <w:r>
+              <w:rPr>
+                <w:rFonts w:ascii="Times New Roman" w:hAnsi="Times New Roman"/>
+                <w:bCs/>
+                <w:sz w:val="22"/>
+                <w:szCs w:val="22"/>
+              </w:rPr>
+              <w:t xml:space="preserve"> </w:t>
+            </w:r>
+            <w:r>
+              <w:rPr>
+                <w:rFonts w:ascii="Times New Roman" w:hAnsi="Times New Roman"/>
+                <w:bCs/>
+                <w:sz w:val="22"/>
+                <w:szCs w:val="22"/>
+              </w:rPr>
+              <w:t xml:space="preserve">(</w:t>
+            </w:r>
+            <w:r>
+              <w:rPr>
+                <w:rFonts w:ascii="Times New Roman" w:hAnsi="Times New Roman"/>
+                <w:bCs/>
+                <w:sz w:val="22"/>
+                <w:szCs w:val="22"/>
+              </w:rPr>
+              <w:t xml:space="preserve">)</w:t>
+            </w:r>
+          </w:p>
+          <w:p>
+            <w:pPr>
+              <w:outlineLvl w:val="0"/>
+              <w:rPr>
+                <w:rFonts w:ascii="Times New Roman" w:hAnsi="Times New Roman"/>
+                <w:bCs/>
+                <w:sz w:val="22"/>
+                <w:szCs w:val="22"/>
+              </w:rPr>
+            </w:pPr>
+          </w:p>
+          <w:p>
+            <w:pPr>
+              <w:outlineLvl w:val="0"/>
+              <w:rPr>
+                <w:rFonts w:ascii="Times New Roman" w:hAnsi="Times New Roman"/>
+                <w:bCs/>
+                <w:sz w:val="22"/>
+                <w:szCs w:val="22"/>
+              </w:rPr>
+            </w:pPr>
+            <w:r>
+              <w:rPr>
+                <w:rFonts w:ascii="Times New Roman" w:hAnsi="Times New Roman"/>
+                <w:bCs/>
+                <w:sz w:val="22"/>
+                <w:szCs w:val="22"/>
+              </w:rPr>
+              <w:t>Processor:</w:t>
+            </w:r>
+          </w:p>
+          <w:p>
+            <w:pPr>
+              <w:rPr>
+                <w:rFonts w:ascii="Times New Roman" w:hAnsi="Times New Roman"/>
+                <w:bCs/>
+                <w:sz w:val="22"/>
+                <w:szCs w:val="22"/>
+              </w:rPr>
+            </w:pPr>
+            <w:r>
+              <w:rPr>
+                <w:rFonts w:ascii="Times New Roman" w:hAnsi="Times New Roman"/>
+                <w:bCs/>
+                <w:sz w:val="22"/>
+                <w:szCs w:val="22"/>
+              </w:rPr>
+              <w:t xml:space="preserve"/>
+            </w:r>
+            <w:r>
+              <w:rPr>
+                <w:rFonts w:ascii="Times New Roman" w:hAnsi="Times New Roman"/>
+                <w:bCs/>
+                <w:sz w:val="22"/>
+                <w:szCs w:val="22"/>
+              </w:rPr>
+              <w:t xml:space="preserve"> (</w:t>
+            </w:r>
+            <w:r>
+              <w:rPr>
+                <w:rFonts w:ascii="Times New Roman" w:hAnsi="Times New Roman"/>
+                <w:bCs/>
+                <w:sz w:val="22"/>
+                <w:szCs w:val="22"/>
+              </w:rPr>
+              <w:t xml:space="preserve">)</w:t>
+            </w:r>
+          </w:p>
+          <w:p>
+            <w:pPr>
+              <w:outlineLvl w:val="0"/>
+              <w:rPr>
+                <w:rFonts w:ascii="Times New Roman" w:eastAsiaTheme="minorEastAsia" w:hAnsi="Times New Roman"/>
+                <w:bCs/>
+                <w:sz w:val="22"/>
+                <w:szCs w:val="22"/>
+                <w:lang w:eastAsia="zh-CN"/>
+              </w:rPr>
+            </w:pPr>
+          </w:p>
+          <w:p>
+            <w:pPr>
+              <w:outlineLvl w:val="0"/>
+              <w:rPr>
+                <w:rFonts w:ascii="Times New Roman" w:hAnsi="Times New Roman"/>
+                <w:bCs/>
+                <w:sz w:val="22"/>
+                <w:szCs w:val="22"/>
+              </w:rPr>
+            </w:pPr>
             <w:r>
               <w:rPr>
                 <w:rFonts w:ascii="Times New Roman" w:eastAsiaTheme="minorEastAsia" w:hAnsi="Times New Roman" w:hint="eastAsia"/>
@@ -598,47 +757,140 @@
                 <w:szCs w:val="22"/>
                 <w:lang w:eastAsia="zh-CN"/>
               </w:rPr>
+              <w:t xml:space="preserve">Subculture </w:t>
+            </w:r>
+            <w:r>
+              <w:rPr>
+                <w:rFonts w:ascii="Times New Roman" w:hAnsi="Times New Roman"/>
+                <w:bCs/>
+                <w:sz w:val="22"/>
+                <w:szCs w:val="22"/>
+              </w:rPr>
+              <w:t>Processor:</w:t>
+            </w:r>
+          </w:p>
+          <w:p>
+            <w:pPr>
+              <w:rPr>
+                <w:rFonts w:ascii="Times New Roman" w:hAnsi="Times New Roman"/>
+                <w:bCs/>
+                <w:sz w:val="22"/>
+                <w:szCs w:val="22"/>
+              </w:rPr>
+            </w:pPr>
+            <w:r>
+              <w:t xml:space="preserve"> ()</w:t>
+            </w:r>
+          </w:p>
+          <w:p>
+            <w:pPr>
+              <w:outlineLvl w:val="0"/>
+              <w:rPr>
+                <w:rFonts w:ascii="Times New Roman" w:eastAsiaTheme="minorEastAsia" w:hAnsi="Times New Roman"/>
+                <w:bCs/>
+                <w:sz w:val="22"/>
+                <w:szCs w:val="22"/>
+                <w:lang w:eastAsia="zh-CN"/>
+              </w:rPr>
+            </w:pPr>
+          </w:p>
+          <w:p>
+            <w:pPr>
+              <w:outlineLvl w:val="0"/>
+              <w:rPr>
+                <w:rFonts w:ascii="Times New Roman" w:hAnsi="Times New Roman"/>
+                <w:bCs/>
+                <w:sz w:val="22"/>
+                <w:szCs w:val="22"/>
+              </w:rPr>
+            </w:pPr>
+            <w:r>
+              <w:rPr>
+                <w:rFonts w:ascii="Times New Roman" w:hAnsi="Times New Roman"/>
+                <w:bCs/>
+                <w:sz w:val="22"/>
+                <w:szCs w:val="22"/>
+              </w:rPr>
+              <w:t>Reading</w:t>
+            </w:r>
+            <w:r>
+              <w:rPr>
+                <w:rFonts w:ascii="Times New Roman" w:hAnsi="Times New Roman"/>
+                <w:bCs/>
+                <w:sz w:val="22"/>
+                <w:szCs w:val="22"/>
+              </w:rPr>
               <w:t xml:space="preserve"> </w:t>
             </w:r>
             <w:r>
               <w:rPr>
-                <w:rFonts w:ascii="Times New Roman" w:hAnsi="Times New Roman"/>
-                <w:bCs/>
-                <w:sz w:val="22"/>
-                <w:szCs w:val="22"/>
-              </w:rPr>
-              <w:t>smart_personnel_block</w:t>
-            </w:r>
-            <w:r>
-              <w:rPr>
                 <w:rFonts w:ascii="Times New Roman" w:eastAsiaTheme="minorEastAsia" w:hAnsi="Times New Roman" w:hint="eastAsia"/>
                 <w:bCs/>
                 <w:sz w:val="22"/>
                 <w:szCs w:val="22"/>
                 <w:lang w:eastAsia="zh-CN"/>
               </w:rPr>
+              <w:t>Analyst</w:t>
+            </w:r>
+            <w:r>
+              <w:rPr>
+                <w:rFonts w:ascii="Times New Roman" w:hAnsi="Times New Roman"/>
+                <w:bCs/>
+                <w:sz w:val="22"/>
+                <w:szCs w:val="22"/>
+              </w:rPr>
+              <w:t xml:space="preserve">:</w:t>
+            </w:r>
+          </w:p>
+          <w:p>
+            <w:pPr>
+              <w:outlineLvl w:val="0"/>
+              <w:rPr>
+                <w:rFonts w:ascii="Times New Roman" w:eastAsiaTheme="minorEastAsia" w:hAnsi="Times New Roman"/>
+                <w:bCs/>
+                <w:sz w:val="22"/>
+                <w:szCs w:val="22"/>
+                <w:lang w:eastAsia="zh-CN"/>
+              </w:rPr>
+            </w:pPr>
+            <w:bookmarkStart w:id="3" w:name="OLE_LINK18"/>
+            <w:r>
+              <w:rPr>
+                <w:rFonts w:ascii="Times New Roman" w:hAnsi="Times New Roman"/>
+                <w:bCs/>
+                <w:sz w:val="22"/>
+                <w:szCs w:val="22"/>
+              </w:rPr>
+              <w:t xml:space="preserve"/>
+            </w:r>
+            <w:r>
+              <w:rPr>
+                <w:rFonts w:ascii="Times New Roman" w:hAnsi="Times New Roman"/>
+                <w:bCs/>
+                <w:sz w:val="22"/>
+                <w:szCs w:val="22"/>
+              </w:rPr>
               <w:t xml:space="preserve"> </w:t>
             </w:r>
-            <w:r>
-              <w:rPr>
-                <w:rFonts w:ascii="Times New Roman" w:hAnsi="Times New Roman"/>
-                <w:bCs/>
-                <w:sz w:val="22"/>
-                <w:szCs w:val="22"/>
-              </w:rPr>
-              <w:t>}}</w:t>
-            </w:r>
-          </w:p>
-          <w:bookmarkEnd w:id="3"/>
-          <w:p>
-            <w:pPr>
-              <w:rPr>
-                <w:rFonts w:ascii="Times New Roman" w:hAnsi="Times New Roman"/>
-                <w:bCs/>
-                <w:sz w:val="22"/>
-                <w:szCs w:val="22"/>
-              </w:rPr>
-            </w:pPr>
+            <w:bookmarkEnd w:id="3"/>
+            <w:r>
+              <w:rPr>
+                <w:rFonts w:ascii="Times New Roman" w:hAnsi="Times New Roman"/>
+                <w:bCs/>
+                <w:sz w:val="22"/>
+                <w:szCs w:val="22"/>
+              </w:rPr>
+              <w:t xml:space="preserve">(</w:t>
+            </w:r>
+            <w:r>
+              <w:rPr>
+                <w:rFonts w:ascii="Times New Roman" w:hAnsi="Times New Roman"/>
+                <w:bCs/>
+                <w:sz w:val="22"/>
+                <w:szCs w:val="22"/>
+              </w:rPr>
+              <w:t xml:space="preserve">)</w:t>
+            </w:r>
           </w:p>
         </w:tc>
         <w:tc>
@@ -690,7 +942,7 @@
                 <w:sz w:val="22"/>
                 <w:szCs w:val="22"/>
               </w:rPr>
-              <w:t>{{ sample_name }}</w:t>
+              <w:t xml:space="preserve"/>
             </w:r>
           </w:p>
         </w:tc>
@@ -745,7 +997,7 @@
                 <w:sz w:val="22"/>
                 <w:szCs w:val="22"/>
               </w:rPr>
-              <w:t>{{ lot_number }}</w:t>
+              <w:t xml:space="preserve"/>
             </w:r>
           </w:p>
         </w:tc>
@@ -839,7 +1091,7 @@
                 <w:sz w:val="22"/>
                 <w:szCs w:val="22"/>
               </w:rPr>
-              <w:t>{{ dosage_form}}</w:t>
+              <w:t xml:space="preserve"/>
             </w:r>
           </w:p>
         </w:tc>
@@ -926,7 +1178,7 @@
                 <w:sz w:val="22"/>
                 <w:szCs w:val="22"/>
               </w:rPr>
-              <w:t>Incident:</w:t>
+              <w:t xml:space="preserve">Incident:</w:t>
             </w:r>
           </w:p>
         </w:tc>
@@ -939,23 +1191,42 @@
             <w:pPr>
               <w:outlineLvl w:val="0"/>
               <w:rPr>
-                <w:rFonts w:ascii="Times New Roman" w:hAnsi="Times New Roman"/>
+                <w:rFonts w:ascii="Times New Roman" w:eastAsiaTheme="minorEastAsia" w:hAnsi="Times New Roman"/>
+                <w:bCs/>
+                <w:sz w:val="22"/>
+                <w:szCs w:val="22"/>
+                <w:lang w:eastAsia="zh-CN"/>
+              </w:rPr>
+            </w:pPr>
+            <w:r>
+              <w:t xml:space="preserve">On , sample  was found positive for viable microorganisms after USP &lt;71&gt; sterility testing. </w:t>
+            </w:r>
+          </w:p>
+          <w:p>
+            <w:pPr>
+              <w:outlineLvl w:val="0"/>
+              <w:rPr>
+                <w:rFonts w:ascii="Times New Roman" w:eastAsiaTheme="minorEastAsia" w:hAnsi="Times New Roman"/>
+                <w:bCs/>
+                <w:sz w:val="22"/>
+                <w:szCs w:val="22"/>
+                <w:lang w:eastAsia="zh-CN"/>
+              </w:rPr>
+            </w:pPr>
+          </w:p>
+          <w:p>
+            <w:pPr>
+              <w:outlineLvl w:val="0"/>
+              <w:rPr>
+                <w:rFonts w:ascii="Times New Roman" w:eastAsiaTheme="minorEastAsia" w:hAnsi="Times New Roman"/>
                 <w:bCs/>
                 <w:color w:val="000000"/>
                 <w:sz w:val="22"/>
                 <w:szCs w:val="22"/>
                 <w:shd w:val="clear" w:color="auto" w:fill="FFFFFF"/>
-              </w:rPr>
-            </w:pPr>
-            <w:r>
-              <w:rPr>
-                <w:rFonts w:ascii="Times New Roman" w:hAnsi="Times New Roman"/>
-                <w:bCs/>
-                <w:sz w:val="22"/>
-                <w:szCs w:val="22"/>
-              </w:rPr>
-              <w:t>{{ smart_incident_opening }}</w:t>
-            </w:r>
+                <w:lang w:eastAsia="zh-CN"/>
+              </w:rPr>
+            </w:pPr>
           </w:p>
         </w:tc>
         <w:tc>
@@ -1258,111 +1529,17 @@
                 <w:sz w:val="22"/>
                 <w:szCs w:val="22"/>
               </w:rPr>
-              <w:t>2.600.</w:t>
-            </w:r>
-            <w:r>
-              <w:rPr>
-                <w:rFonts w:ascii="Times New Roman" w:hAnsi="Times New Roman"/>
-                <w:bCs/>
-                <w:sz w:val="22"/>
-                <w:szCs w:val="22"/>
-              </w:rPr>
-              <w:t>0</w:t>
-            </w:r>
-            <w:r>
-              <w:rPr>
-                <w:rFonts w:ascii="Times New Roman" w:hAnsi="Times New Roman"/>
-                <w:bCs/>
-                <w:sz w:val="22"/>
-                <w:szCs w:val="22"/>
-              </w:rPr>
-              <w:t>23 (</w:t>
-            </w:r>
-            <w:r>
-              <w:rPr>
-                <w:rFonts w:ascii="Times New Roman" w:hAnsi="Times New Roman"/>
-                <w:bCs/>
-                <w:sz w:val="22"/>
-                <w:szCs w:val="22"/>
-              </w:rPr>
-              <w:t>10</w:t>
-            </w:r>
-            <w:r>
-              <w:rPr>
-                <w:rFonts w:ascii="Times New Roman" w:hAnsi="Times New Roman"/>
-                <w:bCs/>
-                <w:sz w:val="22"/>
-                <w:szCs w:val="22"/>
-              </w:rPr>
-              <w:t>)</w:t>
-            </w:r>
-          </w:p>
-          <w:p>
-            <w:pPr>
-              <w:outlineLvl w:val="0"/>
-              <w:rPr>
-                <w:rFonts w:ascii="Times New Roman" w:hAnsi="Times New Roman"/>
-                <w:bCs/>
-                <w:sz w:val="22"/>
-                <w:szCs w:val="22"/>
-              </w:rPr>
-            </w:pPr>
-            <w:r>
-              <w:rPr>
-                <w:rFonts w:ascii="Times New Roman" w:hAnsi="Times New Roman"/>
-                <w:bCs/>
-                <w:sz w:val="22"/>
-                <w:szCs w:val="22"/>
-              </w:rPr>
-              <w:t>2.700.0</w:t>
-            </w:r>
-            <w:r>
-              <w:rPr>
-                <w:rFonts w:ascii="Times New Roman" w:hAnsi="Times New Roman"/>
-                <w:bCs/>
-                <w:sz w:val="22"/>
-                <w:szCs w:val="22"/>
-              </w:rPr>
-              <w:t>0</w:t>
-            </w:r>
-            <w:r>
-              <w:rPr>
-                <w:rFonts w:ascii="Times New Roman" w:hAnsi="Times New Roman"/>
-                <w:bCs/>
-                <w:sz w:val="22"/>
-                <w:szCs w:val="22"/>
-              </w:rPr>
-              <w:t>4 (0</w:t>
-            </w:r>
-            <w:r>
-              <w:rPr>
-                <w:rFonts w:ascii="Times New Roman" w:hAnsi="Times New Roman"/>
-                <w:bCs/>
-                <w:sz w:val="22"/>
-                <w:szCs w:val="22"/>
-              </w:rPr>
-              <w:t>3</w:t>
-            </w:r>
-            <w:r>
-              <w:rPr>
-                <w:rFonts w:ascii="Times New Roman" w:hAnsi="Times New Roman"/>
-                <w:bCs/>
-                <w:sz w:val="22"/>
-                <w:szCs w:val="22"/>
-              </w:rPr>
-              <w:t>)</w:t>
-            </w:r>
-          </w:p>
-          <w:p>
-            <w:pPr>
-              <w:outlineLvl w:val="0"/>
-              <w:rPr>
-                <w:rFonts w:ascii="Times New Roman" w:hAnsi="Times New Roman"/>
-                <w:bCs/>
-                <w:sz w:val="22"/>
-                <w:szCs w:val="22"/>
-              </w:rPr>
-            </w:pPr>
+              <w:t>2.600.059</w:t>
+            </w:r>
+            <w:r>
+              <w:rPr>
+                <w:rFonts w:ascii="Times New Roman" w:hAnsi="Times New Roman"/>
+                <w:bCs/>
+                <w:sz w:val="22"/>
+                <w:szCs w:val="22"/>
+              </w:rPr>
+              <w:t xml:space="preserve"> (01)</w:t>
+            </w:r>
           </w:p>
         </w:tc>
         <w:tc>
@@ -1407,27 +1584,7 @@
                 <w:sz w:val="22"/>
                 <w:szCs w:val="22"/>
               </w:rPr>
-              <w:t>07Apr25</w:t>
-            </w:r>
-          </w:p>
-          <w:p>
-            <w:pPr>
-              <w:outlineLvl w:val="0"/>
-              <w:rPr>
-                <w:rFonts w:ascii="Times New Roman" w:hAnsi="Times New Roman"/>
-                <w:bCs/>
-                <w:sz w:val="22"/>
-                <w:szCs w:val="22"/>
-              </w:rPr>
-            </w:pPr>
-            <w:r>
-              <w:rPr>
-                <w:rFonts w:ascii="Times New Roman" w:hAnsi="Times New Roman"/>
-                <w:bCs/>
-                <w:sz w:val="22"/>
-                <w:szCs w:val="22"/>
-              </w:rPr>
-              <w:t>02Jan23</w:t>
+              <w:t>03Jan25</w:t>
             </w:r>
           </w:p>
         </w:tc>
@@ -1455,7 +1612,7 @@
                 <w:sz w:val="22"/>
                 <w:szCs w:val="22"/>
               </w:rPr>
-              <w:t xml:space="preserve">SOP / Test Method Rev: </w:t>
+              <w:t>SOP / Test</w:t>
             </w:r>
             <w:r>
               <w:rPr>
@@ -1465,7 +1622,7 @@
                 <w:sz w:val="22"/>
                 <w:szCs w:val="22"/>
               </w:rPr>
-              <w:t>10</w:t>
+              <w:t>:</w:t>
             </w:r>
           </w:p>
           <w:p>
@@ -1497,7 +1654,7 @@
                 <w:sz w:val="22"/>
                 <w:szCs w:val="22"/>
               </w:rPr>
-              <w:t>3</w:t>
+              <w:t>1</w:t>
             </w:r>
           </w:p>
         </w:tc>
@@ -1676,7 +1833,7 @@
                 <w:sz w:val="22"/>
                 <w:szCs w:val="22"/>
               </w:rPr>
-              <w:t>{{ test_date }}</w:t>
+              <w:t xml:space="preserve"/>
             </w:r>
           </w:p>
           <w:p>
@@ -2029,7 +2186,7 @@
                 <w:sz w:val="22"/>
                 <w:szCs w:val="22"/>
               </w:rPr>
-              <w:t>Analyst interviewed?</w:t>
+              <w:t xml:space="preserve">Analyst interviewed?</w:t>
             </w:r>
           </w:p>
         </w:tc>
@@ -2239,22 +2396,124 @@
           </w:tcPr>
           <w:p>
             <w:pPr>
-              <w:jc w:val="center"/>
-              <w:outlineLvl w:val="0"/>
-              <w:rPr>
-                <w:rFonts w:ascii="Times New Roman" w:hAnsi="Times New Roman"/>
-                <w:bCs/>
-                <w:sz w:val="22"/>
-                <w:szCs w:val="22"/>
-              </w:rPr>
-            </w:pPr>
-            <w:r>
-              <w:rPr>
-                <w:rFonts w:ascii="Times New Roman" w:hAnsi="Times New Roman"/>
-                <w:sz w:val="22"/>
-                <w:szCs w:val="22"/>
-              </w:rPr>
-              <w:t>{{ smart_comment_interview }}</w:t>
+              <w:outlineLvl w:val="0"/>
+              <w:rPr>
+                <w:rFonts w:ascii="Times New Roman" w:hAnsi="Times New Roman"/>
+                <w:bCs/>
+                <w:sz w:val="22"/>
+                <w:szCs w:val="22"/>
+              </w:rPr>
+            </w:pPr>
+            <w:r>
+              <w:rPr>
+                <w:rFonts w:ascii="Times New Roman" w:hAnsi="Times New Roman"/>
+                <w:sz w:val="22"/>
+                <w:szCs w:val="22"/>
+              </w:rPr>
+              <w:t xml:space="preserve">Yes, </w:t>
+            </w:r>
+            <w:bookmarkStart w:id="5" w:name="OLE_LINK1"/>
+            <w:r>
+              <w:rPr>
+                <w:rFonts w:ascii="Times New Roman" w:hAnsi="Times New Roman"/>
+                <w:sz w:val="22"/>
+                <w:szCs w:val="22"/>
+              </w:rPr>
+              <w:t xml:space="preserve">analysts </w:t>
+            </w:r>
+            <w:bookmarkStart w:id="6" w:name="OLE_LINK25"/>
+            <w:r>
+              <w:rPr>
+                <w:rFonts w:ascii="Times New Roman" w:hAnsi="Times New Roman"/>
+                <w:bCs/>
+                <w:sz w:val="22"/>
+                <w:szCs w:val="22"/>
+              </w:rPr>
+              <w:t xml:space="preserve">, </w:t>
+            </w:r>
+            <w:r>
+              <w:rPr>
+                <w:rFonts w:ascii="Times New Roman" w:hAnsi="Times New Roman"/>
+                <w:bCs/>
+                <w:sz w:val="22"/>
+                <w:szCs w:val="22"/>
+              </w:rPr>
+              <w:t xml:space="preserve"/>
+            </w:r>
+            <w:r>
+              <w:rPr>
+                <w:rFonts w:ascii="Times New Roman" w:hAnsi="Times New Roman"/>
+                <w:bCs/>
+                <w:sz w:val="22"/>
+                <w:szCs w:val="22"/>
+              </w:rPr>
+              <w:t xml:space="preserve">, </w:t>
+            </w:r>
+            <w:r>
+              <w:rPr>
+                <w:rFonts w:ascii="Times New Roman" w:hAnsi="Times New Roman"/>
+                <w:bCs/>
+                <w:sz w:val="22"/>
+                <w:szCs w:val="22"/>
+              </w:rPr>
+              <w:t xml:space="preserve"/>
+            </w:r>
+            <w:r>
+              <w:rPr>
+                <w:rFonts w:ascii="Times New Roman" w:eastAsiaTheme="minorEastAsia" w:hAnsi="Times New Roman" w:hint="eastAsia"/>
+                <w:bCs/>
+                <w:sz w:val="22"/>
+                <w:szCs w:val="22"/>
+                <w:lang w:eastAsia="zh-CN"/>
+              </w:rPr>
+              <w:t xml:space="preserve">, </w:t>
+            </w:r>
+            <w:r>
+              <w:rPr>
+                <w:rFonts w:ascii="Times New Roman" w:eastAsiaTheme="minorEastAsia" w:hAnsi="Times New Roman" w:hint="eastAsia"/>
+                <w:bCs/>
+                <w:sz w:val="22"/>
+                <w:szCs w:val="22"/>
+                <w:lang w:eastAsia="zh-CN"/>
+              </w:rPr>
+              <w:t xml:space="preserve">and </w:t>
+            </w:r>
+            <w:r>
+              <w:rPr>
+                <w:rFonts w:ascii="Times New Roman" w:hAnsi="Times New Roman"/>
+                <w:bCs/>
+                <w:sz w:val="22"/>
+                <w:szCs w:val="22"/>
+              </w:rPr>
+              <w:t xml:space="preserve"> </w:t>
+            </w:r>
+            <w:bookmarkEnd w:id="5"/>
+            <w:bookmarkEnd w:id="6"/>
+            <w:r>
+              <w:rPr>
+                <w:rFonts w:ascii="Times New Roman" w:hAnsi="Times New Roman"/>
+                <w:sz w:val="22"/>
+                <w:szCs w:val="22"/>
+              </w:rPr>
+              <w:t xml:space="preserve">were </w:t>
+            </w:r>
+            <w:r>
+              <w:rPr>
+                <w:rFonts w:ascii="Times New Roman" w:hAnsi="Times New Roman"/>
+                <w:bCs/>
+                <w:sz w:val="22"/>
+                <w:szCs w:val="22"/>
+              </w:rPr>
+              <w:t>interviewed comprehensively</w:t>
+            </w:r>
+            <w:r>
+              <w:rPr>
+                <w:rFonts w:ascii="Times New Roman" w:hAnsi="Times New Roman"/>
+                <w:bCs/>
+                <w:sz w:val="22"/>
+                <w:szCs w:val="22"/>
+              </w:rPr>
+              <w:t>.</w:t>
             </w:r>
           </w:p>
         </w:tc>
@@ -2510,7 +2769,34 @@
                 <w:sz w:val="22"/>
                 <w:szCs w:val="22"/>
               </w:rPr>
-              <w:t>{{ smart_comment_samples }}</w:t>
+              <w:t xml:space="preserve">Yes, </w:t>
+            </w:r>
+            <w:r>
+              <w:rPr>
+                <w:rFonts w:ascii="Times New Roman" w:hAnsi="Times New Roman"/>
+                <w:bCs/>
+                <w:sz w:val="22"/>
+                <w:szCs w:val="22"/>
+              </w:rPr>
+              <w:t xml:space="preserve">sample ID: </w:t>
+            </w:r>
+            <w:r>
+              <w:rPr>
+                <w:rFonts w:ascii="Times New Roman" w:hAnsi="Times New Roman"/>
+                <w:bCs/>
+                <w:sz w:val="22"/>
+                <w:szCs w:val="22"/>
+              </w:rPr>
+              <w:t xml:space="preserve"/>
+            </w:r>
+            <w:r>
+              <w:rPr>
+                <w:rFonts w:ascii="Times New Roman" w:hAnsi="Times New Roman"/>
+                <w:bCs/>
+                <w:sz w:val="22"/>
+                <w:szCs w:val="22"/>
+              </w:rPr>
+              <w:t xml:space="preserve"> </w:t>
             </w:r>
           </w:p>
         </w:tc>
@@ -2765,63 +3051,31 @@
                 <w:sz w:val="22"/>
                 <w:szCs w:val="22"/>
               </w:rPr>
-              <w:t xml:space="preserve">Yes, as per SOP </w:t>
-            </w:r>
-            <w:r>
-              <w:rPr>
-                <w:rFonts w:ascii="Times New Roman" w:hAnsi="Times New Roman"/>
-                <w:sz w:val="22"/>
-                <w:szCs w:val="22"/>
-              </w:rPr>
-              <w:t>2.600.</w:t>
-            </w:r>
-            <w:r>
-              <w:rPr>
-                <w:rFonts w:ascii="Times New Roman" w:hAnsi="Times New Roman"/>
-                <w:sz w:val="22"/>
-                <w:szCs w:val="22"/>
-              </w:rPr>
-              <w:t>0</w:t>
-            </w:r>
-            <w:r>
-              <w:rPr>
-                <w:rFonts w:ascii="Times New Roman" w:hAnsi="Times New Roman"/>
-                <w:sz w:val="22"/>
-                <w:szCs w:val="22"/>
-              </w:rPr>
-              <w:t>23</w:t>
-            </w:r>
-            <w:r>
-              <w:rPr>
-                <w:rFonts w:ascii="Times New Roman" w:hAnsi="Times New Roman"/>
-                <w:sz w:val="22"/>
-                <w:szCs w:val="22"/>
-              </w:rPr>
-              <w:t xml:space="preserve">, </w:t>
-            </w:r>
-            <w:r>
-              <w:rPr>
-                <w:rFonts w:ascii="Times New Roman" w:hAnsi="Times New Roman"/>
-                <w:sz w:val="22"/>
-                <w:szCs w:val="22"/>
-              </w:rPr>
-              <w:t>2.700.0</w:t>
-            </w:r>
-            <w:r>
-              <w:rPr>
-                <w:rFonts w:ascii="Times New Roman" w:hAnsi="Times New Roman"/>
-                <w:sz w:val="22"/>
-                <w:szCs w:val="22"/>
-              </w:rPr>
-              <w:t>0</w:t>
-            </w:r>
-            <w:r>
-              <w:rPr>
-                <w:rFonts w:ascii="Times New Roman" w:hAnsi="Times New Roman"/>
-                <w:sz w:val="22"/>
-                <w:szCs w:val="22"/>
-              </w:rPr>
-              <w:t>4</w:t>
+              <w:t>Yes, as per SOP</w:t>
+            </w:r>
+            <w:r>
+              <w:rPr>
+                <w:rFonts w:ascii="Times New Roman" w:hAnsi="Times New Roman"/>
+                <w:sz w:val="22"/>
+                <w:szCs w:val="22"/>
+              </w:rPr>
+              <w:t>#</w:t>
+            </w:r>
+            <w:r>
+              <w:rPr>
+                <w:rFonts w:ascii="Times New Roman" w:hAnsi="Times New Roman"/>
+                <w:sz w:val="22"/>
+                <w:szCs w:val="22"/>
+              </w:rPr>
+              <w:t xml:space="preserve"> </w:t>
+            </w:r>
+            <w:r>
+              <w:rPr>
+                <w:rFonts w:ascii="Times New Roman" w:hAnsi="Times New Roman"/>
+                <w:sz w:val="22"/>
+                <w:szCs w:val="22"/>
+              </w:rPr>
+              <w:t>2.600.059</w:t>
             </w:r>
           </w:p>
         </w:tc>
@@ -2851,6 +3105,7 @@
                 <w:sz w:val="22"/>
                 <w:szCs w:val="22"/>
               </w:rPr>
+              <w:lastRenderedPageBreak/>
               <w:t>Correct sample collection/technique?</w:t>
             </w:r>
           </w:p>
@@ -3076,7 +3331,31 @@
                 <w:sz w:val="22"/>
                 <w:szCs w:val="22"/>
               </w:rPr>
-              <w:t>Yes, as per SOP 2.600.023, 2.700.004</w:t>
+              <w:t>Yes, as per SOP</w:t>
+            </w:r>
+            <w:r>
+              <w:rPr>
+                <w:rFonts w:ascii="Times New Roman" w:hAnsi="Times New Roman"/>
+                <w:sz w:val="22"/>
+                <w:szCs w:val="22"/>
+              </w:rPr>
+              <w:t>#</w:t>
+            </w:r>
+            <w:r>
+              <w:rPr>
+                <w:rFonts w:ascii="Times New Roman" w:hAnsi="Times New Roman"/>
+                <w:sz w:val="22"/>
+                <w:szCs w:val="22"/>
+              </w:rPr>
+              <w:t xml:space="preserve"> </w:t>
+            </w:r>
+            <w:r>
+              <w:rPr>
+                <w:rFonts w:ascii="Times New Roman" w:hAnsi="Times New Roman"/>
+                <w:sz w:val="22"/>
+                <w:szCs w:val="22"/>
+              </w:rPr>
+              <w:t>2.600.059</w:t>
             </w:r>
           </w:p>
         </w:tc>
@@ -3330,7 +3609,32 @@
                 <w:sz w:val="22"/>
                 <w:szCs w:val="22"/>
               </w:rPr>
-              <w:t>{{ smart_comment_records }}</w:t>
+              <w:t xml:space="preserve">Yes, </w:t>
+            </w:r>
+            <w:r>
+              <w:rPr>
+                <w:rFonts w:ascii="Times New Roman" w:hAnsi="Times New Roman"/>
+                <w:sz w:val="22"/>
+                <w:szCs w:val="22"/>
+              </w:rPr>
+              <w:t>Information is available in EagleTrax under</w:t>
+            </w:r>
+            <w:r>
+              <w:rPr>
+                <w:rFonts w:ascii="Times New Roman" w:hAnsi="Times New Roman"/>
+                <w:sz w:val="22"/>
+                <w:szCs w:val="22"/>
+              </w:rPr>
+              <w:t xml:space="preserve"> </w:t>
+            </w:r>
+            <w:r>
+              <w:rPr>
+                <w:rFonts w:ascii="Times New Roman" w:hAnsi="Times New Roman"/>
+                <w:bCs/>
+                <w:sz w:val="22"/>
+                <w:szCs w:val="22"/>
+              </w:rPr>
+              <w:t xml:space="preserve"/>
             </w:r>
           </w:p>
         </w:tc>
@@ -3595,7 +3899,6 @@
                 <w:szCs w:val="22"/>
               </w:rPr>
             </w:pPr>
-            <w:bookmarkStart w:id="5" w:name="OLE_LINK14"/>
             <w:r>
               <w:rPr>
                 <w:rFonts w:ascii="Times New Roman" w:hAnsi="Times New Roman"/>
@@ -3606,21 +3909,21 @@
             </w:r>
             <w:r>
               <w:rPr>
-                <w:rFonts w:ascii="Times New Roman" w:hAnsi="Times New Roman"/>
-                <w:sz w:val="22"/>
-                <w:szCs w:val="22"/>
-              </w:rPr>
-              <w:t>all</w:t>
-            </w:r>
-            <w:r>
-              <w:rPr>
-                <w:rFonts w:ascii="Times New Roman" w:hAnsi="Times New Roman"/>
-                <w:sz w:val="22"/>
-                <w:szCs w:val="22"/>
-              </w:rPr>
-              <w:t xml:space="preserve"> analysts are trained and qualified by quality to perform the test.</w:t>
-            </w:r>
-            <w:bookmarkEnd w:id="5"/>
+                <w:rFonts w:ascii="Times New Roman" w:eastAsiaTheme="minorEastAsia" w:hAnsi="Times New Roman" w:hint="eastAsia"/>
+                <w:sz w:val="22"/>
+                <w:szCs w:val="22"/>
+                <w:lang w:eastAsia="zh-CN"/>
+              </w:rPr>
+              <w:t xml:space="preserve">all analysts </w:t>
+            </w:r>
+            <w:r>
+              <w:rPr>
+                <w:rFonts w:ascii="Times New Roman" w:hAnsi="Times New Roman"/>
+                <w:sz w:val="22"/>
+                <w:szCs w:val="22"/>
+              </w:rPr>
+              <w:t>are trained and qualified by quality to perform the test.</w:t>
+            </w:r>
           </w:p>
         </w:tc>
       </w:tr>
@@ -4383,7 +4686,50 @@
                 <w:sz w:val="22"/>
                 <w:szCs w:val="22"/>
               </w:rPr>
-              <w:t>{{ smart_comment_storage }}</w:t>
+              <w:t xml:space="preserve">Yes, </w:t>
+            </w:r>
+            <w:r>
+              <w:rPr>
+                <w:rFonts w:ascii="Times New Roman" w:hAnsi="Times New Roman"/>
+                <w:sz w:val="22"/>
+                <w:szCs w:val="22"/>
+              </w:rPr>
+              <w:t>the sample was stored as per client's instructions</w:t>
+            </w:r>
+            <w:r>
+              <w:rPr>
+                <w:rFonts w:ascii="Times New Roman" w:hAnsi="Times New Roman"/>
+                <w:sz w:val="22"/>
+                <w:szCs w:val="22"/>
+              </w:rPr>
+              <w:t xml:space="preserve">. </w:t>
+            </w:r>
+            <w:bookmarkStart w:id="7" w:name="OLE_LINK2"/>
+            <w:r>
+              <w:rPr>
+                <w:rFonts w:ascii="Times New Roman" w:hAnsi="Times New Roman"/>
+                <w:sz w:val="22"/>
+                <w:szCs w:val="22"/>
+              </w:rPr>
+              <w:t>Information is available in EagleTrax Sample</w:t>
+            </w:r>
+            <w:bookmarkEnd w:id="7"/>
+            <w:r>
+              <w:rPr>
+                <w:rFonts w:ascii="Times New Roman" w:hAnsi="Times New Roman"/>
+                <w:sz w:val="22"/>
+                <w:szCs w:val="22"/>
+              </w:rPr>
+              <w:t xml:space="preserve"> Location History under </w:t>
+            </w:r>
+            <w:r>
+              <w:rPr>
+                <w:rFonts w:ascii="Times New Roman" w:hAnsi="Times New Roman"/>
+                <w:bCs/>
+                <w:sz w:val="22"/>
+                <w:szCs w:val="22"/>
+              </w:rPr>
+              <w:t xml:space="preserve"/>
             </w:r>
           </w:p>
         </w:tc>
@@ -5015,7 +5361,6 @@
                 <w:sz w:val="22"/>
                 <w:szCs w:val="22"/>
               </w:rPr>
-              <w:lastRenderedPageBreak/>
               <w:t>Appropriate /correct glassware used?</w:t>
             </w:r>
           </w:p>
@@ -5507,6 +5852,7 @@
                 <w:szCs w:val="22"/>
               </w:rPr>
             </w:pPr>
+            <w:bookmarkStart w:id="8" w:name="OLE_LINK3"/>
             <w:r>
               <w:rPr>
                 <w:rFonts w:ascii="Times New Roman" w:hAnsi="Times New Roman"/>
@@ -5515,46 +5861,9 @@
                 <w:sz w:val="22"/>
                 <w:szCs w:val="22"/>
               </w:rPr>
-              <w:t>Scan Consumables:</w:t>
-            </w:r>
-          </w:p>
-          <w:p>
-            <w:pPr>
-              <w:outlineLvl w:val="0"/>
-              <w:rPr>
-                <w:rFonts w:ascii="Times New Roman" w:hAnsi="Times New Roman"/>
-                <w:sz w:val="22"/>
-                <w:szCs w:val="22"/>
-              </w:rPr>
-            </w:pPr>
-            <w:r>
-              <w:rPr>
-                <w:rFonts w:ascii="Times New Roman" w:hAnsi="Times New Roman"/>
-                <w:sz w:val="22"/>
-                <w:szCs w:val="22"/>
-              </w:rPr>
-              <w:t xml:space="preserve">See </w:t>
-            </w:r>
-            <w:r>
-              <w:rPr>
-                <w:rFonts w:ascii="Times New Roman" w:hAnsi="Times New Roman"/>
-                <w:sz w:val="22"/>
-                <w:szCs w:val="22"/>
-              </w:rPr>
-              <w:t xml:space="preserve">the </w:t>
-            </w:r>
-            <w:r>
-              <w:rPr>
-                <w:rFonts w:ascii="Times New Roman" w:hAnsi="Times New Roman"/>
-                <w:sz w:val="22"/>
-                <w:szCs w:val="22"/>
-              </w:rPr>
-              <w:t>attached data packet</w:t>
-            </w:r>
-          </w:p>
-          <w:p>
-            <w:pPr>
-              <w:outlineLvl w:val="0"/>
+              <w:t>Process</w:t>
+            </w:r>
+            <w:r>
               <w:rPr>
                 <w:rFonts w:ascii="Times New Roman" w:hAnsi="Times New Roman"/>
                 <w:b/>
@@ -5562,7 +5871,50 @@
                 <w:sz w:val="22"/>
                 <w:szCs w:val="22"/>
               </w:rPr>
-            </w:pPr>
+              <w:t xml:space="preserve"> Consumables:</w:t>
+            </w:r>
+          </w:p>
+          <w:p>
+            <w:pPr>
+              <w:outlineLvl w:val="0"/>
+              <w:rPr>
+                <w:rFonts w:ascii="Times New Roman" w:hAnsi="Times New Roman"/>
+                <w:sz w:val="22"/>
+                <w:szCs w:val="22"/>
+              </w:rPr>
+            </w:pPr>
+            <w:r>
+              <w:rPr>
+                <w:rFonts w:ascii="Times New Roman" w:hAnsi="Times New Roman"/>
+                <w:sz w:val="22"/>
+                <w:szCs w:val="22"/>
+              </w:rPr>
+              <w:t>Information is available in EagleTrax Sample</w:t>
+            </w:r>
+            <w:r>
+              <w:rPr>
+                <w:rFonts w:ascii="Times New Roman" w:hAnsi="Times New Roman"/>
+                <w:sz w:val="22"/>
+                <w:szCs w:val="22"/>
+              </w:rPr>
+              <w:t xml:space="preserve"> </w:t>
+            </w:r>
+            <w:r>
+              <w:rPr>
+                <w:rFonts w:ascii="Times New Roman" w:hAnsi="Times New Roman"/>
+                <w:sz w:val="22"/>
+                <w:szCs w:val="22"/>
+              </w:rPr>
+              <w:t>Consumables</w:t>
+            </w:r>
+            <w:r>
+              <w:rPr>
+                <w:rFonts w:ascii="Times New Roman" w:hAnsi="Times New Roman"/>
+                <w:sz w:val="22"/>
+                <w:szCs w:val="22"/>
+              </w:rPr>
+              <w:t xml:space="preserve"> section</w:t>
+            </w:r>
           </w:p>
           <w:p>
             <w:pPr>
@@ -5622,14 +5974,22 @@
               <w:rPr>
                 <w:rFonts w:ascii="Times New Roman" w:hAnsi="Times New Roman"/>
                 <w:b/>
-                <w:sz w:val="22"/>
-                <w:szCs w:val="22"/>
-              </w:rPr>
-            </w:pPr>
-          </w:p>
-          <w:p>
-            <w:pPr>
-              <w:outlineLvl w:val="0"/>
+                <w:bCs/>
+                <w:sz w:val="22"/>
+                <w:szCs w:val="22"/>
+              </w:rPr>
+            </w:pPr>
+          </w:p>
+          <w:p>
+            <w:pPr>
+              <w:outlineLvl w:val="0"/>
+              <w:rPr>
+                <w:rFonts w:ascii="Times New Roman" w:hAnsi="Times New Roman"/>
+                <w:sz w:val="22"/>
+                <w:szCs w:val="22"/>
+              </w:rPr>
+            </w:pPr>
+            <w:r>
               <w:rPr>
                 <w:rFonts w:ascii="Times New Roman" w:hAnsi="Times New Roman"/>
                 <w:b/>
@@ -5637,13 +5997,15 @@
                 <w:sz w:val="22"/>
                 <w:szCs w:val="22"/>
               </w:rPr>
-            </w:pPr>
-          </w:p>
-          <w:p>
-            <w:pPr>
-              <w:outlineLvl w:val="0"/>
-              <w:rPr>
-                <w:rFonts w:ascii="Times New Roman" w:hAnsi="Times New Roman"/>
+              <w:t>Monthly Cleaning:</w:t>
+            </w:r>
+          </w:p>
+          <w:p>
+            <w:pPr>
+              <w:outlineLvl w:val="0"/>
+              <w:rPr>
+                <w:rFonts w:ascii="Times New Roman" w:hAnsi="Times New Roman"/>
+                <w:bCs/>
                 <w:sz w:val="22"/>
                 <w:szCs w:val="22"/>
               </w:rPr>
@@ -5652,62 +6014,51 @@
               <w:rPr>
                 <w:rFonts w:ascii="Times New Roman" w:hAnsi="Times New Roman"/>
                 <w:b/>
-                <w:bCs/>
-                <w:sz w:val="22"/>
-                <w:szCs w:val="22"/>
-              </w:rPr>
-              <w:t>Monthly Cleaning:</w:t>
-            </w:r>
-          </w:p>
-          <w:p>
-            <w:pPr>
-              <w:outlineLvl w:val="0"/>
-              <w:rPr>
-                <w:rFonts w:ascii="Times New Roman" w:hAnsi="Times New Roman"/>
-                <w:bCs/>
-                <w:sz w:val="22"/>
-                <w:szCs w:val="22"/>
-              </w:rPr>
-            </w:pPr>
-            <w:r>
+                <w:sz w:val="22"/>
+                <w:szCs w:val="22"/>
+              </w:rPr>
+              <w:t>H2O2 strips and IPA:</w:t>
+            </w:r>
+            <w:r>
+              <w:rPr>
+                <w:rFonts w:ascii="Times New Roman" w:hAnsi="Times New Roman"/>
+                <w:bCs/>
+                <w:sz w:val="22"/>
+                <w:szCs w:val="22"/>
+              </w:rPr>
+              <w:t xml:space="preserve"> See attached monthly cleaning logs</w:t>
+            </w:r>
+          </w:p>
+          <w:bookmarkEnd w:id="8"/>
+          <w:p>
+            <w:pPr>
+              <w:outlineLvl w:val="0"/>
+              <w:rPr>
+                <w:rFonts w:ascii="Times New Roman" w:hAnsi="Times New Roman"/>
+                <w:bCs/>
+                <w:sz w:val="22"/>
+                <w:szCs w:val="22"/>
+                <w:highlight w:val="yellow"/>
+              </w:rPr>
+            </w:pPr>
+          </w:p>
+        </w:tc>
+        <w:tc>
+          <w:tcPr>
+            <w:tcW w:w="1800" w:type="dxa"/>
+          </w:tcPr>
+          <w:p>
+            <w:pPr>
+              <w:outlineLvl w:val="0"/>
               <w:rPr>
                 <w:rFonts w:ascii="Times New Roman" w:hAnsi="Times New Roman"/>
                 <w:b/>
-                <w:sz w:val="22"/>
-                <w:szCs w:val="22"/>
-              </w:rPr>
-              <w:t>H2O2 strips and IPA:</w:t>
-            </w:r>
-            <w:r>
-              <w:rPr>
-                <w:rFonts w:ascii="Times New Roman" w:hAnsi="Times New Roman"/>
-                <w:bCs/>
-                <w:sz w:val="22"/>
-                <w:szCs w:val="22"/>
-              </w:rPr>
-              <w:t xml:space="preserve"> See attached monthly cleaning logs</w:t>
-            </w:r>
-          </w:p>
-          <w:p>
-            <w:pPr>
-              <w:outlineLvl w:val="0"/>
-              <w:rPr>
-                <w:rFonts w:ascii="Times New Roman" w:hAnsi="Times New Roman"/>
-                <w:bCs/>
-                <w:sz w:val="22"/>
-                <w:szCs w:val="22"/>
-                <w:highlight w:val="yellow"/>
-              </w:rPr>
-            </w:pPr>
-          </w:p>
-        </w:tc>
-        <w:tc>
-          <w:tcPr>
-            <w:tcW w:w="1800" w:type="dxa"/>
-          </w:tcPr>
-          <w:p>
-            <w:pPr>
-              <w:outlineLvl w:val="0"/>
+                <w:bCs/>
+                <w:sz w:val="22"/>
+                <w:szCs w:val="22"/>
+              </w:rPr>
+            </w:pPr>
+            <w:r>
               <w:rPr>
                 <w:rFonts w:ascii="Times New Roman" w:hAnsi="Times New Roman"/>
                 <w:b/>
@@ -5715,7 +6066,8 @@
                 <w:sz w:val="22"/>
                 <w:szCs w:val="22"/>
               </w:rPr>
-            </w:pPr>
+              <w:t>Process</w:t>
+            </w:r>
             <w:r>
               <w:rPr>
                 <w:rFonts w:ascii="Times New Roman" w:hAnsi="Times New Roman"/>
@@ -5724,36 +6076,50 @@
                 <w:sz w:val="22"/>
                 <w:szCs w:val="22"/>
               </w:rPr>
-              <w:t>Scan Consumables:</w:t>
-            </w:r>
-          </w:p>
-          <w:p>
-            <w:pPr>
-              <w:outlineLvl w:val="0"/>
-              <w:rPr>
-                <w:rFonts w:ascii="Times New Roman" w:hAnsi="Times New Roman"/>
-                <w:sz w:val="22"/>
-                <w:szCs w:val="22"/>
-              </w:rPr>
-            </w:pPr>
-            <w:r>
-              <w:rPr>
-                <w:rFonts w:ascii="Times New Roman" w:hAnsi="Times New Roman"/>
-                <w:sz w:val="22"/>
-                <w:szCs w:val="22"/>
-              </w:rPr>
-              <w:t>See attached data packet</w:t>
-            </w:r>
-          </w:p>
-          <w:p>
-            <w:pPr>
-              <w:outlineLvl w:val="0"/>
-              <w:rPr>
-                <w:rFonts w:ascii="Times New Roman" w:hAnsi="Times New Roman"/>
-                <w:sz w:val="22"/>
-                <w:szCs w:val="22"/>
-              </w:rPr>
-            </w:pPr>
+              <w:t xml:space="preserve"> Consumables:</w:t>
+            </w:r>
+          </w:p>
+          <w:p>
+            <w:pPr>
+              <w:outlineLvl w:val="0"/>
+              <w:rPr>
+                <w:rFonts w:ascii="Times New Roman" w:hAnsi="Times New Roman"/>
+                <w:sz w:val="22"/>
+                <w:szCs w:val="22"/>
+              </w:rPr>
+            </w:pPr>
+            <w:r>
+              <w:rPr>
+                <w:rFonts w:ascii="Times New Roman" w:hAnsi="Times New Roman"/>
+                <w:sz w:val="22"/>
+                <w:szCs w:val="22"/>
+              </w:rPr>
+              <w:t>Information is available in EagleTrax Sample</w:t>
+            </w:r>
+            <w:r>
+              <w:rPr>
+                <w:rFonts w:ascii="Times New Roman" w:hAnsi="Times New Roman"/>
+                <w:sz w:val="22"/>
+                <w:szCs w:val="22"/>
+              </w:rPr>
+              <w:t xml:space="preserve"> </w:t>
+            </w:r>
+            <w:r>
+              <w:rPr>
+                <w:rFonts w:ascii="Times New Roman" w:hAnsi="Times New Roman"/>
+                <w:sz w:val="22"/>
+                <w:szCs w:val="22"/>
+              </w:rPr>
+              <w:t>Consumables</w:t>
+            </w:r>
+            <w:r>
+              <w:rPr>
+                <w:rFonts w:ascii="Times New Roman" w:hAnsi="Times New Roman"/>
+                <w:sz w:val="22"/>
+                <w:szCs w:val="22"/>
+              </w:rPr>
+              <w:t xml:space="preserve"> section</w:t>
+            </w:r>
           </w:p>
           <w:p>
             <w:pPr>
@@ -5766,7 +6132,10 @@
                 <w:szCs w:val="22"/>
               </w:rPr>
             </w:pPr>
-            <w:r>
+          </w:p>
+          <w:p>
+            <w:pPr>
+              <w:outlineLvl w:val="0"/>
               <w:rPr>
                 <w:rFonts w:ascii="Times New Roman" w:hAnsi="Times New Roman"/>
                 <w:b/>
@@ -5774,6 +6143,15 @@
                 <w:sz w:val="22"/>
                 <w:szCs w:val="22"/>
               </w:rPr>
+            </w:pPr>
+            <w:r>
+              <w:rPr>
+                <w:rFonts w:ascii="Times New Roman" w:hAnsi="Times New Roman"/>
+                <w:b/>
+                <w:bCs/>
+                <w:sz w:val="22"/>
+                <w:szCs w:val="22"/>
+              </w:rPr>
               <w:t>Environmental Plates:</w:t>
             </w:r>
           </w:p>
@@ -5800,6 +6178,8 @@
               <w:outlineLvl w:val="0"/>
               <w:rPr>
                 <w:rFonts w:ascii="Times New Roman" w:hAnsi="Times New Roman"/>
+                <w:b/>
+                <w:bCs/>
                 <w:sz w:val="22"/>
                 <w:szCs w:val="22"/>
               </w:rPr>
@@ -5916,12 +6296,6 @@
               </w:rPr>
             </w:pPr>
             <w:r>
-              <w:rPr>
-                <w:rFonts w:ascii="Times New Roman" w:eastAsiaTheme="minorEastAsia" w:hAnsi="Times New Roman"/>
-                <w:sz w:val="22"/>
-                <w:szCs w:val="22"/>
-                <w:lang w:eastAsia="zh-CN"/>
-              </w:rPr>
               <w:t xml:space="preserve">  </w:t>
             </w:r>
             <w:r>
@@ -5953,9 +6327,10 @@
             </w:pPr>
             <w:r>
               <w:rPr>
-                <w:rFonts w:ascii="Times New Roman" w:hAnsi="Times New Roman"/>
-                <w:sz w:val="22"/>
-                <w:szCs w:val="22"/>
+                <w:rFonts w:ascii="Times New Roman" w:eastAsiaTheme="minorEastAsia" w:hAnsi="Times New Roman"/>
+                <w:sz w:val="22"/>
+                <w:szCs w:val="22"/>
+                <w:lang w:eastAsia="zh-CN"/>
               </w:rPr>
               <w:t>Not Applicable</w:t>
             </w:r>
@@ -6012,6 +6387,7 @@
                 <w:sz w:val="22"/>
                 <w:szCs w:val="22"/>
               </w:rPr>
+              <w:lastRenderedPageBreak/>
               <w:t xml:space="preserve">Solvent Used </w:t>
             </w:r>
           </w:p>
@@ -6032,6 +6408,7 @@
                 <w:szCs w:val="22"/>
               </w:rPr>
             </w:pPr>
+            <w:bookmarkStart w:id="9" w:name="OLE_LINK4"/>
             <w:r>
               <w:rPr>
                 <w:rFonts w:ascii="Times New Roman" w:hAnsi="Times New Roman"/>
@@ -6040,6 +6417,7 @@
               </w:rPr>
               <w:t>Not Applicable</w:t>
             </w:r>
+            <w:bookmarkEnd w:id="9"/>
           </w:p>
         </w:tc>
         <w:tc>
@@ -7069,24 +7447,17 @@
                 <w:sz w:val="22"/>
                 <w:szCs w:val="22"/>
               </w:rPr>
-              <w:t>{{smart_</w:t>
-            </w:r>
-            <w:r>
-              <w:rPr>
-                <w:rFonts w:ascii="Times New Roman" w:eastAsiaTheme="minorEastAsia" w:hAnsi="Times New Roman" w:hint="eastAsia"/>
+              <w:t>ISO 5 BSC E00</w:t>
+            </w:r>
+            <w:r>
+              <w:rPr>
+                <w:rFonts w:ascii="Times New Roman" w:eastAsiaTheme="minorEastAsia" w:hAnsi="Times New Roman"/>
+                <w:bCs/>
                 <w:sz w:val="22"/>
                 <w:szCs w:val="22"/>
                 <w:lang w:eastAsia="zh-CN"/>
               </w:rPr>
-              <w:t>bsc</w:t>
-            </w:r>
-            <w:r>
-              <w:rPr>
-                <w:rFonts w:ascii="Times New Roman" w:hAnsi="Times New Roman"/>
-                <w:sz w:val="22"/>
-                <w:szCs w:val="22"/>
-              </w:rPr>
-              <w:t>_id}}</w:t>
+              <w:t xml:space="preserve"/>
             </w:r>
           </w:p>
         </w:tc>
@@ -7106,14 +7477,25 @@
                 <w:szCs w:val="22"/>
               </w:rPr>
             </w:pPr>
-            <w:r>
-              <w:rPr>
-                <w:rFonts w:ascii="Times New Roman" w:hAnsi="Times New Roman"/>
-                <w:sz w:val="22"/>
-                <w:szCs w:val="22"/>
-              </w:rPr>
-              <w:t>Oct26</w:t>
-            </w:r>
+            <w:bookmarkStart w:id="10" w:name="OLE_LINK10"/>
+            <w:r>
+              <w:rPr>
+                <w:rFonts w:ascii="Times New Roman" w:eastAsiaTheme="minorEastAsia" w:hAnsi="Times New Roman" w:hint="eastAsia"/>
+                <w:sz w:val="22"/>
+                <w:szCs w:val="22"/>
+                <w:lang w:eastAsia="zh-CN"/>
+              </w:rPr>
+              <w:t>Mar 20</w:t>
+            </w:r>
+            <w:r>
+              <w:rPr>
+                <w:rFonts w:ascii="Times New Roman" w:hAnsi="Times New Roman"/>
+                <w:sz w:val="22"/>
+                <w:szCs w:val="22"/>
+              </w:rPr>
+              <w:t>26</w:t>
+            </w:r>
+            <w:bookmarkEnd w:id="10"/>
           </w:p>
         </w:tc>
       </w:tr>
@@ -7355,38 +7737,76 @@
               <w:jc w:val="center"/>
               <w:outlineLvl w:val="0"/>
               <w:rPr>
-                <w:rFonts w:ascii="Times New Roman" w:eastAsiaTheme="minorEastAsia" w:hAnsi="Times New Roman"/>
-                <w:sz w:val="22"/>
-                <w:szCs w:val="22"/>
-                <w:highlight w:val="yellow"/>
-                <w:lang w:eastAsia="zh-CN"/>
-              </w:rPr>
-            </w:pPr>
-            <w:r>
-              <w:rPr>
-                <w:rFonts w:ascii="Times New Roman" w:hAnsi="Times New Roman"/>
-                <w:sz w:val="22"/>
-                <w:szCs w:val="22"/>
-              </w:rPr>
-              <w:t>{{smart_</w:t>
-            </w:r>
-            <w:r>
-              <w:rPr>
-                <w:rFonts w:ascii="Times New Roman" w:eastAsiaTheme="minorEastAsia" w:hAnsi="Times New Roman" w:hint="eastAsia"/>
-                <w:sz w:val="22"/>
-                <w:szCs w:val="22"/>
-                <w:lang w:eastAsia="zh-CN"/>
-              </w:rPr>
-              <w:t>cr</w:t>
-            </w:r>
-            <w:r>
-              <w:rPr>
-                <w:rFonts w:ascii="Times New Roman" w:hAnsi="Times New Roman"/>
-                <w:sz w:val="22"/>
-                <w:szCs w:val="22"/>
-              </w:rPr>
-              <w:t>_id}}</w:t>
-            </w:r>
+                <w:rFonts w:ascii="Times New Roman" w:hAnsi="Times New Roman"/>
+                <w:sz w:val="22"/>
+                <w:szCs w:val="22"/>
+              </w:rPr>
+            </w:pPr>
+            <w:r>
+              <w:rPr>
+                <w:rFonts w:ascii="Times New Roman" w:hAnsi="Times New Roman"/>
+                <w:sz w:val="22"/>
+                <w:szCs w:val="22"/>
+              </w:rPr>
+              <w:t>E00</w:t>
+            </w:r>
+            <w:bookmarkStart w:id="11" w:name="OLE_LINK6"/>
+            <w:r>
+              <w:rPr>
+                <w:rFonts w:ascii="Times New Roman" w:hAnsi="Times New Roman"/>
+                <w:sz w:val="22"/>
+                <w:szCs w:val="22"/>
+              </w:rPr>
+              <w:t xml:space="preserve"/>
+            </w:r>
+            <w:bookmarkEnd w:id="11"/>
+            <w:r>
+              <w:rPr>
+                <w:rFonts w:ascii="Times New Roman" w:hAnsi="Times New Roman"/>
+                <w:sz w:val="22"/>
+                <w:szCs w:val="22"/>
+              </w:rPr>
+              <w:t xml:space="preserve"> </w:t>
+            </w:r>
+            <w:bookmarkStart w:id="12" w:name="OLE_LINK7"/>
+            <w:r>
+              <w:rPr>
+                <w:rFonts w:ascii="Times New Roman" w:hAnsi="Times New Roman"/>
+                <w:sz w:val="22"/>
+                <w:szCs w:val="22"/>
+              </w:rPr>
+              <w:t>(CR</w:t>
+            </w:r>
+            <w:bookmarkStart w:id="13" w:name="OLE_LINK14"/>
+            <w:r>
+              <w:rPr>
+                <w:rFonts w:ascii="Times New Roman" w:hAnsi="Times New Roman"/>
+                <w:sz w:val="22"/>
+                <w:szCs w:val="22"/>
+              </w:rPr>
+              <w:t xml:space="preserve"/>
+            </w:r>
+            <w:bookmarkEnd w:id="13"/>
+            <w:r>
+              <w:rPr>
+                <w:rFonts w:ascii="Times New Roman" w:hAnsi="Times New Roman"/>
+                <w:sz w:val="22"/>
+                <w:szCs w:val="22"/>
+              </w:rPr>
+              <w:t>)</w:t>
+            </w:r>
+            <w:bookmarkEnd w:id="12"/>
+          </w:p>
+          <w:p>
+            <w:pPr>
+              <w:jc w:val="center"/>
+              <w:outlineLvl w:val="0"/>
+              <w:rPr>
+                <w:rFonts w:ascii="Times New Roman" w:hAnsi="Times New Roman"/>
+                <w:sz w:val="22"/>
+                <w:szCs w:val="22"/>
+              </w:rPr>
+            </w:pPr>
           </w:p>
         </w:tc>
         <w:tc>
@@ -7399,26 +7819,70 @@
               <w:jc w:val="center"/>
               <w:outlineLvl w:val="0"/>
               <w:rPr>
-                <w:rFonts w:ascii="Times New Roman" w:hAnsi="Times New Roman"/>
-                <w:sz w:val="22"/>
-                <w:szCs w:val="22"/>
-              </w:rPr>
-            </w:pPr>
-            <w:r>
-              <w:rPr>
-                <w:rFonts w:ascii="Times New Roman" w:hAnsi="Times New Roman"/>
-                <w:sz w:val="22"/>
-                <w:szCs w:val="22"/>
-              </w:rPr>
-              <w:t>Dec2</w:t>
-            </w:r>
-            <w:r>
-              <w:rPr>
-                <w:rFonts w:ascii="Times New Roman" w:hAnsi="Times New Roman"/>
-                <w:sz w:val="22"/>
-                <w:szCs w:val="22"/>
-              </w:rPr>
-              <w:t>5</w:t>
+                <w:rFonts w:ascii="Times New Roman" w:eastAsiaTheme="minorEastAsia" w:hAnsi="Times New Roman"/>
+                <w:sz w:val="22"/>
+                <w:szCs w:val="22"/>
+                <w:lang w:eastAsia="zh-CN"/>
+              </w:rPr>
+            </w:pPr>
+            <w:r>
+              <w:rPr>
+                <w:rFonts w:ascii="Times New Roman" w:eastAsiaTheme="minorEastAsia" w:hAnsi="Times New Roman" w:hint="eastAsia"/>
+                <w:sz w:val="22"/>
+                <w:szCs w:val="22"/>
+                <w:lang w:eastAsia="zh-CN"/>
+              </w:rPr>
+              <w:t>Jun 20</w:t>
+            </w:r>
+            <w:r>
+              <w:rPr>
+                <w:rFonts w:ascii="Times New Roman" w:hAnsi="Times New Roman"/>
+                <w:sz w:val="22"/>
+                <w:szCs w:val="22"/>
+              </w:rPr>
+              <w:t>2</w:t>
+            </w:r>
+            <w:r>
+              <w:rPr>
+                <w:rFonts w:ascii="Times New Roman" w:eastAsiaTheme="minorEastAsia" w:hAnsi="Times New Roman" w:hint="eastAsia"/>
+                <w:sz w:val="22"/>
+                <w:szCs w:val="22"/>
+                <w:lang w:eastAsia="zh-CN"/>
+              </w:rPr>
+              <w:t>6</w:t>
+            </w:r>
+          </w:p>
+          <w:p>
+            <w:pPr>
+              <w:jc w:val="center"/>
+              <w:outlineLvl w:val="0"/>
+              <w:rPr>
+                <w:rFonts w:ascii="Times New Roman" w:eastAsiaTheme="minorEastAsia" w:hAnsi="Times New Roman"/>
+                <w:sz w:val="22"/>
+                <w:szCs w:val="22"/>
+                <w:lang w:eastAsia="zh-CN"/>
+              </w:rPr>
+            </w:pPr>
+          </w:p>
+          <w:p>
+            <w:pPr>
+              <w:jc w:val="center"/>
+              <w:outlineLvl w:val="0"/>
+              <w:rPr>
+                <w:rFonts w:ascii="Times New Roman" w:eastAsiaTheme="minorEastAsia" w:hAnsi="Times New Roman"/>
+                <w:sz w:val="22"/>
+                <w:szCs w:val="22"/>
+                <w:lang w:eastAsia="zh-CN"/>
+              </w:rPr>
+            </w:pPr>
+            <w:r>
+              <w:rPr>
+                <w:rFonts w:ascii="Times New Roman" w:eastAsiaTheme="minorEastAsia" w:hAnsi="Times New Roman" w:hint="eastAsia"/>
+                <w:sz w:val="22"/>
+                <w:szCs w:val="22"/>
+                <w:lang w:eastAsia="zh-CN"/>
+              </w:rPr>
+              <w:t>Dec 2026</w:t>
             </w:r>
           </w:p>
         </w:tc>
@@ -7694,11 +8158,20 @@
             </w:pPr>
             <w:r>
               <w:rPr>
-                <w:rFonts w:ascii="Times New Roman" w:hAnsi="Times New Roman"/>
-                <w:sz w:val="22"/>
-                <w:szCs w:val="22"/>
-              </w:rPr>
-              <w:t>Not Applicable</w:t>
+                <w:rFonts w:ascii="Times New Roman" w:eastAsiaTheme="minorEastAsia" w:hAnsi="Times New Roman" w:hint="eastAsia"/>
+                <w:sz w:val="22"/>
+                <w:szCs w:val="22"/>
+                <w:lang w:eastAsia="zh-CN"/>
+              </w:rPr>
+              <w:t>Mar 20</w:t>
+            </w:r>
+            <w:r>
+              <w:rPr>
+                <w:rFonts w:ascii="Times New Roman" w:hAnsi="Times New Roman"/>
+                <w:sz w:val="22"/>
+                <w:szCs w:val="22"/>
+              </w:rPr>
+              <w:t>26</w:t>
             </w:r>
           </w:p>
         </w:tc>
@@ -9088,6 +9561,7 @@
                 <w:szCs w:val="22"/>
               </w:rPr>
             </w:pPr>
+            <w:bookmarkStart w:id="14" w:name="OLE_LINK11"/>
             <w:r>
               <w:rPr>
                 <w:rFonts w:ascii="Times New Roman" w:hAnsi="Times New Roman"/>
@@ -9151,9 +9625,69 @@
                 <w:sz w:val="22"/>
                 <w:szCs w:val="22"/>
               </w:rPr>
-              <w:lastRenderedPageBreak/>
               <w:t>Incubator E001031 (Sensor E001505)</w:t>
             </w:r>
+          </w:p>
+          <w:p>
+            <w:pPr>
+              <w:jc w:val="center"/>
+              <w:outlineLvl w:val="0"/>
+              <w:rPr>
+                <w:rFonts w:ascii="Times New Roman" w:hAnsi="Times New Roman"/>
+                <w:sz w:val="22"/>
+                <w:szCs w:val="22"/>
+              </w:rPr>
+            </w:pPr>
+          </w:p>
+          <w:p>
+            <w:pPr>
+              <w:jc w:val="center"/>
+              <w:outlineLvl w:val="0"/>
+              <w:rPr>
+                <w:rFonts w:ascii="Times New Roman" w:hAnsi="Times New Roman"/>
+                <w:sz w:val="22"/>
+                <w:szCs w:val="22"/>
+              </w:rPr>
+            </w:pPr>
+            <w:r>
+              <w:rPr>
+                <w:rFonts w:ascii="Times New Roman" w:hAnsi="Times New Roman"/>
+                <w:sz w:val="22"/>
+                <w:szCs w:val="22"/>
+              </w:rPr>
+              <w:t>Incubator E001356 (Sensor E001450)</w:t>
+            </w:r>
+          </w:p>
+          <w:p>
+            <w:pPr>
+              <w:jc w:val="center"/>
+              <w:outlineLvl w:val="0"/>
+              <w:rPr>
+                <w:rFonts w:ascii="Times New Roman" w:hAnsi="Times New Roman"/>
+                <w:sz w:val="22"/>
+                <w:szCs w:val="22"/>
+              </w:rPr>
+            </w:pPr>
+          </w:p>
+          <w:p>
+            <w:pPr>
+              <w:jc w:val="center"/>
+              <w:outlineLvl w:val="0"/>
+              <w:rPr>
+                <w:rFonts w:ascii="Times New Roman" w:hAnsi="Times New Roman"/>
+                <w:sz w:val="22"/>
+                <w:szCs w:val="22"/>
+              </w:rPr>
+            </w:pPr>
+            <w:r>
+              <w:rPr>
+                <w:rFonts w:ascii="Times New Roman" w:hAnsi="Times New Roman"/>
+                <w:sz w:val="22"/>
+                <w:szCs w:val="22"/>
+              </w:rPr>
+              <w:t>Incubator E001357 (Sensor E001449)</w:t>
+            </w:r>
+            <w:bookmarkEnd w:id="14"/>
           </w:p>
         </w:tc>
         <w:tc>
@@ -9163,6 +9697,43 @@
           </w:tcPr>
           <w:p>
             <w:pPr>
+              <w:outlineLvl w:val="0"/>
+              <w:rPr>
+                <w:rFonts w:ascii="Times New Roman" w:hAnsi="Times New Roman"/>
+                <w:sz w:val="22"/>
+                <w:szCs w:val="22"/>
+              </w:rPr>
+            </w:pPr>
+            <w:r>
+              <w:rPr>
+                <w:rFonts w:ascii="Times New Roman" w:eastAsiaTheme="minorEastAsia" w:hAnsi="Times New Roman" w:hint="eastAsia"/>
+                <w:sz w:val="22"/>
+                <w:szCs w:val="22"/>
+                <w:lang w:eastAsia="zh-CN"/>
+              </w:rPr>
+              <w:t xml:space="preserve">       </w:t>
+            </w:r>
+            <w:bookmarkStart w:id="15" w:name="OLE_LINK12"/>
+            <w:r>
+              <w:rPr>
+                <w:rFonts w:ascii="Times New Roman" w:eastAsiaTheme="minorEastAsia" w:hAnsi="Times New Roman" w:hint="eastAsia"/>
+                <w:sz w:val="22"/>
+                <w:szCs w:val="22"/>
+                <w:lang w:eastAsia="zh-CN"/>
+              </w:rPr>
+              <w:t>Jun 20</w:t>
+            </w:r>
+            <w:r>
+              <w:rPr>
+                <w:rFonts w:ascii="Times New Roman" w:hAnsi="Times New Roman"/>
+                <w:sz w:val="22"/>
+                <w:szCs w:val="22"/>
+              </w:rPr>
+              <w:t>26</w:t>
+            </w:r>
+          </w:p>
+          <w:p>
+            <w:pPr>
               <w:jc w:val="center"/>
               <w:outlineLvl w:val="0"/>
               <w:rPr>
@@ -9177,8 +9748,41 @@
                 <w:sz w:val="22"/>
                 <w:szCs w:val="22"/>
               </w:rPr>
-              <w:lastRenderedPageBreak/>
-              <w:t>Aug26</w:t>
+              <w:t>Feb</w:t>
+            </w:r>
+            <w:r>
+              <w:rPr>
+                <w:rFonts w:ascii="Times New Roman" w:eastAsiaTheme="minorEastAsia" w:hAnsi="Times New Roman" w:hint="eastAsia"/>
+                <w:sz w:val="22"/>
+                <w:szCs w:val="22"/>
+                <w:lang w:eastAsia="zh-CN"/>
+              </w:rPr>
+              <w:t xml:space="preserve"> 20</w:t>
+            </w:r>
+            <w:r>
+              <w:rPr>
+                <w:rFonts w:ascii="Times New Roman" w:hAnsi="Times New Roman"/>
+                <w:sz w:val="22"/>
+                <w:szCs w:val="22"/>
+              </w:rPr>
+              <w:t>2</w:t>
+            </w:r>
+            <w:r>
+              <w:rPr>
+                <w:rFonts w:ascii="Times New Roman" w:eastAsiaTheme="minorEastAsia" w:hAnsi="Times New Roman" w:hint="eastAsia"/>
+                <w:sz w:val="22"/>
+                <w:szCs w:val="22"/>
+                <w:lang w:eastAsia="zh-CN"/>
+              </w:rPr>
+              <w:t>7</w:t>
+            </w:r>
+            <w:r>
+              <w:rPr>
+                <w:rFonts w:ascii="Times New Roman" w:hAnsi="Times New Roman"/>
+                <w:sz w:val="22"/>
+                <w:szCs w:val="22"/>
+              </w:rPr>
+              <w:t xml:space="preserve"> </w:t>
             </w:r>
           </w:p>
           <w:p>
@@ -9197,7 +9801,7 @@
                 <w:sz w:val="22"/>
                 <w:szCs w:val="22"/>
               </w:rPr>
-              <w:t xml:space="preserve">Feb26 </w:t>
+              <w:t xml:space="preserve"> </w:t>
             </w:r>
           </w:p>
           <w:p>
@@ -9212,11 +9816,20 @@
             </w:pPr>
             <w:r>
               <w:rPr>
-                <w:rFonts w:ascii="Times New Roman" w:hAnsi="Times New Roman"/>
-                <w:sz w:val="22"/>
-                <w:szCs w:val="22"/>
-              </w:rPr>
-              <w:t xml:space="preserve"> </w:t>
+                <w:rFonts w:ascii="Times New Roman" w:eastAsiaTheme="minorEastAsia" w:hAnsi="Times New Roman" w:hint="eastAsia"/>
+                <w:sz w:val="22"/>
+                <w:szCs w:val="22"/>
+                <w:lang w:eastAsia="zh-CN"/>
+              </w:rPr>
+              <w:t>Jun 20</w:t>
+            </w:r>
+            <w:r>
+              <w:rPr>
+                <w:rFonts w:ascii="Times New Roman" w:hAnsi="Times New Roman"/>
+                <w:sz w:val="22"/>
+                <w:szCs w:val="22"/>
+              </w:rPr>
+              <w:t>26</w:t>
             </w:r>
           </w:p>
           <w:p>
@@ -9224,19 +9837,45 @@
               <w:jc w:val="center"/>
               <w:outlineLvl w:val="0"/>
               <w:rPr>
-                <w:rFonts w:ascii="Times New Roman" w:hAnsi="Times New Roman"/>
-                <w:sz w:val="22"/>
-                <w:szCs w:val="22"/>
-              </w:rPr>
-            </w:pPr>
-            <w:r>
-              <w:rPr>
-                <w:rFonts w:ascii="Times New Roman" w:hAnsi="Times New Roman"/>
-                <w:sz w:val="22"/>
-                <w:szCs w:val="22"/>
-              </w:rPr>
-              <w:lastRenderedPageBreak/>
-              <w:t>Aug26</w:t>
+                <w:rFonts w:ascii="Times New Roman" w:eastAsiaTheme="minorEastAsia" w:hAnsi="Times New Roman"/>
+                <w:sz w:val="22"/>
+                <w:szCs w:val="22"/>
+                <w:lang w:eastAsia="zh-CN"/>
+              </w:rPr>
+            </w:pPr>
+            <w:r>
+              <w:rPr>
+                <w:rFonts w:ascii="Times New Roman" w:hAnsi="Times New Roman"/>
+                <w:sz w:val="22"/>
+                <w:szCs w:val="22"/>
+              </w:rPr>
+              <w:t>Feb</w:t>
+            </w:r>
+            <w:r>
+              <w:rPr>
+                <w:rFonts w:ascii="Times New Roman" w:eastAsiaTheme="minorEastAsia" w:hAnsi="Times New Roman" w:hint="eastAsia"/>
+                <w:sz w:val="22"/>
+                <w:szCs w:val="22"/>
+                <w:lang w:eastAsia="zh-CN"/>
+              </w:rPr>
+              <w:t xml:space="preserve"> 20</w:t>
+            </w:r>
+            <w:r>
+              <w:rPr>
+                <w:rFonts w:ascii="Times New Roman" w:hAnsi="Times New Roman"/>
+                <w:sz w:val="22"/>
+                <w:szCs w:val="22"/>
+              </w:rPr>
+              <w:t>2</w:t>
+            </w:r>
+            <w:r>
+              <w:rPr>
+                <w:rFonts w:ascii="Times New Roman" w:eastAsiaTheme="minorEastAsia" w:hAnsi="Times New Roman" w:hint="eastAsia"/>
+                <w:sz w:val="22"/>
+                <w:szCs w:val="22"/>
+                <w:lang w:eastAsia="zh-CN"/>
+              </w:rPr>
+              <w:t>7</w:t>
             </w:r>
           </w:p>
           <w:p>
@@ -9244,19 +9883,87 @@
               <w:jc w:val="center"/>
               <w:outlineLvl w:val="0"/>
               <w:rPr>
-                <w:rFonts w:ascii="Times New Roman" w:hAnsi="Times New Roman"/>
-                <w:sz w:val="22"/>
-                <w:szCs w:val="22"/>
-              </w:rPr>
-            </w:pPr>
-            <w:r>
-              <w:rPr>
-                <w:rFonts w:ascii="Times New Roman" w:hAnsi="Times New Roman"/>
-                <w:sz w:val="22"/>
-                <w:szCs w:val="22"/>
-              </w:rPr>
-              <w:t>Feb26</w:t>
-            </w:r>
+                <w:rFonts w:ascii="Times New Roman" w:eastAsiaTheme="minorEastAsia" w:hAnsi="Times New Roman"/>
+                <w:sz w:val="22"/>
+                <w:szCs w:val="22"/>
+                <w:lang w:eastAsia="zh-CN"/>
+              </w:rPr>
+            </w:pPr>
+          </w:p>
+          <w:p>
+            <w:pPr>
+              <w:jc w:val="center"/>
+              <w:outlineLvl w:val="0"/>
+              <w:rPr>
+                <w:rFonts w:ascii="Times New Roman" w:hAnsi="Times New Roman"/>
+                <w:sz w:val="22"/>
+                <w:szCs w:val="22"/>
+              </w:rPr>
+            </w:pPr>
+            <w:r>
+              <w:rPr>
+                <w:rFonts w:ascii="Times New Roman" w:eastAsiaTheme="minorEastAsia" w:hAnsi="Times New Roman" w:hint="eastAsia"/>
+                <w:sz w:val="22"/>
+                <w:szCs w:val="22"/>
+                <w:lang w:eastAsia="zh-CN"/>
+              </w:rPr>
+              <w:t>Jun 20</w:t>
+            </w:r>
+            <w:r>
+              <w:rPr>
+                <w:rFonts w:ascii="Times New Roman" w:hAnsi="Times New Roman"/>
+                <w:sz w:val="22"/>
+                <w:szCs w:val="22"/>
+              </w:rPr>
+              <w:t>26</w:t>
+            </w:r>
+          </w:p>
+          <w:p>
+            <w:pPr>
+              <w:jc w:val="center"/>
+              <w:outlineLvl w:val="0"/>
+              <w:rPr>
+                <w:rFonts w:ascii="Times New Roman" w:eastAsiaTheme="minorEastAsia" w:hAnsi="Times New Roman"/>
+                <w:sz w:val="22"/>
+                <w:szCs w:val="22"/>
+                <w:lang w:eastAsia="zh-CN"/>
+              </w:rPr>
+            </w:pPr>
+            <w:r>
+              <w:rPr>
+                <w:rFonts w:ascii="Times New Roman" w:hAnsi="Times New Roman"/>
+                <w:sz w:val="22"/>
+                <w:szCs w:val="22"/>
+              </w:rPr>
+              <w:t>Feb</w:t>
+            </w:r>
+            <w:r>
+              <w:rPr>
+                <w:rFonts w:ascii="Times New Roman" w:eastAsiaTheme="minorEastAsia" w:hAnsi="Times New Roman" w:hint="eastAsia"/>
+                <w:sz w:val="22"/>
+                <w:szCs w:val="22"/>
+                <w:lang w:eastAsia="zh-CN"/>
+              </w:rPr>
+              <w:t xml:space="preserve"> 20</w:t>
+            </w:r>
+            <w:r>
+              <w:rPr>
+                <w:rFonts w:ascii="Times New Roman" w:hAnsi="Times New Roman"/>
+                <w:sz w:val="22"/>
+                <w:szCs w:val="22"/>
+              </w:rPr>
+              <w:t>2</w:t>
+            </w:r>
+            <w:r>
+              <w:rPr>
+                <w:rFonts w:ascii="Times New Roman" w:eastAsiaTheme="minorEastAsia" w:hAnsi="Times New Roman" w:hint="eastAsia"/>
+                <w:sz w:val="22"/>
+                <w:szCs w:val="22"/>
+                <w:lang w:eastAsia="zh-CN"/>
+              </w:rPr>
+              <w:t>7</w:t>
+            </w:r>
+            <w:bookmarkEnd w:id="15"/>
           </w:p>
         </w:tc>
       </w:tr>
@@ -9285,7 +9992,6 @@
                 <w:sz w:val="22"/>
                 <w:szCs w:val="22"/>
               </w:rPr>
-              <w:lastRenderedPageBreak/>
               <w:t xml:space="preserve">Are </w:t>
             </w:r>
             <w:r>
@@ -9812,7 +10518,7 @@
                 <w:sz w:val="22"/>
                 <w:szCs w:val="22"/>
               </w:rPr>
-              <w:t>, complete Phase II of the OOS (initiate Form 3.100.019.F02).</w:t>
+              <w:t xml:space="preserve">, complete Phase II of the OOS (initiate Form 3.100.019.F02).</w:t>
             </w:r>
           </w:p>
           <w:p>
@@ -9914,29 +10620,31 @@
           </w:tcPr>
           <w:p>
             <w:pPr>
-              <w:pStyle w:val="Default"/>
-              <w:jc w:val="both"/>
-              <w:rPr>
-                <w:b/>
-                <w:sz w:val="22"/>
-                <w:szCs w:val="22"/>
-              </w:rPr>
-            </w:pPr>
-            <w:r>
-              <w:rPr>
-                <w:b/>
-                <w:sz w:val="22"/>
-                <w:szCs w:val="22"/>
-              </w:rPr>
+              <w:outlineLvl w:val="0"/>
+              <w:rPr>
+                <w:rFonts w:ascii="Times New Roman" w:hAnsi="Times New Roman"/>
+                <w:bCs/>
+                <w:sz w:val="22"/>
+                <w:szCs w:val="22"/>
+              </w:rPr>
+            </w:pPr>
+            <w:r>
+              <w:rPr>
+                <w:rFonts w:ascii="Times New Roman" w:hAnsi="Times New Roman"/>
+                <w:bCs/>
+                <w:sz w:val="22"/>
+                <w:szCs w:val="22"/>
+              </w:rPr>
+              <w:lastRenderedPageBreak/>
               <w:t xml:space="preserve">Phase I Summary: </w:t>
             </w:r>
           </w:p>
           <w:p>
             <w:pPr>
-              <w:pStyle w:val="Default"/>
-              <w:jc w:val="both"/>
-              <w:rPr>
-                <w:b/>
+              <w:outlineLvl w:val="0"/>
+              <w:rPr>
+                <w:rFonts w:ascii="Times New Roman" w:hAnsi="Times New Roman"/>
+                <w:bCs/>
                 <w:sz w:val="22"/>
                 <w:szCs w:val="22"/>
               </w:rPr>
@@ -9953,31 +10661,13 @@
                 <w:lang w:eastAsia="zh-CN"/>
               </w:rPr>
             </w:pPr>
-            <w:r>
-              <w:rPr>
-                <w:rFonts w:ascii="Times New Roman" w:hAnsi="Times New Roman"/>
-                <w:bCs/>
-                <w:sz w:val="22"/>
-                <w:szCs w:val="22"/>
-              </w:rPr>
-              <w:t>{{ smart_phase1_summary }}</w:t>
-            </w:r>
-          </w:p>
-          <w:p>
-            <w:pPr>
-              <w:outlineLvl w:val="0"/>
-              <w:rPr>
-                <w:rFonts w:eastAsiaTheme="minorEastAsia"/>
-                <w:bCs/>
-              </w:rPr>
-            </w:pPr>
           </w:p>
           <w:p>
             <w:pPr>
               <w:outlineLvl w:val="0"/>
               <w:rPr>
                 <w:rFonts w:ascii="Times New Roman" w:eastAsiaTheme="minorEastAsia" w:hAnsi="Times New Roman"/>
-                <w:color w:val="000000"/>
+                <w:bCs/>
                 <w:sz w:val="22"/>
                 <w:szCs w:val="22"/>
                 <w:lang w:eastAsia="zh-CN"/>
@@ -9986,21 +10676,486 @@
             <w:r>
               <w:rPr>
                 <w:rFonts w:ascii="Times New Roman" w:eastAsiaTheme="minorEastAsia" w:hAnsi="Times New Roman"/>
-                <w:color w:val="000000"/>
+                <w:bCs/>
                 <w:sz w:val="22"/>
                 <w:szCs w:val="22"/>
                 <w:lang w:eastAsia="zh-CN"/>
               </w:rPr>
-              <w:t>{{ smart_phase1_continued }}</w:t>
-            </w:r>
-          </w:p>
-          <w:p>
-            <w:pPr>
-              <w:outlineLvl w:val="0"/>
-              <w:rPr>
-                <w:rFonts w:ascii="Times New Roman" w:hAnsi="Times New Roman"/>
-                <w:sz w:val="22"/>
-                <w:szCs w:val="22"/>
+              <w:t xml:space="preserve">All the analysts involved in the testing, the processing analyst () and the reading analyst who confirmed the positive result (), were interviewed comprehensively. Their answers are recorded throughout this document. </w:t>
+            </w:r>
+          </w:p>
+          <w:p>
+            <w:pPr>
+              <w:outlineLvl w:val="0"/>
+              <w:rPr>
+                <w:rFonts w:ascii="Times New Roman" w:eastAsiaTheme="minorEastAsia" w:hAnsi="Times New Roman"/>
+                <w:bCs/>
+                <w:sz w:val="22"/>
+                <w:szCs w:val="22"/>
+                <w:lang w:eastAsia="zh-CN"/>
+              </w:rPr>
+            </w:pPr>
+          </w:p>
+          <w:p>
+            <w:pPr>
+              <w:outlineLvl w:val="0"/>
+              <w:rPr>
+                <w:rFonts w:ascii="Times New Roman" w:eastAsiaTheme="minorEastAsia" w:hAnsi="Times New Roman"/>
+                <w:bCs/>
+                <w:sz w:val="22"/>
+                <w:szCs w:val="22"/>
+                <w:lang w:eastAsia="zh-CN"/>
+              </w:rPr>
+            </w:pPr>
+            <w:r>
+              <w:rPr>
+                <w:rFonts w:ascii="Times New Roman" w:eastAsiaTheme="minorEastAsia" w:hAnsi="Times New Roman"/>
+                <w:bCs/>
+                <w:sz w:val="22"/>
+                <w:szCs w:val="22"/>
+                <w:lang w:eastAsia="zh-CN"/>
+              </w:rPr>
+              <w:t xml:space="preserve">Upon arrival, the sample was stored in accordance with the Client’s instructions. Analyst  verified the sample’s integrity throughout both the preparation and processing stages. No leaks or turbidity were observed at any point, verifying the integrity of the sample.</w:t>
+            </w:r>
+          </w:p>
+          <w:p>
+            <w:pPr>
+              <w:outlineLvl w:val="0"/>
+              <w:rPr>
+                <w:rFonts w:ascii="Times New Roman" w:eastAsiaTheme="minorEastAsia" w:hAnsi="Times New Roman"/>
+                <w:bCs/>
+                <w:sz w:val="22"/>
+                <w:szCs w:val="22"/>
+                <w:lang w:eastAsia="zh-CN"/>
+              </w:rPr>
+            </w:pPr>
+          </w:p>
+          <w:p>
+            <w:pPr>
+              <w:outlineLvl w:val="0"/>
+              <w:rPr>
+                <w:rFonts w:ascii="Times New Roman" w:eastAsiaTheme="minorEastAsia" w:hAnsi="Times New Roman"/>
+                <w:bCs/>
+                <w:sz w:val="22"/>
+                <w:szCs w:val="22"/>
+                <w:lang w:eastAsia="zh-CN"/>
+              </w:rPr>
+            </w:pPr>
+            <w:r>
+              <w:rPr>
+                <w:rFonts w:ascii="Times New Roman" w:eastAsiaTheme="minorEastAsia" w:hAnsi="Times New Roman"/>
+                <w:bCs/>
+                <w:sz w:val="22"/>
+                <w:szCs w:val="22"/>
+                <w:lang w:eastAsia="zh-CN"/>
+              </w:rPr>
+              <w:t>All reagents and supplies mentioned in the material section above were stored according to the suppliers’ recommendations, and their integrity was visually verified before utilization. Moreover, all reagents and supplies had valid expiration dates. The functionality of all equipment was confirmed by reviewing data generated by our comprehensive in-house continuous monitoring system.</w:t>
+            </w:r>
+          </w:p>
+          <w:p>
+            <w:pPr>
+              <w:outlineLvl w:val="0"/>
+              <w:rPr>
+                <w:rFonts w:ascii="Times New Roman" w:eastAsiaTheme="minorEastAsia" w:hAnsi="Times New Roman"/>
+                <w:bCs/>
+                <w:sz w:val="22"/>
+                <w:szCs w:val="22"/>
+                <w:lang w:eastAsia="zh-CN"/>
+              </w:rPr>
+            </w:pPr>
+          </w:p>
+          <w:p>
+            <w:pPr>
+              <w:outlineLvl w:val="0"/>
+              <w:rPr>
+                <w:rFonts w:ascii="Times New Roman" w:eastAsiaTheme="minorEastAsia" w:hAnsi="Times New Roman"/>
+                <w:bCs/>
+                <w:sz w:val="22"/>
+                <w:szCs w:val="22"/>
+                <w:lang w:eastAsia="zh-CN"/>
+              </w:rPr>
+            </w:pPr>
+            <w:r>
+              <w:rPr>
+                <w:rFonts w:ascii="Times New Roman" w:eastAsiaTheme="minorEastAsia" w:hAnsi="Times New Roman"/>
+                <w:bCs/>
+                <w:sz w:val="22"/>
+                <w:szCs w:val="22"/>
+                <w:lang w:eastAsia="zh-CN"/>
+              </w:rPr>
+              <w:t xml:space="preserve"/>
+            </w:r>
+          </w:p>
+          <w:p>
+            <w:pPr>
+              <w:outlineLvl w:val="0"/>
+              <w:rPr>
+                <w:rFonts w:ascii="Times New Roman" w:eastAsiaTheme="minorEastAsia" w:hAnsi="Times New Roman"/>
+                <w:bCs/>
+                <w:sz w:val="22"/>
+                <w:szCs w:val="22"/>
+                <w:lang w:eastAsia="zh-CN"/>
+              </w:rPr>
+            </w:pPr>
+          </w:p>
+          <w:p>
+            <w:pPr>
+              <w:outlineLvl w:val="0"/>
+              <w:rPr>
+                <w:rFonts w:ascii="Times New Roman" w:eastAsiaTheme="minorEastAsia" w:hAnsi="Times New Roman"/>
+                <w:bCs/>
+                <w:sz w:val="22"/>
+                <w:szCs w:val="22"/>
+                <w:lang w:eastAsia="zh-CN"/>
+              </w:rPr>
+            </w:pPr>
+            <w:r>
+              <w:rPr>
+                <w:rFonts w:ascii="Times New Roman" w:eastAsiaTheme="minorEastAsia" w:hAnsi="Times New Roman"/>
+                <w:bCs/>
+                <w:sz w:val="22"/>
+                <w:szCs w:val="22"/>
+                <w:lang w:eastAsia="zh-CN"/>
+              </w:rPr>
+              <w:t xml:space="preserve">On , the sample vials for  were received from the Sample Submissions team and brought into the Sterile Microbiology lab. Upon arrival, each sample vial was sprayed with an acidified bleach disinfectant, placed into pre-disinfected bins, and allowed a 10-minute contact time. The secondary disinfection happened in the ISO 8 anteroom (Suite )), where the vials were again treated with acidified bleach and provided a 10‑minute contact time before processing. Subsequently, the vials were moved into the ISO 7 cleanroom Suite (). Inside this cleanroom, the processing analyst, , performed a final disinfection step, allowing an additional 10-minute contact time. Once fully disinfected, the vials were transferred into the ISO 5 BSC E00.</w:t>
+            </w:r>
+          </w:p>
+          <w:p>
+            <w:pPr>
+              <w:outlineLvl w:val="0"/>
+              <w:rPr>
+                <w:rFonts w:ascii="Times New Roman" w:eastAsiaTheme="minorEastAsia" w:hAnsi="Times New Roman"/>
+                <w:bCs/>
+                <w:sz w:val="22"/>
+                <w:szCs w:val="22"/>
+                <w:lang w:eastAsia="zh-CN"/>
+              </w:rPr>
+            </w:pPr>
+          </w:p>
+          <w:p>
+            <w:pPr>
+              <w:outlineLvl w:val="0"/>
+              <w:rPr>
+                <w:rFonts w:ascii="Times New Roman" w:eastAsiaTheme="minorEastAsia" w:hAnsi="Times New Roman"/>
+                <w:bCs/>
+                <w:sz w:val="22"/>
+                <w:szCs w:val="22"/>
+                <w:lang w:eastAsia="zh-CN"/>
+              </w:rPr>
+            </w:pPr>
+            <w:r>
+              <w:rPr>
+                <w:rFonts w:ascii="Times New Roman" w:eastAsiaTheme="minorEastAsia" w:hAnsi="Times New Roman"/>
+                <w:bCs/>
+                <w:sz w:val="22"/>
+                <w:szCs w:val="22"/>
+                <w:lang w:eastAsia="zh-CN"/>
+              </w:rPr>
+              <w:t xml:space="preserve">Once transferred into the ISO 5 BSC, the vials were placed on the disinfected working surface of the BSC E00 and aseptically opened and tested in accordance with SOP 2.600.008 (USP / EP 2.6.1 Sterility Test). Following testing, the media bottles were subsequently transferred into designated incubators, E001356 and E001357, to initiate incubation. </w:t>
+            </w:r>
+          </w:p>
+          <w:p>
+            <w:pPr>
+              <w:outlineLvl w:val="0"/>
+              <w:rPr>
+                <w:rFonts w:ascii="Times New Roman" w:eastAsiaTheme="minorEastAsia" w:hAnsi="Times New Roman"/>
+                <w:bCs/>
+                <w:sz w:val="22"/>
+                <w:szCs w:val="22"/>
+                <w:lang w:eastAsia="zh-CN"/>
+              </w:rPr>
+            </w:pPr>
+          </w:p>
+          <w:p>
+            <w:pPr>
+              <w:outlineLvl w:val="0"/>
+              <w:rPr>
+                <w:rFonts w:ascii="Times New Roman" w:eastAsiaTheme="minorEastAsia" w:hAnsi="Times New Roman"/>
+                <w:bCs/>
+                <w:sz w:val="22"/>
+                <w:szCs w:val="22"/>
+                <w:lang w:eastAsia="zh-CN"/>
+              </w:rPr>
+            </w:pPr>
+            <w:r>
+              <w:rPr>
+                <w:rFonts w:ascii="Times New Roman" w:eastAsiaTheme="minorEastAsia" w:hAnsi="Times New Roman"/>
+                <w:bCs/>
+                <w:sz w:val="22"/>
+                <w:szCs w:val="22"/>
+                <w:lang w:eastAsia="zh-CN"/>
+              </w:rPr>
+              <w:t xml:space="preserve">On  (Day  of incubation), microbial growth was observed in  media bottle by analyst  and confirmed by Microbiology Lab Supervisor Robin Seymour. The organism was identified as  (see Table 1).</w:t>
+            </w:r>
+          </w:p>
+          <w:p>
+            <w:pPr>
+              <w:outlineLvl w:val="0"/>
+              <w:rPr>
+                <w:rFonts w:ascii="Times New Roman" w:eastAsiaTheme="minorEastAsia" w:hAnsi="Times New Roman"/>
+                <w:bCs/>
+                <w:sz w:val="22"/>
+                <w:szCs w:val="22"/>
+                <w:lang w:eastAsia="zh-CN"/>
+              </w:rPr>
+            </w:pPr>
+            <w:r>
+              <w:rPr>
+                <w:rFonts w:ascii="Times New Roman" w:eastAsiaTheme="minorEastAsia" w:hAnsi="Times New Roman"/>
+                <w:bCs/>
+                <w:sz w:val="22"/>
+                <w:szCs w:val="22"/>
+                <w:lang w:eastAsia="zh-CN"/>
+              </w:rPr>
+              <w:t xml:space="preserve"> </w:t>
+            </w:r>
+          </w:p>
+          <w:p>
+            <w:pPr>
+              <w:outlineLvl w:val="0"/>
+              <w:rPr>
+                <w:rFonts w:ascii="Times New Roman" w:eastAsiaTheme="minorEastAsia" w:hAnsi="Times New Roman"/>
+                <w:bCs/>
+                <w:sz w:val="22"/>
+                <w:szCs w:val="22"/>
+                <w:lang w:eastAsia="zh-CN"/>
+              </w:rPr>
+            </w:pPr>
+            <w:r>
+              <w:rPr>
+                <w:rFonts w:ascii="Times New Roman" w:eastAsiaTheme="minorEastAsia" w:hAnsi="Times New Roman"/>
+                <w:bCs/>
+                <w:sz w:val="22"/>
+                <w:szCs w:val="22"/>
+                <w:lang w:eastAsia="zh-CN"/>
+              </w:rPr>
+              <w:t xml:space="preserve">The culture media used were within expiry. Negative control media bottles were processed and incubated under identical conditions and showed no microbial growth, confirming the integrity of the test procedure.</w:t>
+            </w:r>
+          </w:p>
+          <w:p>
+            <w:pPr>
+              <w:outlineLvl w:val="0"/>
+              <w:rPr>
+                <w:rFonts w:ascii="Times New Roman" w:eastAsiaTheme="minorEastAsia" w:hAnsi="Times New Roman"/>
+                <w:bCs/>
+                <w:sz w:val="22"/>
+                <w:szCs w:val="22"/>
+                <w:lang w:eastAsia="zh-CN"/>
+              </w:rPr>
+            </w:pPr>
+          </w:p>
+          <w:p>
+            <w:pPr>
+              <w:outlineLvl w:val="0"/>
+              <w:rPr>
+                <w:rFonts w:ascii="Times New Roman" w:eastAsiaTheme="minorEastAsia" w:hAnsi="Times New Roman"/>
+                <w:bCs/>
+                <w:sz w:val="22"/>
+                <w:szCs w:val="22"/>
+                <w:lang w:eastAsia="zh-CN"/>
+              </w:rPr>
+            </w:pPr>
+            <w:r>
+              <w:rPr>
+                <w:rFonts w:ascii="Times New Roman" w:eastAsiaTheme="minorEastAsia" w:hAnsi="Times New Roman"/>
+                <w:bCs/>
+                <w:sz w:val="22"/>
+                <w:szCs w:val="22"/>
+                <w:lang w:eastAsia="zh-CN"/>
+              </w:rPr>
+              <w:t xml:space="preserve"> </w:t>
+            </w:r>
+          </w:p>
+          <w:p>
+            <w:pPr>
+              <w:outlineLvl w:val="0"/>
+              <w:rPr>
+                <w:rFonts w:ascii="Times New Roman" w:eastAsiaTheme="minorEastAsia" w:hAnsi="Times New Roman"/>
+                <w:bCs/>
+                <w:sz w:val="22"/>
+                <w:szCs w:val="22"/>
+                <w:lang w:eastAsia="zh-CN"/>
+              </w:rPr>
+            </w:pPr>
+          </w:p>
+          <w:p>
+            <w:pPr>
+              <w:outlineLvl w:val="0"/>
+              <w:rPr>
+                <w:rFonts w:ascii="Times New Roman" w:eastAsiaTheme="minorEastAsia" w:hAnsi="Times New Roman"/>
+                <w:bCs/>
+                <w:sz w:val="22"/>
+                <w:szCs w:val="22"/>
+                <w:lang w:eastAsia="zh-CN"/>
+              </w:rPr>
+            </w:pPr>
+            <w:r>
+              <w:rPr>
+                <w:rFonts w:ascii="Times New Roman" w:eastAsiaTheme="minorEastAsia" w:hAnsi="Times New Roman"/>
+                <w:bCs/>
+                <w:sz w:val="22"/>
+                <w:szCs w:val="22"/>
+                <w:lang w:eastAsia="zh-CN"/>
+              </w:rPr>
+              <w:t xml:space="preserve">The analysts confirmed full compliance with cleaning procedures as outlined in SOPs 2.600.018 (Cleaning and Disinfecting Procedure for Microbiology) and 2.600.008 (USP &lt;71&gt; / EP 2.6.1 Sterility Test). </w:t>
+            </w:r>
+          </w:p>
+          <w:p>
+            <w:pPr>
+              <w:outlineLvl w:val="0"/>
+              <w:rPr>
+                <w:rFonts w:ascii="Times New Roman" w:eastAsiaTheme="minorEastAsia" w:hAnsi="Times New Roman"/>
+                <w:bCs/>
+                <w:sz w:val="22"/>
+                <w:szCs w:val="22"/>
+                <w:lang w:eastAsia="zh-CN"/>
+              </w:rPr>
+            </w:pPr>
+          </w:p>
+          <w:p>
+            <w:pPr>
+              <w:outlineLvl w:val="0"/>
+              <w:rPr>
+                <w:rFonts w:ascii="Times New Roman" w:eastAsiaTheme="minorEastAsia" w:hAnsi="Times New Roman"/>
+                <w:bCs/>
+                <w:sz w:val="22"/>
+                <w:szCs w:val="22"/>
+                <w:lang w:eastAsia="zh-CN"/>
+              </w:rPr>
+            </w:pPr>
+            <w:r>
+              <w:rPr>
+                <w:rFonts w:ascii="Times New Roman" w:eastAsiaTheme="minorEastAsia" w:hAnsi="Times New Roman"/>
+                <w:bCs/>
+                <w:sz w:val="22"/>
+                <w:szCs w:val="22"/>
+                <w:lang w:eastAsia="zh-CN"/>
+              </w:rPr>
+              <w:t xml:space="preserve">Monthly cleaning and disinfection of the outermost ISO 8 Anteroom, the middle ISO 7 Buffer room, the innermost ISO 7 cleanroom, and its containing ISO 5 Biosafety Cabinets for CR  was performed on , as per SOP 2.600.018 (Cleaning and Disinfecting Procedure for Microbiology) During </w:t>
+            </w:r>
+            <w:r>
+              <w:rPr>
+                <w:rFonts w:ascii="Times New Roman" w:eastAsiaTheme="minorEastAsia" w:hAnsi="Times New Roman"/>
+                <w:bCs/>
+                <w:sz w:val="22"/>
+                <w:szCs w:val="22"/>
+                <w:lang w:eastAsia="zh-CN"/>
+              </w:rPr>
+              <w:lastRenderedPageBreak/>
+              <w:t xml:space="preserve">both cleaning cycles, it was documented that all H₂O₂ indicators passed. This confirms the efficient monthly cleaning of all three parts of Cleanrooms . </w:t>
+            </w:r>
+          </w:p>
+          <w:p>
+            <w:pPr>
+              <w:outlineLvl w:val="0"/>
+              <w:rPr>
+                <w:rFonts w:ascii="Times New Roman" w:eastAsiaTheme="minorEastAsia" w:hAnsi="Times New Roman"/>
+                <w:bCs/>
+                <w:sz w:val="22"/>
+                <w:szCs w:val="22"/>
+                <w:lang w:eastAsia="zh-CN"/>
+              </w:rPr>
+            </w:pPr>
+          </w:p>
+          <w:p>
+            <w:pPr>
+              <w:outlineLvl w:val="0"/>
+              <w:rPr>
+                <w:rFonts w:ascii="Times New Roman" w:eastAsiaTheme="minorEastAsia" w:hAnsi="Times New Roman"/>
+                <w:bCs/>
+                <w:sz w:val="22"/>
+                <w:szCs w:val="22"/>
+                <w:lang w:eastAsia="zh-CN"/>
+              </w:rPr>
+            </w:pPr>
+            <w:r>
+              <w:rPr>
+                <w:rFonts w:ascii="Times New Roman" w:eastAsiaTheme="minorEastAsia" w:hAnsi="Times New Roman"/>
+                <w:bCs/>
+                <w:sz w:val="22"/>
+                <w:szCs w:val="22"/>
+                <w:lang w:eastAsia="zh-CN"/>
+              </w:rPr>
+              <w:t xml:space="preserve"/>
+            </w:r>
+          </w:p>
+          <w:p>
+            <w:pPr>
+              <w:outlineLvl w:val="0"/>
+              <w:rPr>
+                <w:rFonts w:ascii="Times New Roman" w:eastAsiaTheme="minorEastAsia" w:hAnsi="Times New Roman"/>
+                <w:bCs/>
+                <w:sz w:val="22"/>
+                <w:szCs w:val="22"/>
+                <w:lang w:eastAsia="zh-CN"/>
+              </w:rPr>
+            </w:pPr>
+          </w:p>
+          <w:p>
+            <w:pPr>
+              <w:outlineLvl w:val="0"/>
+              <w:rPr>
+                <w:rFonts w:ascii="Times New Roman" w:eastAsiaTheme="minorEastAsia" w:hAnsi="Times New Roman"/>
+                <w:bCs/>
+                <w:sz w:val="22"/>
+                <w:szCs w:val="22"/>
+                <w:lang w:eastAsia="zh-CN"/>
+              </w:rPr>
+            </w:pPr>
+            <w:r>
+              <w:rPr>
+                <w:rFonts w:ascii="Times New Roman" w:eastAsiaTheme="minorEastAsia" w:hAnsi="Times New Roman"/>
+                <w:bCs/>
+                <w:sz w:val="22"/>
+                <w:szCs w:val="22"/>
+                <w:lang w:eastAsia="zh-CN"/>
+              </w:rPr>
+              <w:t xml:space="preserve">To assess the potential for sample-to-sample contamination contributing to the positive results, a comprehensive review was conducted of all samples processed on the same day. </w:t>
+            </w:r>
+          </w:p>
+          <w:p>
+            <w:pPr>
+              <w:outlineLvl w:val="0"/>
+              <w:rPr>
+                <w:rFonts w:ascii="Times New Roman" w:eastAsiaTheme="minorEastAsia" w:hAnsi="Times New Roman"/>
+                <w:bCs/>
+                <w:sz w:val="22"/>
+                <w:szCs w:val="22"/>
+                <w:lang w:eastAsia="zh-CN"/>
+              </w:rPr>
+            </w:pPr>
+          </w:p>
+          <w:p>
+            <w:pPr>
+              <w:outlineLvl w:val="0"/>
+              <w:rPr>
+                <w:rFonts w:ascii="Times New Roman" w:eastAsiaTheme="minorEastAsia" w:hAnsi="Times New Roman"/>
+                <w:bCs/>
+                <w:sz w:val="22"/>
+                <w:szCs w:val="22"/>
+                <w:lang w:eastAsia="zh-CN"/>
+              </w:rPr>
+            </w:pPr>
+            <w:r>
+              <w:rPr>
+                <w:rFonts w:ascii="Times New Roman" w:eastAsiaTheme="minorEastAsia" w:hAnsi="Times New Roman"/>
+                <w:bCs/>
+                <w:sz w:val="22"/>
+                <w:szCs w:val="22"/>
+                <w:lang w:eastAsia="zh-CN"/>
+              </w:rPr>
+              <w:t>Based on the observations outlined above, it is unlikely that the failing results were due to reagents, supplies, the cleanroom environment, the process, or analyst involvement. Consequently, the possibility of laboratory error contributing to this failure is minimal and the original result is deemed to be valid.</w:t>
+            </w:r>
+          </w:p>
+          <w:p>
+            <w:pPr>
+              <w:outlineLvl w:val="0"/>
+              <w:rPr>
+                <w:rFonts w:ascii="Times New Roman" w:eastAsiaTheme="minorEastAsia" w:hAnsi="Times New Roman"/>
+                <w:bCs/>
+                <w:sz w:val="22"/>
+                <w:szCs w:val="22"/>
+                <w:lang w:eastAsia="zh-CN"/>
               </w:rPr>
             </w:pPr>
           </w:p>
@@ -10033,6 +11188,7 @@
                 <w:sz w:val="22"/>
                 <w:szCs w:val="22"/>
               </w:rPr>
+              <w:lastRenderedPageBreak/>
               <w:t>Reviewer Comments:</w:t>
             </w:r>
           </w:p>
@@ -10956,8 +12112,6 @@
         </w:tc>
       </w:tr>
     </w:tbl>
-    <w:p/>
-    <w:p/>
     <w:p>
       <w:pPr>
         <w:rPr>
@@ -11028,7 +12182,7 @@
           <w:szCs w:val="18"/>
           <w:u w:val="single"/>
         </w:rPr>
-        <w:t>{{ sample_id }}</w:t>
+        <w:t xml:space="preserve"/>
       </w:r>
       <w:r>
         <w:rPr>
@@ -11342,7 +12496,7 @@
                 <w:sz w:val="14"/>
                 <w:szCs w:val="14"/>
               </w:rPr>
-              <w:t>{{ analyst_name }}</w:t>
+              <w:t xml:space="preserve"/>
             </w:r>
           </w:p>
         </w:tc>
@@ -11367,7 +12521,7 @@
                 <w:sz w:val="14"/>
                 <w:szCs w:val="14"/>
               </w:rPr>
-              <w:t>{{ reader_name }}</w:t>
+              <w:t xml:space="preserve"/>
             </w:r>
           </w:p>
         </w:tc>
@@ -11394,7 +12548,7 @@
                 <w:sz w:val="14"/>
                 <w:szCs w:val="14"/>
               </w:rPr>
-              <w:t>{{ sample_id }}</w:t>
+              <w:t xml:space="preserve"/>
             </w:r>
           </w:p>
         </w:tc>
@@ -11420,7 +12574,7 @@
                 <w:sz w:val="14"/>
                 <w:szCs w:val="14"/>
               </w:rPr>
-              <w:t>{{positive_id}}</w:t>
+              <w:t xml:space="preserve"/>
             </w:r>
           </w:p>
         </w:tc>
@@ -11446,23 +12600,7 @@
                 <w:sz w:val="14"/>
                 <w:szCs w:val="14"/>
               </w:rPr>
-              <w:t xml:space="preserve">{{ </w:t>
-            </w:r>
-            <w:r>
-              <w:rPr>
-                <w:rFonts w:eastAsiaTheme="minorEastAsia" w:hint="eastAsia"/>
-                <w:sz w:val="14"/>
-                <w:szCs w:val="14"/>
-                <w:lang w:eastAsia="zh-CN"/>
-              </w:rPr>
-              <w:t>positive_media</w:t>
-            </w:r>
-            <w:r>
-              <w:rPr>
-                <w:sz w:val="14"/>
-                <w:szCs w:val="14"/>
-              </w:rPr>
-              <w:t>}}</w:t>
+              <w:t xml:space="preserve"/>
             </w:r>
           </w:p>
         </w:tc>
@@ -11488,21 +12626,7 @@
                 <w:sz w:val="14"/>
                 <w:szCs w:val="14"/>
               </w:rPr>
-              <w:t xml:space="preserve">{{ </w:t>
-            </w:r>
-            <w:r>
-              <w:rPr>
-                <w:sz w:val="14"/>
-                <w:szCs w:val="14"/>
-              </w:rPr>
-              <w:t>positive_org</w:t>
-            </w:r>
-            <w:r>
-              <w:rPr>
-                <w:sz w:val="14"/>
-                <w:szCs w:val="14"/>
-              </w:rPr>
-              <w:t xml:space="preserve"> }}</w:t>
+              <w:t xml:space="preserve"/>
             </w:r>
           </w:p>
         </w:tc>
@@ -11561,7 +12685,7 @@
           <w:szCs w:val="18"/>
           <w:u w:val="single"/>
         </w:rPr>
-        <w:t>Testing</w:t>
+        <w:t xml:space="preserve">Testing</w:t>
       </w:r>
       <w:r>
         <w:rPr>
@@ -11581,28 +12705,7 @@
           <w:szCs w:val="18"/>
           <w:u w:val="single"/>
         </w:rPr>
-        <w:t xml:space="preserve">{{ </w:t>
-      </w:r>
-      <w:r>
-        <w:rPr>
-          <w:rFonts w:ascii="Times New Roman" w:eastAsiaTheme="minorEastAsia" w:hAnsi="Times New Roman" w:hint="eastAsia"/>
-          <w:bCs/>
-          <w:sz w:val="18"/>
-          <w:szCs w:val="18"/>
-          <w:u w:val="single"/>
-          <w:lang w:eastAsia="zh-CN"/>
-        </w:rPr>
-        <w:t>process</w:t>
-      </w:r>
-      <w:r>
-        <w:rPr>
-          <w:rFonts w:ascii="Times New Roman" w:hAnsi="Times New Roman"/>
-          <w:bCs/>
-          <w:sz w:val="18"/>
-          <w:szCs w:val="18"/>
-          <w:u w:val="single"/>
-        </w:rPr>
-        <w:t>_date }}</w:t>
+        <w:t xml:space="preserve"/>
       </w:r>
     </w:p>
     <w:p>
@@ -12133,7 +13236,7 @@
                 <w:sz w:val="14"/>
                 <w:szCs w:val="14"/>
               </w:rPr>
-              <w:t>{{ test_date }}</w:t>
+              <w:t xml:space="preserve"/>
             </w:r>
           </w:p>
         </w:tc>
@@ -12172,7 +13275,7 @@
                 <w:sz w:val="14"/>
                 <w:szCs w:val="14"/>
               </w:rPr>
-              <w:t>{{ analyst_initial }}</w:t>
+              <w:t xml:space="preserve"/>
             </w:r>
           </w:p>
         </w:tc>
@@ -12248,7 +13351,7 @@
                 <w:sz w:val="14"/>
                 <w:szCs w:val="14"/>
               </w:rPr>
-              <w:t>{{ obs_pers_dur }}</w:t>
+              <w:t xml:space="preserve"/>
             </w:r>
           </w:p>
         </w:tc>
@@ -12286,7 +13389,7 @@
                 <w:sz w:val="14"/>
                 <w:szCs w:val="14"/>
               </w:rPr>
-              <w:t>{{ etx_pers_dur }}</w:t>
+              <w:t xml:space="preserve"/>
             </w:r>
           </w:p>
         </w:tc>
@@ -12323,7 +13426,7 @@
                 <w:sz w:val="14"/>
                 <w:szCs w:val="14"/>
               </w:rPr>
-              <w:t>{{ id_pers_dur }}</w:t>
+              <w:t xml:space="preserve"/>
             </w:r>
           </w:p>
         </w:tc>
@@ -12485,7 +13588,7 @@
                 <w:sz w:val="14"/>
                 <w:szCs w:val="14"/>
               </w:rPr>
-              <w:t>{{ test_date }}</w:t>
+              <w:t xml:space="preserve"/>
             </w:r>
           </w:p>
         </w:tc>
@@ -12523,7 +13626,7 @@
                 <w:sz w:val="14"/>
                 <w:szCs w:val="14"/>
               </w:rPr>
-              <w:t>{{ analyst_initial }}</w:t>
+              <w:t xml:space="preserve"/>
             </w:r>
           </w:p>
         </w:tc>
@@ -12599,7 +13702,7 @@
                 <w:sz w:val="14"/>
                 <w:szCs w:val="14"/>
               </w:rPr>
-              <w:t>{{ obs_pers_dur }}</w:t>
+              <w:t xml:space="preserve"/>
             </w:r>
           </w:p>
         </w:tc>
@@ -12637,7 +13740,7 @@
                 <w:sz w:val="14"/>
                 <w:szCs w:val="14"/>
               </w:rPr>
-              <w:t>{{ etx_pers_dur }}</w:t>
+              <w:t xml:space="preserve"/>
             </w:r>
           </w:p>
         </w:tc>
@@ -12674,7 +13777,7 @@
                 <w:sz w:val="14"/>
                 <w:szCs w:val="14"/>
               </w:rPr>
-              <w:t>{{ id_pers_dur }}</w:t>
+              <w:t xml:space="preserve"/>
             </w:r>
           </w:p>
         </w:tc>
@@ -12776,7 +13879,7 @@
                 <w:sz w:val="14"/>
                 <w:szCs w:val="14"/>
               </w:rPr>
-              <w:t>{{ bsc_id }}</w:t>
+              <w:t xml:space="preserve"/>
             </w:r>
             <w:r>
               <w:rPr>
@@ -12863,16 +13966,16 @@
                 <w:sz w:val="14"/>
                 <w:szCs w:val="14"/>
               </w:rPr>
-              <w:t>E00</w:t>
-            </w:r>
-            <w:r>
-              <w:rPr>
-                <w:rFonts w:ascii="Times New Roman" w:hAnsi="Times New Roman"/>
-                <w:color w:val="000000" w:themeColor="text1"/>
-                <w:sz w:val="14"/>
-                <w:szCs w:val="14"/>
-              </w:rPr>
-              <w:t xml:space="preserve">{{ bsc_id }} </w:t>
+              <w:t xml:space="preserve">E00</w:t>
+            </w:r>
+            <w:r>
+              <w:rPr>
+                <w:rFonts w:ascii="Times New Roman" w:hAnsi="Times New Roman"/>
+                <w:color w:val="000000" w:themeColor="text1"/>
+                <w:sz w:val="14"/>
+                <w:szCs w:val="14"/>
+              </w:rPr>
+              <w:t xml:space="preserve"> </w:t>
             </w:r>
             <w:r>
               <w:rPr>
@@ -12949,7 +14052,7 @@
                 <w:sz w:val="14"/>
                 <w:szCs w:val="14"/>
               </w:rPr>
-              <w:t>{{ test_date }}</w:t>
+              <w:t xml:space="preserve"/>
             </w:r>
           </w:p>
         </w:tc>
@@ -12987,7 +14090,7 @@
                 <w:sz w:val="14"/>
                 <w:szCs w:val="14"/>
               </w:rPr>
-              <w:t>{{ analyst_initial }}</w:t>
+              <w:t xml:space="preserve"/>
             </w:r>
           </w:p>
         </w:tc>
@@ -13063,7 +14166,7 @@
                 <w:sz w:val="14"/>
                 <w:szCs w:val="14"/>
               </w:rPr>
-              <w:t>{{ obs_surf_dur }}</w:t>
+              <w:t xml:space="preserve"/>
             </w:r>
           </w:p>
         </w:tc>
@@ -13101,7 +14204,7 @@
                 <w:sz w:val="14"/>
                 <w:szCs w:val="14"/>
               </w:rPr>
-              <w:t>{{ etx_surf_dur }}</w:t>
+              <w:t xml:space="preserve"/>
             </w:r>
           </w:p>
         </w:tc>
@@ -13138,7 +14241,7 @@
                 <w:sz w:val="14"/>
                 <w:szCs w:val="14"/>
               </w:rPr>
-              <w:t>{{ id_surf_dur }}</w:t>
+              <w:t xml:space="preserve"/>
             </w:r>
           </w:p>
         </w:tc>
@@ -13334,7 +14437,7 @@
                 <w:sz w:val="14"/>
                 <w:szCs w:val="14"/>
               </w:rPr>
-              <w:t>{{ test_date }}</w:t>
+              <w:t xml:space="preserve"/>
             </w:r>
           </w:p>
         </w:tc>
@@ -13372,25 +14475,7 @@
                 <w:sz w:val="14"/>
                 <w:szCs w:val="14"/>
               </w:rPr>
-              <w:t xml:space="preserve">{{ </w:t>
-            </w:r>
-            <w:r>
-              <w:rPr>
-                <w:rFonts w:ascii="Times New Roman" w:hAnsi="Times New Roman"/>
-                <w:color w:val="000000" w:themeColor="text1"/>
-                <w:sz w:val="14"/>
-                <w:szCs w:val="14"/>
-              </w:rPr>
-              <w:t>aliquoting_initial</w:t>
-            </w:r>
-            <w:r>
-              <w:rPr>
-                <w:rFonts w:ascii="Times New Roman" w:hAnsi="Times New Roman"/>
-                <w:color w:val="000000" w:themeColor="text1"/>
-                <w:sz w:val="14"/>
-                <w:szCs w:val="14"/>
-              </w:rPr>
-              <w:t xml:space="preserve"> }}</w:t>
+              <w:t xml:space="preserve"/>
             </w:r>
           </w:p>
         </w:tc>
@@ -13466,7 +14551,7 @@
                 <w:sz w:val="14"/>
                 <w:szCs w:val="14"/>
               </w:rPr>
-              <w:t>{{ obs_surf_dur }}</w:t>
+              <w:t xml:space="preserve"/>
             </w:r>
           </w:p>
         </w:tc>
@@ -13504,7 +14589,7 @@
                 <w:sz w:val="14"/>
                 <w:szCs w:val="14"/>
               </w:rPr>
-              <w:t>{{ etx_surf_dur }}</w:t>
+              <w:t xml:space="preserve"/>
             </w:r>
           </w:p>
         </w:tc>
@@ -13541,7 +14626,7 @@
                 <w:sz w:val="14"/>
                 <w:szCs w:val="14"/>
               </w:rPr>
-              <w:t>{{ id_surf_dur }}</w:t>
+              <w:t xml:space="preserve"/>
             </w:r>
           </w:p>
         </w:tc>
@@ -13627,16 +14712,16 @@
                 <w:sz w:val="14"/>
                 <w:szCs w:val="14"/>
               </w:rPr>
-              <w:t>E00</w:t>
-            </w:r>
-            <w:r>
-              <w:rPr>
-                <w:rFonts w:ascii="Times New Roman" w:hAnsi="Times New Roman"/>
-                <w:color w:val="000000" w:themeColor="text1"/>
-                <w:sz w:val="14"/>
-                <w:szCs w:val="14"/>
-              </w:rPr>
-              <w:t xml:space="preserve">{{ bsc_id }} </w:t>
+              <w:t xml:space="preserve">E00</w:t>
+            </w:r>
+            <w:r>
+              <w:rPr>
+                <w:rFonts w:ascii="Times New Roman" w:hAnsi="Times New Roman"/>
+                <w:color w:val="000000" w:themeColor="text1"/>
+                <w:sz w:val="14"/>
+                <w:szCs w:val="14"/>
+              </w:rPr>
+              <w:t xml:space="preserve"> </w:t>
             </w:r>
             <w:r>
               <w:rPr>
@@ -13713,7 +14798,7 @@
                 <w:sz w:val="14"/>
                 <w:szCs w:val="14"/>
               </w:rPr>
-              <w:t>{{ test_date }}</w:t>
+              <w:t xml:space="preserve"/>
             </w:r>
           </w:p>
         </w:tc>
@@ -13751,7 +14836,7 @@
                 <w:sz w:val="14"/>
                 <w:szCs w:val="14"/>
               </w:rPr>
-              <w:t>{{ analyst_initial }}</w:t>
+              <w:t xml:space="preserve"/>
             </w:r>
           </w:p>
         </w:tc>
@@ -13827,7 +14912,7 @@
                 <w:sz w:val="14"/>
                 <w:szCs w:val="14"/>
               </w:rPr>
-              <w:t>{{ obs_sett_dur }}</w:t>
+              <w:t xml:space="preserve"/>
             </w:r>
           </w:p>
         </w:tc>
@@ -13865,7 +14950,7 @@
                 <w:sz w:val="14"/>
                 <w:szCs w:val="14"/>
               </w:rPr>
-              <w:t>{{ etx_sett_dur }}</w:t>
+              <w:t xml:space="preserve"/>
             </w:r>
           </w:p>
         </w:tc>
@@ -13902,7 +14987,7 @@
                 <w:sz w:val="14"/>
                 <w:szCs w:val="14"/>
               </w:rPr>
-              <w:t>{{ id_sett_dur }}</w:t>
+              <w:t xml:space="preserve"/>
             </w:r>
           </w:p>
         </w:tc>
@@ -14071,7 +15156,7 @@
                 <w:sz w:val="14"/>
                 <w:szCs w:val="14"/>
               </w:rPr>
-              <w:t>{{ test_date }}</w:t>
+              <w:t xml:space="preserve"/>
             </w:r>
           </w:p>
         </w:tc>
@@ -14109,25 +15194,7 @@
                 <w:sz w:val="14"/>
                 <w:szCs w:val="14"/>
               </w:rPr>
-              <w:t xml:space="preserve">{{ </w:t>
-            </w:r>
-            <w:r>
-              <w:rPr>
-                <w:rFonts w:ascii="Times New Roman" w:hAnsi="Times New Roman"/>
-                <w:color w:val="000000" w:themeColor="text1"/>
-                <w:sz w:val="14"/>
-                <w:szCs w:val="14"/>
-              </w:rPr>
-              <w:t>aliquoting_initial</w:t>
-            </w:r>
-            <w:r>
-              <w:rPr>
-                <w:rFonts w:ascii="Times New Roman" w:hAnsi="Times New Roman"/>
-                <w:color w:val="000000" w:themeColor="text1"/>
-                <w:sz w:val="14"/>
-                <w:szCs w:val="14"/>
-              </w:rPr>
-              <w:t xml:space="preserve"> }}</w:t>
+              <w:t xml:space="preserve"/>
             </w:r>
           </w:p>
         </w:tc>
@@ -14203,7 +15270,7 @@
                 <w:sz w:val="14"/>
                 <w:szCs w:val="14"/>
               </w:rPr>
-              <w:t>{{ obs_sett_dur }}</w:t>
+              <w:t xml:space="preserve"/>
             </w:r>
           </w:p>
         </w:tc>
@@ -14241,7 +15308,7 @@
                 <w:sz w:val="14"/>
                 <w:szCs w:val="14"/>
               </w:rPr>
-              <w:t>{{ etx_sett_dur }}</w:t>
+              <w:t xml:space="preserve"/>
             </w:r>
           </w:p>
         </w:tc>
@@ -14278,7 +15345,7 @@
                 <w:sz w:val="14"/>
                 <w:szCs w:val="14"/>
               </w:rPr>
-              <w:t>{{ id_sett_dur }}</w:t>
+              <w:t xml:space="preserve"/>
             </w:r>
           </w:p>
         </w:tc>
@@ -14365,7 +15432,7 @@
                 <w:sz w:val="14"/>
                 <w:szCs w:val="14"/>
               </w:rPr>
-              <w:t>{{ cr_suit }}</w:t>
+              <w:t xml:space="preserve"/>
             </w:r>
             <w:r>
               <w:rPr>
@@ -14387,7 +15454,7 @@
                 <w:sz w:val="14"/>
                 <w:szCs w:val="14"/>
               </w:rPr>
-              <w:t>{{ cr_id }}</w:t>
+              <w:t xml:space="preserve"/>
             </w:r>
           </w:p>
         </w:tc>
@@ -14739,7 +15806,7 @@
                 <w:sz w:val="14"/>
                 <w:szCs w:val="14"/>
               </w:rPr>
-              <w:t>{{ date_of_weekly }}</w:t>
+              <w:t xml:space="preserve"/>
             </w:r>
           </w:p>
         </w:tc>
@@ -14772,7 +15839,7 @@
                 <w:sz w:val="14"/>
                 <w:szCs w:val="14"/>
               </w:rPr>
-              <w:t>{{ weekly_initial }}</w:t>
+              <w:t xml:space="preserve"/>
             </w:r>
           </w:p>
         </w:tc>
@@ -14805,7 +15872,7 @@
                 <w:sz w:val="14"/>
                 <w:szCs w:val="14"/>
               </w:rPr>
-              <w:t>{{ obs_air_wk_of }}</w:t>
+              <w:t xml:space="preserve"/>
             </w:r>
           </w:p>
         </w:tc>
@@ -14838,7 +15905,7 @@
                 <w:sz w:val="14"/>
                 <w:szCs w:val="14"/>
               </w:rPr>
-              <w:t>{{ etx_air_wk_of }}</w:t>
+              <w:t xml:space="preserve"/>
             </w:r>
           </w:p>
         </w:tc>
@@ -14871,7 +15938,7 @@
                 <w:sz w:val="14"/>
                 <w:szCs w:val="14"/>
               </w:rPr>
-              <w:t>{{ id_air_wk_of }}</w:t>
+              <w:t xml:space="preserve"/>
             </w:r>
           </w:p>
         </w:tc>
@@ -14953,7 +16020,7 @@
                 <w:sz w:val="14"/>
                 <w:szCs w:val="14"/>
               </w:rPr>
-              <w:t>{{ cr_suit }}</w:t>
+              <w:t xml:space="preserve"/>
             </w:r>
             <w:r>
               <w:rPr>
@@ -14975,7 +16042,7 @@
                 <w:sz w:val="14"/>
                 <w:szCs w:val="14"/>
               </w:rPr>
-              <w:t>{{ cr_id }}</w:t>
+              <w:t xml:space="preserve"/>
             </w:r>
           </w:p>
         </w:tc>
@@ -15012,7 +16079,6 @@
                 <w:sz w:val="14"/>
                 <w:szCs w:val="14"/>
               </w:rPr>
-              <w:lastRenderedPageBreak/>
               <w:t>Surface Sampling of Cleanrooms</w:t>
             </w:r>
           </w:p>
@@ -15079,7 +16145,7 @@
                 <w:sz w:val="14"/>
                 <w:szCs w:val="14"/>
               </w:rPr>
-              <w:t>{{ date_of_weekly }}</w:t>
+              <w:t xml:space="preserve"/>
             </w:r>
           </w:p>
         </w:tc>
@@ -15112,7 +16178,7 @@
                 <w:sz w:val="14"/>
                 <w:szCs w:val="14"/>
               </w:rPr>
-              <w:t>{{ weekly_initial }}</w:t>
+              <w:t xml:space="preserve"/>
             </w:r>
           </w:p>
         </w:tc>
@@ -15145,7 +16211,7 @@
                 <w:sz w:val="14"/>
                 <w:szCs w:val="14"/>
               </w:rPr>
-              <w:t>{{ obs_room_wk_of }}</w:t>
+              <w:t xml:space="preserve"/>
             </w:r>
           </w:p>
         </w:tc>
@@ -15178,7 +16244,7 @@
                 <w:sz w:val="14"/>
                 <w:szCs w:val="14"/>
               </w:rPr>
-              <w:t>{{ etx_room_wk_of }}</w:t>
+              <w:t xml:space="preserve"/>
             </w:r>
           </w:p>
         </w:tc>
@@ -15211,7 +16277,7 @@
                 <w:sz w:val="14"/>
                 <w:szCs w:val="14"/>
               </w:rPr>
-              <w:t>{{ id_room_wk_of }}</w:t>
+              <w:t xml:space="preserve"/>
             </w:r>
           </w:p>
         </w:tc>
@@ -15421,7 +16487,7 @@
               <wp:inline distT="0" distB="0" distL="0" distR="0" wp14:anchorId="348BA9B0" wp14:editId="6ABE26BC">
                 <wp:extent cx="2886323" cy="932812"/>
                 <wp:effectExtent l="0" t="0" r="0" b="1270"/>
-                <wp:docPr id="1" name="Picture 1" descr="Logo&#10;&#10;Description automatically generated"/>
+                <wp:docPr id="753626938" name="Picture 753626938" descr="Logo&#10;&#10;Description automatically generated"/>
                 <wp:cNvGraphicFramePr>
                   <a:graphicFrameLocks xmlns:a="http://schemas.openxmlformats.org/drawingml/2006/main" noChangeAspect="1"/>
                 </wp:cNvGraphicFramePr>
@@ -16009,7 +17075,7 @@
         <w:sz w:val="22"/>
         <w:szCs w:val="22"/>
       </w:rPr>
-      <w:t>{{ oos_id }}</w:t>
+      <w:t xml:space="preserve"/>
     </w:r>
   </w:p>
 </w:hdr>
@@ -17560,7 +18626,7 @@
   <w:style w:type="paragraph" w:default="1" w:styleId="Normal">
     <w:name w:val="Normal"/>
     <w:qFormat/>
-    <w:rsid w:val="00C477F9"/>
+    <w:rsid w:val="00D906BA"/>
     <w:pPr>
       <w:spacing w:after="0" w:line="240" w:lineRule="auto"/>
     </w:pPr>

--- a/USP71 OOS P1 template.docx
+++ b/USP71 OOS P1 template.docx
@@ -178,7 +178,7 @@
                 <w:sz w:val="22"/>
                 <w:szCs w:val="22"/>
               </w:rPr>
-              <w:t xml:space="preserve"/>
+              <w:t xml:space="preserve">{{ analyst_name }}</w:t>
             </w:r>
           </w:p>
           <w:p>
@@ -263,7 +263,7 @@
                 <w:sz w:val="22"/>
                 <w:szCs w:val="22"/>
               </w:rPr>
-              <w:t xml:space="preserve"/>
+              <w:t xml:space="preserve">{{ process_date }}</w:t>
             </w:r>
           </w:p>
           <w:p>
@@ -328,7 +328,7 @@
                 <w:sz w:val="22"/>
                 <w:szCs w:val="22"/>
               </w:rPr>
-              <w:t xml:space="preserve"/>
+              <w:t xml:space="preserve">{{ test_date }}</w:t>
             </w:r>
           </w:p>
           <w:bookmarkEnd w:id="0"/>
@@ -396,7 +396,7 @@
                 <w:sz w:val="22"/>
                 <w:szCs w:val="22"/>
               </w:rPr>
-              <w:t xml:space="preserve"/>
+              <w:t xml:space="preserve">{{ test_date }}</w:t>
             </w:r>
           </w:p>
           <w:p>
@@ -516,7 +516,7 @@
                 <w:sz w:val="22"/>
                 <w:szCs w:val="22"/>
               </w:rPr>
-              <w:t xml:space="preserve"/>
+              <w:t xml:space="preserve">{{ sample_id }}</w:t>
             </w:r>
           </w:p>
           <w:bookmarkEnd w:id="1"/>
@@ -551,7 +551,7 @@
                 <w:szCs w:val="22"/>
                 <w:lang w:eastAsia="zh-CN"/>
               </w:rPr>
-              <w:t xml:space="preserve"/>
+              <w:t xml:space="preserve">{{ client_name }}</w:t>
             </w:r>
           </w:p>
         </w:tc>
@@ -629,7 +629,7 @@
                 <w:sz w:val="22"/>
                 <w:szCs w:val="22"/>
               </w:rPr>
-              <w:t xml:space="preserve"/>
+              <w:t xml:space="preserve">{{ prepper_name }}</w:t>
             </w:r>
             <w:r>
               <w:rPr>
@@ -656,7 +656,7 @@
                 <w:sz w:val="22"/>
                 <w:szCs w:val="22"/>
               </w:rPr>
-              <w:t xml:space="preserve">)</w:t>
+              <w:t xml:space="preserve">{{ prepper_initial }})</w:t>
             </w:r>
           </w:p>
           <w:p>
@@ -706,7 +706,7 @@
                 <w:sz w:val="22"/>
                 <w:szCs w:val="22"/>
               </w:rPr>
-              <w:t xml:space="preserve"/>
+              <w:t xml:space="preserve">{{ analyst_name }}</w:t>
             </w:r>
             <w:r>
               <w:rPr>
@@ -724,7 +724,7 @@
                 <w:sz w:val="22"/>
                 <w:szCs w:val="22"/>
               </w:rPr>
-              <w:t xml:space="preserve">)</w:t>
+              <w:t xml:space="preserve">{{ analyst_initial }})</w:t>
             </w:r>
           </w:p>
           <w:p>
@@ -779,7 +779,7 @@
               </w:rPr>
             </w:pPr>
             <w:r>
-              <w:t xml:space="preserve"> ()</w:t>
+              <w:t xml:space="preserve">{{ subculture_name }} ({{ subculture_initial }})</w:t>
             </w:r>
           </w:p>
           <w:p>
@@ -861,7 +861,7 @@
                 <w:sz w:val="22"/>
                 <w:szCs w:val="22"/>
               </w:rPr>
-              <w:t xml:space="preserve"/>
+              <w:t xml:space="preserve">{{ reading_name }}</w:t>
             </w:r>
             <w:r>
               <w:rPr>
@@ -889,7 +889,7 @@
                 <w:sz w:val="22"/>
                 <w:szCs w:val="22"/>
               </w:rPr>
-              <w:t xml:space="preserve">)</w:t>
+              <w:t xml:space="preserve">{{ reading_initial }})</w:t>
             </w:r>
           </w:p>
         </w:tc>
@@ -942,7 +942,7 @@
                 <w:sz w:val="22"/>
                 <w:szCs w:val="22"/>
               </w:rPr>
-              <w:t xml:space="preserve"/>
+              <w:t xml:space="preserve">{{ sample_name }}</w:t>
             </w:r>
           </w:p>
         </w:tc>
@@ -997,7 +997,7 @@
                 <w:sz w:val="22"/>
                 <w:szCs w:val="22"/>
               </w:rPr>
-              <w:t xml:space="preserve"/>
+              <w:t xml:space="preserve">{{ lot_number }}</w:t>
             </w:r>
           </w:p>
         </w:tc>
@@ -1091,7 +1091,7 @@
                 <w:sz w:val="22"/>
                 <w:szCs w:val="22"/>
               </w:rPr>
-              <w:t xml:space="preserve"/>
+              <w:t xml:space="preserve">{{ dosage_form }}</w:t>
             </w:r>
           </w:p>
         </w:tc>
@@ -1199,7 +1199,7 @@
               </w:rPr>
             </w:pPr>
             <w:r>
-              <w:t xml:space="preserve">On , sample  was found positive for viable microorganisms after USP &lt;71&gt; sterility testing. </w:t>
+              <w:t xml:space="preserve">On {{ test_date }}, sample {{ sample_id }} was found positive for viable microorganisms after USP &lt;71&gt; sterility testing. </w:t>
             </w:r>
           </w:p>
           <w:p>
@@ -1833,7 +1833,7 @@
                 <w:sz w:val="22"/>
                 <w:szCs w:val="22"/>
               </w:rPr>
-              <w:t xml:space="preserve"/>
+              <w:t xml:space="preserve">{{ test_date }}</w:t>
             </w:r>
           </w:p>
           <w:p>
@@ -2429,6 +2429,24 @@
                 <w:sz w:val="22"/>
                 <w:szCs w:val="22"/>
               </w:rPr>
+              <w:t xml:space="preserve">{{ prepper_name }}, </w:t>
+            </w:r>
+            <w:r>
+              <w:rPr>
+                <w:rFonts w:ascii="Times New Roman" w:hAnsi="Times New Roman"/>
+                <w:bCs/>
+                <w:sz w:val="22"/>
+                <w:szCs w:val="22"/>
+              </w:rPr>
+              <w:t xml:space="preserve">{{ analyst_name }}</w:t>
+            </w:r>
+            <w:r>
+              <w:rPr>
+                <w:rFonts w:ascii="Times New Roman" w:hAnsi="Times New Roman"/>
+                <w:bCs/>
+                <w:sz w:val="22"/>
+                <w:szCs w:val="22"/>
+              </w:rPr>
               <w:t xml:space="preserve">, </w:t>
             </w:r>
             <w:r>
@@ -2438,44 +2456,26 @@
                 <w:sz w:val="22"/>
                 <w:szCs w:val="22"/>
               </w:rPr>
-              <w:t xml:space="preserve"/>
-            </w:r>
-            <w:r>
-              <w:rPr>
-                <w:rFonts w:ascii="Times New Roman" w:hAnsi="Times New Roman"/>
-                <w:bCs/>
-                <w:sz w:val="22"/>
-                <w:szCs w:val="22"/>
+              <w:t xml:space="preserve">{{ subculture_name }}</w:t>
+            </w:r>
+            <w:r>
+              <w:rPr>
+                <w:rFonts w:ascii="Times New Roman" w:eastAsiaTheme="minorEastAsia" w:hAnsi="Times New Roman" w:hint="eastAsia"/>
+                <w:bCs/>
+                <w:sz w:val="22"/>
+                <w:szCs w:val="22"/>
+                <w:lang w:eastAsia="zh-CN"/>
               </w:rPr>
               <w:t xml:space="preserve">, </w:t>
             </w:r>
             <w:r>
               <w:rPr>
-                <w:rFonts w:ascii="Times New Roman" w:hAnsi="Times New Roman"/>
-                <w:bCs/>
-                <w:sz w:val="22"/>
-                <w:szCs w:val="22"/>
-              </w:rPr>
-              <w:t xml:space="preserve"/>
-            </w:r>
-            <w:r>
-              <w:rPr>
                 <w:rFonts w:ascii="Times New Roman" w:eastAsiaTheme="minorEastAsia" w:hAnsi="Times New Roman" w:hint="eastAsia"/>
                 <w:bCs/>
                 <w:sz w:val="22"/>
                 <w:szCs w:val="22"/>
                 <w:lang w:eastAsia="zh-CN"/>
               </w:rPr>
-              <w:t xml:space="preserve">, </w:t>
-            </w:r>
-            <w:r>
-              <w:rPr>
-                <w:rFonts w:ascii="Times New Roman" w:eastAsiaTheme="minorEastAsia" w:hAnsi="Times New Roman" w:hint="eastAsia"/>
-                <w:bCs/>
-                <w:sz w:val="22"/>
-                <w:szCs w:val="22"/>
-                <w:lang w:eastAsia="zh-CN"/>
-              </w:rPr>
               <w:t xml:space="preserve">and </w:t>
             </w:r>
             <w:r>
@@ -2485,7 +2485,7 @@
                 <w:sz w:val="22"/>
                 <w:szCs w:val="22"/>
               </w:rPr>
-              <w:t xml:space="preserve"> </w:t>
+              <w:t xml:space="preserve">{{ reading_name }} </w:t>
             </w:r>
             <w:bookmarkEnd w:id="5"/>
             <w:bookmarkEnd w:id="6"/>
@@ -2787,7 +2787,7 @@
                 <w:sz w:val="22"/>
                 <w:szCs w:val="22"/>
               </w:rPr>
-              <w:t xml:space="preserve"/>
+              <w:t xml:space="preserve">{{ sample_id }}</w:t>
             </w:r>
             <w:r>
               <w:rPr>
@@ -3634,7 +3634,7 @@
                 <w:sz w:val="22"/>
                 <w:szCs w:val="22"/>
               </w:rPr>
-              <w:t xml:space="preserve"/>
+              <w:t xml:space="preserve">{{ sample_id }}</w:t>
             </w:r>
           </w:p>
         </w:tc>
@@ -4729,7 +4729,7 @@
                 <w:sz w:val="22"/>
                 <w:szCs w:val="22"/>
               </w:rPr>
-              <w:t xml:space="preserve"/>
+              <w:t xml:space="preserve">{{ sample_id }}</w:t>
             </w:r>
           </w:p>
         </w:tc>
@@ -7457,7 +7457,7 @@
                 <w:szCs w:val="22"/>
                 <w:lang w:eastAsia="zh-CN"/>
               </w:rPr>
-              <w:t xml:space="preserve"/>
+              <w:t xml:space="preserve">{{ bsc_id }}</w:t>
             </w:r>
           </w:p>
         </w:tc>
@@ -7743,59 +7743,8 @@
               </w:rPr>
             </w:pPr>
             <w:r>
-              <w:rPr>
-                <w:rFonts w:ascii="Times New Roman" w:hAnsi="Times New Roman"/>
-                <w:sz w:val="22"/>
-                <w:szCs w:val="22"/>
-              </w:rPr>
-              <w:t>E00</w:t>
-            </w:r>
-            <w:bookmarkStart w:id="11" w:name="OLE_LINK6"/>
-            <w:r>
-              <w:rPr>
-                <w:rFonts w:ascii="Times New Roman" w:hAnsi="Times New Roman"/>
-                <w:sz w:val="22"/>
-                <w:szCs w:val="22"/>
-              </w:rPr>
-              <w:t xml:space="preserve"/>
-            </w:r>
-            <w:bookmarkEnd w:id="11"/>
-            <w:r>
-              <w:rPr>
-                <w:rFonts w:ascii="Times New Roman" w:hAnsi="Times New Roman"/>
-                <w:sz w:val="22"/>
-                <w:szCs w:val="22"/>
-              </w:rPr>
-              <w:t xml:space="preserve"> </w:t>
-            </w:r>
-            <w:bookmarkStart w:id="12" w:name="OLE_LINK7"/>
-            <w:r>
-              <w:rPr>
-                <w:rFonts w:ascii="Times New Roman" w:hAnsi="Times New Roman"/>
-                <w:sz w:val="22"/>
-                <w:szCs w:val="22"/>
-              </w:rPr>
-              <w:t>(CR</w:t>
-            </w:r>
-            <w:bookmarkStart w:id="13" w:name="OLE_LINK14"/>
-            <w:r>
-              <w:rPr>
-                <w:rFonts w:ascii="Times New Roman" w:hAnsi="Times New Roman"/>
-                <w:sz w:val="22"/>
-                <w:szCs w:val="22"/>
-              </w:rPr>
-              <w:t xml:space="preserve"/>
-            </w:r>
-            <w:bookmarkEnd w:id="13"/>
-            <w:r>
-              <w:rPr>
-                <w:rFonts w:ascii="Times New Roman" w:hAnsi="Times New Roman"/>
-                <w:sz w:val="22"/>
-                <w:szCs w:val="22"/>
-              </w:rPr>
-              <w:t>)</w:t>
-            </w:r>
-            <w:bookmarkEnd w:id="12"/>
+              <w:t xml:space="preserve">E00{{ cr_id }} ({% if cr_suit == 'L-Suite' %}L-Suite{% else %}CR{{ cr_suit }}{% endif %})</w:t>
+            </w:r>
           </w:p>
           <w:p>
             <w:pPr>
@@ -10681,7 +10630,7 @@
                 <w:szCs w:val="22"/>
                 <w:lang w:eastAsia="zh-CN"/>
               </w:rPr>
-              <w:t xml:space="preserve">All the analysts involved in the testing, the processing analyst () and the reading analyst who confirmed the positive result (), were interviewed comprehensively. Their answers are recorded throughout this document. </w:t>
+              <w:t xml:space="preserve">All the analysts involved in the testing, the processing analyst ({{ analyst_name }}) and the reading analyst who confirmed the positive result ({{ reading_name }}), were interviewed comprehensively. Their answers are recorded throughout this document. </w:t>
             </w:r>
           </w:p>
           <w:p>
@@ -10715,7 +10664,7 @@
                 <w:szCs w:val="22"/>
                 <w:lang w:eastAsia="zh-CN"/>
               </w:rPr>
-              <w:t xml:space="preserve">Upon arrival, the sample was stored in accordance with the Client’s instructions. Analyst  verified the sample’s integrity throughout both the preparation and processing stages. No leaks or turbidity were observed at any point, verifying the integrity of the sample.</w:t>
+              <w:t xml:space="preserve">Upon arrival, the sample was stored in accordance with the Client’s instructions. Analyst {{ prepper_name }} verified the sample’s integrity throughout both the preparation and processing stages. No leaks or turbidity were observed at any point, verifying the integrity of the sample.</w:t>
             </w:r>
           </w:p>
           <w:p>
@@ -10783,7 +10732,7 @@
                 <w:szCs w:val="22"/>
                 <w:lang w:eastAsia="zh-CN"/>
               </w:rPr>
-              <w:t xml:space="preserve"/>
+              <w:t xml:space="preserve">{{ equipment_summary }}</w:t>
             </w:r>
           </w:p>
           <w:p>
@@ -10817,7 +10766,7 @@
                 <w:szCs w:val="22"/>
                 <w:lang w:eastAsia="zh-CN"/>
               </w:rPr>
-              <w:t xml:space="preserve">On , the sample vials for  were received from the Sample Submissions team and brought into the Sterile Microbiology lab. Upon arrival, each sample vial was sprayed with an acidified bleach disinfectant, placed into pre-disinfected bins, and allowed a 10-minute contact time. The secondary disinfection happened in the ISO 8 anteroom (Suite )), where the vials were again treated with acidified bleach and provided a 10‑minute contact time before processing. Subsequently, the vials were moved into the ISO 7 cleanroom Suite (). Inside this cleanroom, the processing analyst, , performed a final disinfection step, allowing an additional 10-minute contact time. Once fully disinfected, the vials were transferred into the ISO 5 BSC E00.</w:t>
+              <w:t xml:space="preserve">On {{ received_data }}, the sample vials for {{ sample_id }} were received from the Sample Submissions team and brought into the Sterile Microbiology lab. Upon arrival, each sample vial was sprayed with an acidified bleach disinfectant, placed into pre-disinfected bins, and allowed a 10-minute contact time. The secondary disinfection happened in the ISO 8 anteroom (Suite {{ cr_suit }})), where the vials were again treated with acidified bleach and provided a 10‑minute contact time before processing. Subsequently, the vials were moved into the ISO 7 cleanroom Suite {{ cr_suit }}({{ suit }}). Inside this cleanroom, the processing analyst, {{ analyst_name }}, performed a final disinfection step, allowing an additional 10-minute contact time. Once fully disinfected, the vials were transferred into the ISO 5 BSC E00{{ bsc_id }}.</w:t>
             </w:r>
           </w:p>
           <w:p>
@@ -10851,7 +10800,7 @@
                 <w:szCs w:val="22"/>
                 <w:lang w:eastAsia="zh-CN"/>
               </w:rPr>
-              <w:t xml:space="preserve">Once transferred into the ISO 5 BSC, the vials were placed on the disinfected working surface of the BSC E00 and aseptically opened and tested in accordance with SOP 2.600.008 (USP / EP 2.6.1 Sterility Test). Following testing, the media bottles were subsequently transferred into designated incubators, E001356 and E001357, to initiate incubation. </w:t>
+              <w:t xml:space="preserve">Once transferred into the ISO 5 BSC, the vials were placed on the disinfected working surface of the BSC E00{{ bsc_id }} and aseptically opened and tested in accordance with SOP 2.600.008 (USP / EP 2.6.1 Sterility Test). Following testing, the media bottles were subsequently transferred into designated incubators, E001356 and E001357, to initiate incubation. </w:t>
             </w:r>
           </w:p>
           <w:p>
@@ -10885,7 +10834,7 @@
                 <w:szCs w:val="22"/>
                 <w:lang w:eastAsia="zh-CN"/>
               </w:rPr>
-              <w:t xml:space="preserve">On  (Day  of incubation), microbial growth was observed in  media bottle by analyst  and confirmed by Microbiology Lab Supervisor Robin Seymour. The organism was identified as  (see Table 1).</w:t>
+              <w:t xml:space="preserve">On {{ test_date }} (Day {{ incubation_time }} of incubation), microbial growth was observed in {{ positive_media }} media bottle by analyst {{ reading_name }} and confirmed by Microbiology Lab Supervisor Robin Seymour. The organism was identified as {{ positive_org }} (see Table 1).</w:t>
             </w:r>
           </w:p>
           <w:p>
@@ -10963,7 +10912,7 @@
                 <w:szCs w:val="22"/>
                 <w:lang w:eastAsia="zh-CN"/>
               </w:rPr>
-              <w:t xml:space="preserve"> </w:t>
+              <w:t xml:space="preserve">{{ narrative_summary }} </w:t>
             </w:r>
           </w:p>
           <w:p>
@@ -11031,7 +10980,7 @@
                 <w:szCs w:val="22"/>
                 <w:lang w:eastAsia="zh-CN"/>
               </w:rPr>
-              <w:t xml:space="preserve">Monthly cleaning and disinfection of the outermost ISO 8 Anteroom, the middle ISO 7 Buffer room, the innermost ISO 7 cleanroom, and its containing ISO 5 Biosafety Cabinets for CR  was performed on , as per SOP 2.600.018 (Cleaning and Disinfecting Procedure for Microbiology) During </w:t>
+              <w:t xml:space="preserve">Monthly cleaning and disinfection of the outermost ISO 8 Anteroom, the middle ISO 7 Buffer room, the innermost ISO 7 cleanroom, and its containing ISO 5 Biosafety Cabinets for CR {{ cr_suit }} was performed on {{ monthly_cleaning_date }}, as per SOP 2.600.018 (Cleaning and Disinfecting Procedure for Microbiology) During </w:t>
             </w:r>
             <w:r>
               <w:rPr>
@@ -11042,7 +10991,7 @@
                 <w:lang w:eastAsia="zh-CN"/>
               </w:rPr>
               <w:lastRenderedPageBreak/>
-              <w:t xml:space="preserve">both cleaning cycles, it was documented that all H₂O₂ indicators passed. This confirms the efficient monthly cleaning of all three parts of Cleanrooms . </w:t>
+              <w:t xml:space="preserve">both cleaning cycles, it was documented that all H₂O₂ indicators passed. This confirms the efficient monthly cleaning of all three parts of Cleanrooms {{ cr_suit }}. </w:t>
             </w:r>
           </w:p>
           <w:p>
@@ -11076,7 +11025,7 @@
                 <w:szCs w:val="22"/>
                 <w:lang w:eastAsia="zh-CN"/>
               </w:rPr>
-              <w:t xml:space="preserve"/>
+              <w:t xml:space="preserve">{{ sample_history_paragraph }}</w:t>
             </w:r>
           </w:p>
           <w:p>
@@ -11110,7 +11059,7 @@
                 <w:szCs w:val="22"/>
                 <w:lang w:eastAsia="zh-CN"/>
               </w:rPr>
-              <w:t xml:space="preserve">To assess the potential for sample-to-sample contamination contributing to the positive results, a comprehensive review was conducted of all samples processed on the same day. </w:t>
+              <w:t xml:space="preserve">To assess the potential for sample-to-sample contamination contributing to the positive results, a comprehensive review was conducted of all samples processed on the same day. {{ cross_contamination_summary }}</w:t>
             </w:r>
           </w:p>
           <w:p>
@@ -12182,7 +12131,7 @@
           <w:szCs w:val="18"/>
           <w:u w:val="single"/>
         </w:rPr>
-        <w:t xml:space="preserve"/>
+        <w:t xml:space="preserve">{{ sample_id }}</w:t>
       </w:r>
       <w:r>
         <w:rPr>
@@ -12496,7 +12445,7 @@
                 <w:sz w:val="14"/>
                 <w:szCs w:val="14"/>
               </w:rPr>
-              <w:t xml:space="preserve"/>
+              <w:t xml:space="preserve">{{ analyst_name }}</w:t>
             </w:r>
           </w:p>
         </w:tc>
@@ -12521,7 +12470,7 @@
                 <w:sz w:val="14"/>
                 <w:szCs w:val="14"/>
               </w:rPr>
-              <w:t xml:space="preserve"/>
+              <w:t xml:space="preserve">{{ reader_name }}</w:t>
             </w:r>
           </w:p>
         </w:tc>
@@ -12548,7 +12497,7 @@
                 <w:sz w:val="14"/>
                 <w:szCs w:val="14"/>
               </w:rPr>
-              <w:t xml:space="preserve"/>
+              <w:t xml:space="preserve">{{ sample_id }}</w:t>
             </w:r>
           </w:p>
         </w:tc>
@@ -12574,7 +12523,7 @@
                 <w:sz w:val="14"/>
                 <w:szCs w:val="14"/>
               </w:rPr>
-              <w:t xml:space="preserve"/>
+              <w:t xml:space="preserve">{{ positive_id }}</w:t>
             </w:r>
           </w:p>
         </w:tc>
@@ -12600,7 +12549,7 @@
                 <w:sz w:val="14"/>
                 <w:szCs w:val="14"/>
               </w:rPr>
-              <w:t xml:space="preserve"/>
+              <w:t xml:space="preserve">{{ positive_media }}</w:t>
             </w:r>
           </w:p>
         </w:tc>
@@ -12626,7 +12575,7 @@
                 <w:sz w:val="14"/>
                 <w:szCs w:val="14"/>
               </w:rPr>
-              <w:t xml:space="preserve"/>
+              <w:t xml:space="preserve">{{ positive_org }}</w:t>
             </w:r>
           </w:p>
         </w:tc>
@@ -12705,7 +12654,7 @@
           <w:szCs w:val="18"/>
           <w:u w:val="single"/>
         </w:rPr>
-        <w:t xml:space="preserve"/>
+        <w:t xml:space="preserve">{{ process_date }}</w:t>
       </w:r>
     </w:p>
     <w:p>
@@ -13236,7 +13185,7 @@
                 <w:sz w:val="14"/>
                 <w:szCs w:val="14"/>
               </w:rPr>
-              <w:t xml:space="preserve"/>
+              <w:t xml:space="preserve">{{ test_date }}</w:t>
             </w:r>
           </w:p>
         </w:tc>
@@ -13275,7 +13224,7 @@
                 <w:sz w:val="14"/>
                 <w:szCs w:val="14"/>
               </w:rPr>
-              <w:t xml:space="preserve"/>
+              <w:t xml:space="preserve">{{ analyst_initial }}</w:t>
             </w:r>
           </w:p>
         </w:tc>
@@ -13351,7 +13300,7 @@
                 <w:sz w:val="14"/>
                 <w:szCs w:val="14"/>
               </w:rPr>
-              <w:t xml:space="preserve"/>
+              <w:t xml:space="preserve">{{ obs_pers_dur }}</w:t>
             </w:r>
           </w:p>
         </w:tc>
@@ -13389,7 +13338,7 @@
                 <w:sz w:val="14"/>
                 <w:szCs w:val="14"/>
               </w:rPr>
-              <w:t xml:space="preserve"/>
+              <w:t xml:space="preserve">{{ etx_pers_dur }}</w:t>
             </w:r>
           </w:p>
         </w:tc>
@@ -13426,7 +13375,7 @@
                 <w:sz w:val="14"/>
                 <w:szCs w:val="14"/>
               </w:rPr>
-              <w:t xml:space="preserve"/>
+              <w:t xml:space="preserve">{{ id_pers_dur }}</w:t>
             </w:r>
           </w:p>
         </w:tc>
@@ -13588,7 +13537,7 @@
                 <w:sz w:val="14"/>
                 <w:szCs w:val="14"/>
               </w:rPr>
-              <w:t xml:space="preserve"/>
+              <w:t xml:space="preserve">{{ test_date }}</w:t>
             </w:r>
           </w:p>
         </w:tc>
@@ -13626,7 +13575,7 @@
                 <w:sz w:val="14"/>
                 <w:szCs w:val="14"/>
               </w:rPr>
-              <w:t xml:space="preserve"/>
+              <w:t xml:space="preserve">{{ analyst_initial }}</w:t>
             </w:r>
           </w:p>
         </w:tc>
@@ -13702,7 +13651,7 @@
                 <w:sz w:val="14"/>
                 <w:szCs w:val="14"/>
               </w:rPr>
-              <w:t xml:space="preserve"/>
+              <w:t xml:space="preserve">{{ obs_pers_dur }}</w:t>
             </w:r>
           </w:p>
         </w:tc>
@@ -13740,7 +13689,7 @@
                 <w:sz w:val="14"/>
                 <w:szCs w:val="14"/>
               </w:rPr>
-              <w:t xml:space="preserve"/>
+              <w:t xml:space="preserve">{{ etx_pers_dur }}</w:t>
             </w:r>
           </w:p>
         </w:tc>
@@ -13777,7 +13726,7 @@
                 <w:sz w:val="14"/>
                 <w:szCs w:val="14"/>
               </w:rPr>
-              <w:t xml:space="preserve"/>
+              <w:t xml:space="preserve">{{ id_pers_dur }}</w:t>
             </w:r>
           </w:p>
         </w:tc>
@@ -13879,7 +13828,7 @@
                 <w:sz w:val="14"/>
                 <w:szCs w:val="14"/>
               </w:rPr>
-              <w:t xml:space="preserve"/>
+              <w:t xml:space="preserve">{{ bsc_id }}</w:t>
             </w:r>
             <w:r>
               <w:rPr>
@@ -13975,7 +13924,7 @@
                 <w:sz w:val="14"/>
                 <w:szCs w:val="14"/>
               </w:rPr>
-              <w:t xml:space="preserve"> </w:t>
+              <w:t xml:space="preserve">{{ bsc_id }} </w:t>
             </w:r>
             <w:r>
               <w:rPr>
@@ -14052,7 +14001,7 @@
                 <w:sz w:val="14"/>
                 <w:szCs w:val="14"/>
               </w:rPr>
-              <w:t xml:space="preserve"/>
+              <w:t xml:space="preserve">{{ test_date }}</w:t>
             </w:r>
           </w:p>
         </w:tc>
@@ -14090,7 +14039,7 @@
                 <w:sz w:val="14"/>
                 <w:szCs w:val="14"/>
               </w:rPr>
-              <w:t xml:space="preserve"/>
+              <w:t xml:space="preserve">{{ analyst_initial }}</w:t>
             </w:r>
           </w:p>
         </w:tc>
@@ -14166,7 +14115,7 @@
                 <w:sz w:val="14"/>
                 <w:szCs w:val="14"/>
               </w:rPr>
-              <w:t xml:space="preserve"/>
+              <w:t xml:space="preserve">{{ obs_surf_dur }}</w:t>
             </w:r>
           </w:p>
         </w:tc>
@@ -14204,7 +14153,7 @@
                 <w:sz w:val="14"/>
                 <w:szCs w:val="14"/>
               </w:rPr>
-              <w:t xml:space="preserve"/>
+              <w:t xml:space="preserve">{{ etx_surf_dur }}</w:t>
             </w:r>
           </w:p>
         </w:tc>
@@ -14241,7 +14190,7 @@
                 <w:sz w:val="14"/>
                 <w:szCs w:val="14"/>
               </w:rPr>
-              <w:t xml:space="preserve"/>
+              <w:t xml:space="preserve">{{ id_surf_dur }}</w:t>
             </w:r>
           </w:p>
         </w:tc>
@@ -14437,7 +14386,7 @@
                 <w:sz w:val="14"/>
                 <w:szCs w:val="14"/>
               </w:rPr>
-              <w:t xml:space="preserve"/>
+              <w:t xml:space="preserve">{{ test_date }}</w:t>
             </w:r>
           </w:p>
         </w:tc>
@@ -14475,7 +14424,7 @@
                 <w:sz w:val="14"/>
                 <w:szCs w:val="14"/>
               </w:rPr>
-              <w:t xml:space="preserve"/>
+              <w:t xml:space="preserve">{{ aliquoting_initial }}</w:t>
             </w:r>
           </w:p>
         </w:tc>
@@ -14551,7 +14500,7 @@
                 <w:sz w:val="14"/>
                 <w:szCs w:val="14"/>
               </w:rPr>
-              <w:t xml:space="preserve"/>
+              <w:t xml:space="preserve">{{ obs_surf_dur }}</w:t>
             </w:r>
           </w:p>
         </w:tc>
@@ -14589,7 +14538,7 @@
                 <w:sz w:val="14"/>
                 <w:szCs w:val="14"/>
               </w:rPr>
-              <w:t xml:space="preserve"/>
+              <w:t xml:space="preserve">{{ etx_surf_dur }}</w:t>
             </w:r>
           </w:p>
         </w:tc>
@@ -14626,7 +14575,7 @@
                 <w:sz w:val="14"/>
                 <w:szCs w:val="14"/>
               </w:rPr>
-              <w:t xml:space="preserve"/>
+              <w:t xml:space="preserve">{{ id_surf_dur }}</w:t>
             </w:r>
           </w:p>
         </w:tc>
@@ -14721,7 +14670,7 @@
                 <w:sz w:val="14"/>
                 <w:szCs w:val="14"/>
               </w:rPr>
-              <w:t xml:space="preserve"> </w:t>
+              <w:t xml:space="preserve">{{ bsc_id }} </w:t>
             </w:r>
             <w:r>
               <w:rPr>
@@ -14798,7 +14747,7 @@
                 <w:sz w:val="14"/>
                 <w:szCs w:val="14"/>
               </w:rPr>
-              <w:t xml:space="preserve"/>
+              <w:t xml:space="preserve">{{ test_date }}</w:t>
             </w:r>
           </w:p>
         </w:tc>
@@ -14836,7 +14785,7 @@
                 <w:sz w:val="14"/>
                 <w:szCs w:val="14"/>
               </w:rPr>
-              <w:t xml:space="preserve"/>
+              <w:t xml:space="preserve">{{ analyst_initial }}</w:t>
             </w:r>
           </w:p>
         </w:tc>
@@ -14912,7 +14861,7 @@
                 <w:sz w:val="14"/>
                 <w:szCs w:val="14"/>
               </w:rPr>
-              <w:t xml:space="preserve"/>
+              <w:t xml:space="preserve">{{ obs_sett_dur }}</w:t>
             </w:r>
           </w:p>
         </w:tc>
@@ -14950,7 +14899,7 @@
                 <w:sz w:val="14"/>
                 <w:szCs w:val="14"/>
               </w:rPr>
-              <w:t xml:space="preserve"/>
+              <w:t xml:space="preserve">{{ etx_sett_dur }}</w:t>
             </w:r>
           </w:p>
         </w:tc>
@@ -14987,7 +14936,7 @@
                 <w:sz w:val="14"/>
                 <w:szCs w:val="14"/>
               </w:rPr>
-              <w:t xml:space="preserve"/>
+              <w:t xml:space="preserve">{{ id_sett_dur }}</w:t>
             </w:r>
           </w:p>
         </w:tc>
@@ -15156,7 +15105,7 @@
                 <w:sz w:val="14"/>
                 <w:szCs w:val="14"/>
               </w:rPr>
-              <w:t xml:space="preserve"/>
+              <w:t xml:space="preserve">{{ test_date }}</w:t>
             </w:r>
           </w:p>
         </w:tc>
@@ -15194,7 +15143,7 @@
                 <w:sz w:val="14"/>
                 <w:szCs w:val="14"/>
               </w:rPr>
-              <w:t xml:space="preserve"/>
+              <w:t xml:space="preserve">{{ aliquoting_initial }}</w:t>
             </w:r>
           </w:p>
         </w:tc>
@@ -15270,7 +15219,7 @@
                 <w:sz w:val="14"/>
                 <w:szCs w:val="14"/>
               </w:rPr>
-              <w:t xml:space="preserve"/>
+              <w:t xml:space="preserve">{{ obs_sett_dur }}</w:t>
             </w:r>
           </w:p>
         </w:tc>
@@ -15308,7 +15257,7 @@
                 <w:sz w:val="14"/>
                 <w:szCs w:val="14"/>
               </w:rPr>
-              <w:t xml:space="preserve"/>
+              <w:t xml:space="preserve">{{ etx_sett_dur }}</w:t>
             </w:r>
           </w:p>
         </w:tc>
@@ -15345,7 +15294,7 @@
                 <w:sz w:val="14"/>
                 <w:szCs w:val="14"/>
               </w:rPr>
-              <w:t xml:space="preserve"/>
+              <w:t xml:space="preserve">{{ id_sett_dur }}</w:t>
             </w:r>
           </w:p>
         </w:tc>
@@ -15432,7 +15381,7 @@
                 <w:sz w:val="14"/>
                 <w:szCs w:val="14"/>
               </w:rPr>
-              <w:t xml:space="preserve"/>
+              <w:t xml:space="preserve">{{ cr_suit }}</w:t>
             </w:r>
             <w:r>
               <w:rPr>
@@ -15454,7 +15403,7 @@
                 <w:sz w:val="14"/>
                 <w:szCs w:val="14"/>
               </w:rPr>
-              <w:t xml:space="preserve"/>
+              <w:t xml:space="preserve">{{ cr_id }}</w:t>
             </w:r>
           </w:p>
         </w:tc>
@@ -15806,7 +15755,7 @@
                 <w:sz w:val="14"/>
                 <w:szCs w:val="14"/>
               </w:rPr>
-              <w:t xml:space="preserve"/>
+              <w:t xml:space="preserve">{{ date_of_weekly }}</w:t>
             </w:r>
           </w:p>
         </w:tc>
@@ -15839,7 +15788,7 @@
                 <w:sz w:val="14"/>
                 <w:szCs w:val="14"/>
               </w:rPr>
-              <w:t xml:space="preserve"/>
+              <w:t xml:space="preserve">{{ weekly_initial }}</w:t>
             </w:r>
           </w:p>
         </w:tc>
@@ -15872,7 +15821,7 @@
                 <w:sz w:val="14"/>
                 <w:szCs w:val="14"/>
               </w:rPr>
-              <w:t xml:space="preserve"/>
+              <w:t xml:space="preserve">{{ obs_air_wk_of }}</w:t>
             </w:r>
           </w:p>
         </w:tc>
@@ -15905,7 +15854,7 @@
                 <w:sz w:val="14"/>
                 <w:szCs w:val="14"/>
               </w:rPr>
-              <w:t xml:space="preserve"/>
+              <w:t xml:space="preserve">{{ etx_air_wk_of }}</w:t>
             </w:r>
           </w:p>
         </w:tc>
@@ -15938,7 +15887,7 @@
                 <w:sz w:val="14"/>
                 <w:szCs w:val="14"/>
               </w:rPr>
-              <w:t xml:space="preserve"/>
+              <w:t xml:space="preserve">{{ id_air_wk_of }}</w:t>
             </w:r>
           </w:p>
         </w:tc>
@@ -16020,7 +15969,7 @@
                 <w:sz w:val="14"/>
                 <w:szCs w:val="14"/>
               </w:rPr>
-              <w:t xml:space="preserve"/>
+              <w:t xml:space="preserve">{{ cr_suit }}</w:t>
             </w:r>
             <w:r>
               <w:rPr>
@@ -16042,7 +15991,7 @@
                 <w:sz w:val="14"/>
                 <w:szCs w:val="14"/>
               </w:rPr>
-              <w:t xml:space="preserve"/>
+              <w:t xml:space="preserve">{{ cr_id }}</w:t>
             </w:r>
           </w:p>
         </w:tc>
@@ -16145,7 +16094,7 @@
                 <w:sz w:val="14"/>
                 <w:szCs w:val="14"/>
               </w:rPr>
-              <w:t xml:space="preserve"/>
+              <w:t xml:space="preserve">{{ date_of_weekly }}</w:t>
             </w:r>
           </w:p>
         </w:tc>
@@ -16178,7 +16127,7 @@
                 <w:sz w:val="14"/>
                 <w:szCs w:val="14"/>
               </w:rPr>
-              <w:t xml:space="preserve"/>
+              <w:t xml:space="preserve">{{ weekly_initial }}</w:t>
             </w:r>
           </w:p>
         </w:tc>
@@ -16211,7 +16160,7 @@
                 <w:sz w:val="14"/>
                 <w:szCs w:val="14"/>
               </w:rPr>
-              <w:t xml:space="preserve"/>
+              <w:t xml:space="preserve">{{ obs_room_wk_of }}</w:t>
             </w:r>
           </w:p>
         </w:tc>
@@ -16244,7 +16193,7 @@
                 <w:sz w:val="14"/>
                 <w:szCs w:val="14"/>
               </w:rPr>
-              <w:t xml:space="preserve"/>
+              <w:t xml:space="preserve">{{ etx_room_wk_of }}</w:t>
             </w:r>
           </w:p>
         </w:tc>
@@ -16277,7 +16226,7 @@
                 <w:sz w:val="14"/>
                 <w:szCs w:val="14"/>
               </w:rPr>
-              <w:t xml:space="preserve"/>
+              <w:t xml:space="preserve">{{ id_room_wk_of }}</w:t>
             </w:r>
           </w:p>
         </w:tc>
